--- a/TP_ProgramacionSobreRedes_2026.docx
+++ b/TP_ProgramacionSobreRedes_2026.docx
@@ -15,7 +15,29 @@
           <w:sz w:val="44"/>
           <w:szCs w:val="44"/>
         </w:rPr>
-        <w:t>IFTS N° 18</w:t>
+        <w:t xml:space="preserve">IFTS </w:t>
+      </w:r>
+      <w:proofErr w:type="spellStart"/>
+      <w:r>
+        <w:rPr>
+          <w:b/>
+          <w:bCs/>
+          <w:color w:val="1F3864"/>
+          <w:sz w:val="44"/>
+          <w:szCs w:val="44"/>
+        </w:rPr>
+        <w:t>N°</w:t>
+      </w:r>
+      <w:proofErr w:type="spellEnd"/>
+      <w:r>
+        <w:rPr>
+          <w:b/>
+          <w:bCs/>
+          <w:color w:val="1F3864"/>
+          <w:sz w:val="44"/>
+          <w:szCs w:val="44"/>
+        </w:rPr>
+        <w:t xml:space="preserve"> 18</w:t>
       </w:r>
     </w:p>
     <w:p>
@@ -105,12 +127,21 @@
         </w:rPr>
         <w:t xml:space="preserve">Docente:  </w:t>
       </w:r>
+      <w:proofErr w:type="spellStart"/>
       <w:r>
         <w:rPr>
           <w:sz w:val="26"/>
           <w:szCs w:val="26"/>
         </w:rPr>
-        <w:t>Rusatti, Lucas</w:t>
+        <w:t>Rusatti</w:t>
+      </w:r>
+      <w:proofErr w:type="spellEnd"/>
+      <w:r>
+        <w:rPr>
+          <w:sz w:val="26"/>
+          <w:szCs w:val="26"/>
+        </w:rPr>
+        <w:t>, Lucas</w:t>
       </w:r>
     </w:p>
     <w:p>
@@ -3172,6 +3203,7 @@
         <w:pStyle w:val="Ttulo1"/>
       </w:pPr>
       <w:bookmarkStart w:id="1" w:name="_Toc227879394"/>
+      <w:proofErr w:type="gramStart"/>
       <w:r>
         <w:rPr>
           <w:color w:val="2E75B6"/>
@@ -3180,7 +3212,11 @@
         <w:t xml:space="preserve">1.  </w:t>
       </w:r>
       <w:r>
-        <w:t>¿Qué es una VLAN?</w:t>
+        <w:t>¿</w:t>
+      </w:r>
+      <w:proofErr w:type="gramEnd"/>
+      <w:r>
+        <w:t>Qué es una VLAN?</w:t>
       </w:r>
       <w:bookmarkEnd w:id="1"/>
     </w:p>
@@ -3193,9 +3229,35 @@
       </w:pPr>
     </w:p>
     <w:p>
-      <w:pPr>
-        <w:spacing w:after="80"/>
-      </w:pPr>
+      <w:r>
+        <w:t>Una VLAN es una red lógica que agrupa dispositivos conectados físicamente a una misma red local, pero que se segmentan para formar redes independientes. Esta segmentación, por cierto, permite mejorar la seguridad, gestionar el tráfico de forma mucho más eficiente y simplificar la administración de la red.</w:t>
+      </w:r>
+    </w:p>
+    <w:p>
+      <w:r>
+        <w:t>Al utilizar VLAN, es posible aislar diferentes departamentos o tipos de tráfico. De esta forma se evitaría que se interfieran entre sí y mejorando el rendimiento general de la red</w:t>
+      </w:r>
+    </w:p>
+    <w:p>
+      <w:r>
+        <w:t xml:space="preserve">Las </w:t>
+      </w:r>
+      <w:proofErr w:type="spellStart"/>
+      <w:r>
+        <w:t>VLANs</w:t>
+      </w:r>
+      <w:proofErr w:type="spellEnd"/>
+      <w:r>
+        <w:t xml:space="preserve"> operan en la capa 2 del modelo OSI, la de enlace de datos, y lo hacen etiquetando las tramas de datos con identificadores únicos llamados VLAN </w:t>
+      </w:r>
+      <w:proofErr w:type="spellStart"/>
+      <w:r>
+        <w:t>IDs</w:t>
+      </w:r>
+      <w:proofErr w:type="spellEnd"/>
+      <w:r>
+        <w:t>.</w:t>
+      </w:r>
     </w:p>
     <w:p>
       <w:pPr>
@@ -3207,6 +3269,54 @@
     </w:p>
     <w:p>
       <w:pPr>
+        <w:spacing w:after="100"/>
+      </w:pPr>
+    </w:p>
+    <w:p>
+      <w:pPr>
+        <w:pStyle w:val="Ttulo1"/>
+      </w:pPr>
+      <w:bookmarkStart w:id="2" w:name="_Toc227879395"/>
+      <w:proofErr w:type="gramStart"/>
+      <w:r>
+        <w:rPr>
+          <w:color w:val="2E75B6"/>
+        </w:rPr>
+        <w:t xml:space="preserve">2.  </w:t>
+      </w:r>
+      <w:r>
+        <w:t>¿</w:t>
+      </w:r>
+      <w:proofErr w:type="gramEnd"/>
+      <w:r>
+        <w:t>Qué es una VPN?</w:t>
+      </w:r>
+      <w:bookmarkEnd w:id="2"/>
+    </w:p>
+    <w:p>
+      <w:pPr>
+        <w:pBdr>
+          <w:bottom w:val="single" w:sz="6" w:space="1" w:color="2E75B6"/>
+        </w:pBdr>
+        <w:spacing w:after="100"/>
+      </w:pPr>
+    </w:p>
+    <w:p>
+      <w:r>
+        <w:t>E</w:t>
+      </w:r>
+      <w:r>
+        <w:t>s una conexión privada entre su dispositivo y el resto de Internet. Las organizaciones modernas requieren que los empleados accedan a los datos empresariales confidenciales a través de Internet, por ejemplo, mientras trabajan de forma remota o mientras suben archivos a un servidor en la nube. La transferencia de datos a través de Internet crea riesgos de acceso no autorizado a los datos a medida que viajan por la red. Una VPN establece una conexión de red privada entre dispositivos a través de Internet, lo que permite a los usuarios transmitir datos de forma segura y anónima a través de redes públicas. Enmascara las direcciones IP de los usuarios y cifra los datos, lo que los hace ilegibles para cualquier persona no autorizada a recibirlos.</w:t>
+      </w:r>
+      <w:r>
+        <w:t xml:space="preserve"> Las VPN cumplen con tres funciones principales Privacidad, Anonimato y Seguridad</w:t>
+      </w:r>
+      <w:r>
+        <w:t>.</w:t>
+      </w:r>
+    </w:p>
+    <w:p>
+      <w:pPr>
         <w:pBdr>
           <w:bottom w:val="single" w:sz="2" w:space="1" w:color="CCCCCC"/>
         </w:pBdr>
@@ -3215,6 +3325,141 @@
     </w:p>
     <w:p>
       <w:pPr>
+        <w:spacing w:after="100"/>
+      </w:pPr>
+    </w:p>
+    <w:p>
+      <w:pPr>
+        <w:pStyle w:val="Ttulo1"/>
+      </w:pPr>
+      <w:bookmarkStart w:id="3" w:name="_Toc227879396"/>
+      <w:proofErr w:type="gramStart"/>
+      <w:r>
+        <w:rPr>
+          <w:color w:val="2E75B6"/>
+        </w:rPr>
+        <w:t xml:space="preserve">3.  </w:t>
+      </w:r>
+      <w:r>
+        <w:t>¿</w:t>
+      </w:r>
+      <w:proofErr w:type="gramEnd"/>
+      <w:r>
+        <w:t>Qué es una SAN?</w:t>
+      </w:r>
+      <w:bookmarkEnd w:id="3"/>
+    </w:p>
+    <w:p>
+      <w:pPr>
+        <w:pBdr>
+          <w:bottom w:val="single" w:sz="6" w:space="1" w:color="2E75B6"/>
+        </w:pBdr>
+        <w:spacing w:after="100"/>
+      </w:pPr>
+    </w:p>
+    <w:p>
+      <w:pPr>
+        <w:rPr>
+          <w:lang w:val="es-ES"/>
+        </w:rPr>
+      </w:pPr>
+      <w:r>
+        <w:rPr>
+          <w:lang w:val="es-ES"/>
+        </w:rPr>
+        <w:t xml:space="preserve">Una red de área de almacenamiento SAN, Storage </w:t>
+      </w:r>
+      <w:proofErr w:type="spellStart"/>
+      <w:r>
+        <w:rPr>
+          <w:lang w:val="es-ES"/>
+        </w:rPr>
+        <w:t>Area</w:t>
+      </w:r>
+      <w:proofErr w:type="spellEnd"/>
+      <w:r>
+        <w:rPr>
+          <w:lang w:val="es-ES"/>
+        </w:rPr>
+        <w:t xml:space="preserve"> Network, es una red de alta velocidad que conecta servidores con dispositivos de almacenamiento, utilizada principalmente por empresas para aplicaciones críticas que requieren un alto rendimiento y una baja latencia. Las SAN centralizan el almacenamiento en bloques, permitiendo a las organizaciones almacenar datos en un pool compartido, lo que facilita prácticas coherentes de protección de datos, seguridad y recuperación ante desastres.</w:t>
+      </w:r>
+    </w:p>
+    <w:p>
+      <w:pPr>
+        <w:rPr>
+          <w:lang w:val="es-ES"/>
+        </w:rPr>
+      </w:pPr>
+      <w:r>
+        <w:rPr>
+          <w:lang w:val="es-ES"/>
+        </w:rPr>
+        <w:t>L</w:t>
+      </w:r>
+      <w:r>
+        <w:rPr>
+          <w:lang w:val="es-ES"/>
+        </w:rPr>
+        <w:t>os datos se almacenan en unidades lógicas conocidas como LUN (</w:t>
+      </w:r>
+      <w:proofErr w:type="spellStart"/>
+      <w:r>
+        <w:rPr>
+          <w:lang w:val="es-ES"/>
+        </w:rPr>
+        <w:t>Logical</w:t>
+      </w:r>
+      <w:proofErr w:type="spellEnd"/>
+      <w:r>
+        <w:rPr>
+          <w:lang w:val="es-ES"/>
+        </w:rPr>
+        <w:t xml:space="preserve"> </w:t>
+      </w:r>
+      <w:proofErr w:type="spellStart"/>
+      <w:r>
+        <w:rPr>
+          <w:lang w:val="es-ES"/>
+        </w:rPr>
+        <w:t>Unit</w:t>
+      </w:r>
+      <w:proofErr w:type="spellEnd"/>
+      <w:r>
+        <w:rPr>
+          <w:lang w:val="es-ES"/>
+        </w:rPr>
+        <w:t xml:space="preserve"> </w:t>
+      </w:r>
+      <w:proofErr w:type="spellStart"/>
+      <w:r>
+        <w:rPr>
+          <w:lang w:val="es-ES"/>
+        </w:rPr>
+        <w:t>Numbers</w:t>
+      </w:r>
+      <w:proofErr w:type="spellEnd"/>
+      <w:r>
+        <w:rPr>
+          <w:lang w:val="es-ES"/>
+        </w:rPr>
+        <w:t>), que son bloques de almacenamiento que se crean a partir de un pool de almacenamiento compartido. Los servidores ven los LUN como si fueran discos locales: los particionan, formatean y los utilizan para almacenar datos, igual que con el almacenamiento local.</w:t>
+      </w:r>
+    </w:p>
+    <w:p>
+      <w:pPr>
+        <w:rPr>
+          <w:lang w:val="es-ES"/>
+        </w:rPr>
+      </w:pPr>
+      <w:r>
+        <w:rPr>
+          <w:lang w:val="es-ES"/>
+        </w:rPr>
+        <w:br w:type="page"/>
+      </w:r>
+    </w:p>
+    <w:p>
+      <w:pPr>
         <w:pBdr>
           <w:bottom w:val="single" w:sz="2" w:space="1" w:color="CCCCCC"/>
         </w:pBdr>
@@ -3223,6 +3468,431 @@
     </w:p>
     <w:p>
       <w:pPr>
+        <w:spacing w:after="100"/>
+      </w:pPr>
+    </w:p>
+    <w:p>
+      <w:pPr>
+        <w:pStyle w:val="Ttulo1"/>
+      </w:pPr>
+      <w:bookmarkStart w:id="4" w:name="_Toc227879397"/>
+      <w:r>
+        <w:rPr>
+          <w:color w:val="2E75B6"/>
+        </w:rPr>
+        <w:t xml:space="preserve">4.  </w:t>
+      </w:r>
+      <w:r>
+        <w:t xml:space="preserve">Diferencias entre Hub, Repetidor, </w:t>
+      </w:r>
+      <w:proofErr w:type="spellStart"/>
+      <w:r>
+        <w:t>Router</w:t>
+      </w:r>
+      <w:proofErr w:type="spellEnd"/>
+      <w:r>
+        <w:t xml:space="preserve"> y Switch</w:t>
+      </w:r>
+      <w:bookmarkEnd w:id="4"/>
+    </w:p>
+    <w:p>
+      <w:pPr>
+        <w:pBdr>
+          <w:bottom w:val="single" w:sz="6" w:space="1" w:color="2E75B6"/>
+        </w:pBdr>
+        <w:spacing w:after="100"/>
+      </w:pPr>
+    </w:p>
+    <w:p>
+      <w:pPr>
+        <w:rPr>
+          <w:b/>
+          <w:bCs/>
+          <w:lang w:val="es-ES"/>
+        </w:rPr>
+      </w:pPr>
+      <w:r>
+        <w:rPr>
+          <w:b/>
+          <w:bCs/>
+          <w:lang w:val="es-ES"/>
+        </w:rPr>
+        <w:t>Hub</w:t>
+      </w:r>
+    </w:p>
+    <w:p>
+      <w:pPr>
+        <w:rPr>
+          <w:b/>
+          <w:bCs/>
+          <w:lang w:val="es-ES"/>
+        </w:rPr>
+      </w:pPr>
+    </w:p>
+    <w:p>
+      <w:pPr>
+        <w:rPr>
+          <w:lang w:val="es-ES"/>
+        </w:rPr>
+      </w:pPr>
+      <w:r>
+        <w:rPr>
+          <w:lang w:val="es-ES"/>
+        </w:rPr>
+        <w:t xml:space="preserve">El </w:t>
+      </w:r>
+      <w:proofErr w:type="spellStart"/>
+      <w:r>
+        <w:rPr>
+          <w:lang w:val="es-ES"/>
+        </w:rPr>
+        <w:t>hub</w:t>
+      </w:r>
+      <w:proofErr w:type="spellEnd"/>
+      <w:r>
+        <w:rPr>
+          <w:lang w:val="es-ES"/>
+        </w:rPr>
+        <w:t xml:space="preserve"> es un dispositivo de red que permite interconectar múltiples equipos dentro de una red de área local (LAN). Su funcionamiento es básico: cuando recibe un paquete de datos por uno de sus puertos, lo replica y lo envía a todos los demás puertos, sin distinguir el destinatario.</w:t>
+      </w:r>
+    </w:p>
+    <w:p>
+      <w:pPr>
+        <w:rPr>
+          <w:lang w:val="es-ES"/>
+        </w:rPr>
+      </w:pPr>
+      <w:r>
+        <w:rPr>
+          <w:lang w:val="es-ES"/>
+        </w:rPr>
+        <w:t>Trabaja en</w:t>
+      </w:r>
+      <w:r>
+        <w:rPr>
+          <w:lang w:val="es-ES"/>
+        </w:rPr>
+        <w:t xml:space="preserve"> la capa física (capa 1) del modelo OSI, por lo que no interpreta la información que transmite. Debido a esta característica, genera un alto nivel de colisiones y baja eficiencia en la red. Actualmente, su uso es prácticamente obsoleto y ha sido reemplazado por dispositivos más avanzados como los switches.</w:t>
+      </w:r>
+    </w:p>
+    <w:p>
+      <w:pPr>
+        <w:rPr>
+          <w:lang w:val="es-ES"/>
+        </w:rPr>
+      </w:pPr>
+    </w:p>
+    <w:p>
+      <w:pPr>
+        <w:rPr>
+          <w:b/>
+          <w:bCs/>
+          <w:lang w:val="es-ES"/>
+        </w:rPr>
+      </w:pPr>
+      <w:r>
+        <w:rPr>
+          <w:b/>
+          <w:bCs/>
+          <w:lang w:val="es-ES"/>
+        </w:rPr>
+        <w:t>Repetidor</w:t>
+      </w:r>
+    </w:p>
+    <w:p>
+      <w:pPr>
+        <w:rPr>
+          <w:b/>
+          <w:bCs/>
+          <w:lang w:val="es-ES"/>
+        </w:rPr>
+      </w:pPr>
+    </w:p>
+    <w:p>
+      <w:pPr>
+        <w:rPr>
+          <w:lang w:val="es-ES"/>
+        </w:rPr>
+      </w:pPr>
+      <w:r>
+        <w:rPr>
+          <w:lang w:val="es-ES"/>
+        </w:rPr>
+        <w:t>El repetidor es un dispositivo cuya función principal es extender el alcance de una señal dentro de una red. Para ello, recibe una señal debilitada o degradada, la regenera y la retransmite.</w:t>
+      </w:r>
+    </w:p>
+    <w:p>
+      <w:pPr>
+        <w:rPr>
+          <w:lang w:val="es-ES"/>
+        </w:rPr>
+      </w:pPr>
+      <w:r>
+        <w:rPr>
+          <w:lang w:val="es-ES"/>
+        </w:rPr>
+        <w:t>Trabaja</w:t>
+      </w:r>
+      <w:r>
+        <w:rPr>
+          <w:lang w:val="es-ES"/>
+        </w:rPr>
+        <w:t xml:space="preserve"> también en la capa física del modelo OSI, por lo que no procesa ni analiza la información, sino que simplemente actúa sobre la señal. Su uso es común en situaciones donde se requiere ampliar la cobertura de una red, tanto en entornos cableados como inalámbricos.</w:t>
+      </w:r>
+    </w:p>
+    <w:p>
+      <w:pPr>
+        <w:rPr>
+          <w:lang w:val="es-ES"/>
+        </w:rPr>
+      </w:pPr>
+    </w:p>
+    <w:p>
+      <w:pPr>
+        <w:rPr>
+          <w:b/>
+          <w:bCs/>
+          <w:lang w:val="es-ES"/>
+        </w:rPr>
+      </w:pPr>
+      <w:r>
+        <w:rPr>
+          <w:b/>
+          <w:bCs/>
+          <w:lang w:val="es-ES"/>
+        </w:rPr>
+        <w:t>Switch</w:t>
+      </w:r>
+    </w:p>
+    <w:p>
+      <w:pPr>
+        <w:rPr>
+          <w:b/>
+          <w:bCs/>
+          <w:lang w:val="es-ES"/>
+        </w:rPr>
+      </w:pPr>
+    </w:p>
+    <w:p>
+      <w:pPr>
+        <w:rPr>
+          <w:lang w:val="es-ES"/>
+        </w:rPr>
+      </w:pPr>
+      <w:r>
+        <w:rPr>
+          <w:lang w:val="es-ES"/>
+        </w:rPr>
+        <w:t xml:space="preserve">El switch es un dispositivo de red que interconecta equipos dentro de una LAN, pero de manera más eficiente que un </w:t>
+      </w:r>
+      <w:proofErr w:type="spellStart"/>
+      <w:r>
+        <w:rPr>
+          <w:lang w:val="es-ES"/>
+        </w:rPr>
+        <w:t>hub</w:t>
+      </w:r>
+      <w:proofErr w:type="spellEnd"/>
+      <w:r>
+        <w:rPr>
+          <w:lang w:val="es-ES"/>
+        </w:rPr>
+        <w:t>. A diferencia de este, el switch envía los datos únicamente al dispositivo de destino, basándose en la dirección MAC de cada equipo.</w:t>
+      </w:r>
+    </w:p>
+    <w:p>
+      <w:pPr>
+        <w:rPr>
+          <w:lang w:val="es-ES"/>
+        </w:rPr>
+      </w:pPr>
+      <w:r>
+        <w:rPr>
+          <w:lang w:val="es-ES"/>
+        </w:rPr>
+        <w:t>Opera principalmente en la capa de enlace de datos (capa 2 del modelo OSI). Esta capacidad de direccionamiento reduce significativamente las colisiones y mejora el rendimiento general de la red. Es el dispositivo estándar utilizado actualmente en redes locales.</w:t>
+      </w:r>
+    </w:p>
+    <w:p>
+      <w:pPr>
+        <w:rPr>
+          <w:lang w:val="es-ES"/>
+        </w:rPr>
+      </w:pPr>
+    </w:p>
+    <w:p>
+      <w:pPr>
+        <w:rPr>
+          <w:b/>
+          <w:bCs/>
+          <w:lang w:val="es-ES"/>
+        </w:rPr>
+      </w:pPr>
+      <w:proofErr w:type="spellStart"/>
+      <w:r>
+        <w:rPr>
+          <w:b/>
+          <w:bCs/>
+          <w:lang w:val="es-ES"/>
+        </w:rPr>
+        <w:t>Router</w:t>
+      </w:r>
+      <w:proofErr w:type="spellEnd"/>
+    </w:p>
+    <w:p>
+      <w:pPr>
+        <w:rPr>
+          <w:b/>
+          <w:bCs/>
+          <w:lang w:val="es-ES"/>
+        </w:rPr>
+      </w:pPr>
+    </w:p>
+    <w:p>
+      <w:pPr>
+        <w:rPr>
+          <w:lang w:val="es-ES"/>
+        </w:rPr>
+      </w:pPr>
+      <w:r>
+        <w:rPr>
+          <w:lang w:val="es-ES"/>
+        </w:rPr>
+        <w:t xml:space="preserve">El </w:t>
+      </w:r>
+      <w:proofErr w:type="spellStart"/>
+      <w:r>
+        <w:rPr>
+          <w:lang w:val="es-ES"/>
+        </w:rPr>
+        <w:t>router</w:t>
+      </w:r>
+      <w:proofErr w:type="spellEnd"/>
+      <w:r>
+        <w:rPr>
+          <w:lang w:val="es-ES"/>
+        </w:rPr>
+        <w:t xml:space="preserve"> es un dispositivo encargado de interconectar diferentes redes, como una red local con Internet. Su función principal es determinar la mejor ruta para el envío de paquetes de datos entre redes distintas.</w:t>
+      </w:r>
+    </w:p>
+    <w:p>
+      <w:pPr>
+        <w:rPr>
+          <w:lang w:val="es-ES"/>
+        </w:rPr>
+      </w:pPr>
+      <w:r>
+        <w:rPr>
+          <w:lang w:val="es-ES"/>
+        </w:rPr>
+        <w:t>Opera en la capa de red (capa 3 del modelo OSI) y utiliza direcciones IP para identificar el origen y destino de los datos. Además, puede incorporar funciones adicionales como firewall, traducción de direcciones (NAT) y control de tráfico.</w:t>
+      </w:r>
+    </w:p>
+    <w:p>
+      <w:pPr>
+        <w:rPr>
+          <w:lang w:val="es-ES"/>
+        </w:rPr>
+      </w:pPr>
+    </w:p>
+    <w:p>
+      <w:pPr>
+        <w:rPr>
+          <w:b/>
+          <w:bCs/>
+          <w:lang w:val="es-ES"/>
+        </w:rPr>
+      </w:pPr>
+      <w:r>
+        <w:rPr>
+          <w:b/>
+          <w:bCs/>
+          <w:lang w:val="es-ES"/>
+        </w:rPr>
+        <w:br w:type="page"/>
+      </w:r>
+    </w:p>
+    <w:p>
+      <w:pPr>
+        <w:rPr>
+          <w:b/>
+          <w:bCs/>
+          <w:lang w:val="es-ES"/>
+        </w:rPr>
+      </w:pPr>
+      <w:r>
+        <w:rPr>
+          <w:b/>
+          <w:bCs/>
+          <w:lang w:val="es-ES"/>
+        </w:rPr>
+        <w:lastRenderedPageBreak/>
+        <w:t>Conclusión</w:t>
+      </w:r>
+    </w:p>
+    <w:p>
+      <w:pPr>
+        <w:rPr>
+          <w:b/>
+          <w:bCs/>
+          <w:lang w:val="es-ES"/>
+        </w:rPr>
+      </w:pPr>
+    </w:p>
+    <w:p>
+      <w:pPr>
+        <w:rPr>
+          <w:lang w:val="es-ES"/>
+        </w:rPr>
+      </w:pPr>
+      <w:r>
+        <w:rPr>
+          <w:lang w:val="es-ES"/>
+        </w:rPr>
+        <w:t>Las diferencias entre estos dispositivos radican principalmente en su nivel de complejidad y en la forma en que gestionan la transmisión de datos.</w:t>
+      </w:r>
+    </w:p>
+    <w:p>
+      <w:pPr>
+        <w:spacing w:after="80"/>
+      </w:pPr>
+      <w:r>
+        <w:rPr>
+          <w:lang w:val="es-ES"/>
+        </w:rPr>
+        <w:t xml:space="preserve">El repetidor se limita a regenerar señales para extender su alcance, mientras que el </w:t>
+      </w:r>
+      <w:proofErr w:type="spellStart"/>
+      <w:r>
+        <w:rPr>
+          <w:lang w:val="es-ES"/>
+        </w:rPr>
+        <w:t>hub</w:t>
+      </w:r>
+      <w:proofErr w:type="spellEnd"/>
+      <w:r>
+        <w:rPr>
+          <w:lang w:val="es-ES"/>
+        </w:rPr>
+        <w:t xml:space="preserve"> distribuye los datos sin ningún tipo de filtrado. Por su parte, el switch mejora la eficiencia al dirigir la información únicamente al destinatario correspondiente. Finalmente, el </w:t>
+      </w:r>
+      <w:proofErr w:type="spellStart"/>
+      <w:r>
+        <w:rPr>
+          <w:lang w:val="es-ES"/>
+        </w:rPr>
+        <w:t>router</w:t>
+      </w:r>
+      <w:proofErr w:type="spellEnd"/>
+      <w:r>
+        <w:rPr>
+          <w:lang w:val="es-ES"/>
+        </w:rPr>
+        <w:t xml:space="preserve"> añade un nivel superior de funcionalidad al permitir la interconexión de distintas redes y la selección de rutas óptimas para la transmisión de datos.</w:t>
+      </w:r>
+    </w:p>
+    <w:p>
+      <w:pPr>
         <w:pBdr>
           <w:bottom w:val="single" w:sz="2" w:space="1" w:color="CCCCCC"/>
         </w:pBdr>
@@ -3231,6 +3901,165 @@
     </w:p>
     <w:p>
       <w:pPr>
+        <w:spacing w:after="100"/>
+      </w:pPr>
+    </w:p>
+    <w:p>
+      <w:pPr>
+        <w:pStyle w:val="Ttulo1"/>
+      </w:pPr>
+      <w:bookmarkStart w:id="5" w:name="_Toc227879398"/>
+      <w:proofErr w:type="gramStart"/>
+      <w:r>
+        <w:rPr>
+          <w:color w:val="2E75B6"/>
+        </w:rPr>
+        <w:t xml:space="preserve">5.  </w:t>
+      </w:r>
+      <w:r>
+        <w:t>¿</w:t>
+      </w:r>
+      <w:proofErr w:type="gramEnd"/>
+      <w:r>
+        <w:t>Qué es un protocolo de comunicaciones?</w:t>
+      </w:r>
+      <w:bookmarkEnd w:id="5"/>
+    </w:p>
+    <w:p>
+      <w:pPr>
+        <w:pBdr>
+          <w:bottom w:val="single" w:sz="6" w:space="1" w:color="2E75B6"/>
+        </w:pBdr>
+        <w:spacing w:after="100"/>
+      </w:pPr>
+    </w:p>
+    <w:p>
+      <w:pPr>
+        <w:rPr>
+          <w:lang w:val="es-ES"/>
+        </w:rPr>
+      </w:pPr>
+      <w:r>
+        <w:rPr>
+          <w:lang w:val="es-ES"/>
+        </w:rPr>
+        <w:t>Un protocolo de comunicación es un conjunto de reglas, normas y procedimientos estandarizados que permiten a dos o más dispositivos (computadoras, servidores, teléfonos) conectarse, intercambiar información y entenderse entre sí en una red. Garantizan la transmisión precisa de datos, definen el formato de los mensajes y gestionan la detección de errores.</w:t>
+      </w:r>
+    </w:p>
+    <w:p>
+      <w:pPr>
+        <w:rPr>
+          <w:lang w:val="es-ES"/>
+        </w:rPr>
+      </w:pPr>
+    </w:p>
+    <w:p>
+      <w:pPr>
+        <w:rPr>
+          <w:lang w:val="es-ES"/>
+        </w:rPr>
+      </w:pPr>
+      <w:r>
+        <w:rPr>
+          <w:lang w:val="es-ES"/>
+        </w:rPr>
+        <w:t>Algunos protocolos comunes son:</w:t>
+      </w:r>
+    </w:p>
+    <w:p>
+      <w:pPr>
+        <w:rPr>
+          <w:lang w:val="es-ES"/>
+        </w:rPr>
+      </w:pPr>
+    </w:p>
+    <w:p>
+      <w:pPr>
+        <w:rPr>
+          <w:lang w:val="es-ES"/>
+        </w:rPr>
+      </w:pPr>
+      <w:r>
+        <w:rPr>
+          <w:b/>
+          <w:bCs/>
+          <w:lang w:val="es-ES"/>
+        </w:rPr>
+        <w:t>TCP/IP:</w:t>
+      </w:r>
+      <w:r>
+        <w:rPr>
+          <w:lang w:val="es-ES"/>
+        </w:rPr>
+        <w:t xml:space="preserve"> El protocolo fundamental de internet para la transmisión de paquetes.</w:t>
+      </w:r>
+    </w:p>
+    <w:p>
+      <w:pPr>
+        <w:rPr>
+          <w:lang w:val="es-ES"/>
+        </w:rPr>
+      </w:pPr>
+      <w:r>
+        <w:rPr>
+          <w:b/>
+          <w:bCs/>
+          <w:lang w:val="es-ES"/>
+        </w:rPr>
+        <w:t>HTTP/HTTPS:</w:t>
+      </w:r>
+      <w:r>
+        <w:rPr>
+          <w:lang w:val="es-ES"/>
+        </w:rPr>
+        <w:t xml:space="preserve"> Utilizado para la transferencia de información en sitios web.</w:t>
+      </w:r>
+    </w:p>
+    <w:p>
+      <w:pPr>
+        <w:rPr>
+          <w:lang w:val="es-ES"/>
+        </w:rPr>
+      </w:pPr>
+      <w:r>
+        <w:rPr>
+          <w:b/>
+          <w:bCs/>
+          <w:lang w:val="es-ES"/>
+        </w:rPr>
+        <w:t>FTP:</w:t>
+      </w:r>
+      <w:r>
+        <w:rPr>
+          <w:lang w:val="es-ES"/>
+        </w:rPr>
+        <w:t xml:space="preserve"> Orientado a la transferencia de archivos.</w:t>
+      </w:r>
+    </w:p>
+    <w:p>
+      <w:r>
+        <w:rPr>
+          <w:b/>
+          <w:bCs/>
+          <w:lang w:val="es-ES"/>
+        </w:rPr>
+        <w:t>SMTP:</w:t>
+      </w:r>
+      <w:r>
+        <w:rPr>
+          <w:lang w:val="es-ES"/>
+        </w:rPr>
+        <w:t xml:space="preserve"> Utilizado para el envío de correos electrónicos</w:t>
+      </w:r>
+      <w:r>
+        <w:rPr>
+          <w:lang w:val="es-ES"/>
+        </w:rPr>
+        <w:t>.</w:t>
+      </w:r>
+    </w:p>
+    <w:p>
+      <w:pPr>
         <w:pBdr>
           <w:bottom w:val="single" w:sz="2" w:space="1" w:color="CCCCCC"/>
         </w:pBdr>
@@ -3239,6 +4068,683 @@
     </w:p>
     <w:p>
       <w:pPr>
+        <w:spacing w:after="100"/>
+      </w:pPr>
+    </w:p>
+    <w:p>
+      <w:pPr>
+        <w:pStyle w:val="Ttulo1"/>
+      </w:pPr>
+      <w:bookmarkStart w:id="6" w:name="_Toc227879399"/>
+      <w:r>
+        <w:rPr>
+          <w:color w:val="2E75B6"/>
+        </w:rPr>
+        <w:t xml:space="preserve">6.  </w:t>
+      </w:r>
+      <w:r>
+        <w:t xml:space="preserve">TCP/IP y </w:t>
+      </w:r>
+      <w:proofErr w:type="spellStart"/>
+      <w:r>
+        <w:t>NetBios</w:t>
+      </w:r>
+      <w:proofErr w:type="spellEnd"/>
+      <w:r>
+        <w:t xml:space="preserve"> — diferencias</w:t>
+      </w:r>
+      <w:bookmarkEnd w:id="6"/>
+    </w:p>
+    <w:p>
+      <w:pPr>
+        <w:pBdr>
+          <w:bottom w:val="single" w:sz="6" w:space="1" w:color="2E75B6"/>
+        </w:pBdr>
+        <w:spacing w:after="100"/>
+      </w:pPr>
+    </w:p>
+    <w:p>
+      <w:pPr>
+        <w:rPr>
+          <w:b/>
+          <w:bCs/>
+          <w:lang w:val="es-ES"/>
+        </w:rPr>
+      </w:pPr>
+      <w:r>
+        <w:rPr>
+          <w:b/>
+          <w:bCs/>
+          <w:lang w:val="es-ES"/>
+        </w:rPr>
+        <w:t>Protocolo TCP/IP</w:t>
+      </w:r>
+    </w:p>
+    <w:p>
+      <w:pPr>
+        <w:rPr>
+          <w:b/>
+          <w:bCs/>
+          <w:lang w:val="es-ES"/>
+        </w:rPr>
+      </w:pPr>
+    </w:p>
+    <w:p>
+      <w:pPr>
+        <w:rPr>
+          <w:lang w:val="es-ES"/>
+        </w:rPr>
+      </w:pPr>
+      <w:r>
+        <w:rPr>
+          <w:lang w:val="es-ES"/>
+        </w:rPr>
+        <w:t>El TCP/IP (</w:t>
+      </w:r>
+      <w:proofErr w:type="spellStart"/>
+      <w:r>
+        <w:rPr>
+          <w:lang w:val="es-ES"/>
+        </w:rPr>
+        <w:t>Transmission</w:t>
+      </w:r>
+      <w:proofErr w:type="spellEnd"/>
+      <w:r>
+        <w:rPr>
+          <w:lang w:val="es-ES"/>
+        </w:rPr>
+        <w:t xml:space="preserve"> Control </w:t>
+      </w:r>
+      <w:proofErr w:type="spellStart"/>
+      <w:r>
+        <w:rPr>
+          <w:lang w:val="es-ES"/>
+        </w:rPr>
+        <w:t>Protocol</w:t>
+      </w:r>
+      <w:proofErr w:type="spellEnd"/>
+      <w:r>
+        <w:rPr>
+          <w:lang w:val="es-ES"/>
+        </w:rPr>
+        <w:t xml:space="preserve"> / Internet </w:t>
+      </w:r>
+      <w:proofErr w:type="spellStart"/>
+      <w:r>
+        <w:rPr>
+          <w:lang w:val="es-ES"/>
+        </w:rPr>
+        <w:t>Protocol</w:t>
+      </w:r>
+      <w:proofErr w:type="spellEnd"/>
+      <w:r>
+        <w:rPr>
+          <w:lang w:val="es-ES"/>
+        </w:rPr>
+        <w:t>) es un conjunto de protocolos de comunicación que permite la interconexión de dispositivos en redes, incluyendo Internet.</w:t>
+      </w:r>
+    </w:p>
+    <w:p>
+      <w:pPr>
+        <w:rPr>
+          <w:lang w:val="es-ES"/>
+        </w:rPr>
+      </w:pPr>
+    </w:p>
+    <w:p>
+      <w:pPr>
+        <w:rPr>
+          <w:lang w:val="es-ES"/>
+        </w:rPr>
+      </w:pPr>
+      <w:r>
+        <w:rPr>
+          <w:lang w:val="es-ES"/>
+        </w:rPr>
+        <w:t>Se compone principalmente dos protocolos:</w:t>
+      </w:r>
+    </w:p>
+    <w:p>
+      <w:pPr>
+        <w:rPr>
+          <w:lang w:val="es-ES"/>
+        </w:rPr>
+      </w:pPr>
+    </w:p>
+    <w:p>
+      <w:pPr>
+        <w:rPr>
+          <w:lang w:val="es-ES"/>
+        </w:rPr>
+      </w:pPr>
+      <w:r>
+        <w:rPr>
+          <w:b/>
+          <w:bCs/>
+          <w:lang w:val="es-ES"/>
+        </w:rPr>
+        <w:t>IP</w:t>
+      </w:r>
+      <w:r>
+        <w:rPr>
+          <w:lang w:val="es-ES"/>
+        </w:rPr>
+        <w:t xml:space="preserve"> </w:t>
+      </w:r>
+      <w:r>
+        <w:rPr>
+          <w:b/>
+          <w:bCs/>
+          <w:lang w:val="es-ES"/>
+        </w:rPr>
+        <w:t xml:space="preserve">(Internet </w:t>
+      </w:r>
+      <w:proofErr w:type="spellStart"/>
+      <w:r>
+        <w:rPr>
+          <w:b/>
+          <w:bCs/>
+          <w:lang w:val="es-ES"/>
+        </w:rPr>
+        <w:t>Protocol</w:t>
+      </w:r>
+      <w:proofErr w:type="spellEnd"/>
+      <w:r>
+        <w:rPr>
+          <w:b/>
+          <w:bCs/>
+          <w:lang w:val="es-ES"/>
+        </w:rPr>
+        <w:t>):</w:t>
+      </w:r>
+      <w:r>
+        <w:rPr>
+          <w:lang w:val="es-ES"/>
+        </w:rPr>
+        <w:t xml:space="preserve"> se encarga del direccionamiento de los dispositivos y del envío de paquetes de datos entre redes, utilizando direcciones IP para identificar origen y destino.</w:t>
+      </w:r>
+    </w:p>
+    <w:p>
+      <w:pPr>
+        <w:rPr>
+          <w:lang w:val="es-ES"/>
+        </w:rPr>
+      </w:pPr>
+      <w:r>
+        <w:rPr>
+          <w:b/>
+          <w:bCs/>
+          <w:lang w:val="es-ES"/>
+        </w:rPr>
+        <w:t>TCP</w:t>
+      </w:r>
+      <w:r>
+        <w:rPr>
+          <w:lang w:val="es-ES"/>
+        </w:rPr>
+        <w:t xml:space="preserve"> </w:t>
+      </w:r>
+      <w:r>
+        <w:rPr>
+          <w:b/>
+          <w:bCs/>
+          <w:lang w:val="es-ES"/>
+        </w:rPr>
+        <w:t>(</w:t>
+      </w:r>
+      <w:proofErr w:type="spellStart"/>
+      <w:r>
+        <w:rPr>
+          <w:b/>
+          <w:bCs/>
+          <w:lang w:val="es-ES"/>
+        </w:rPr>
+        <w:t>Transmission</w:t>
+      </w:r>
+      <w:proofErr w:type="spellEnd"/>
+      <w:r>
+        <w:rPr>
+          <w:b/>
+          <w:bCs/>
+          <w:lang w:val="es-ES"/>
+        </w:rPr>
+        <w:t xml:space="preserve"> Control </w:t>
+      </w:r>
+      <w:proofErr w:type="spellStart"/>
+      <w:r>
+        <w:rPr>
+          <w:b/>
+          <w:bCs/>
+          <w:lang w:val="es-ES"/>
+        </w:rPr>
+        <w:t>Protocol</w:t>
+      </w:r>
+      <w:proofErr w:type="spellEnd"/>
+      <w:r>
+        <w:rPr>
+          <w:b/>
+          <w:bCs/>
+          <w:lang w:val="es-ES"/>
+        </w:rPr>
+        <w:t>):</w:t>
+      </w:r>
+      <w:r>
+        <w:rPr>
+          <w:lang w:val="es-ES"/>
+        </w:rPr>
+        <w:t xml:space="preserve"> garantiza que los datos lleguen correctamente, sin errores y en el orden adecuado, estableciendo una comunicación confiable entre los dispositivos.</w:t>
+      </w:r>
+    </w:p>
+    <w:p>
+      <w:pPr>
+        <w:rPr>
+          <w:lang w:val="es-ES"/>
+        </w:rPr>
+      </w:pPr>
+      <w:r>
+        <w:rPr>
+          <w:lang w:val="es-ES"/>
+        </w:rPr>
+        <w:t>El modelo TCP/IP se organiza en capas (acceso a red, internet, transporte y aplicación) y es el estándar utilizado en prácticamente todas las redes modernas.</w:t>
+      </w:r>
+    </w:p>
+    <w:p>
+      <w:r>
+        <w:br w:type="page"/>
+      </w:r>
+    </w:p>
+    <w:p>
+      <w:pPr>
+        <w:rPr>
+          <w:b/>
+          <w:bCs/>
+          <w:lang w:val="es-ES"/>
+        </w:rPr>
+      </w:pPr>
+      <w:r>
+        <w:rPr>
+          <w:b/>
+          <w:bCs/>
+          <w:lang w:val="es-ES"/>
+        </w:rPr>
+        <w:lastRenderedPageBreak/>
+        <w:t>NetBIOS</w:t>
+      </w:r>
+    </w:p>
+    <w:p>
+      <w:pPr>
+        <w:rPr>
+          <w:b/>
+          <w:bCs/>
+          <w:lang w:val="es-ES"/>
+        </w:rPr>
+      </w:pPr>
+    </w:p>
+    <w:p>
+      <w:pPr>
+        <w:rPr>
+          <w:lang w:val="es-ES"/>
+        </w:rPr>
+      </w:pPr>
+      <w:r>
+        <w:rPr>
+          <w:lang w:val="es-ES"/>
+        </w:rPr>
+        <w:t xml:space="preserve">El </w:t>
+      </w:r>
+      <w:r>
+        <w:rPr>
+          <w:b/>
+          <w:bCs/>
+          <w:lang w:val="es-ES"/>
+        </w:rPr>
+        <w:t xml:space="preserve">NetBIOS (Network Basic Input/Output </w:t>
+      </w:r>
+      <w:proofErr w:type="spellStart"/>
+      <w:r>
+        <w:rPr>
+          <w:b/>
+          <w:bCs/>
+          <w:lang w:val="es-ES"/>
+        </w:rPr>
+        <w:t>System</w:t>
+      </w:r>
+      <w:proofErr w:type="spellEnd"/>
+      <w:r>
+        <w:rPr>
+          <w:b/>
+          <w:bCs/>
+          <w:lang w:val="es-ES"/>
+        </w:rPr>
+        <w:t xml:space="preserve">) </w:t>
+      </w:r>
+      <w:r>
+        <w:rPr>
+          <w:lang w:val="es-ES"/>
+        </w:rPr>
+        <w:t>es una interfaz de programación que permite la comunicación entre aplicaciones en una red local.</w:t>
+      </w:r>
+    </w:p>
+    <w:p>
+      <w:pPr>
+        <w:spacing w:after="160" w:line="259" w:lineRule="auto"/>
+        <w:contextualSpacing/>
+        <w:rPr>
+          <w:lang w:val="es-ES"/>
+        </w:rPr>
+      </w:pPr>
+    </w:p>
+    <w:p>
+      <w:pPr>
+        <w:spacing w:after="160" w:line="259" w:lineRule="auto"/>
+        <w:contextualSpacing/>
+        <w:rPr>
+          <w:lang w:val="es-ES"/>
+        </w:rPr>
+      </w:pPr>
+      <w:r>
+        <w:rPr>
+          <w:lang w:val="es-ES"/>
+        </w:rPr>
+        <w:t>Su función principal es facilitar servicios como:</w:t>
+      </w:r>
+    </w:p>
+    <w:p>
+      <w:pPr>
+        <w:pStyle w:val="Prrafodelista"/>
+        <w:numPr>
+          <w:ilvl w:val="0"/>
+          <w:numId w:val="11"/>
+        </w:numPr>
+        <w:spacing w:after="160" w:line="259" w:lineRule="auto"/>
+        <w:contextualSpacing/>
+        <w:rPr>
+          <w:lang w:val="es-ES"/>
+        </w:rPr>
+      </w:pPr>
+      <w:r>
+        <w:rPr>
+          <w:lang w:val="es-ES"/>
+        </w:rPr>
+        <w:t>Identificación de dispositivos mediante nombres (nombres NetBIOS)</w:t>
+      </w:r>
+    </w:p>
+    <w:p>
+      <w:pPr>
+        <w:pStyle w:val="Prrafodelista"/>
+        <w:numPr>
+          <w:ilvl w:val="0"/>
+          <w:numId w:val="11"/>
+        </w:numPr>
+        <w:spacing w:after="160" w:line="259" w:lineRule="auto"/>
+        <w:contextualSpacing/>
+        <w:rPr>
+          <w:lang w:val="es-ES"/>
+        </w:rPr>
+      </w:pPr>
+      <w:r>
+        <w:rPr>
+          <w:lang w:val="es-ES"/>
+        </w:rPr>
+        <w:t>Establecimiento de sesiones entre equipos</w:t>
+      </w:r>
+    </w:p>
+    <w:p>
+      <w:pPr>
+        <w:pStyle w:val="Prrafodelista"/>
+        <w:numPr>
+          <w:ilvl w:val="0"/>
+          <w:numId w:val="11"/>
+        </w:numPr>
+        <w:spacing w:after="160" w:line="259" w:lineRule="auto"/>
+        <w:contextualSpacing/>
+        <w:rPr>
+          <w:lang w:val="es-ES"/>
+        </w:rPr>
+      </w:pPr>
+      <w:r>
+        <w:rPr>
+          <w:lang w:val="es-ES"/>
+        </w:rPr>
+        <w:t>Transferencia de datos dentro de una red LAN</w:t>
+      </w:r>
+    </w:p>
+    <w:p>
+      <w:pPr>
+        <w:rPr>
+          <w:lang w:val="es-ES"/>
+        </w:rPr>
+      </w:pPr>
+      <w:r>
+        <w:rPr>
+          <w:lang w:val="es-ES"/>
+        </w:rPr>
+        <w:t xml:space="preserve">NetBIOS no es un protocolo completo por sí mismo, sino que funciona sobre otros protocolos (como TCP/IP, en cuyo caso se denomina NetBIOS </w:t>
+      </w:r>
+      <w:proofErr w:type="spellStart"/>
+      <w:r>
+        <w:rPr>
+          <w:lang w:val="es-ES"/>
+        </w:rPr>
+        <w:t>over</w:t>
+      </w:r>
+      <w:proofErr w:type="spellEnd"/>
+      <w:r>
+        <w:rPr>
+          <w:lang w:val="es-ES"/>
+        </w:rPr>
+        <w:t xml:space="preserve"> TCP/IP o </w:t>
+      </w:r>
+      <w:proofErr w:type="spellStart"/>
+      <w:r>
+        <w:rPr>
+          <w:lang w:val="es-ES"/>
+        </w:rPr>
+        <w:t>NetBT</w:t>
+      </w:r>
+      <w:proofErr w:type="spellEnd"/>
+      <w:r>
+        <w:rPr>
+          <w:lang w:val="es-ES"/>
+        </w:rPr>
+        <w:t>). Fue ampliamente utilizado en redes Windows antiguas.</w:t>
+      </w:r>
+    </w:p>
+    <w:p>
+      <w:pPr>
+        <w:rPr>
+          <w:lang w:val="es-ES"/>
+        </w:rPr>
+      </w:pPr>
+    </w:p>
+    <w:p>
+      <w:pPr>
+        <w:rPr>
+          <w:b/>
+          <w:bCs/>
+          <w:lang w:val="es-ES"/>
+        </w:rPr>
+      </w:pPr>
+      <w:r>
+        <w:rPr>
+          <w:b/>
+          <w:bCs/>
+          <w:lang w:val="es-ES"/>
+        </w:rPr>
+        <w:t>Diferencias entre TCP/IP y NetBIOS</w:t>
+      </w:r>
+    </w:p>
+    <w:p>
+      <w:pPr>
+        <w:rPr>
+          <w:b/>
+          <w:bCs/>
+          <w:lang w:val="es-ES"/>
+        </w:rPr>
+      </w:pPr>
+    </w:p>
+    <w:p>
+      <w:pPr>
+        <w:rPr>
+          <w:lang w:val="es-ES"/>
+        </w:rPr>
+      </w:pPr>
+      <w:r>
+        <w:rPr>
+          <w:lang w:val="es-ES"/>
+        </w:rPr>
+        <w:t>La principal diferencia radica en su función y alcance dentro de la red:</w:t>
+      </w:r>
+    </w:p>
+    <w:p>
+      <w:pPr>
+        <w:rPr>
+          <w:lang w:val="es-ES"/>
+        </w:rPr>
+      </w:pPr>
+    </w:p>
+    <w:p>
+      <w:pPr>
+        <w:pStyle w:val="Prrafodelista"/>
+        <w:numPr>
+          <w:ilvl w:val="0"/>
+          <w:numId w:val="12"/>
+        </w:numPr>
+        <w:spacing w:after="160" w:line="259" w:lineRule="auto"/>
+        <w:contextualSpacing/>
+        <w:rPr>
+          <w:lang w:val="es-ES"/>
+        </w:rPr>
+      </w:pPr>
+      <w:r>
+        <w:rPr>
+          <w:b/>
+          <w:bCs/>
+          <w:lang w:val="es-ES"/>
+        </w:rPr>
+        <w:t>TCP/IP</w:t>
+      </w:r>
+      <w:r>
+        <w:rPr>
+          <w:lang w:val="es-ES"/>
+        </w:rPr>
+        <w:t xml:space="preserve"> es un conjunto de protocolos completo, diseñado para la comunicación global entre redes (incluyendo Internet), basado en direcciones IP.</w:t>
+      </w:r>
+    </w:p>
+    <w:p>
+      <w:pPr>
+        <w:pStyle w:val="Prrafodelista"/>
+        <w:numPr>
+          <w:ilvl w:val="0"/>
+          <w:numId w:val="12"/>
+        </w:numPr>
+        <w:spacing w:after="160" w:line="259" w:lineRule="auto"/>
+        <w:contextualSpacing/>
+        <w:rPr>
+          <w:lang w:val="es-ES"/>
+        </w:rPr>
+      </w:pPr>
+      <w:r>
+        <w:rPr>
+          <w:b/>
+          <w:bCs/>
+          <w:lang w:val="es-ES"/>
+        </w:rPr>
+        <w:t>NetBIOS</w:t>
+      </w:r>
+      <w:r>
+        <w:rPr>
+          <w:lang w:val="es-ES"/>
+        </w:rPr>
+        <w:t xml:space="preserve"> es una interfaz orientada a redes locales, que permite la comunicación entre aplicaciones mediante nombres, pero depende de otros protocolos para funcionar.</w:t>
+      </w:r>
+    </w:p>
+    <w:p>
+      <w:pPr>
+        <w:pStyle w:val="Prrafodelista"/>
+        <w:numPr>
+          <w:ilvl w:val="0"/>
+          <w:numId w:val="12"/>
+        </w:numPr>
+        <w:spacing w:after="160" w:line="259" w:lineRule="auto"/>
+        <w:contextualSpacing/>
+        <w:rPr>
+          <w:lang w:val="es-ES"/>
+        </w:rPr>
+      </w:pPr>
+      <w:r>
+        <w:rPr>
+          <w:b/>
+          <w:bCs/>
+          <w:lang w:val="es-ES"/>
+        </w:rPr>
+        <w:t>TCP/IP</w:t>
+      </w:r>
+      <w:r>
+        <w:rPr>
+          <w:lang w:val="es-ES"/>
+        </w:rPr>
+        <w:t xml:space="preserve"> es el estándar actual universal, mientras que NetBIOS es una tecnología más antigua y actualmente en desuso o limitada a entornos específicos.</w:t>
+      </w:r>
+    </w:p>
+    <w:p>
+      <w:pPr>
+        <w:pStyle w:val="Prrafodelista"/>
+        <w:numPr>
+          <w:ilvl w:val="0"/>
+          <w:numId w:val="12"/>
+        </w:numPr>
+        <w:spacing w:after="160" w:line="259" w:lineRule="auto"/>
+        <w:contextualSpacing/>
+        <w:rPr>
+          <w:lang w:val="es-ES"/>
+        </w:rPr>
+      </w:pPr>
+      <w:r>
+        <w:rPr>
+          <w:b/>
+          <w:bCs/>
+          <w:lang w:val="es-ES"/>
+        </w:rPr>
+        <w:t>TCP/IP</w:t>
+      </w:r>
+      <w:r>
+        <w:rPr>
+          <w:lang w:val="es-ES"/>
+        </w:rPr>
+        <w:t xml:space="preserve"> trabaja con direcciones IP, mientras que NetBIOS utiliza nombres de red para identificar dispositivos.</w:t>
+      </w:r>
+    </w:p>
+    <w:p>
+      <w:pPr>
+        <w:pStyle w:val="Prrafodelista"/>
+        <w:numPr>
+          <w:ilvl w:val="0"/>
+          <w:numId w:val="12"/>
+        </w:numPr>
+        <w:spacing w:after="160" w:line="259" w:lineRule="auto"/>
+        <w:contextualSpacing/>
+        <w:rPr>
+          <w:lang w:val="es-ES"/>
+        </w:rPr>
+      </w:pPr>
+      <w:r>
+        <w:rPr>
+          <w:b/>
+          <w:bCs/>
+          <w:lang w:val="es-ES"/>
+        </w:rPr>
+        <w:t>TCP/IP</w:t>
+      </w:r>
+      <w:r>
+        <w:rPr>
+          <w:lang w:val="es-ES"/>
+        </w:rPr>
+        <w:t xml:space="preserve"> permite la comunicación entre redes diferentes, mientras que NetBIOS se enfoca principalmente en redes locales.</w:t>
+      </w:r>
+    </w:p>
+    <w:p>
+      <w:pPr>
         <w:pBdr>
           <w:bottom w:val="single" w:sz="2" w:space="1" w:color="CCCCCC"/>
         </w:pBdr>
@@ -3247,6 +4753,337 @@
     </w:p>
     <w:p>
       <w:pPr>
+        <w:spacing w:after="100"/>
+      </w:pPr>
+    </w:p>
+    <w:p>
+      <w:pPr>
+        <w:pStyle w:val="Ttulo1"/>
+      </w:pPr>
+      <w:bookmarkStart w:id="7" w:name="_Toc227879400"/>
+      <w:r>
+        <w:rPr>
+          <w:color w:val="2E75B6"/>
+        </w:rPr>
+        <w:t xml:space="preserve">7.  </w:t>
+      </w:r>
+      <w:r>
+        <w:t>Paquete de datos en TCP/IP y los '</w:t>
+      </w:r>
+      <w:proofErr w:type="spellStart"/>
+      <w:r>
+        <w:t>flags</w:t>
+      </w:r>
+      <w:proofErr w:type="spellEnd"/>
+      <w:r>
+        <w:t>'</w:t>
+      </w:r>
+      <w:bookmarkEnd w:id="7"/>
+    </w:p>
+    <w:p>
+      <w:pPr>
+        <w:pBdr>
+          <w:bottom w:val="single" w:sz="6" w:space="1" w:color="2E75B6"/>
+        </w:pBdr>
+        <w:spacing w:after="100"/>
+      </w:pPr>
+    </w:p>
+    <w:p>
+      <w:pPr>
+        <w:rPr>
+          <w:lang w:val="es-ES"/>
+        </w:rPr>
+      </w:pPr>
+      <w:r>
+        <w:rPr>
+          <w:lang w:val="es-ES"/>
+        </w:rPr>
+        <w:t>Cada paquete TCP/IP tiene una estructura básica compuesta por encabezados</w:t>
+      </w:r>
+    </w:p>
+    <w:p>
+      <w:pPr>
+        <w:rPr>
+          <w:lang w:val="es-ES"/>
+        </w:rPr>
+      </w:pPr>
+      <w:r>
+        <w:rPr>
+          <w:lang w:val="es-ES"/>
+        </w:rPr>
+        <w:t xml:space="preserve">El encabezado IP actúa como la columna vertebral, proporcionando las direcciones de origen y destino, así como información sobre cómo debe ser manejado el paquete en la red. Este encabezado es crucial para los </w:t>
+      </w:r>
+      <w:proofErr w:type="spellStart"/>
+      <w:r>
+        <w:rPr>
+          <w:lang w:val="es-ES"/>
+        </w:rPr>
+        <w:t>routers</w:t>
+      </w:r>
+      <w:proofErr w:type="spellEnd"/>
+      <w:r>
+        <w:rPr>
+          <w:lang w:val="es-ES"/>
+        </w:rPr>
+        <w:t>, ya que les permite tomar decisiones basadas en la información contenida en él.</w:t>
+      </w:r>
+    </w:p>
+    <w:p>
+      <w:pPr>
+        <w:rPr>
+          <w:lang w:val="es-ES"/>
+        </w:rPr>
+      </w:pPr>
+      <w:r>
+        <w:rPr>
+          <w:lang w:val="es-ES"/>
+        </w:rPr>
+        <w:t>Dentro del encabezado IP, encontramos el encabezado TCP, que contiene detalles como los puertos de origen y destino, el número de secuencia y la suma de verificación hash.</w:t>
+      </w:r>
+    </w:p>
+    <w:p>
+      <w:pPr>
+        <w:rPr>
+          <w:lang w:val="es-ES"/>
+        </w:rPr>
+      </w:pPr>
+      <w:r>
+        <w:rPr>
+          <w:lang w:val="es-ES"/>
+        </w:rPr>
+        <w:t xml:space="preserve">Consideramos que el encabezado es la columna vertebral, los datos y el </w:t>
+      </w:r>
+      <w:proofErr w:type="spellStart"/>
+      <w:r>
+        <w:rPr>
+          <w:lang w:val="es-ES"/>
+        </w:rPr>
+        <w:t>payload</w:t>
+      </w:r>
+      <w:proofErr w:type="spellEnd"/>
+      <w:r>
+        <w:rPr>
+          <w:lang w:val="es-ES"/>
+        </w:rPr>
+        <w:t xml:space="preserve"> representan el corazón de los paquetes TCP/IP. Aquí es donde se almacena la información valiosa que se transmite a través de la red.</w:t>
+      </w:r>
+    </w:p>
+    <w:p>
+      <w:pPr>
+        <w:rPr>
+          <w:lang w:val="es-ES"/>
+        </w:rPr>
+      </w:pPr>
+      <w:r>
+        <w:rPr>
+          <w:lang w:val="es-ES"/>
+        </w:rPr>
+        <w:t xml:space="preserve">Los </w:t>
+      </w:r>
+      <w:proofErr w:type="spellStart"/>
+      <w:r>
+        <w:rPr>
+          <w:lang w:val="es-ES"/>
+        </w:rPr>
+        <w:t>Flags</w:t>
+      </w:r>
+      <w:proofErr w:type="spellEnd"/>
+      <w:r>
+        <w:rPr>
+          <w:lang w:val="es-ES"/>
+        </w:rPr>
+        <w:t xml:space="preserve"> son un</w:t>
+      </w:r>
+      <w:r>
+        <w:rPr>
+          <w:lang w:val="es-ES"/>
+        </w:rPr>
+        <w:t xml:space="preserve"> </w:t>
+      </w:r>
+      <w:r>
+        <w:rPr>
+          <w:lang w:val="es-ES"/>
+        </w:rPr>
+        <w:t>c</w:t>
+      </w:r>
+      <w:r>
+        <w:rPr>
+          <w:lang w:val="es-ES"/>
+        </w:rPr>
+        <w:t>onjunto de indicadores que controlan el comportamiento del protocolo TCP.</w:t>
+      </w:r>
+    </w:p>
+    <w:p>
+      <w:pPr>
+        <w:rPr>
+          <w:lang w:val="es-ES"/>
+        </w:rPr>
+      </w:pPr>
+      <w:r>
+        <w:rPr>
+          <w:lang w:val="es-ES"/>
+        </w:rPr>
+        <w:br w:type="page"/>
+      </w:r>
+    </w:p>
+    <w:p>
+      <w:pPr>
+        <w:rPr>
+          <w:lang w:val="es-ES"/>
+        </w:rPr>
+      </w:pPr>
+      <w:r>
+        <w:rPr>
+          <w:lang w:val="es-ES"/>
+        </w:rPr>
+        <w:lastRenderedPageBreak/>
+        <w:t xml:space="preserve">Algunos de los </w:t>
+      </w:r>
+      <w:proofErr w:type="spellStart"/>
+      <w:r>
+        <w:rPr>
+          <w:lang w:val="es-ES"/>
+        </w:rPr>
+        <w:t>flags</w:t>
+      </w:r>
+      <w:proofErr w:type="spellEnd"/>
+      <w:r>
+        <w:rPr>
+          <w:lang w:val="es-ES"/>
+        </w:rPr>
+        <w:t xml:space="preserve"> más importantes son:</w:t>
+      </w:r>
+    </w:p>
+    <w:p>
+      <w:pPr>
+        <w:rPr>
+          <w:lang w:val="es-ES"/>
+        </w:rPr>
+      </w:pPr>
+    </w:p>
+    <w:p>
+      <w:pPr>
+        <w:rPr>
+          <w:lang w:val="es-ES"/>
+        </w:rPr>
+      </w:pPr>
+      <w:r>
+        <w:rPr>
+          <w:b/>
+          <w:bCs/>
+          <w:lang w:val="es-ES"/>
+        </w:rPr>
+        <w:t>URG:</w:t>
+      </w:r>
+      <w:r>
+        <w:rPr>
+          <w:lang w:val="es-ES"/>
+        </w:rPr>
+        <w:t xml:space="preserve"> Indica que el segmento contiene datos urgentes que deben procesarse de inmediato.</w:t>
+      </w:r>
+    </w:p>
+    <w:p>
+      <w:pPr>
+        <w:rPr>
+          <w:lang w:val="es-ES"/>
+        </w:rPr>
+      </w:pPr>
+      <w:r>
+        <w:rPr>
+          <w:b/>
+          <w:bCs/>
+          <w:lang w:val="es-ES"/>
+        </w:rPr>
+        <w:t>ACK:</w:t>
+      </w:r>
+      <w:r>
+        <w:rPr>
+          <w:lang w:val="es-ES"/>
+        </w:rPr>
+        <w:t xml:space="preserve"> Indica que el campo "Número de acuse de recibo" es válido.</w:t>
+      </w:r>
+    </w:p>
+    <w:p>
+      <w:pPr>
+        <w:rPr>
+          <w:lang w:val="es-ES"/>
+        </w:rPr>
+      </w:pPr>
+      <w:r>
+        <w:rPr>
+          <w:b/>
+          <w:bCs/>
+          <w:lang w:val="es-ES"/>
+        </w:rPr>
+        <w:t>PSH:</w:t>
+      </w:r>
+      <w:r>
+        <w:rPr>
+          <w:lang w:val="es-ES"/>
+        </w:rPr>
+        <w:t xml:space="preserve"> Indica que el receptor debe enviar los datos al usuario tan pronto como los reciba.</w:t>
+      </w:r>
+    </w:p>
+    <w:p>
+      <w:pPr>
+        <w:rPr>
+          <w:lang w:val="es-ES"/>
+        </w:rPr>
+      </w:pPr>
+      <w:r>
+        <w:rPr>
+          <w:b/>
+          <w:bCs/>
+          <w:lang w:val="es-ES"/>
+        </w:rPr>
+        <w:t>RST:</w:t>
+      </w:r>
+      <w:r>
+        <w:rPr>
+          <w:lang w:val="es-ES"/>
+        </w:rPr>
+        <w:t xml:space="preserve"> Indica que se debe reiniciar la conexión TCP.</w:t>
+      </w:r>
+    </w:p>
+    <w:p>
+      <w:pPr>
+        <w:rPr>
+          <w:lang w:val="es-ES"/>
+        </w:rPr>
+      </w:pPr>
+      <w:r>
+        <w:rPr>
+          <w:b/>
+          <w:bCs/>
+          <w:lang w:val="es-ES"/>
+        </w:rPr>
+        <w:t>SYN:</w:t>
+      </w:r>
+      <w:r>
+        <w:rPr>
+          <w:lang w:val="es-ES"/>
+        </w:rPr>
+        <w:t xml:space="preserve"> Indica que se está iniciando una nueva conexión TCP.</w:t>
+      </w:r>
+    </w:p>
+    <w:p>
+      <w:r>
+        <w:rPr>
+          <w:b/>
+          <w:bCs/>
+          <w:lang w:val="es-ES"/>
+        </w:rPr>
+        <w:t>FIN:</w:t>
+      </w:r>
+      <w:r>
+        <w:rPr>
+          <w:lang w:val="es-ES"/>
+        </w:rPr>
+        <w:t xml:space="preserve"> Indica que se está finalizando la conexión TCP.</w:t>
+      </w:r>
+    </w:p>
+    <w:p>
+      <w:pPr>
         <w:pBdr>
           <w:bottom w:val="single" w:sz="2" w:space="1" w:color="CCCCCC"/>
         </w:pBdr>
@@ -3255,6 +5092,633 @@
     </w:p>
     <w:p>
       <w:pPr>
+        <w:spacing w:after="100"/>
+      </w:pPr>
+    </w:p>
+    <w:p>
+      <w:pPr>
+        <w:pStyle w:val="Ttulo1"/>
+      </w:pPr>
+      <w:bookmarkStart w:id="8" w:name="_Toc227879401"/>
+      <w:r>
+        <w:rPr>
+          <w:color w:val="2E75B6"/>
+        </w:rPr>
+        <w:t xml:space="preserve">8.  </w:t>
+      </w:r>
+      <w:r>
+        <w:t>La red según su geografía — variantes</w:t>
+      </w:r>
+      <w:bookmarkEnd w:id="8"/>
+    </w:p>
+    <w:p>
+      <w:pPr>
+        <w:pBdr>
+          <w:bottom w:val="single" w:sz="6" w:space="1" w:color="2E75B6"/>
+        </w:pBdr>
+        <w:spacing w:after="100"/>
+      </w:pPr>
+    </w:p>
+    <w:p>
+      <w:pPr>
+        <w:pStyle w:val="Prrafodelista"/>
+        <w:numPr>
+          <w:ilvl w:val="0"/>
+          <w:numId w:val="29"/>
+        </w:numPr>
+        <w:rPr>
+          <w:lang w:val="es-ES"/>
+        </w:rPr>
+      </w:pPr>
+      <w:r>
+        <w:rPr>
+          <w:lang w:val="es-ES"/>
+        </w:rPr>
+        <w:t xml:space="preserve">Red de área personal </w:t>
+      </w:r>
+      <w:r>
+        <w:rPr>
+          <w:lang w:val="es-ES"/>
+        </w:rPr>
+        <w:t xml:space="preserve">- </w:t>
+      </w:r>
+      <w:r>
+        <w:rPr>
+          <w:b/>
+          <w:bCs/>
+          <w:lang w:val="es-ES"/>
+        </w:rPr>
+        <w:t>PAN</w:t>
+      </w:r>
+    </w:p>
+    <w:p>
+      <w:pPr>
+        <w:ind w:left="708"/>
+        <w:rPr>
+          <w:lang w:val="es-ES"/>
+        </w:rPr>
+      </w:pPr>
+      <w:r>
+        <w:rPr>
+          <w:lang w:val="es-ES"/>
+        </w:rPr>
+        <w:t xml:space="preserve">Las redes PAN (Personal </w:t>
+      </w:r>
+      <w:proofErr w:type="spellStart"/>
+      <w:r>
+        <w:rPr>
+          <w:lang w:val="es-ES"/>
+        </w:rPr>
+        <w:t>Area</w:t>
+      </w:r>
+      <w:proofErr w:type="spellEnd"/>
+      <w:r>
+        <w:rPr>
+          <w:lang w:val="es-ES"/>
+        </w:rPr>
+        <w:t xml:space="preserve"> Network), son el tipo de red más pequeña, diseñadas para conectar dispositivos en un espacio limitado, como un escritorio o una sala. Son ideales para conectar periféricos como impresoras, teclados, y dispositivos móviles a una computadora principal. Utilizan tecnologías como Bluetooth y USB para la conexión.</w:t>
+      </w:r>
+    </w:p>
+    <w:p>
+      <w:pPr>
+        <w:rPr>
+          <w:lang w:val="es-ES"/>
+        </w:rPr>
+      </w:pPr>
+    </w:p>
+    <w:p>
+      <w:pPr>
+        <w:pStyle w:val="Prrafodelista"/>
+        <w:numPr>
+          <w:ilvl w:val="0"/>
+          <w:numId w:val="28"/>
+        </w:numPr>
+        <w:rPr>
+          <w:lang w:val="es-ES"/>
+        </w:rPr>
+      </w:pPr>
+      <w:r>
+        <w:rPr>
+          <w:lang w:val="es-ES"/>
+        </w:rPr>
+        <w:t xml:space="preserve">Red de área </w:t>
+      </w:r>
+      <w:r>
+        <w:rPr>
+          <w:lang w:val="es-ES"/>
+        </w:rPr>
+        <w:t>local</w:t>
+      </w:r>
+      <w:r>
+        <w:rPr>
+          <w:lang w:val="es-ES"/>
+        </w:rPr>
+        <w:t xml:space="preserve"> </w:t>
+      </w:r>
+      <w:r>
+        <w:rPr>
+          <w:lang w:val="es-ES"/>
+        </w:rPr>
+        <w:t>-</w:t>
+      </w:r>
+      <w:r>
+        <w:rPr>
+          <w:b/>
+          <w:bCs/>
+          <w:lang w:val="es-ES"/>
+        </w:rPr>
+        <w:t xml:space="preserve"> LAN</w:t>
+      </w:r>
+    </w:p>
+    <w:p>
+      <w:pPr>
+        <w:ind w:left="708"/>
+        <w:rPr>
+          <w:lang w:val="es-ES"/>
+        </w:rPr>
+      </w:pPr>
+      <w:r>
+        <w:rPr>
+          <w:lang w:val="es-ES"/>
+        </w:rPr>
+        <w:t xml:space="preserve">Otro tipo de red más conocida es la red LAN (Local </w:t>
+      </w:r>
+      <w:proofErr w:type="spellStart"/>
+      <w:r>
+        <w:rPr>
+          <w:lang w:val="es-ES"/>
+        </w:rPr>
+        <w:t>Area</w:t>
+      </w:r>
+      <w:proofErr w:type="spellEnd"/>
+      <w:r>
+        <w:rPr>
+          <w:lang w:val="es-ES"/>
+        </w:rPr>
+        <w:t xml:space="preserve"> Network) conecta dispositivos dentro de un área geográfica limitada, como una oficina o un edificio. Es común en empresas y hogares, proporcionando alta velocidad y baja latencia para compartir recursos como archivos e impresoras. Estos tipos de red suelen usar cables Ethernet o conexiones </w:t>
+      </w:r>
+      <w:proofErr w:type="spellStart"/>
+      <w:r>
+        <w:rPr>
+          <w:lang w:val="es-ES"/>
+        </w:rPr>
+        <w:t>Wi</w:t>
+      </w:r>
+      <w:proofErr w:type="spellEnd"/>
+      <w:r>
+        <w:rPr>
+          <w:lang w:val="es-ES"/>
+        </w:rPr>
+        <w:t>-Fi.</w:t>
+      </w:r>
+    </w:p>
+    <w:p>
+      <w:pPr>
+        <w:rPr>
+          <w:lang w:val="es-ES"/>
+        </w:rPr>
+      </w:pPr>
+    </w:p>
+    <w:p>
+      <w:pPr>
+        <w:pStyle w:val="Prrafodelista"/>
+        <w:numPr>
+          <w:ilvl w:val="0"/>
+          <w:numId w:val="27"/>
+        </w:numPr>
+        <w:rPr>
+          <w:lang w:val="es-ES"/>
+        </w:rPr>
+      </w:pPr>
+      <w:r>
+        <w:rPr>
+          <w:lang w:val="es-ES"/>
+        </w:rPr>
+        <w:t xml:space="preserve">Red de área </w:t>
+      </w:r>
+      <w:r>
+        <w:rPr>
+          <w:lang w:val="es-ES"/>
+        </w:rPr>
+        <w:t>metropolitana</w:t>
+      </w:r>
+      <w:r>
+        <w:rPr>
+          <w:lang w:val="es-ES"/>
+        </w:rPr>
+        <w:t xml:space="preserve"> </w:t>
+      </w:r>
+      <w:r>
+        <w:rPr>
+          <w:lang w:val="es-ES"/>
+        </w:rPr>
+        <w:t>-</w:t>
+      </w:r>
+      <w:r>
+        <w:rPr>
+          <w:b/>
+          <w:bCs/>
+          <w:lang w:val="es-ES"/>
+        </w:rPr>
+        <w:t xml:space="preserve"> MAN</w:t>
+      </w:r>
+    </w:p>
+    <w:p>
+      <w:pPr>
+        <w:ind w:left="708"/>
+        <w:rPr>
+          <w:lang w:val="es-ES"/>
+        </w:rPr>
+      </w:pPr>
+      <w:r>
+        <w:rPr>
+          <w:lang w:val="es-ES"/>
+        </w:rPr>
+        <w:t>Las redes MAN (</w:t>
+      </w:r>
+      <w:proofErr w:type="spellStart"/>
+      <w:r>
+        <w:rPr>
+          <w:lang w:val="es-ES"/>
+        </w:rPr>
+        <w:t>Metropolitan</w:t>
+      </w:r>
+      <w:proofErr w:type="spellEnd"/>
+      <w:r>
+        <w:rPr>
+          <w:lang w:val="es-ES"/>
+        </w:rPr>
+        <w:t xml:space="preserve"> </w:t>
+      </w:r>
+      <w:proofErr w:type="spellStart"/>
+      <w:r>
+        <w:rPr>
+          <w:lang w:val="es-ES"/>
+        </w:rPr>
+        <w:t>Area</w:t>
+      </w:r>
+      <w:proofErr w:type="spellEnd"/>
+      <w:r>
+        <w:rPr>
+          <w:lang w:val="es-ES"/>
+        </w:rPr>
+        <w:t xml:space="preserve"> Network) son un tipo de red que abarca una ciudad o una región metropolitana, conectando varias </w:t>
+      </w:r>
+      <w:proofErr w:type="spellStart"/>
+      <w:r>
+        <w:rPr>
+          <w:lang w:val="es-ES"/>
+        </w:rPr>
+        <w:t>LANs</w:t>
+      </w:r>
+      <w:proofErr w:type="spellEnd"/>
+      <w:r>
+        <w:rPr>
+          <w:lang w:val="es-ES"/>
+        </w:rPr>
+        <w:t>. Son utilizadas por empresas con múltiples oficinas en una ciudad para compartir recursos y datos. Utilizan tecnologías como fibra óptica para ofrecer altas velocidades y fiabilidad en la transmisión de datos.</w:t>
+      </w:r>
+    </w:p>
+    <w:p>
+      <w:pPr>
+        <w:ind w:left="360"/>
+        <w:rPr>
+          <w:lang w:val="es-ES"/>
+        </w:rPr>
+      </w:pPr>
+    </w:p>
+    <w:p>
+      <w:pPr>
+        <w:pStyle w:val="Prrafodelista"/>
+        <w:numPr>
+          <w:ilvl w:val="0"/>
+          <w:numId w:val="26"/>
+        </w:numPr>
+        <w:rPr>
+          <w:lang w:val="es-ES"/>
+        </w:rPr>
+      </w:pPr>
+      <w:r>
+        <w:rPr>
+          <w:lang w:val="es-ES"/>
+        </w:rPr>
+        <w:t xml:space="preserve">Redes de área </w:t>
+      </w:r>
+      <w:r>
+        <w:rPr>
+          <w:lang w:val="es-ES"/>
+        </w:rPr>
+        <w:t>amplia</w:t>
+      </w:r>
+      <w:r>
+        <w:rPr>
+          <w:lang w:val="es-ES"/>
+        </w:rPr>
+        <w:t xml:space="preserve"> </w:t>
+      </w:r>
+      <w:r>
+        <w:rPr>
+          <w:lang w:val="es-ES"/>
+        </w:rPr>
+        <w:t>-</w:t>
+      </w:r>
+      <w:r>
+        <w:rPr>
+          <w:b/>
+          <w:bCs/>
+          <w:lang w:val="es-ES"/>
+        </w:rPr>
+        <w:t xml:space="preserve"> </w:t>
+      </w:r>
+      <w:r>
+        <w:rPr>
+          <w:b/>
+          <w:bCs/>
+          <w:lang w:val="es-ES"/>
+        </w:rPr>
+        <w:t>WAN</w:t>
+      </w:r>
+    </w:p>
+    <w:p>
+      <w:pPr>
+        <w:ind w:left="708"/>
+        <w:rPr>
+          <w:lang w:val="es-ES"/>
+        </w:rPr>
+      </w:pPr>
+      <w:r>
+        <w:rPr>
+          <w:lang w:val="es-ES"/>
+        </w:rPr>
+        <w:t xml:space="preserve">Las redes WAN (Wide </w:t>
+      </w:r>
+      <w:proofErr w:type="spellStart"/>
+      <w:r>
+        <w:rPr>
+          <w:lang w:val="es-ES"/>
+        </w:rPr>
+        <w:t>Area</w:t>
+      </w:r>
+      <w:proofErr w:type="spellEnd"/>
+      <w:r>
+        <w:rPr>
+          <w:lang w:val="es-ES"/>
+        </w:rPr>
+        <w:t xml:space="preserve"> Network) cubren grandes áreas geográficas, como países o continentes. Conectan múltiples </w:t>
+      </w:r>
+      <w:proofErr w:type="spellStart"/>
+      <w:r>
+        <w:rPr>
+          <w:lang w:val="es-ES"/>
+        </w:rPr>
+        <w:t>LANs</w:t>
+      </w:r>
+      <w:proofErr w:type="spellEnd"/>
+      <w:r>
+        <w:rPr>
+          <w:lang w:val="es-ES"/>
+        </w:rPr>
+        <w:t xml:space="preserve"> y </w:t>
+      </w:r>
+      <w:proofErr w:type="spellStart"/>
+      <w:r>
+        <w:rPr>
+          <w:lang w:val="es-ES"/>
+        </w:rPr>
+        <w:t>MANs</w:t>
+      </w:r>
+      <w:proofErr w:type="spellEnd"/>
+      <w:r>
+        <w:rPr>
+          <w:lang w:val="es-ES"/>
+        </w:rPr>
+        <w:t>, permitiendo la comunicación entre oficinas ubicadas en diferentes lugares. Las WAN utilizan enlaces dedicados, satélites y conexiones de Internet para mantener la conectividad.</w:t>
+      </w:r>
+    </w:p>
+    <w:p>
+      <w:pPr>
+        <w:rPr>
+          <w:lang w:val="es-ES"/>
+        </w:rPr>
+      </w:pPr>
+    </w:p>
+    <w:p>
+      <w:pPr>
+        <w:pStyle w:val="Prrafodelista"/>
+        <w:numPr>
+          <w:ilvl w:val="0"/>
+          <w:numId w:val="25"/>
+        </w:numPr>
+        <w:rPr>
+          <w:lang w:val="es-ES"/>
+        </w:rPr>
+      </w:pPr>
+      <w:r>
+        <w:rPr>
+          <w:lang w:val="es-ES"/>
+        </w:rPr>
+        <w:t xml:space="preserve">Red de área </w:t>
+      </w:r>
+      <w:r>
+        <w:rPr>
+          <w:lang w:val="es-ES"/>
+        </w:rPr>
+        <w:t>global -</w:t>
+      </w:r>
+      <w:r>
+        <w:rPr>
+          <w:b/>
+          <w:bCs/>
+          <w:lang w:val="es-ES"/>
+        </w:rPr>
+        <w:t xml:space="preserve"> </w:t>
+      </w:r>
+      <w:r>
+        <w:rPr>
+          <w:b/>
+          <w:bCs/>
+          <w:lang w:val="es-ES"/>
+        </w:rPr>
+        <w:t>GAN</w:t>
+      </w:r>
+    </w:p>
+    <w:p>
+      <w:pPr>
+        <w:ind w:left="708"/>
+        <w:rPr>
+          <w:lang w:val="es-ES"/>
+        </w:rPr>
+      </w:pPr>
+      <w:r>
+        <w:rPr>
+          <w:lang w:val="es-ES"/>
+        </w:rPr>
+        <w:t xml:space="preserve">Una GAN (Global </w:t>
+      </w:r>
+      <w:proofErr w:type="spellStart"/>
+      <w:r>
+        <w:rPr>
+          <w:lang w:val="es-ES"/>
+        </w:rPr>
+        <w:t>Area</w:t>
+      </w:r>
+      <w:proofErr w:type="spellEnd"/>
+      <w:r>
+        <w:rPr>
+          <w:lang w:val="es-ES"/>
+        </w:rPr>
+        <w:t xml:space="preserve"> Network) extiende las capacidades de una WAN a una escala global, permitiendo la conexión de redes en todo el mundo. Este tipo de red es crucial para empresas multinacionales que necesitan mantener la comunicación y el intercambio de datos a nivel global. Utilizan diversas tecnologías de telecomunicaciones para garantizar la conectividad en diferentes países y continentes.</w:t>
+      </w:r>
+    </w:p>
+    <w:p>
+      <w:pPr>
+        <w:rPr>
+          <w:lang w:val="es-ES"/>
+        </w:rPr>
+      </w:pPr>
+      <w:r>
+        <w:rPr>
+          <w:lang w:val="es-ES"/>
+        </w:rPr>
+        <w:br w:type="page"/>
+      </w:r>
+    </w:p>
+    <w:p>
+      <w:pPr>
+        <w:pStyle w:val="Prrafodelista"/>
+        <w:numPr>
+          <w:ilvl w:val="0"/>
+          <w:numId w:val="30"/>
+        </w:numPr>
+        <w:rPr>
+          <w:lang w:val="es-ES"/>
+        </w:rPr>
+      </w:pPr>
+      <w:r>
+        <w:rPr>
+          <w:lang w:val="es-ES"/>
+        </w:rPr>
+        <w:lastRenderedPageBreak/>
+        <w:t>Red privada virtual</w:t>
+      </w:r>
+      <w:r>
+        <w:rPr>
+          <w:lang w:val="es-ES"/>
+        </w:rPr>
+        <w:t xml:space="preserve"> </w:t>
+      </w:r>
+      <w:r>
+        <w:rPr>
+          <w:lang w:val="es-ES"/>
+        </w:rPr>
+        <w:t>-</w:t>
+      </w:r>
+      <w:r>
+        <w:rPr>
+          <w:lang w:val="es-ES"/>
+        </w:rPr>
+        <w:t xml:space="preserve"> </w:t>
+      </w:r>
+      <w:r>
+        <w:rPr>
+          <w:b/>
+          <w:bCs/>
+          <w:lang w:val="es-ES"/>
+        </w:rPr>
+        <w:t>VPN</w:t>
+      </w:r>
+    </w:p>
+    <w:p>
+      <w:pPr>
+        <w:ind w:left="708"/>
+        <w:rPr>
+          <w:lang w:val="es-ES"/>
+        </w:rPr>
+      </w:pPr>
+      <w:r>
+        <w:rPr>
+          <w:lang w:val="es-ES"/>
+        </w:rPr>
+        <w:t xml:space="preserve">Las VPN (Virtual </w:t>
+      </w:r>
+      <w:proofErr w:type="spellStart"/>
+      <w:r>
+        <w:rPr>
+          <w:lang w:val="es-ES"/>
+        </w:rPr>
+        <w:t>Private</w:t>
+      </w:r>
+      <w:proofErr w:type="spellEnd"/>
+      <w:r>
+        <w:rPr>
+          <w:lang w:val="es-ES"/>
+        </w:rPr>
+        <w:t xml:space="preserve"> Network) estos tipos de red permiten crear conexiones seguras y privadas sobre una red pública como Internet. Son utilizadas por empresas para asegurar que los empleados puedan acceder de manera segura a los recursos de la red corporativa desde ubicaciones remotas. Las VPN encriptan los datos, protegiendo la información sensible durante la transmisión.</w:t>
+      </w:r>
+    </w:p>
+    <w:p>
+      <w:pPr>
+        <w:ind w:left="360"/>
+        <w:rPr>
+          <w:lang w:val="es-ES"/>
+        </w:rPr>
+      </w:pPr>
+    </w:p>
+    <w:p>
+      <w:pPr>
+        <w:spacing w:after="80"/>
+        <w:jc w:val="center"/>
+      </w:pPr>
+      <w:r>
+        <w:rPr>
+          <w:noProof/>
+          <w:lang w:val="es-ES"/>
+        </w:rPr>
+        <w:drawing>
+          <wp:inline distT="0" distB="0" distL="0" distR="0" wp14:anchorId="6AF47C6D" wp14:editId="40565A15">
+            <wp:extent cx="4343400" cy="2895430"/>
+            <wp:effectExtent l="0" t="0" r="0" b="635"/>
+            <wp:docPr id="2" name="Imagen 2"/>
+            <wp:cNvGraphicFramePr>
+              <a:graphicFrameLocks xmlns:a="http://schemas.openxmlformats.org/drawingml/2006/main" noChangeAspect="1"/>
+            </wp:cNvGraphicFramePr>
+            <a:graphic xmlns:a="http://schemas.openxmlformats.org/drawingml/2006/main">
+              <a:graphicData uri="http://schemas.openxmlformats.org/drawingml/2006/picture">
+                <pic:pic xmlns:pic="http://schemas.openxmlformats.org/drawingml/2006/picture">
+                  <pic:nvPicPr>
+                    <pic:cNvPr id="2" name="Imagen 2"/>
+                    <pic:cNvPicPr/>
+                  </pic:nvPicPr>
+                  <pic:blipFill>
+                    <a:blip r:embed="rId8" cstate="print">
+                      <a:extLst>
+                        <a:ext uri="{28A0092B-C50C-407E-A947-70E740481C1C}">
+                          <a14:useLocalDpi xmlns:a14="http://schemas.microsoft.com/office/drawing/2010/main" val="0"/>
+                        </a:ext>
+                      </a:extLst>
+                    </a:blip>
+                    <a:stretch>
+                      <a:fillRect/>
+                    </a:stretch>
+                  </pic:blipFill>
+                  <pic:spPr>
+                    <a:xfrm>
+                      <a:off x="0" y="0"/>
+                      <a:ext cx="4350169" cy="2899943"/>
+                    </a:xfrm>
+                    <a:prstGeom prst="rect">
+                      <a:avLst/>
+                    </a:prstGeom>
+                  </pic:spPr>
+                </pic:pic>
+              </a:graphicData>
+            </a:graphic>
+          </wp:inline>
+        </w:drawing>
+      </w:r>
+    </w:p>
+    <w:p>
+      <w:pPr>
         <w:pBdr>
           <w:bottom w:val="single" w:sz="2" w:space="1" w:color="CCCCCC"/>
         </w:pBdr>
@@ -3270,17 +5734,17 @@
       <w:pPr>
         <w:pStyle w:val="Ttulo1"/>
       </w:pPr>
-      <w:bookmarkStart w:id="2" w:name="_Toc227879395"/>
+      <w:bookmarkStart w:id="9" w:name="_Toc227879402"/>
       <w:r>
         <w:rPr>
           <w:color w:val="2E75B6"/>
         </w:rPr>
-        <w:t xml:space="preserve">2.  </w:t>
-      </w:r>
-      <w:r>
-        <w:t>¿Qué es una VPN?</w:t>
-      </w:r>
-      <w:bookmarkEnd w:id="2"/>
+        <w:t xml:space="preserve">9.  </w:t>
+      </w:r>
+      <w:r>
+        <w:t>La red según su topología — variantes</w:t>
+      </w:r>
+      <w:bookmarkEnd w:id="9"/>
     </w:p>
     <w:p>
       <w:pPr>
@@ -3292,8 +5756,799 @@
     </w:p>
     <w:p>
       <w:pPr>
-        <w:spacing w:after="80"/>
-      </w:pPr>
+        <w:rPr>
+          <w:b/>
+          <w:bCs/>
+        </w:rPr>
+      </w:pPr>
+      <w:r>
+        <w:rPr>
+          <w:b/>
+          <w:bCs/>
+        </w:rPr>
+        <w:t>Topología en Bus.</w:t>
+      </w:r>
+    </w:p>
+    <w:p>
+      <w:pPr>
+        <w:rPr>
+          <w:b/>
+          <w:bCs/>
+        </w:rPr>
+      </w:pPr>
+    </w:p>
+    <w:p>
+      <w:r>
+        <w:t>En esta topología, todos los dispositivos están conectados a un único cable principal (bus).</w:t>
+      </w:r>
+    </w:p>
+    <w:p>
+      <w:pPr>
+        <w:pStyle w:val="Prrafodelista"/>
+        <w:numPr>
+          <w:ilvl w:val="0"/>
+          <w:numId w:val="17"/>
+        </w:numPr>
+        <w:spacing w:after="160" w:line="259" w:lineRule="auto"/>
+        <w:contextualSpacing/>
+      </w:pPr>
+      <w:r>
+        <w:t>La información viaja en ambas direcciones</w:t>
+      </w:r>
+    </w:p>
+    <w:p>
+      <w:pPr>
+        <w:pStyle w:val="Prrafodelista"/>
+        <w:numPr>
+          <w:ilvl w:val="0"/>
+          <w:numId w:val="17"/>
+        </w:numPr>
+        <w:spacing w:after="160" w:line="259" w:lineRule="auto"/>
+        <w:contextualSpacing/>
+      </w:pPr>
+      <w:r>
+        <w:t>Todos los equipos reciben los datos, pero solo el destinatario los procesa</w:t>
+      </w:r>
+    </w:p>
+    <w:p>
+      <w:pPr>
+        <w:pStyle w:val="Prrafodelista"/>
+        <w:numPr>
+          <w:ilvl w:val="0"/>
+          <w:numId w:val="17"/>
+        </w:numPr>
+        <w:spacing w:after="160" w:line="259" w:lineRule="auto"/>
+        <w:contextualSpacing/>
+      </w:pPr>
+      <w:r>
+        <w:t>Es económica, pero poco eficiente en redes grandes</w:t>
+      </w:r>
+    </w:p>
+    <w:p>
+      <w:pPr>
+        <w:pStyle w:val="Prrafodelista"/>
+        <w:numPr>
+          <w:ilvl w:val="0"/>
+          <w:numId w:val="17"/>
+        </w:numPr>
+        <w:spacing w:after="160" w:line="259" w:lineRule="auto"/>
+        <w:contextualSpacing/>
+      </w:pPr>
+      <w:r>
+        <w:t>Si falla el cable principal, falla toda la red</w:t>
+      </w:r>
+    </w:p>
+    <w:p>
+      <w:pPr>
+        <w:spacing w:after="160" w:line="259" w:lineRule="auto"/>
+        <w:contextualSpacing/>
+        <w:jc w:val="center"/>
+      </w:pPr>
+      <w:r>
+        <w:rPr>
+          <w:noProof/>
+        </w:rPr>
+        <w:drawing>
+          <wp:inline distT="0" distB="0" distL="0" distR="0" wp14:anchorId="38E6062C" wp14:editId="3EB25C5D">
+            <wp:extent cx="3066447" cy="2307047"/>
+            <wp:effectExtent l="0" t="0" r="635" b="0"/>
+            <wp:docPr id="3" name="Imagen 3"/>
+            <wp:cNvGraphicFramePr>
+              <a:graphicFrameLocks xmlns:a="http://schemas.openxmlformats.org/drawingml/2006/main" noChangeAspect="1"/>
+            </wp:cNvGraphicFramePr>
+            <a:graphic xmlns:a="http://schemas.openxmlformats.org/drawingml/2006/main">
+              <a:graphicData uri="http://schemas.openxmlformats.org/drawingml/2006/picture">
+                <pic:pic xmlns:pic="http://schemas.openxmlformats.org/drawingml/2006/picture">
+                  <pic:nvPicPr>
+                    <pic:cNvPr id="0" name="Picture 3"/>
+                    <pic:cNvPicPr>
+                      <a:picLocks noChangeAspect="1" noChangeArrowheads="1"/>
+                    </pic:cNvPicPr>
+                  </pic:nvPicPr>
+                  <pic:blipFill>
+                    <a:blip r:embed="rId9" cstate="print">
+                      <a:extLst>
+                        <a:ext uri="{28A0092B-C50C-407E-A947-70E740481C1C}">
+                          <a14:useLocalDpi xmlns:a14="http://schemas.microsoft.com/office/drawing/2010/main" val="0"/>
+                        </a:ext>
+                      </a:extLst>
+                    </a:blip>
+                    <a:srcRect/>
+                    <a:stretch>
+                      <a:fillRect/>
+                    </a:stretch>
+                  </pic:blipFill>
+                  <pic:spPr bwMode="auto">
+                    <a:xfrm>
+                      <a:off x="0" y="0"/>
+                      <a:ext cx="3077539" cy="2315392"/>
+                    </a:xfrm>
+                    <a:prstGeom prst="rect">
+                      <a:avLst/>
+                    </a:prstGeom>
+                    <a:noFill/>
+                    <a:ln>
+                      <a:noFill/>
+                    </a:ln>
+                  </pic:spPr>
+                </pic:pic>
+              </a:graphicData>
+            </a:graphic>
+          </wp:inline>
+        </w:drawing>
+      </w:r>
+    </w:p>
+    <w:p>
+      <w:pPr>
+        <w:rPr>
+          <w:b/>
+          <w:bCs/>
+        </w:rPr>
+      </w:pPr>
+      <w:r>
+        <w:rPr>
+          <w:b/>
+          <w:bCs/>
+        </w:rPr>
+        <w:lastRenderedPageBreak/>
+        <w:t>Topología</w:t>
+      </w:r>
+      <w:r>
+        <w:rPr>
+          <w:b/>
+          <w:bCs/>
+        </w:rPr>
+        <w:t xml:space="preserve"> en estrella</w:t>
+      </w:r>
+      <w:r>
+        <w:rPr>
+          <w:b/>
+          <w:bCs/>
+        </w:rPr>
+        <w:t>.</w:t>
+      </w:r>
+    </w:p>
+    <w:p>
+      <w:pPr>
+        <w:rPr>
+          <w:b/>
+          <w:bCs/>
+        </w:rPr>
+      </w:pPr>
+    </w:p>
+    <w:p>
+      <w:r>
+        <w:t>Todos los dispositivos están conectados a un dispositivo central (</w:t>
+      </w:r>
+      <w:proofErr w:type="spellStart"/>
+      <w:r>
+        <w:t>hub</w:t>
+      </w:r>
+      <w:proofErr w:type="spellEnd"/>
+      <w:r>
+        <w:t xml:space="preserve"> o switch).</w:t>
+      </w:r>
+    </w:p>
+    <w:p>
+      <w:pPr>
+        <w:rPr>
+          <w:b/>
+          <w:bCs/>
+        </w:rPr>
+      </w:pPr>
+    </w:p>
+    <w:p>
+      <w:pPr>
+        <w:pStyle w:val="Prrafodelista"/>
+        <w:numPr>
+          <w:ilvl w:val="0"/>
+          <w:numId w:val="19"/>
+        </w:numPr>
+        <w:spacing w:after="160" w:line="259" w:lineRule="auto"/>
+        <w:contextualSpacing/>
+      </w:pPr>
+      <w:r>
+        <w:t>Es la más utilizada actualmente</w:t>
+      </w:r>
+    </w:p>
+    <w:p>
+      <w:pPr>
+        <w:pStyle w:val="Prrafodelista"/>
+        <w:numPr>
+          <w:ilvl w:val="0"/>
+          <w:numId w:val="19"/>
+        </w:numPr>
+        <w:spacing w:after="160" w:line="259" w:lineRule="auto"/>
+        <w:contextualSpacing/>
+      </w:pPr>
+      <w:r>
+        <w:t>Fácil de administrar y ampliar</w:t>
+      </w:r>
+    </w:p>
+    <w:p>
+      <w:pPr>
+        <w:pStyle w:val="Prrafodelista"/>
+        <w:numPr>
+          <w:ilvl w:val="0"/>
+          <w:numId w:val="19"/>
+        </w:numPr>
+        <w:spacing w:after="160" w:line="259" w:lineRule="auto"/>
+        <w:contextualSpacing/>
+      </w:pPr>
+      <w:r>
+        <w:t>Si falla un nodo, no afecta al resto</w:t>
+      </w:r>
+    </w:p>
+    <w:p>
+      <w:pPr>
+        <w:pStyle w:val="Prrafodelista"/>
+        <w:numPr>
+          <w:ilvl w:val="0"/>
+          <w:numId w:val="19"/>
+        </w:numPr>
+        <w:spacing w:after="160" w:line="259" w:lineRule="auto"/>
+        <w:contextualSpacing/>
+      </w:pPr>
+      <w:r>
+        <w:t>Si falla el dispositivo central, toda la red queda inoperativa</w:t>
+      </w:r>
+    </w:p>
+    <w:p>
+      <w:pPr>
+        <w:spacing w:after="160" w:line="259" w:lineRule="auto"/>
+        <w:contextualSpacing/>
+      </w:pPr>
+    </w:p>
+    <w:p>
+      <w:pPr>
+        <w:spacing w:after="160" w:line="259" w:lineRule="auto"/>
+        <w:contextualSpacing/>
+        <w:jc w:val="center"/>
+      </w:pPr>
+      <w:r>
+        <w:rPr>
+          <w:noProof/>
+        </w:rPr>
+        <w:drawing>
+          <wp:inline distT="0" distB="0" distL="0" distR="0" wp14:anchorId="461CD2F8" wp14:editId="5AD65965">
+            <wp:extent cx="2338726" cy="2352675"/>
+            <wp:effectExtent l="0" t="0" r="4445" b="0"/>
+            <wp:docPr id="4" name="Imagen 4" descr="Star Topology In Computer Network Example at Jose Boyd blog"/>
+            <wp:cNvGraphicFramePr>
+              <a:graphicFrameLocks xmlns:a="http://schemas.openxmlformats.org/drawingml/2006/main" noChangeAspect="1"/>
+            </wp:cNvGraphicFramePr>
+            <a:graphic xmlns:a="http://schemas.openxmlformats.org/drawingml/2006/main">
+              <a:graphicData uri="http://schemas.openxmlformats.org/drawingml/2006/picture">
+                <pic:pic xmlns:pic="http://schemas.openxmlformats.org/drawingml/2006/picture">
+                  <pic:nvPicPr>
+                    <pic:cNvPr id="0" name="Picture 5" descr="Star Topology In Computer Network Example at Jose Boyd blog"/>
+                    <pic:cNvPicPr>
+                      <a:picLocks noChangeAspect="1" noChangeArrowheads="1"/>
+                    </pic:cNvPicPr>
+                  </pic:nvPicPr>
+                  <pic:blipFill>
+                    <a:blip r:embed="rId10">
+                      <a:extLst>
+                        <a:ext uri="{28A0092B-C50C-407E-A947-70E740481C1C}">
+                          <a14:useLocalDpi xmlns:a14="http://schemas.microsoft.com/office/drawing/2010/main" val="0"/>
+                        </a:ext>
+                      </a:extLst>
+                    </a:blip>
+                    <a:srcRect/>
+                    <a:stretch>
+                      <a:fillRect/>
+                    </a:stretch>
+                  </pic:blipFill>
+                  <pic:spPr bwMode="auto">
+                    <a:xfrm>
+                      <a:off x="0" y="0"/>
+                      <a:ext cx="2343410" cy="2357387"/>
+                    </a:xfrm>
+                    <a:prstGeom prst="rect">
+                      <a:avLst/>
+                    </a:prstGeom>
+                    <a:noFill/>
+                    <a:ln>
+                      <a:noFill/>
+                    </a:ln>
+                  </pic:spPr>
+                </pic:pic>
+              </a:graphicData>
+            </a:graphic>
+          </wp:inline>
+        </w:drawing>
+      </w:r>
+    </w:p>
+    <w:p>
+      <w:pPr>
+        <w:spacing w:after="160" w:line="259" w:lineRule="auto"/>
+        <w:contextualSpacing/>
+      </w:pPr>
+    </w:p>
+    <w:p>
+      <w:pPr>
+        <w:rPr>
+          <w:b/>
+          <w:bCs/>
+        </w:rPr>
+      </w:pPr>
+      <w:r>
+        <w:rPr>
+          <w:b/>
+          <w:bCs/>
+        </w:rPr>
+        <w:t>Topología</w:t>
+      </w:r>
+      <w:r>
+        <w:rPr>
+          <w:b/>
+          <w:bCs/>
+        </w:rPr>
+        <w:t xml:space="preserve"> en anillo</w:t>
+      </w:r>
+      <w:r>
+        <w:rPr>
+          <w:b/>
+          <w:bCs/>
+        </w:rPr>
+        <w:t>.</w:t>
+      </w:r>
+    </w:p>
+    <w:p>
+      <w:pPr>
+        <w:rPr>
+          <w:b/>
+          <w:bCs/>
+        </w:rPr>
+      </w:pPr>
+    </w:p>
+    <w:p>
+      <w:r>
+        <w:t>Los dispositivos se conectan formando un circuito cerrado.</w:t>
+      </w:r>
+    </w:p>
+    <w:p/>
+    <w:p>
+      <w:pPr>
+        <w:pStyle w:val="Prrafodelista"/>
+        <w:numPr>
+          <w:ilvl w:val="0"/>
+          <w:numId w:val="21"/>
+        </w:numPr>
+        <w:spacing w:after="160" w:line="259" w:lineRule="auto"/>
+        <w:contextualSpacing/>
+      </w:pPr>
+      <w:r>
+        <w:t>Los datos circulan en una dirección (o ambas en versiones modernas)</w:t>
+      </w:r>
+      <w:r>
+        <w:t>.</w:t>
+      </w:r>
+    </w:p>
+    <w:p>
+      <w:pPr>
+        <w:pStyle w:val="Prrafodelista"/>
+        <w:numPr>
+          <w:ilvl w:val="0"/>
+          <w:numId w:val="21"/>
+        </w:numPr>
+        <w:spacing w:after="160" w:line="259" w:lineRule="auto"/>
+        <w:contextualSpacing/>
+      </w:pPr>
+      <w:r>
+        <w:t>Cada nodo actúa como repetidor</w:t>
+      </w:r>
+      <w:r>
+        <w:t>.</w:t>
+      </w:r>
+    </w:p>
+    <w:p>
+      <w:pPr>
+        <w:pStyle w:val="Prrafodelista"/>
+        <w:numPr>
+          <w:ilvl w:val="0"/>
+          <w:numId w:val="21"/>
+        </w:numPr>
+        <w:spacing w:after="160" w:line="259" w:lineRule="auto"/>
+        <w:contextualSpacing/>
+      </w:pPr>
+      <w:r>
+        <w:t>Puede ser eficiente, pero una falla puede afectar toda la red</w:t>
+      </w:r>
+      <w:r>
+        <w:t>.</w:t>
+      </w:r>
+    </w:p>
+    <w:p>
+      <w:pPr>
+        <w:spacing w:after="160" w:line="259" w:lineRule="auto"/>
+        <w:contextualSpacing/>
+      </w:pPr>
+    </w:p>
+    <w:p>
+      <w:pPr>
+        <w:spacing w:after="160" w:line="259" w:lineRule="auto"/>
+        <w:contextualSpacing/>
+        <w:jc w:val="center"/>
+      </w:pPr>
+      <w:r>
+        <w:rPr>
+          <w:noProof/>
+        </w:rPr>
+        <w:drawing>
+          <wp:inline distT="0" distB="0" distL="0" distR="0" wp14:anchorId="6421FECF" wp14:editId="07392EEF">
+            <wp:extent cx="2647950" cy="2060604"/>
+            <wp:effectExtent l="0" t="0" r="0" b="0"/>
+            <wp:docPr id="5" name="Imagen 5" descr="Types of Network Topology - GeeksforGeeks"/>
+            <wp:cNvGraphicFramePr>
+              <a:graphicFrameLocks xmlns:a="http://schemas.openxmlformats.org/drawingml/2006/main" noChangeAspect="1"/>
+            </wp:cNvGraphicFramePr>
+            <a:graphic xmlns:a="http://schemas.openxmlformats.org/drawingml/2006/main">
+              <a:graphicData uri="http://schemas.openxmlformats.org/drawingml/2006/picture">
+                <pic:pic xmlns:pic="http://schemas.openxmlformats.org/drawingml/2006/picture">
+                  <pic:nvPicPr>
+                    <pic:cNvPr id="0" name="Picture 7" descr="Types of Network Topology - GeeksforGeeks"/>
+                    <pic:cNvPicPr>
+                      <a:picLocks noChangeAspect="1" noChangeArrowheads="1"/>
+                    </pic:cNvPicPr>
+                  </pic:nvPicPr>
+                  <pic:blipFill>
+                    <a:blip r:embed="rId11">
+                      <a:extLst>
+                        <a:ext uri="{28A0092B-C50C-407E-A947-70E740481C1C}">
+                          <a14:useLocalDpi xmlns:a14="http://schemas.microsoft.com/office/drawing/2010/main" val="0"/>
+                        </a:ext>
+                      </a:extLst>
+                    </a:blip>
+                    <a:srcRect/>
+                    <a:stretch>
+                      <a:fillRect/>
+                    </a:stretch>
+                  </pic:blipFill>
+                  <pic:spPr bwMode="auto">
+                    <a:xfrm>
+                      <a:off x="0" y="0"/>
+                      <a:ext cx="2653532" cy="2064948"/>
+                    </a:xfrm>
+                    <a:prstGeom prst="rect">
+                      <a:avLst/>
+                    </a:prstGeom>
+                    <a:noFill/>
+                    <a:ln>
+                      <a:noFill/>
+                    </a:ln>
+                  </pic:spPr>
+                </pic:pic>
+              </a:graphicData>
+            </a:graphic>
+          </wp:inline>
+        </w:drawing>
+      </w:r>
+    </w:p>
+    <w:p>
+      <w:r>
+        <w:br w:type="page"/>
+      </w:r>
+    </w:p>
+    <w:p>
+      <w:pPr>
+        <w:rPr>
+          <w:b/>
+          <w:bCs/>
+        </w:rPr>
+      </w:pPr>
+      <w:r>
+        <w:rPr>
+          <w:b/>
+          <w:bCs/>
+        </w:rPr>
+        <w:lastRenderedPageBreak/>
+        <w:t>Topología</w:t>
+      </w:r>
+      <w:r>
+        <w:rPr>
+          <w:b/>
+          <w:bCs/>
+        </w:rPr>
+        <w:t xml:space="preserve"> en malla</w:t>
+      </w:r>
+    </w:p>
+    <w:p>
+      <w:pPr>
+        <w:rPr>
+          <w:b/>
+          <w:bCs/>
+        </w:rPr>
+      </w:pPr>
+    </w:p>
+    <w:p>
+      <w:r>
+        <w:t>Cada dispositivo está conectado con varios o todos los demás nodos.</w:t>
+      </w:r>
+    </w:p>
+    <w:p/>
+    <w:p>
+      <w:pPr>
+        <w:pStyle w:val="Prrafodelista"/>
+        <w:numPr>
+          <w:ilvl w:val="0"/>
+          <w:numId w:val="22"/>
+        </w:numPr>
+        <w:spacing w:after="160" w:line="259" w:lineRule="auto"/>
+        <w:contextualSpacing/>
+      </w:pPr>
+      <w:r>
+        <w:t>Alta redundancia y confiabilidad</w:t>
+      </w:r>
+    </w:p>
+    <w:p>
+      <w:pPr>
+        <w:pStyle w:val="Prrafodelista"/>
+        <w:numPr>
+          <w:ilvl w:val="0"/>
+          <w:numId w:val="22"/>
+        </w:numPr>
+        <w:spacing w:after="160" w:line="259" w:lineRule="auto"/>
+        <w:contextualSpacing/>
+      </w:pPr>
+      <w:r>
+        <w:t>Si un enlace falla, existen rutas alternativas</w:t>
+      </w:r>
+    </w:p>
+    <w:p>
+      <w:pPr>
+        <w:pStyle w:val="Prrafodelista"/>
+        <w:numPr>
+          <w:ilvl w:val="0"/>
+          <w:numId w:val="22"/>
+        </w:numPr>
+        <w:spacing w:after="160" w:line="259" w:lineRule="auto"/>
+        <w:contextualSpacing/>
+      </w:pPr>
+      <w:r>
+        <w:t>Costosa y compleja de implementar</w:t>
+      </w:r>
+    </w:p>
+    <w:p>
+      <w:pPr>
+        <w:spacing w:after="160" w:line="259" w:lineRule="auto"/>
+        <w:contextualSpacing/>
+      </w:pPr>
+    </w:p>
+    <w:p>
+      <w:pPr>
+        <w:spacing w:after="160" w:line="259" w:lineRule="auto"/>
+        <w:contextualSpacing/>
+        <w:jc w:val="center"/>
+      </w:pPr>
+      <w:r>
+        <w:rPr>
+          <w:noProof/>
+        </w:rPr>
+        <w:drawing>
+          <wp:inline distT="0" distB="0" distL="0" distR="0" wp14:anchorId="3085046D" wp14:editId="7A4B8821">
+            <wp:extent cx="2996887" cy="1685925"/>
+            <wp:effectExtent l="0" t="0" r="0" b="0"/>
+            <wp:docPr id="6" name="Imagen 6" descr="Descubriendo las Características de la Topología Malla en Redes: Todo lo que Necesitas Saber - TMagazine - líder en noticias de tendencias"/>
+            <wp:cNvGraphicFramePr>
+              <a:graphicFrameLocks xmlns:a="http://schemas.openxmlformats.org/drawingml/2006/main" noChangeAspect="1"/>
+            </wp:cNvGraphicFramePr>
+            <a:graphic xmlns:a="http://schemas.openxmlformats.org/drawingml/2006/main">
+              <a:graphicData uri="http://schemas.openxmlformats.org/drawingml/2006/picture">
+                <pic:pic xmlns:pic="http://schemas.openxmlformats.org/drawingml/2006/picture">
+                  <pic:nvPicPr>
+                    <pic:cNvPr id="0" name="Picture 9" descr="Descubriendo las Características de la Topología Malla en Redes: Todo lo que Necesitas Saber - TMagazine - líder en noticias de tendencias"/>
+                    <pic:cNvPicPr>
+                      <a:picLocks noChangeAspect="1" noChangeArrowheads="1"/>
+                    </pic:cNvPicPr>
+                  </pic:nvPicPr>
+                  <pic:blipFill>
+                    <a:blip r:embed="rId12" cstate="print">
+                      <a:extLst>
+                        <a:ext uri="{28A0092B-C50C-407E-A947-70E740481C1C}">
+                          <a14:useLocalDpi xmlns:a14="http://schemas.microsoft.com/office/drawing/2010/main" val="0"/>
+                        </a:ext>
+                      </a:extLst>
+                    </a:blip>
+                    <a:srcRect/>
+                    <a:stretch>
+                      <a:fillRect/>
+                    </a:stretch>
+                  </pic:blipFill>
+                  <pic:spPr bwMode="auto">
+                    <a:xfrm>
+                      <a:off x="0" y="0"/>
+                      <a:ext cx="2999075" cy="1687156"/>
+                    </a:xfrm>
+                    <a:prstGeom prst="rect">
+                      <a:avLst/>
+                    </a:prstGeom>
+                    <a:noFill/>
+                    <a:ln>
+                      <a:noFill/>
+                    </a:ln>
+                  </pic:spPr>
+                </pic:pic>
+              </a:graphicData>
+            </a:graphic>
+          </wp:inline>
+        </w:drawing>
+      </w:r>
+    </w:p>
+    <w:p>
+      <w:pPr>
+        <w:spacing w:after="160" w:line="259" w:lineRule="auto"/>
+        <w:contextualSpacing/>
+      </w:pPr>
+    </w:p>
+    <w:p>
+      <w:pPr>
+        <w:spacing w:after="160" w:line="259" w:lineRule="auto"/>
+        <w:contextualSpacing/>
+      </w:pPr>
+    </w:p>
+    <w:p>
+      <w:pPr>
+        <w:rPr>
+          <w:b/>
+          <w:bCs/>
+        </w:rPr>
+      </w:pPr>
+      <w:r>
+        <w:rPr>
+          <w:b/>
+          <w:bCs/>
+        </w:rPr>
+        <w:t>Topología</w:t>
+      </w:r>
+      <w:r>
+        <w:rPr>
+          <w:b/>
+          <w:bCs/>
+        </w:rPr>
+        <w:t xml:space="preserve"> en árbol</w:t>
+      </w:r>
+    </w:p>
+    <w:p/>
+    <w:p>
+      <w:r>
+        <w:t>Es una combinación de topologías en estrella organizadas de forma jerárquica.</w:t>
+      </w:r>
+    </w:p>
+    <w:p/>
+    <w:p>
+      <w:pPr>
+        <w:pStyle w:val="Prrafodelista"/>
+        <w:numPr>
+          <w:ilvl w:val="0"/>
+          <w:numId w:val="23"/>
+        </w:numPr>
+        <w:spacing w:after="160" w:line="259" w:lineRule="auto"/>
+        <w:contextualSpacing/>
+      </w:pPr>
+      <w:r>
+        <w:t>Muy utilizada en redes empresariales</w:t>
+      </w:r>
+      <w:r>
+        <w:t>.</w:t>
+      </w:r>
+    </w:p>
+    <w:p>
+      <w:pPr>
+        <w:pStyle w:val="Prrafodelista"/>
+        <w:numPr>
+          <w:ilvl w:val="0"/>
+          <w:numId w:val="23"/>
+        </w:numPr>
+        <w:spacing w:after="160" w:line="259" w:lineRule="auto"/>
+        <w:contextualSpacing/>
+      </w:pPr>
+      <w:r>
+        <w:t>Permite segmentar y organizar la red</w:t>
+      </w:r>
+      <w:r>
+        <w:t>.</w:t>
+      </w:r>
+    </w:p>
+    <w:p>
+      <w:pPr>
+        <w:pStyle w:val="Prrafodelista"/>
+        <w:numPr>
+          <w:ilvl w:val="0"/>
+          <w:numId w:val="23"/>
+        </w:numPr>
+        <w:spacing w:after="160" w:line="259" w:lineRule="auto"/>
+        <w:contextualSpacing/>
+      </w:pPr>
+      <w:r>
+        <w:t>Depende de los nodos superiores</w:t>
+      </w:r>
+      <w:r>
+        <w:t>.</w:t>
+      </w:r>
+    </w:p>
+    <w:p>
+      <w:pPr>
+        <w:spacing w:after="160" w:line="259" w:lineRule="auto"/>
+        <w:contextualSpacing/>
+        <w:jc w:val="center"/>
+      </w:pPr>
+      <w:r>
+        <w:rPr>
+          <w:noProof/>
+        </w:rPr>
+        <w:drawing>
+          <wp:inline distT="0" distB="0" distL="0" distR="0" wp14:anchorId="5941F45F" wp14:editId="5248B51B">
+            <wp:extent cx="2195553" cy="2009775"/>
+            <wp:effectExtent l="0" t="0" r="0" b="0"/>
+            <wp:docPr id="7" name="Imagen 7" descr="topologia de arbol | PPT"/>
+            <wp:cNvGraphicFramePr>
+              <a:graphicFrameLocks xmlns:a="http://schemas.openxmlformats.org/drawingml/2006/main" noChangeAspect="1"/>
+            </wp:cNvGraphicFramePr>
+            <a:graphic xmlns:a="http://schemas.openxmlformats.org/drawingml/2006/main">
+              <a:graphicData uri="http://schemas.openxmlformats.org/drawingml/2006/picture">
+                <pic:pic xmlns:pic="http://schemas.openxmlformats.org/drawingml/2006/picture">
+                  <pic:nvPicPr>
+                    <pic:cNvPr id="0" name="Picture 11" descr="topologia de arbol | PPT"/>
+                    <pic:cNvPicPr>
+                      <a:picLocks noChangeAspect="1" noChangeArrowheads="1"/>
+                    </pic:cNvPicPr>
+                  </pic:nvPicPr>
+                  <pic:blipFill rotWithShape="1">
+                    <a:blip r:embed="rId13" cstate="print">
+                      <a:extLst>
+                        <a:ext uri="{28A0092B-C50C-407E-A947-70E740481C1C}">
+                          <a14:useLocalDpi xmlns:a14="http://schemas.microsoft.com/office/drawing/2010/main" val="0"/>
+                        </a:ext>
+                      </a:extLst>
+                    </a:blip>
+                    <a:srcRect l="11667" r="16111" b="11852"/>
+                    <a:stretch/>
+                  </pic:blipFill>
+                  <pic:spPr bwMode="auto">
+                    <a:xfrm>
+                      <a:off x="0" y="0"/>
+                      <a:ext cx="2197859" cy="2011886"/>
+                    </a:xfrm>
+                    <a:prstGeom prst="rect">
+                      <a:avLst/>
+                    </a:prstGeom>
+                    <a:noFill/>
+                    <a:ln>
+                      <a:noFill/>
+                    </a:ln>
+                    <a:extLst>
+                      <a:ext uri="{53640926-AAD7-44D8-BBD7-CCE9431645EC}">
+                        <a14:shadowObscured xmlns:a14="http://schemas.microsoft.com/office/drawing/2010/main"/>
+                      </a:ext>
+                    </a:extLst>
+                  </pic:spPr>
+                </pic:pic>
+              </a:graphicData>
+            </a:graphic>
+          </wp:inline>
+        </w:drawing>
+      </w:r>
     </w:p>
     <w:p>
       <w:pPr>
@@ -3368,17 +6623,17 @@
       <w:pPr>
         <w:pStyle w:val="Ttulo1"/>
       </w:pPr>
-      <w:bookmarkStart w:id="3" w:name="_Toc227879396"/>
+      <w:bookmarkStart w:id="10" w:name="_Toc227879403"/>
       <w:r>
         <w:rPr>
           <w:color w:val="2E75B6"/>
         </w:rPr>
-        <w:t xml:space="preserve">3.  </w:t>
-      </w:r>
-      <w:r>
-        <w:t>¿Qué es una SAN?</w:t>
-      </w:r>
-      <w:bookmarkEnd w:id="3"/>
+        <w:t xml:space="preserve">10.  </w:t>
+      </w:r>
+      <w:r>
+        <w:t>Servicio DHCP</w:t>
+      </w:r>
+      <w:bookmarkEnd w:id="10"/>
     </w:p>
     <w:p>
       <w:pPr>
@@ -3389,9 +6644,81 @@
       </w:pPr>
     </w:p>
     <w:p>
+      <w:r>
+        <w:t xml:space="preserve">El protocolo de configuración dinámica de host (DHCP) es un sistema para asignar direcciones de protocolo de Internet (IP) a cada dispositivo de red (conocido como host) en la red de una organización. Un host puede ser un ordenador de escritorio, un portátil, una tableta, un dispositivo móvil, u otros tipos de dispositivos. El </w:t>
+      </w:r>
+      <w:r>
+        <w:t xml:space="preserve">servicio de </w:t>
+      </w:r>
+      <w:r>
+        <w:t>DHCP asigna direcciones automáticamente, en lugar de requerir que los administradores de red realicen asignaciones manuales. El DHCP también es responsable de asignar automáticamente nuevas direcciones IP cuando los dispositivos se mueven a nuevas ubicaciones en la red. Además de las direcciones IP, un servicio DHCP asigna parámetros de configuración como direcciones del sistema de nombres de dominio (DNS), máscaras de subred y puertas de enlace predeterminadas que son esenciales para las comunicaciones de red.</w:t>
+      </w:r>
+    </w:p>
+    <w:p>
       <w:pPr>
         <w:spacing w:after="80"/>
       </w:pPr>
+    </w:p>
+    <w:p>
+      <w:pPr>
+        <w:spacing w:after="80"/>
+      </w:pPr>
+      <w:r>
+        <w:rPr>
+          <w:noProof/>
+        </w:rPr>
+        <w:drawing>
+          <wp:inline distT="0" distB="0" distL="0" distR="0" wp14:anchorId="4FEBB6B0" wp14:editId="20CC5262">
+            <wp:extent cx="4933950" cy="2393291"/>
+            <wp:effectExtent l="0" t="0" r="0" b="7620"/>
+            <wp:docPr id="8" name="Imagen 8" descr="Diagrama que ilustra cómo funciona el protocolo de configuración dinámica de host (DHCP)."/>
+            <wp:cNvGraphicFramePr>
+              <a:graphicFrameLocks xmlns:a="http://schemas.openxmlformats.org/drawingml/2006/main" noChangeAspect="1"/>
+            </wp:cNvGraphicFramePr>
+            <a:graphic xmlns:a="http://schemas.openxmlformats.org/drawingml/2006/main">
+              <a:graphicData uri="http://schemas.openxmlformats.org/drawingml/2006/picture">
+                <pic:pic xmlns:pic="http://schemas.openxmlformats.org/drawingml/2006/picture">
+                  <pic:nvPicPr>
+                    <pic:cNvPr id="0" name="Picture 13" descr="Diagrama que ilustra cómo funciona el protocolo de configuración dinámica de host (DHCP)."/>
+                    <pic:cNvPicPr>
+                      <a:picLocks noChangeAspect="1" noChangeArrowheads="1"/>
+                    </pic:cNvPicPr>
+                  </pic:nvPicPr>
+                  <pic:blipFill rotWithShape="1">
+                    <a:blip r:embed="rId14" cstate="print">
+                      <a:extLst>
+                        <a:ext uri="{28A0092B-C50C-407E-A947-70E740481C1C}">
+                          <a14:useLocalDpi xmlns:a14="http://schemas.microsoft.com/office/drawing/2010/main" val="0"/>
+                        </a:ext>
+                      </a:extLst>
+                    </a:blip>
+                    <a:srcRect b="13775"/>
+                    <a:stretch/>
+                  </pic:blipFill>
+                  <pic:spPr bwMode="auto">
+                    <a:xfrm>
+                      <a:off x="0" y="0"/>
+                      <a:ext cx="4938402" cy="2395451"/>
+                    </a:xfrm>
+                    <a:prstGeom prst="rect">
+                      <a:avLst/>
+                    </a:prstGeom>
+                    <a:noFill/>
+                    <a:ln>
+                      <a:noFill/>
+                    </a:ln>
+                    <a:extLst>
+                      <a:ext uri="{53640926-AAD7-44D8-BBD7-CCE9431645EC}">
+                        <a14:shadowObscured xmlns:a14="http://schemas.microsoft.com/office/drawing/2010/main"/>
+                      </a:ext>
+                    </a:extLst>
+                  </pic:spPr>
+                </pic:pic>
+              </a:graphicData>
+            </a:graphic>
+          </wp:inline>
+        </w:drawing>
+      </w:r>
     </w:p>
     <w:p>
       <w:pPr>
@@ -3403,6 +6730,80 @@
     </w:p>
     <w:p>
       <w:pPr>
+        <w:spacing w:after="100"/>
+      </w:pPr>
+    </w:p>
+    <w:p>
+      <w:pPr>
+        <w:pStyle w:val="Ttulo1"/>
+      </w:pPr>
+      <w:bookmarkStart w:id="11" w:name="_Toc227879404"/>
+      <w:r>
+        <w:rPr>
+          <w:color w:val="2E75B6"/>
+        </w:rPr>
+        <w:t xml:space="preserve">11.  </w:t>
+      </w:r>
+      <w:r>
+        <w:t>Servicio DNS</w:t>
+      </w:r>
+      <w:bookmarkEnd w:id="11"/>
+    </w:p>
+    <w:p>
+      <w:pPr>
+        <w:pBdr>
+          <w:bottom w:val="single" w:sz="6" w:space="1" w:color="2E75B6"/>
+        </w:pBdr>
+        <w:spacing w:after="100"/>
+      </w:pPr>
+    </w:p>
+    <w:p>
+      <w:r>
+        <w:t>Los servicios DNS traducen los nombres de host a direcciones IP. La forma en que el sistema DNS hace esto se puede comparar con una agenda telefónica, pero en lugar de un nombre asociado a un número de teléfono, DNS traduce un nombre de dominio a una dirección IP. Por ejemplo, la traducción www.apple.com es 17.253.207.54. El sistema de nombres de dominio (DNS) se divide en dos servidores de nombres DNS que funcionan juntos:</w:t>
+      </w:r>
+    </w:p>
+    <w:p/>
+    <w:p>
+      <w:pPr>
+        <w:pStyle w:val="Prrafodelista"/>
+        <w:numPr>
+          <w:ilvl w:val="0"/>
+          <w:numId w:val="24"/>
+        </w:numPr>
+        <w:spacing w:after="160" w:line="259" w:lineRule="auto"/>
+        <w:contextualSpacing/>
+      </w:pPr>
+      <w:r>
+        <w:t>Servidor de DNS recursivo</w:t>
+      </w:r>
+      <w:r>
+        <w:t>.</w:t>
+      </w:r>
+    </w:p>
+    <w:p>
+      <w:pPr>
+        <w:pStyle w:val="Prrafodelista"/>
+        <w:numPr>
+          <w:ilvl w:val="0"/>
+          <w:numId w:val="24"/>
+        </w:numPr>
+        <w:spacing w:after="160" w:line="259" w:lineRule="auto"/>
+        <w:contextualSpacing/>
+      </w:pPr>
+      <w:r>
+        <w:t>Servidor de DNS autoritativo</w:t>
+      </w:r>
+      <w:r>
+        <w:t>.</w:t>
+      </w:r>
+    </w:p>
+    <w:p>
+      <w:pPr>
+        <w:spacing w:after="80"/>
+      </w:pPr>
+    </w:p>
+    <w:p>
+      <w:pPr>
         <w:pBdr>
           <w:bottom w:val="single" w:sz="2" w:space="1" w:color="CCCCCC"/>
         </w:pBdr>
@@ -3459,6 +6860,14 @@
     </w:p>
     <w:p>
       <w:pPr>
+        <w:pBdr>
+          <w:bottom w:val="single" w:sz="2" w:space="1" w:color="CCCCCC"/>
+        </w:pBdr>
+        <w:spacing w:after="220"/>
+      </w:pPr>
+    </w:p>
+    <w:p>
+      <w:pPr>
         <w:spacing w:after="100"/>
       </w:pPr>
     </w:p>
@@ -3466,17 +6875,17 @@
       <w:pPr>
         <w:pStyle w:val="Ttulo1"/>
       </w:pPr>
-      <w:bookmarkStart w:id="4" w:name="_Toc227879397"/>
+      <w:bookmarkStart w:id="12" w:name="_Toc227879405"/>
       <w:r>
         <w:rPr>
           <w:color w:val="2E75B6"/>
         </w:rPr>
-        <w:t xml:space="preserve">4.  </w:t>
-      </w:r>
-      <w:r>
-        <w:t>Diferencias entre Hub, Repetidor, Router y Switch</w:t>
-      </w:r>
-      <w:bookmarkEnd w:id="4"/>
+        <w:t xml:space="preserve">12.  </w:t>
+      </w:r>
+      <w:r>
+        <w:t>Tecnologías Wireless y sus estándares</w:t>
+      </w:r>
+      <w:bookmarkEnd w:id="12"/>
     </w:p>
     <w:p>
       <w:pPr>
@@ -3488,790 +6897,6 @@
     </w:p>
     <w:p>
       <w:pPr>
-        <w:spacing w:after="80"/>
-      </w:pPr>
-    </w:p>
-    <w:p>
-      <w:pPr>
-        <w:pBdr>
-          <w:bottom w:val="single" w:sz="2" w:space="1" w:color="CCCCCC"/>
-        </w:pBdr>
-        <w:spacing w:after="220"/>
-      </w:pPr>
-    </w:p>
-    <w:p>
-      <w:pPr>
-        <w:pBdr>
-          <w:bottom w:val="single" w:sz="2" w:space="1" w:color="CCCCCC"/>
-        </w:pBdr>
-        <w:spacing w:after="220"/>
-      </w:pPr>
-    </w:p>
-    <w:p>
-      <w:pPr>
-        <w:pBdr>
-          <w:bottom w:val="single" w:sz="2" w:space="1" w:color="CCCCCC"/>
-        </w:pBdr>
-        <w:spacing w:after="220"/>
-      </w:pPr>
-    </w:p>
-    <w:p>
-      <w:pPr>
-        <w:pBdr>
-          <w:bottom w:val="single" w:sz="2" w:space="1" w:color="CCCCCC"/>
-        </w:pBdr>
-        <w:spacing w:after="220"/>
-      </w:pPr>
-    </w:p>
-    <w:p>
-      <w:pPr>
-        <w:pBdr>
-          <w:bottom w:val="single" w:sz="2" w:space="1" w:color="CCCCCC"/>
-        </w:pBdr>
-        <w:spacing w:after="220"/>
-      </w:pPr>
-    </w:p>
-    <w:p>
-      <w:pPr>
-        <w:pBdr>
-          <w:bottom w:val="single" w:sz="2" w:space="1" w:color="CCCCCC"/>
-        </w:pBdr>
-        <w:spacing w:after="220"/>
-      </w:pPr>
-    </w:p>
-    <w:p>
-      <w:pPr>
-        <w:pBdr>
-          <w:bottom w:val="single" w:sz="2" w:space="1" w:color="CCCCCC"/>
-        </w:pBdr>
-        <w:spacing w:after="220"/>
-      </w:pPr>
-    </w:p>
-    <w:p>
-      <w:pPr>
-        <w:pBdr>
-          <w:bottom w:val="single" w:sz="2" w:space="1" w:color="CCCCCC"/>
-        </w:pBdr>
-        <w:spacing w:after="220"/>
-      </w:pPr>
-    </w:p>
-    <w:p>
-      <w:pPr>
-        <w:spacing w:after="100"/>
-      </w:pPr>
-    </w:p>
-    <w:p>
-      <w:pPr>
-        <w:pStyle w:val="Ttulo1"/>
-      </w:pPr>
-      <w:bookmarkStart w:id="5" w:name="_Toc227879398"/>
-      <w:r>
-        <w:rPr>
-          <w:color w:val="2E75B6"/>
-        </w:rPr>
-        <w:t xml:space="preserve">5.  </w:t>
-      </w:r>
-      <w:r>
-        <w:t>¿Qué es un protocolo de comunicaciones?</w:t>
-      </w:r>
-      <w:bookmarkEnd w:id="5"/>
-    </w:p>
-    <w:p>
-      <w:pPr>
-        <w:pBdr>
-          <w:bottom w:val="single" w:sz="6" w:space="1" w:color="2E75B6"/>
-        </w:pBdr>
-        <w:spacing w:after="100"/>
-      </w:pPr>
-    </w:p>
-    <w:p>
-      <w:pPr>
-        <w:spacing w:after="80"/>
-      </w:pPr>
-    </w:p>
-    <w:p>
-      <w:pPr>
-        <w:pBdr>
-          <w:bottom w:val="single" w:sz="2" w:space="1" w:color="CCCCCC"/>
-        </w:pBdr>
-        <w:spacing w:after="220"/>
-      </w:pPr>
-    </w:p>
-    <w:p>
-      <w:pPr>
-        <w:pBdr>
-          <w:bottom w:val="single" w:sz="2" w:space="1" w:color="CCCCCC"/>
-        </w:pBdr>
-        <w:spacing w:after="220"/>
-      </w:pPr>
-    </w:p>
-    <w:p>
-      <w:pPr>
-        <w:pBdr>
-          <w:bottom w:val="single" w:sz="2" w:space="1" w:color="CCCCCC"/>
-        </w:pBdr>
-        <w:spacing w:after="220"/>
-      </w:pPr>
-    </w:p>
-    <w:p>
-      <w:pPr>
-        <w:pBdr>
-          <w:bottom w:val="single" w:sz="2" w:space="1" w:color="CCCCCC"/>
-        </w:pBdr>
-        <w:spacing w:after="220"/>
-      </w:pPr>
-    </w:p>
-    <w:p>
-      <w:pPr>
-        <w:pBdr>
-          <w:bottom w:val="single" w:sz="2" w:space="1" w:color="CCCCCC"/>
-        </w:pBdr>
-        <w:spacing w:after="220"/>
-      </w:pPr>
-    </w:p>
-    <w:p>
-      <w:pPr>
-        <w:pBdr>
-          <w:bottom w:val="single" w:sz="2" w:space="1" w:color="CCCCCC"/>
-        </w:pBdr>
-        <w:spacing w:after="220"/>
-      </w:pPr>
-    </w:p>
-    <w:p>
-      <w:pPr>
-        <w:pBdr>
-          <w:bottom w:val="single" w:sz="2" w:space="1" w:color="CCCCCC"/>
-        </w:pBdr>
-        <w:spacing w:after="220"/>
-      </w:pPr>
-    </w:p>
-    <w:p>
-      <w:pPr>
-        <w:pBdr>
-          <w:bottom w:val="single" w:sz="2" w:space="1" w:color="CCCCCC"/>
-        </w:pBdr>
-        <w:spacing w:after="220"/>
-      </w:pPr>
-    </w:p>
-    <w:p>
-      <w:pPr>
-        <w:spacing w:after="100"/>
-      </w:pPr>
-    </w:p>
-    <w:p>
-      <w:pPr>
-        <w:pStyle w:val="Ttulo1"/>
-      </w:pPr>
-      <w:bookmarkStart w:id="6" w:name="_Toc227879399"/>
-      <w:r>
-        <w:rPr>
-          <w:color w:val="2E75B6"/>
-        </w:rPr>
-        <w:t xml:space="preserve">6.  </w:t>
-      </w:r>
-      <w:r>
-        <w:t>TCP/IP y NetBios — diferencias</w:t>
-      </w:r>
-      <w:bookmarkEnd w:id="6"/>
-    </w:p>
-    <w:p>
-      <w:pPr>
-        <w:pBdr>
-          <w:bottom w:val="single" w:sz="6" w:space="1" w:color="2E75B6"/>
-        </w:pBdr>
-        <w:spacing w:after="100"/>
-      </w:pPr>
-    </w:p>
-    <w:p>
-      <w:pPr>
-        <w:spacing w:after="80"/>
-      </w:pPr>
-    </w:p>
-    <w:p>
-      <w:pPr>
-        <w:pBdr>
-          <w:bottom w:val="single" w:sz="2" w:space="1" w:color="CCCCCC"/>
-        </w:pBdr>
-        <w:spacing w:after="220"/>
-      </w:pPr>
-    </w:p>
-    <w:p>
-      <w:pPr>
-        <w:pBdr>
-          <w:bottom w:val="single" w:sz="2" w:space="1" w:color="CCCCCC"/>
-        </w:pBdr>
-        <w:spacing w:after="220"/>
-      </w:pPr>
-    </w:p>
-    <w:p>
-      <w:pPr>
-        <w:pBdr>
-          <w:bottom w:val="single" w:sz="2" w:space="1" w:color="CCCCCC"/>
-        </w:pBdr>
-        <w:spacing w:after="220"/>
-      </w:pPr>
-    </w:p>
-    <w:p>
-      <w:pPr>
-        <w:pBdr>
-          <w:bottom w:val="single" w:sz="2" w:space="1" w:color="CCCCCC"/>
-        </w:pBdr>
-        <w:spacing w:after="220"/>
-      </w:pPr>
-    </w:p>
-    <w:p>
-      <w:pPr>
-        <w:pBdr>
-          <w:bottom w:val="single" w:sz="2" w:space="1" w:color="CCCCCC"/>
-        </w:pBdr>
-        <w:spacing w:after="220"/>
-      </w:pPr>
-    </w:p>
-    <w:p>
-      <w:pPr>
-        <w:pBdr>
-          <w:bottom w:val="single" w:sz="2" w:space="1" w:color="CCCCCC"/>
-        </w:pBdr>
-        <w:spacing w:after="220"/>
-      </w:pPr>
-    </w:p>
-    <w:p>
-      <w:pPr>
-        <w:pBdr>
-          <w:bottom w:val="single" w:sz="2" w:space="1" w:color="CCCCCC"/>
-        </w:pBdr>
-        <w:spacing w:after="220"/>
-      </w:pPr>
-    </w:p>
-    <w:p>
-      <w:pPr>
-        <w:pBdr>
-          <w:bottom w:val="single" w:sz="2" w:space="1" w:color="CCCCCC"/>
-        </w:pBdr>
-        <w:spacing w:after="220"/>
-      </w:pPr>
-    </w:p>
-    <w:p>
-      <w:pPr>
-        <w:spacing w:after="100"/>
-      </w:pPr>
-    </w:p>
-    <w:p>
-      <w:pPr>
-        <w:pStyle w:val="Ttulo1"/>
-      </w:pPr>
-      <w:bookmarkStart w:id="7" w:name="_Toc227879400"/>
-      <w:r>
-        <w:rPr>
-          <w:color w:val="2E75B6"/>
-        </w:rPr>
-        <w:t xml:space="preserve">7.  </w:t>
-      </w:r>
-      <w:r>
-        <w:t>Paquete de datos en TCP/IP y los 'flags'</w:t>
-      </w:r>
-      <w:bookmarkEnd w:id="7"/>
-    </w:p>
-    <w:p>
-      <w:pPr>
-        <w:pBdr>
-          <w:bottom w:val="single" w:sz="6" w:space="1" w:color="2E75B6"/>
-        </w:pBdr>
-        <w:spacing w:after="100"/>
-      </w:pPr>
-    </w:p>
-    <w:p>
-      <w:pPr>
-        <w:spacing w:after="80"/>
-      </w:pPr>
-    </w:p>
-    <w:p>
-      <w:pPr>
-        <w:pBdr>
-          <w:bottom w:val="single" w:sz="2" w:space="1" w:color="CCCCCC"/>
-        </w:pBdr>
-        <w:spacing w:after="220"/>
-      </w:pPr>
-    </w:p>
-    <w:p>
-      <w:pPr>
-        <w:pBdr>
-          <w:bottom w:val="single" w:sz="2" w:space="1" w:color="CCCCCC"/>
-        </w:pBdr>
-        <w:spacing w:after="220"/>
-      </w:pPr>
-    </w:p>
-    <w:p>
-      <w:pPr>
-        <w:pBdr>
-          <w:bottom w:val="single" w:sz="2" w:space="1" w:color="CCCCCC"/>
-        </w:pBdr>
-        <w:spacing w:after="220"/>
-      </w:pPr>
-    </w:p>
-    <w:p>
-      <w:pPr>
-        <w:pBdr>
-          <w:bottom w:val="single" w:sz="2" w:space="1" w:color="CCCCCC"/>
-        </w:pBdr>
-        <w:spacing w:after="220"/>
-      </w:pPr>
-    </w:p>
-    <w:p>
-      <w:pPr>
-        <w:pBdr>
-          <w:bottom w:val="single" w:sz="2" w:space="1" w:color="CCCCCC"/>
-        </w:pBdr>
-        <w:spacing w:after="220"/>
-      </w:pPr>
-    </w:p>
-    <w:p>
-      <w:pPr>
-        <w:pBdr>
-          <w:bottom w:val="single" w:sz="2" w:space="1" w:color="CCCCCC"/>
-        </w:pBdr>
-        <w:spacing w:after="220"/>
-      </w:pPr>
-    </w:p>
-    <w:p>
-      <w:pPr>
-        <w:pBdr>
-          <w:bottom w:val="single" w:sz="2" w:space="1" w:color="CCCCCC"/>
-        </w:pBdr>
-        <w:spacing w:after="220"/>
-      </w:pPr>
-    </w:p>
-    <w:p>
-      <w:pPr>
-        <w:pBdr>
-          <w:bottom w:val="single" w:sz="2" w:space="1" w:color="CCCCCC"/>
-        </w:pBdr>
-        <w:spacing w:after="220"/>
-      </w:pPr>
-    </w:p>
-    <w:p>
-      <w:pPr>
-        <w:spacing w:after="100"/>
-      </w:pPr>
-    </w:p>
-    <w:p>
-      <w:pPr>
-        <w:pStyle w:val="Ttulo1"/>
-      </w:pPr>
-      <w:bookmarkStart w:id="8" w:name="_Toc227879401"/>
-      <w:r>
-        <w:rPr>
-          <w:color w:val="2E75B6"/>
-        </w:rPr>
-        <w:t xml:space="preserve">8.  </w:t>
-      </w:r>
-      <w:r>
-        <w:t>La red según su geografía — variantes</w:t>
-      </w:r>
-      <w:bookmarkEnd w:id="8"/>
-    </w:p>
-    <w:p>
-      <w:pPr>
-        <w:pBdr>
-          <w:bottom w:val="single" w:sz="6" w:space="1" w:color="2E75B6"/>
-        </w:pBdr>
-        <w:spacing w:after="100"/>
-      </w:pPr>
-    </w:p>
-    <w:p>
-      <w:pPr>
-        <w:spacing w:after="80"/>
-      </w:pPr>
-    </w:p>
-    <w:p>
-      <w:pPr>
-        <w:pBdr>
-          <w:bottom w:val="single" w:sz="2" w:space="1" w:color="CCCCCC"/>
-        </w:pBdr>
-        <w:spacing w:after="220"/>
-      </w:pPr>
-    </w:p>
-    <w:p>
-      <w:pPr>
-        <w:pBdr>
-          <w:bottom w:val="single" w:sz="2" w:space="1" w:color="CCCCCC"/>
-        </w:pBdr>
-        <w:spacing w:after="220"/>
-      </w:pPr>
-    </w:p>
-    <w:p>
-      <w:pPr>
-        <w:pBdr>
-          <w:bottom w:val="single" w:sz="2" w:space="1" w:color="CCCCCC"/>
-        </w:pBdr>
-        <w:spacing w:after="220"/>
-      </w:pPr>
-    </w:p>
-    <w:p>
-      <w:pPr>
-        <w:pBdr>
-          <w:bottom w:val="single" w:sz="2" w:space="1" w:color="CCCCCC"/>
-        </w:pBdr>
-        <w:spacing w:after="220"/>
-      </w:pPr>
-    </w:p>
-    <w:p>
-      <w:pPr>
-        <w:pBdr>
-          <w:bottom w:val="single" w:sz="2" w:space="1" w:color="CCCCCC"/>
-        </w:pBdr>
-        <w:spacing w:after="220"/>
-      </w:pPr>
-    </w:p>
-    <w:p>
-      <w:pPr>
-        <w:pBdr>
-          <w:bottom w:val="single" w:sz="2" w:space="1" w:color="CCCCCC"/>
-        </w:pBdr>
-        <w:spacing w:after="220"/>
-      </w:pPr>
-    </w:p>
-    <w:p>
-      <w:pPr>
-        <w:pBdr>
-          <w:bottom w:val="single" w:sz="2" w:space="1" w:color="CCCCCC"/>
-        </w:pBdr>
-        <w:spacing w:after="220"/>
-      </w:pPr>
-    </w:p>
-    <w:p>
-      <w:pPr>
-        <w:pBdr>
-          <w:bottom w:val="single" w:sz="2" w:space="1" w:color="CCCCCC"/>
-        </w:pBdr>
-        <w:spacing w:after="220"/>
-      </w:pPr>
-    </w:p>
-    <w:p>
-      <w:pPr>
-        <w:spacing w:after="100"/>
-      </w:pPr>
-    </w:p>
-    <w:p>
-      <w:pPr>
-        <w:pStyle w:val="Ttulo1"/>
-      </w:pPr>
-      <w:bookmarkStart w:id="9" w:name="_Toc227879402"/>
-      <w:r>
-        <w:rPr>
-          <w:color w:val="2E75B6"/>
-        </w:rPr>
-        <w:t xml:space="preserve">9.  </w:t>
-      </w:r>
-      <w:r>
-        <w:t>La red según su topología — variantes</w:t>
-      </w:r>
-      <w:bookmarkEnd w:id="9"/>
-    </w:p>
-    <w:p>
-      <w:pPr>
-        <w:pBdr>
-          <w:bottom w:val="single" w:sz="6" w:space="1" w:color="2E75B6"/>
-        </w:pBdr>
-        <w:spacing w:after="100"/>
-      </w:pPr>
-    </w:p>
-    <w:p>
-      <w:pPr>
-        <w:spacing w:after="80"/>
-      </w:pPr>
-    </w:p>
-    <w:p>
-      <w:pPr>
-        <w:pBdr>
-          <w:bottom w:val="single" w:sz="2" w:space="1" w:color="CCCCCC"/>
-        </w:pBdr>
-        <w:spacing w:after="220"/>
-      </w:pPr>
-    </w:p>
-    <w:p>
-      <w:pPr>
-        <w:pBdr>
-          <w:bottom w:val="single" w:sz="2" w:space="1" w:color="CCCCCC"/>
-        </w:pBdr>
-        <w:spacing w:after="220"/>
-      </w:pPr>
-    </w:p>
-    <w:p>
-      <w:pPr>
-        <w:pBdr>
-          <w:bottom w:val="single" w:sz="2" w:space="1" w:color="CCCCCC"/>
-        </w:pBdr>
-        <w:spacing w:after="220"/>
-      </w:pPr>
-    </w:p>
-    <w:p>
-      <w:pPr>
-        <w:pBdr>
-          <w:bottom w:val="single" w:sz="2" w:space="1" w:color="CCCCCC"/>
-        </w:pBdr>
-        <w:spacing w:after="220"/>
-      </w:pPr>
-    </w:p>
-    <w:p>
-      <w:pPr>
-        <w:pBdr>
-          <w:bottom w:val="single" w:sz="2" w:space="1" w:color="CCCCCC"/>
-        </w:pBdr>
-        <w:spacing w:after="220"/>
-      </w:pPr>
-    </w:p>
-    <w:p>
-      <w:pPr>
-        <w:pBdr>
-          <w:bottom w:val="single" w:sz="2" w:space="1" w:color="CCCCCC"/>
-        </w:pBdr>
-        <w:spacing w:after="220"/>
-      </w:pPr>
-    </w:p>
-    <w:p>
-      <w:pPr>
-        <w:pBdr>
-          <w:bottom w:val="single" w:sz="2" w:space="1" w:color="CCCCCC"/>
-        </w:pBdr>
-        <w:spacing w:after="220"/>
-      </w:pPr>
-    </w:p>
-    <w:p>
-      <w:pPr>
-        <w:pBdr>
-          <w:bottom w:val="single" w:sz="2" w:space="1" w:color="CCCCCC"/>
-        </w:pBdr>
-        <w:spacing w:after="220"/>
-      </w:pPr>
-    </w:p>
-    <w:p>
-      <w:pPr>
-        <w:spacing w:after="100"/>
-      </w:pPr>
-    </w:p>
-    <w:p>
-      <w:pPr>
-        <w:pStyle w:val="Ttulo1"/>
-      </w:pPr>
-      <w:bookmarkStart w:id="10" w:name="_Toc227879403"/>
-      <w:r>
-        <w:rPr>
-          <w:color w:val="2E75B6"/>
-        </w:rPr>
-        <w:t xml:space="preserve">10.  </w:t>
-      </w:r>
-      <w:r>
-        <w:t>Servicio DHCP</w:t>
-      </w:r>
-      <w:bookmarkEnd w:id="10"/>
-    </w:p>
-    <w:p>
-      <w:pPr>
-        <w:pBdr>
-          <w:bottom w:val="single" w:sz="6" w:space="1" w:color="2E75B6"/>
-        </w:pBdr>
-        <w:spacing w:after="100"/>
-      </w:pPr>
-    </w:p>
-    <w:p>
-      <w:pPr>
-        <w:spacing w:after="80"/>
-      </w:pPr>
-    </w:p>
-    <w:p>
-      <w:pPr>
-        <w:pBdr>
-          <w:bottom w:val="single" w:sz="2" w:space="1" w:color="CCCCCC"/>
-        </w:pBdr>
-        <w:spacing w:after="220"/>
-      </w:pPr>
-    </w:p>
-    <w:p>
-      <w:pPr>
-        <w:pBdr>
-          <w:bottom w:val="single" w:sz="2" w:space="1" w:color="CCCCCC"/>
-        </w:pBdr>
-        <w:spacing w:after="220"/>
-      </w:pPr>
-    </w:p>
-    <w:p>
-      <w:pPr>
-        <w:pBdr>
-          <w:bottom w:val="single" w:sz="2" w:space="1" w:color="CCCCCC"/>
-        </w:pBdr>
-        <w:spacing w:after="220"/>
-      </w:pPr>
-    </w:p>
-    <w:p>
-      <w:pPr>
-        <w:pBdr>
-          <w:bottom w:val="single" w:sz="2" w:space="1" w:color="CCCCCC"/>
-        </w:pBdr>
-        <w:spacing w:after="220"/>
-      </w:pPr>
-    </w:p>
-    <w:p>
-      <w:pPr>
-        <w:pBdr>
-          <w:bottom w:val="single" w:sz="2" w:space="1" w:color="CCCCCC"/>
-        </w:pBdr>
-        <w:spacing w:after="220"/>
-      </w:pPr>
-    </w:p>
-    <w:p>
-      <w:pPr>
-        <w:pBdr>
-          <w:bottom w:val="single" w:sz="2" w:space="1" w:color="CCCCCC"/>
-        </w:pBdr>
-        <w:spacing w:after="220"/>
-      </w:pPr>
-    </w:p>
-    <w:p>
-      <w:pPr>
-        <w:pBdr>
-          <w:bottom w:val="single" w:sz="2" w:space="1" w:color="CCCCCC"/>
-        </w:pBdr>
-        <w:spacing w:after="220"/>
-      </w:pPr>
-    </w:p>
-    <w:p>
-      <w:pPr>
-        <w:pBdr>
-          <w:bottom w:val="single" w:sz="2" w:space="1" w:color="CCCCCC"/>
-        </w:pBdr>
-        <w:spacing w:after="220"/>
-      </w:pPr>
-    </w:p>
-    <w:p>
-      <w:pPr>
-        <w:spacing w:after="100"/>
-      </w:pPr>
-    </w:p>
-    <w:p>
-      <w:pPr>
-        <w:pStyle w:val="Ttulo1"/>
-      </w:pPr>
-      <w:bookmarkStart w:id="11" w:name="_Toc227879404"/>
-      <w:r>
-        <w:rPr>
-          <w:color w:val="2E75B6"/>
-        </w:rPr>
-        <w:t xml:space="preserve">11.  </w:t>
-      </w:r>
-      <w:r>
-        <w:t>Servicio DNS</w:t>
-      </w:r>
-      <w:bookmarkEnd w:id="11"/>
-    </w:p>
-    <w:p>
-      <w:pPr>
-        <w:pBdr>
-          <w:bottom w:val="single" w:sz="6" w:space="1" w:color="2E75B6"/>
-        </w:pBdr>
-        <w:spacing w:after="100"/>
-      </w:pPr>
-    </w:p>
-    <w:p>
-      <w:pPr>
-        <w:spacing w:after="80"/>
-      </w:pPr>
-    </w:p>
-    <w:p>
-      <w:pPr>
-        <w:pBdr>
-          <w:bottom w:val="single" w:sz="2" w:space="1" w:color="CCCCCC"/>
-        </w:pBdr>
-        <w:spacing w:after="220"/>
-      </w:pPr>
-    </w:p>
-    <w:p>
-      <w:pPr>
-        <w:pBdr>
-          <w:bottom w:val="single" w:sz="2" w:space="1" w:color="CCCCCC"/>
-        </w:pBdr>
-        <w:spacing w:after="220"/>
-      </w:pPr>
-    </w:p>
-    <w:p>
-      <w:pPr>
-        <w:pBdr>
-          <w:bottom w:val="single" w:sz="2" w:space="1" w:color="CCCCCC"/>
-        </w:pBdr>
-        <w:spacing w:after="220"/>
-      </w:pPr>
-    </w:p>
-    <w:p>
-      <w:pPr>
-        <w:pBdr>
-          <w:bottom w:val="single" w:sz="2" w:space="1" w:color="CCCCCC"/>
-        </w:pBdr>
-        <w:spacing w:after="220"/>
-      </w:pPr>
-    </w:p>
-    <w:p>
-      <w:pPr>
-        <w:pBdr>
-          <w:bottom w:val="single" w:sz="2" w:space="1" w:color="CCCCCC"/>
-        </w:pBdr>
-        <w:spacing w:after="220"/>
-      </w:pPr>
-    </w:p>
-    <w:p>
-      <w:pPr>
-        <w:pBdr>
-          <w:bottom w:val="single" w:sz="2" w:space="1" w:color="CCCCCC"/>
-        </w:pBdr>
-        <w:spacing w:after="220"/>
-      </w:pPr>
-    </w:p>
-    <w:p>
-      <w:pPr>
-        <w:pBdr>
-          <w:bottom w:val="single" w:sz="2" w:space="1" w:color="CCCCCC"/>
-        </w:pBdr>
-        <w:spacing w:after="220"/>
-      </w:pPr>
-    </w:p>
-    <w:p>
-      <w:pPr>
-        <w:pBdr>
-          <w:bottom w:val="single" w:sz="2" w:space="1" w:color="CCCCCC"/>
-        </w:pBdr>
-        <w:spacing w:after="220"/>
-      </w:pPr>
-    </w:p>
-    <w:p>
-      <w:pPr>
-        <w:spacing w:after="100"/>
-      </w:pPr>
-    </w:p>
-    <w:p>
-      <w:pPr>
-        <w:pStyle w:val="Ttulo1"/>
-      </w:pPr>
-      <w:bookmarkStart w:id="12" w:name="_Toc227879405"/>
-      <w:r>
-        <w:rPr>
-          <w:color w:val="2E75B6"/>
-        </w:rPr>
-        <w:t xml:space="preserve">12.  </w:t>
-      </w:r>
-      <w:r>
-        <w:t>Tecnologías Wireless y sus estándares</w:t>
-      </w:r>
-      <w:bookmarkEnd w:id="12"/>
-    </w:p>
-    <w:p>
-      <w:pPr>
-        <w:pBdr>
-          <w:bottom w:val="single" w:sz="6" w:space="1" w:color="2E75B6"/>
-        </w:pBdr>
-        <w:spacing w:after="100"/>
-      </w:pPr>
-    </w:p>
-    <w:p>
-      <w:pPr>
         <w:spacing w:after="160"/>
       </w:pPr>
       <w:r>
@@ -4282,14 +6907,30 @@
           <w:b/>
           <w:bCs/>
         </w:rPr>
+        <w:t>Wireless</w:t>
+      </w:r>
+      <w:r>
+        <w:t xml:space="preserve"> a las tecnologías de comunicación que transmiten información sin un medio físico guiado, normalmente mediante radiofrecuencia. En redes, no existe una única tecnología </w:t>
+      </w:r>
+      <w:proofErr w:type="spellStart"/>
+      <w:r>
         <w:t>wireless</w:t>
       </w:r>
-      <w:r>
-        <w:t xml:space="preserve"> a las tecnologías de comunicación que transmiten información sin un medio físico guiado, normalmente mediante radiofrecuencia. En redes, no existe una única tecnología wireless: hay familias distintas según alcance, potencia, movilidad, ancho de banda, latencia y consumo energético.</w:t>
+      <w:proofErr w:type="spellEnd"/>
+      <w:r>
+        <w:t>: hay familias distintas según alcance, potencia, movilidad, ancho de banda, latencia y consumo energético.</w:t>
       </w:r>
       <w:r>
         <w:br/>
-        <w:t xml:space="preserve"> Todas comparten la idea de modular datos sobre un medio electromagnético, pero difieren mucho en objetivos y diseño. Las principales familias son:</w:t>
+        <w:t xml:space="preserve"> Todas comparten la idea de </w:t>
+      </w:r>
+      <w:proofErr w:type="gramStart"/>
+      <w:r>
+        <w:t>modular datos</w:t>
+      </w:r>
+      <w:proofErr w:type="gramEnd"/>
+      <w:r>
+        <w:t xml:space="preserve"> sobre un medio electromagnético, pero difieren mucho en objetivos y diseño. Las principales familias son:</w:t>
       </w:r>
     </w:p>
     <w:p>
@@ -4305,7 +6946,23 @@
           <w:b/>
           <w:bCs/>
         </w:rPr>
-        <w:t>a) Wi-Fi / WLAN</w:t>
+        <w:t xml:space="preserve">a) </w:t>
+      </w:r>
+      <w:proofErr w:type="spellStart"/>
+      <w:r>
+        <w:rPr>
+          <w:b/>
+          <w:bCs/>
+        </w:rPr>
+        <w:t>Wi</w:t>
+      </w:r>
+      <w:proofErr w:type="spellEnd"/>
+      <w:r>
+        <w:rPr>
+          <w:b/>
+          <w:bCs/>
+        </w:rPr>
+        <w:t>-Fi / WLAN</w:t>
       </w:r>
     </w:p>
     <w:p>
@@ -4334,12 +6991,21 @@
         </w:numPr>
         <w:spacing w:line="276" w:lineRule="auto"/>
       </w:pPr>
-      <w:r>
-        <w:rPr>
-          <w:b/>
-          <w:bCs/>
-        </w:rPr>
-        <w:t>Wi-Fi 4 = 802.11n</w:t>
+      <w:proofErr w:type="spellStart"/>
+      <w:r>
+        <w:rPr>
+          <w:b/>
+          <w:bCs/>
+        </w:rPr>
+        <w:t>Wi</w:t>
+      </w:r>
+      <w:proofErr w:type="spellEnd"/>
+      <w:r>
+        <w:rPr>
+          <w:b/>
+          <w:bCs/>
+        </w:rPr>
+        <w:t>-Fi 4 = 802.11n</w:t>
       </w:r>
     </w:p>
     <w:p>
@@ -4350,12 +7016,21 @@
         </w:numPr>
         <w:spacing w:line="276" w:lineRule="auto"/>
       </w:pPr>
-      <w:r>
-        <w:rPr>
-          <w:b/>
-          <w:bCs/>
-        </w:rPr>
-        <w:t>Wi-Fi 5 = 802.11ac</w:t>
+      <w:proofErr w:type="spellStart"/>
+      <w:r>
+        <w:rPr>
+          <w:b/>
+          <w:bCs/>
+        </w:rPr>
+        <w:t>Wi</w:t>
+      </w:r>
+      <w:proofErr w:type="spellEnd"/>
+      <w:r>
+        <w:rPr>
+          <w:b/>
+          <w:bCs/>
+        </w:rPr>
+        <w:t>-Fi 5 = 802.11ac</w:t>
       </w:r>
     </w:p>
     <w:p>
@@ -4366,12 +7041,21 @@
         </w:numPr>
         <w:spacing w:line="276" w:lineRule="auto"/>
       </w:pPr>
-      <w:r>
-        <w:rPr>
-          <w:b/>
-          <w:bCs/>
-        </w:rPr>
-        <w:t>Wi-Fi 6 = 802.11ax</w:t>
+      <w:proofErr w:type="spellStart"/>
+      <w:r>
+        <w:rPr>
+          <w:b/>
+          <w:bCs/>
+        </w:rPr>
+        <w:t>Wi</w:t>
+      </w:r>
+      <w:proofErr w:type="spellEnd"/>
+      <w:r>
+        <w:rPr>
+          <w:b/>
+          <w:bCs/>
+        </w:rPr>
+        <w:t>-Fi 6 = 802.11ax</w:t>
       </w:r>
     </w:p>
     <w:p>
@@ -4386,7 +7070,15 @@
         <w:br/>
       </w:r>
       <w:r>
-        <w:t xml:space="preserve"> Las mejoras entre generaciones no solo son “más velocidad”: también incorporan mejor eficiencia espectral, manejo de múltiples usuarios, mejor uso del aire en entornos congestionados y mejoras de seguridad/certificación. Wi-Fi 6, por ejemplo, se apoya en 802.11ax y fue pensado especialmente para escenarios densos.</w:t>
+        <w:t xml:space="preserve"> Las mejoras entre generaciones no solo son “más velocidad”: también incorporan mejor eficiencia espectral, manejo de múltiples usuarios, mejor uso del aire en entornos congestionados y mejoras de seguridad/certificación. </w:t>
+      </w:r>
+      <w:proofErr w:type="spellStart"/>
+      <w:r>
+        <w:t>Wi</w:t>
+      </w:r>
+      <w:proofErr w:type="spellEnd"/>
+      <w:r>
+        <w:t>-Fi 6, por ejemplo, se apoya en 802.11ax y fue pensado especialmente para escenarios densos.</w:t>
       </w:r>
     </w:p>
     <w:p>
@@ -4446,15 +7138,60 @@
           <w:b/>
           <w:bCs/>
         </w:rPr>
-        <w:t>c) Zigbee / IoT de bajo consumo</w:t>
+        <w:t xml:space="preserve">c) </w:t>
+      </w:r>
+      <w:proofErr w:type="spellStart"/>
+      <w:r>
+        <w:rPr>
+          <w:b/>
+          <w:bCs/>
+        </w:rPr>
+        <w:t>Zigbee</w:t>
+      </w:r>
+      <w:proofErr w:type="spellEnd"/>
+      <w:r>
+        <w:rPr>
+          <w:b/>
+          <w:bCs/>
+        </w:rPr>
+        <w:t xml:space="preserve"> / </w:t>
+      </w:r>
+      <w:proofErr w:type="spellStart"/>
+      <w:r>
+        <w:rPr>
+          <w:b/>
+          <w:bCs/>
+        </w:rPr>
+        <w:t>IoT</w:t>
+      </w:r>
+      <w:proofErr w:type="spellEnd"/>
+      <w:r>
+        <w:rPr>
+          <w:b/>
+          <w:bCs/>
+        </w:rPr>
+        <w:t xml:space="preserve"> de bajo consumo</w:t>
       </w:r>
     </w:p>
     <w:p>
       <w:pPr>
         <w:spacing w:after="160"/>
       </w:pPr>
-      <w:r>
-        <w:t xml:space="preserve">Zigbee se usa mucho en automatización, sensores, domótica e IoT. Trabaja sobre </w:t>
+      <w:proofErr w:type="spellStart"/>
+      <w:r>
+        <w:t>Zigbee</w:t>
+      </w:r>
+      <w:proofErr w:type="spellEnd"/>
+      <w:r>
+        <w:t xml:space="preserve"> se usa mucho en automatización, sensores, domótica e </w:t>
+      </w:r>
+      <w:proofErr w:type="spellStart"/>
+      <w:r>
+        <w:t>IoT</w:t>
+      </w:r>
+      <w:proofErr w:type="spellEnd"/>
+      <w:r>
+        <w:t xml:space="preserve">. Trabaja sobre </w:t>
       </w:r>
       <w:r>
         <w:rPr>
@@ -4503,6 +7240,7 @@
     </w:p>
     <w:p>
       <w:r>
+        <w:lastRenderedPageBreak/>
         <w:br w:type="page"/>
       </w:r>
     </w:p>
@@ -4524,6 +7262,7 @@
         <w:pStyle w:val="Ttulo1"/>
       </w:pPr>
       <w:bookmarkStart w:id="13" w:name="_Toc227879406"/>
+      <w:proofErr w:type="gramStart"/>
       <w:r>
         <w:rPr>
           <w:color w:val="2E75B6"/>
@@ -4531,7 +7270,11 @@
         <w:t xml:space="preserve">13.  </w:t>
       </w:r>
       <w:r>
-        <w:t>¿Qué es un Proxy?</w:t>
+        <w:t>¿</w:t>
+      </w:r>
+      <w:proofErr w:type="gramEnd"/>
+      <w:r>
+        <w:t>Qué es un Proxy?</w:t>
       </w:r>
       <w:bookmarkEnd w:id="13"/>
     </w:p>
@@ -4574,7 +7317,15 @@
         <w:t>termina o intermedia</w:t>
       </w:r>
       <w:r>
-        <w:t xml:space="preserve"> la comunicación y permite aplicar políticas, autenticación, caché, anonimización parcial, publicación controlada o filtrado.</w:t>
+        <w:t xml:space="preserve"> la comunicación y permite aplicar políticas, autenticación, caché, </w:t>
+      </w:r>
+      <w:proofErr w:type="spellStart"/>
+      <w:r>
+        <w:t>anonimización</w:t>
+      </w:r>
+      <w:proofErr w:type="spellEnd"/>
+      <w:r>
+        <w:t xml:space="preserve"> parcial, publicación controlada o filtrado.</w:t>
       </w:r>
     </w:p>
     <w:p>
@@ -4638,7 +7389,15 @@
         <w:spacing w:after="160"/>
       </w:pPr>
       <w:r>
-        <w:t xml:space="preserve">Se ubica delante de uno o varios servidores. Los clientes externos creen que acceden a un único servicio, pero el proxy reenvía internamente las peticiones al backend correspondiente. Esto permite ocultar servidores internos, repartir carga, centralizar TLS, aplicar autenticación y reducir exposición directa de la infraestructura. </w:t>
+        <w:t xml:space="preserve">Se ubica delante de uno o varios servidores. Los clientes externos creen que acceden a un único servicio, pero el proxy reenvía internamente las peticiones al </w:t>
+      </w:r>
+      <w:proofErr w:type="spellStart"/>
+      <w:r>
+        <w:t>backend</w:t>
+      </w:r>
+      <w:proofErr w:type="spellEnd"/>
+      <w:r>
+        <w:t xml:space="preserve"> correspondiente. Esto permite ocultar servidores internos, repartir carga, centralizar TLS, aplicar autenticación y reducir exposición directa de la infraestructura. </w:t>
       </w:r>
     </w:p>
     <w:p>
@@ -4666,9 +7425,22 @@
         <w:t xml:space="preserve">14.  </w:t>
       </w:r>
       <w:r>
-        <w:t>Protocolo Spanning Tree</w:t>
+        <w:t xml:space="preserve">Protocolo </w:t>
+      </w:r>
+      <w:proofErr w:type="spellStart"/>
+      <w:r>
+        <w:t>Spanning</w:t>
+      </w:r>
+      <w:proofErr w:type="spellEnd"/>
+      <w:r>
+        <w:t xml:space="preserve"> </w:t>
+      </w:r>
+      <w:proofErr w:type="spellStart"/>
+      <w:r>
+        <w:t>Tree</w:t>
       </w:r>
       <w:bookmarkEnd w:id="14"/>
+      <w:proofErr w:type="spellEnd"/>
     </w:p>
     <w:p>
       <w:pPr>
@@ -4727,16 +7499,26 @@
       <w:r>
         <w:t xml:space="preserve"> En una red con varios switches, la redundancia es deseable porque aporta tolerancia a fallos, pero si todos los enlaces activos forman lazos, una trama broadcast puede circular indefinidamente. Eso genera tormentas de broadcast, inestabilidad de tablas MAC y degradación severa. STP evita ese problema eligiendo un </w:t>
       </w:r>
-      <w:r>
-        <w:rPr>
-          <w:b/>
-          <w:bCs/>
-        </w:rPr>
-        <w:t>root bridge</w:t>
+      <w:proofErr w:type="spellStart"/>
+      <w:r>
+        <w:rPr>
+          <w:b/>
+          <w:bCs/>
+        </w:rPr>
+        <w:t>root</w:t>
+      </w:r>
+      <w:proofErr w:type="spellEnd"/>
+      <w:r>
+        <w:rPr>
+          <w:b/>
+          <w:bCs/>
+        </w:rPr>
+        <w:t xml:space="preserve"> bridge</w:t>
       </w:r>
       <w:r>
         <w:t xml:space="preserve">, calculando el mejor camino hacia él y dejando algunos puertos en estado de bloqueo. La topología física sigue teniendo redundancia, pero la topología lógica queda libre de bucles. Para intercambiar esta información, los switches usan </w:t>
       </w:r>
+      <w:proofErr w:type="spellStart"/>
       <w:r>
         <w:rPr>
           <w:b/>
@@ -4744,6 +7526,7 @@
         </w:rPr>
         <w:t>BPDUs</w:t>
       </w:r>
+      <w:proofErr w:type="spellEnd"/>
       <w:r>
         <w:t>.</w:t>
       </w:r>
@@ -4773,7 +7556,15 @@
         <w:t>MSTP</w:t>
       </w:r>
       <w:r>
-        <w:t>, que reducen convergencia y mejoran escalabilidad. Pero el principio base sigue siendo el mismo: prevenir loops de capa 2 sin renunciar a enlaces redundantes.</w:t>
+        <w:t xml:space="preserve">, que reducen convergencia y mejoran escalabilidad. Pero el principio base sigue siendo el mismo: prevenir </w:t>
+      </w:r>
+      <w:proofErr w:type="spellStart"/>
+      <w:r>
+        <w:t>loops</w:t>
+      </w:r>
+      <w:proofErr w:type="spellEnd"/>
+      <w:r>
+        <w:t xml:space="preserve"> de capa 2 sin renunciar a enlaces redundantes.</w:t>
       </w:r>
     </w:p>
     <w:p>
@@ -4827,8 +7618,49 @@
           <w:b/>
           <w:bCs/>
         </w:rPr>
-        <w:t>Open Shortest Path First</w:t>
-      </w:r>
+        <w:t xml:space="preserve">Open </w:t>
+      </w:r>
+      <w:proofErr w:type="spellStart"/>
+      <w:r>
+        <w:rPr>
+          <w:b/>
+          <w:bCs/>
+        </w:rPr>
+        <w:t>Shortest</w:t>
+      </w:r>
+      <w:proofErr w:type="spellEnd"/>
+      <w:r>
+        <w:rPr>
+          <w:b/>
+          <w:bCs/>
+        </w:rPr>
+        <w:t xml:space="preserve"> </w:t>
+      </w:r>
+      <w:proofErr w:type="spellStart"/>
+      <w:r>
+        <w:rPr>
+          <w:b/>
+          <w:bCs/>
+        </w:rPr>
+        <w:t>Path</w:t>
+      </w:r>
+      <w:proofErr w:type="spellEnd"/>
+      <w:r>
+        <w:rPr>
+          <w:b/>
+          <w:bCs/>
+        </w:rPr>
+        <w:t xml:space="preserve"> </w:t>
+      </w:r>
+      <w:proofErr w:type="spellStart"/>
+      <w:r>
+        <w:rPr>
+          <w:b/>
+          <w:bCs/>
+        </w:rPr>
+        <w:t>First</w:t>
+      </w:r>
+      <w:proofErr w:type="spellEnd"/>
       <w:r>
         <w:t xml:space="preserve"> es un protocolo de enrutamiento interior (</w:t>
       </w:r>
@@ -4847,8 +7679,17 @@
           <w:b/>
           <w:bCs/>
         </w:rPr>
-        <w:t>link-state</w:t>
-      </w:r>
+        <w:t>link-</w:t>
+      </w:r>
+      <w:proofErr w:type="spellStart"/>
+      <w:r>
+        <w:rPr>
+          <w:b/>
+          <w:bCs/>
+        </w:rPr>
+        <w:t>state</w:t>
+      </w:r>
+      <w:proofErr w:type="spellEnd"/>
       <w:r>
         <w:t xml:space="preserve">, definido en la </w:t>
       </w:r>
@@ -4860,7 +7701,15 @@
         <w:t>RFC 2328</w:t>
       </w:r>
       <w:r>
-        <w:t xml:space="preserve"> para OSPFv2. Se usa dentro de un mismo sistema autónomo para que los routers compartan información de topología y calculen rutas (capa 3 del modelo OSI).</w:t>
+        <w:t xml:space="preserve"> para OSPFv2. Se usa dentro de un mismo sistema autónomo para que los </w:t>
+      </w:r>
+      <w:proofErr w:type="spellStart"/>
+      <w:r>
+        <w:t>routers</w:t>
+      </w:r>
+      <w:proofErr w:type="spellEnd"/>
+      <w:r>
+        <w:t xml:space="preserve"> compartan información de topología y calculen rutas (capa 3 del modelo OSI).</w:t>
       </w:r>
     </w:p>
     <w:p>
@@ -4882,7 +7731,23 @@
         <w:br/>
       </w:r>
       <w:r>
-        <w:t xml:space="preserve"> A diferencia de un protocolo distance-vector, OSPF no se limita a decir “yo conozco esta red a tantos saltos”. Cada router anuncia el estado de sus enlaces, y con esa información todos construyen una base de datos topológica coherente. Luego ejecutan el algoritmo </w:t>
+        <w:t xml:space="preserve"> A diferencia de un protocolo </w:t>
+      </w:r>
+      <w:proofErr w:type="spellStart"/>
+      <w:r>
+        <w:t>distance</w:t>
+      </w:r>
+      <w:proofErr w:type="spellEnd"/>
+      <w:r>
+        <w:t xml:space="preserve">-vector, OSPF no se limita a decir “yo conozco esta red a tantos saltos”. Cada </w:t>
+      </w:r>
+      <w:proofErr w:type="spellStart"/>
+      <w:r>
+        <w:t>router</w:t>
+      </w:r>
+      <w:proofErr w:type="spellEnd"/>
+      <w:r>
+        <w:t xml:space="preserve"> anuncia el estado de sus enlaces, y con esa información todos construyen una base de datos topológica coherente. Luego ejecutan el algoritmo </w:t>
       </w:r>
       <w:r>
         <w:rPr>
@@ -4920,7 +7785,23 @@
         <w:spacing w:after="160"/>
       </w:pPr>
       <w:r>
-        <w:t>Esto es importante porque en una red empresarial real puede haber múltiples routers, enlaces redundantes y varios caminos posibles. OSPF permite que la red se adapte automáticamente a cambios, caídas y reconvergencias sin depender de rutas estáticas en cada equipo.</w:t>
+        <w:t xml:space="preserve">Esto es importante porque en una red empresarial real puede haber múltiples </w:t>
+      </w:r>
+      <w:proofErr w:type="spellStart"/>
+      <w:r>
+        <w:t>routers</w:t>
+      </w:r>
+      <w:proofErr w:type="spellEnd"/>
+      <w:r>
+        <w:t xml:space="preserve">, enlaces redundantes y varios caminos posibles. OSPF permite que la red se adapte automáticamente a cambios, caídas y </w:t>
+      </w:r>
+      <w:proofErr w:type="spellStart"/>
+      <w:r>
+        <w:t>reconvergencias</w:t>
+      </w:r>
+      <w:proofErr w:type="spellEnd"/>
+      <w:r>
+        <w:t xml:space="preserve"> sin depender de rutas estáticas en cada equipo.</w:t>
       </w:r>
     </w:p>
     <w:p>
@@ -4967,13 +7848,47 @@
       <w:r>
         <w:t xml:space="preserve">ARP, </w:t>
       </w:r>
-      <w:r>
-        <w:rPr>
-          <w:b/>
-          <w:bCs/>
-        </w:rPr>
-        <w:t>Address Resolution Protocol</w:t>
-      </w:r>
+      <w:proofErr w:type="spellStart"/>
+      <w:r>
+        <w:rPr>
+          <w:b/>
+          <w:bCs/>
+        </w:rPr>
+        <w:t>Address</w:t>
+      </w:r>
+      <w:proofErr w:type="spellEnd"/>
+      <w:r>
+        <w:rPr>
+          <w:b/>
+          <w:bCs/>
+        </w:rPr>
+        <w:t xml:space="preserve"> </w:t>
+      </w:r>
+      <w:proofErr w:type="spellStart"/>
+      <w:r>
+        <w:rPr>
+          <w:b/>
+          <w:bCs/>
+        </w:rPr>
+        <w:t>Resolution</w:t>
+      </w:r>
+      <w:proofErr w:type="spellEnd"/>
+      <w:r>
+        <w:rPr>
+          <w:b/>
+          <w:bCs/>
+        </w:rPr>
+        <w:t xml:space="preserve"> </w:t>
+      </w:r>
+      <w:proofErr w:type="spellStart"/>
+      <w:r>
+        <w:rPr>
+          <w:b/>
+          <w:bCs/>
+        </w:rPr>
+        <w:t>Protocol</w:t>
+      </w:r>
+      <w:proofErr w:type="spellEnd"/>
       <w:r>
         <w:t xml:space="preserve">, permite asociar una dirección lógica IPv4 con una dirección física de enlace, típicamente una </w:t>
       </w:r>
@@ -5038,6 +7953,7 @@
         <w:pStyle w:val="Ttulo1"/>
       </w:pPr>
       <w:bookmarkStart w:id="17" w:name="_Toc227879410"/>
+      <w:proofErr w:type="gramStart"/>
       <w:r>
         <w:rPr>
           <w:color w:val="2E75B6"/>
@@ -5045,7 +7961,11 @@
         <w:t xml:space="preserve">17.  </w:t>
       </w:r>
       <w:r>
-        <w:t>¿Qué es un Firewall?</w:t>
+        <w:t>¿</w:t>
+      </w:r>
+      <w:proofErr w:type="gramEnd"/>
+      <w:r>
+        <w:t>Qué es un Firewall?</w:t>
       </w:r>
       <w:bookmarkEnd w:id="17"/>
     </w:p>
@@ -5195,6 +8115,7 @@
         <w:pStyle w:val="Ttulo1"/>
       </w:pPr>
       <w:bookmarkStart w:id="18" w:name="_Toc227879411"/>
+      <w:proofErr w:type="gramStart"/>
       <w:r>
         <w:rPr>
           <w:color w:val="2E75B6"/>
@@ -5202,7 +8123,11 @@
         <w:t xml:space="preserve">18.  </w:t>
       </w:r>
       <w:r>
-        <w:t>¿Qué es una DMZ?</w:t>
+        <w:t>¿</w:t>
+      </w:r>
+      <w:proofErr w:type="gramEnd"/>
+      <w:r>
+        <w:t>Qué es una DMZ?</w:t>
       </w:r>
       <w:bookmarkEnd w:id="18"/>
     </w:p>
@@ -5231,23 +8156,59 @@
       <w:r>
         <w:t xml:space="preserve"> (</w:t>
       </w:r>
+      <w:proofErr w:type="spellStart"/>
       <w:r>
         <w:rPr>
           <w:i/>
           <w:iCs/>
         </w:rPr>
-        <w:t>demilitarized zone</w:t>
-      </w:r>
+        <w:t>demilitarized</w:t>
+      </w:r>
+      <w:proofErr w:type="spellEnd"/>
+      <w:r>
+        <w:rPr>
+          <w:i/>
+          <w:iCs/>
+        </w:rPr>
+        <w:t xml:space="preserve"> </w:t>
+      </w:r>
+      <w:proofErr w:type="spellStart"/>
+      <w:r>
+        <w:rPr>
+          <w:i/>
+          <w:iCs/>
+        </w:rPr>
+        <w:t>zone</w:t>
+      </w:r>
+      <w:proofErr w:type="spellEnd"/>
       <w:r>
         <w:t xml:space="preserve">) es una red intermedia o perimetral donde se colocan sistemas que deben recibir conexiones desde redes menos confiables, típicamente Internet, pero sin exponer directamente la red interna. También suele llamarse </w:t>
       </w:r>
-      <w:r>
-        <w:rPr>
-          <w:b/>
-          <w:bCs/>
-        </w:rPr>
-        <w:t>screened subnet</w:t>
-      </w:r>
+      <w:proofErr w:type="spellStart"/>
+      <w:r>
+        <w:rPr>
+          <w:b/>
+          <w:bCs/>
+        </w:rPr>
+        <w:t>screened</w:t>
+      </w:r>
+      <w:proofErr w:type="spellEnd"/>
+      <w:r>
+        <w:rPr>
+          <w:b/>
+          <w:bCs/>
+        </w:rPr>
+        <w:t xml:space="preserve"> </w:t>
+      </w:r>
+      <w:proofErr w:type="spellStart"/>
+      <w:r>
+        <w:rPr>
+          <w:b/>
+          <w:bCs/>
+        </w:rPr>
+        <w:t>subnet</w:t>
+      </w:r>
+      <w:proofErr w:type="spellEnd"/>
       <w:r>
         <w:t xml:space="preserve"> o red perimetral.</w:t>
       </w:r>
@@ -5271,7 +8232,23 @@
         <w:br/>
       </w:r>
       <w:r>
-        <w:t xml:space="preserve"> La lógica de una DMZ es de aislamiento. Los servicios públicos, como portales web, gateways, reverse proxies o ciertos servidores de acceso, se ubican en esa zona. Si uno de esos sistemas es comprometido, el atacante no debería tener paso libre hacia la LAN interna. Para que eso funcione, deben existir reglas muy específicas de firewall entre:</w:t>
+        <w:t xml:space="preserve"> La lógica de una DMZ es de aislamiento. Los servicios públicos, como portales web, </w:t>
+      </w:r>
+      <w:proofErr w:type="spellStart"/>
+      <w:r>
+        <w:t>gateways</w:t>
+      </w:r>
+      <w:proofErr w:type="spellEnd"/>
+      <w:r>
+        <w:t xml:space="preserve">, reverse </w:t>
+      </w:r>
+      <w:proofErr w:type="spellStart"/>
+      <w:r>
+        <w:t>proxies</w:t>
+      </w:r>
+      <w:proofErr w:type="spellEnd"/>
+      <w:r>
+        <w:t xml:space="preserve"> o ciertos servidores de acceso, se ubican en esa zona. Si uno de esos sistemas es comprometido, el atacante no debería tener paso libre hacia la LAN interna. Para que eso funcione, deben existir reglas muy específicas de firewall entre:</w:t>
       </w:r>
     </w:p>
     <w:p>
@@ -5407,6 +8384,7 @@
         <w:pStyle w:val="Ttulo1"/>
       </w:pPr>
       <w:bookmarkStart w:id="19" w:name="_Toc227879412"/>
+      <w:proofErr w:type="gramStart"/>
       <w:r>
         <w:rPr>
           <w:color w:val="2E75B6"/>
@@ -5414,7 +8392,11 @@
         <w:t xml:space="preserve">19.  </w:t>
       </w:r>
       <w:r>
-        <w:t>¿Qué es un Gateway?</w:t>
+        <w:t>¿</w:t>
+      </w:r>
+      <w:proofErr w:type="gramEnd"/>
+      <w:r>
+        <w:t>Qué es un Gateway?</w:t>
       </w:r>
       <w:bookmarkEnd w:id="19"/>
     </w:p>
@@ -5433,6 +8415,7 @@
       <w:r>
         <w:t xml:space="preserve">En el contexto IP más habitual, un </w:t>
       </w:r>
+      <w:proofErr w:type="spellStart"/>
       <w:r>
         <w:rPr>
           <w:b/>
@@ -5440,6 +8423,7 @@
         </w:rPr>
         <w:t>gateway</w:t>
       </w:r>
+      <w:proofErr w:type="spellEnd"/>
       <w:r>
         <w:t xml:space="preserve"> es el punto de salida hacia otra red. En redes de usuarios suele hablarse del </w:t>
       </w:r>
@@ -5448,10 +8432,35 @@
           <w:b/>
           <w:bCs/>
         </w:rPr>
-        <w:t>default gateway</w:t>
-      </w:r>
-      <w:r>
-        <w:t>, que normalmente es un router o interfaz de router a la que los hosts envían tráfico destinado a redes remotas. Por ejemplo, Microsoft lo trata como un parámetro fundamental de configuración TCP/IP junto con IP y máscara.</w:t>
+        <w:t xml:space="preserve">default </w:t>
+      </w:r>
+      <w:proofErr w:type="spellStart"/>
+      <w:r>
+        <w:rPr>
+          <w:b/>
+          <w:bCs/>
+        </w:rPr>
+        <w:t>gateway</w:t>
+      </w:r>
+      <w:proofErr w:type="spellEnd"/>
+      <w:r>
+        <w:t xml:space="preserve">, que normalmente es un </w:t>
+      </w:r>
+      <w:proofErr w:type="spellStart"/>
+      <w:r>
+        <w:t>router</w:t>
+      </w:r>
+      <w:proofErr w:type="spellEnd"/>
+      <w:r>
+        <w:t xml:space="preserve"> o interfaz de </w:t>
+      </w:r>
+      <w:proofErr w:type="spellStart"/>
+      <w:r>
+        <w:t>router</w:t>
+      </w:r>
+      <w:proofErr w:type="spellEnd"/>
+      <w:r>
+        <w:t xml:space="preserve"> a la que los hosts envían tráfico destinado a redes remotas. Por ejemplo, Microsoft lo trata como un parámetro fundamental de configuración TCP/IP junto con IP y máscara.</w:t>
       </w:r>
     </w:p>
     <w:p>
@@ -5473,7 +8482,15 @@
         <w:br/>
       </w:r>
       <w:r>
-        <w:t xml:space="preserve"> Un host compara la IP destino con su propia red local, usando la máscara. Si el destino está en la misma subred, intenta comunicarse directamente. Si no lo está, envía el paquete al gateway predeterminado. Para hacerlo necesita resolver por </w:t>
+        <w:t xml:space="preserve"> Un host compara la IP destino con su propia red local, usando la máscara. Si el destino está en la misma subred, intenta comunicarse directamente. Si no lo está, envía el paquete al </w:t>
+      </w:r>
+      <w:proofErr w:type="spellStart"/>
+      <w:r>
+        <w:t>gateway</w:t>
+      </w:r>
+      <w:proofErr w:type="spellEnd"/>
+      <w:r>
+        <w:t xml:space="preserve"> predeterminado. Para hacerlo necesita resolver por </w:t>
       </w:r>
       <w:r>
         <w:rPr>
@@ -5483,7 +8500,23 @@
         <w:t>ARP</w:t>
       </w:r>
       <w:r>
-        <w:t xml:space="preserve"> la MAC de ese gateway. Una vez que el router recibe el paquete, lo reenvía según su tabla de rutas, que puede estar armada con rutas estáticas o mediante protocolos como </w:t>
+        <w:t xml:space="preserve"> la MAC de ese </w:t>
+      </w:r>
+      <w:proofErr w:type="spellStart"/>
+      <w:r>
+        <w:t>gateway</w:t>
+      </w:r>
+      <w:proofErr w:type="spellEnd"/>
+      <w:r>
+        <w:t xml:space="preserve">. Una vez que el </w:t>
+      </w:r>
+      <w:proofErr w:type="spellStart"/>
+      <w:r>
+        <w:t>router</w:t>
+      </w:r>
+      <w:proofErr w:type="spellEnd"/>
+      <w:r>
+        <w:t xml:space="preserve"> recibe el paquete, lo reenvía según su tabla de rutas, que puede estar armada con rutas estáticas o mediante protocolos como </w:t>
       </w:r>
       <w:r>
         <w:rPr>
@@ -5514,6 +8547,7 @@
         <w:pStyle w:val="Ttulo1"/>
       </w:pPr>
       <w:bookmarkStart w:id="20" w:name="_Toc227879413"/>
+      <w:proofErr w:type="gramStart"/>
       <w:r>
         <w:rPr>
           <w:color w:val="2E75B6"/>
@@ -5521,7 +8555,11 @@
         <w:t xml:space="preserve">20.  </w:t>
       </w:r>
       <w:r>
-        <w:t>¿Qué significa NBL según Microsoft?</w:t>
+        <w:t>¿</w:t>
+      </w:r>
+      <w:proofErr w:type="gramEnd"/>
+      <w:r>
+        <w:t>Qué significa NBL según Microsoft?</w:t>
       </w:r>
       <w:bookmarkEnd w:id="20"/>
     </w:p>
@@ -5580,6 +8618,7 @@
       <w:r>
         <w:t xml:space="preserve"> </w:t>
       </w:r>
+      <w:proofErr w:type="spellStart"/>
       <w:r>
         <w:rPr>
           <w:b/>
@@ -5587,6 +8626,7 @@
         </w:rPr>
         <w:t>List</w:t>
       </w:r>
+      <w:proofErr w:type="spellEnd"/>
       <w:r>
         <w:t xml:space="preserve">. Se trata de una </w:t>
       </w:r>
@@ -5595,7 +8635,23 @@
           <w:b/>
           <w:bCs/>
         </w:rPr>
-        <w:t>estructura de datos del stack de red de Windows</w:t>
+        <w:t xml:space="preserve">estructura de datos del </w:t>
+      </w:r>
+      <w:proofErr w:type="spellStart"/>
+      <w:r>
+        <w:rPr>
+          <w:b/>
+          <w:bCs/>
+        </w:rPr>
+        <w:t>stack</w:t>
+      </w:r>
+      <w:proofErr w:type="spellEnd"/>
+      <w:r>
+        <w:rPr>
+          <w:b/>
+          <w:bCs/>
+        </w:rPr>
+        <w:t xml:space="preserve"> de red de Windows</w:t>
       </w:r>
       <w:r>
         <w:t xml:space="preserve"> utilizada para representar y transportar uno o más buffers de paquetes a través de los controladores.</w:t>
@@ -5636,7 +8692,15 @@
         <w:t>NET_BUFFER_LIST</w:t>
       </w:r>
       <w:r>
-        <w:t xml:space="preserve"> funciona como un contenedor que organiza cómo viajan los buffers por el stack de red del sistema operativo.</w:t>
+        <w:t xml:space="preserve"> funciona como un contenedor que organiza cómo viajan los buffers por el </w:t>
+      </w:r>
+      <w:proofErr w:type="spellStart"/>
+      <w:r>
+        <w:t>stack</w:t>
+      </w:r>
+      <w:proofErr w:type="spellEnd"/>
+      <w:r>
+        <w:t xml:space="preserve"> de red del sistema operativo.</w:t>
       </w:r>
     </w:p>
     <w:p>
@@ -5644,7 +8708,31 @@
         <w:spacing w:after="80"/>
       </w:pPr>
       <w:r>
-        <w:t>Desde el punto de vista interno, esto permite que distintos drivers —por ejemplo miniport, filtro o callout— manipulen tráfico sin copiar innecesariamente los datos cada vez. Microsoft documenta variantes como listas clonadas, reensambladas o fragmentadas, lo que muestra que NBL no es un “paquete” simple sino una estructura flexible para procesamiento de tráfico a bajo nivel.</w:t>
+        <w:t xml:space="preserve">Desde el punto de vista interno, esto permite que distintos drivers —por </w:t>
+      </w:r>
+      <w:proofErr w:type="gramStart"/>
+      <w:r>
+        <w:t>ejemplo</w:t>
+      </w:r>
+      <w:proofErr w:type="gramEnd"/>
+      <w:r>
+        <w:t xml:space="preserve"> </w:t>
+      </w:r>
+      <w:proofErr w:type="spellStart"/>
+      <w:r>
+        <w:t>miniport</w:t>
+      </w:r>
+      <w:proofErr w:type="spellEnd"/>
+      <w:r>
+        <w:t xml:space="preserve">, filtro o </w:t>
+      </w:r>
+      <w:proofErr w:type="spellStart"/>
+      <w:r>
+        <w:t>callout</w:t>
+      </w:r>
+      <w:proofErr w:type="spellEnd"/>
+      <w:r>
+        <w:t>— manipulen tráfico sin copiar innecesariamente los datos cada vez. Microsoft documenta variantes como listas clonadas, reensambladas o fragmentadas, lo que muestra que NBL no es un “paquete” simple sino una estructura flexible para procesamiento de tráfico a bajo nivel.</w:t>
       </w:r>
     </w:p>
     <w:p>
@@ -5677,7 +8765,15 @@
         <w:t xml:space="preserve">21.  </w:t>
       </w:r>
       <w:r>
-        <w:t>Tipos de enlace: MPLS, LAN to LAN, Microonda, VSAT</w:t>
+        <w:t xml:space="preserve">Tipos de enlace: MPLS, LAN </w:t>
+      </w:r>
+      <w:proofErr w:type="spellStart"/>
+      <w:r>
+        <w:t>to</w:t>
+      </w:r>
+      <w:proofErr w:type="spellEnd"/>
+      <w:r>
+        <w:t xml:space="preserve"> LAN, Microonda, VSAT</w:t>
       </w:r>
       <w:bookmarkEnd w:id="21"/>
     </w:p>
@@ -5815,12 +8911,14 @@
             <w:r>
               <w:t xml:space="preserve">Tecnología de transporte usada por operadores para enrutar tráfico mediante </w:t>
             </w:r>
+            <w:proofErr w:type="spellStart"/>
             <w:r>
               <w:rPr>
                 <w:rStyle w:val="Textoennegrita"/>
               </w:rPr>
               <w:t>labels</w:t>
             </w:r>
+            <w:proofErr w:type="spellEnd"/>
             <w:r>
               <w:t xml:space="preserve"> en lugar de depender únicamente del análisis IP tradicional en cada salto.</w:t>
             </w:r>
@@ -5869,7 +8967,35 @@
               <w:rPr>
                 <w:rStyle w:val="Textoennegrita"/>
               </w:rPr>
-              <w:t>LAN to LAN (site-to-site VPN)</w:t>
+              <w:t xml:space="preserve">LAN </w:t>
+            </w:r>
+            <w:proofErr w:type="spellStart"/>
+            <w:r>
+              <w:rPr>
+                <w:rStyle w:val="Textoennegrita"/>
+              </w:rPr>
+              <w:t>to</w:t>
+            </w:r>
+            <w:proofErr w:type="spellEnd"/>
+            <w:r>
+              <w:rPr>
+                <w:rStyle w:val="Textoennegrita"/>
+              </w:rPr>
+              <w:t xml:space="preserve"> LAN (site-</w:t>
+            </w:r>
+            <w:proofErr w:type="spellStart"/>
+            <w:r>
+              <w:rPr>
+                <w:rStyle w:val="Textoennegrita"/>
+              </w:rPr>
+              <w:t>to</w:t>
+            </w:r>
+            <w:proofErr w:type="spellEnd"/>
+            <w:r>
+              <w:rPr>
+                <w:rStyle w:val="Textoennegrita"/>
+              </w:rPr>
+              <w:t>-site VPN)</w:t>
             </w:r>
           </w:p>
         </w:tc>
@@ -5917,7 +9043,15 @@
               <w:spacing w:after="160"/>
             </w:pPr>
             <w:r>
-              <w:t>Sucursal pequeña conectada a casa central con bajo costo y sin contratar red privada del carrier.</w:t>
+              <w:t xml:space="preserve">Sucursal pequeña conectada a casa central con bajo costo y sin contratar red privada del </w:t>
+            </w:r>
+            <w:proofErr w:type="spellStart"/>
+            <w:r>
+              <w:t>carrier</w:t>
+            </w:r>
+            <w:proofErr w:type="spellEnd"/>
+            <w:r>
+              <w:t>.</w:t>
             </w:r>
           </w:p>
         </w:tc>
@@ -5948,7 +9082,15 @@
               <w:spacing w:after="160"/>
             </w:pPr>
             <w:r>
-              <w:t>Enlace inalámbrico punto a punto o punto a multipunto basado en radiofrecuencia terrestre, muy usado para backhaul y enlaces entre sitios.</w:t>
+              <w:t xml:space="preserve">Enlace inalámbrico punto a punto o punto a multipunto basado en radiofrecuencia terrestre, muy usado para </w:t>
+            </w:r>
+            <w:proofErr w:type="spellStart"/>
+            <w:r>
+              <w:t>backhaul</w:t>
+            </w:r>
+            <w:proofErr w:type="spellEnd"/>
+            <w:r>
+              <w:t xml:space="preserve"> y enlaces entre sitios.</w:t>
             </w:r>
           </w:p>
         </w:tc>
@@ -6007,11 +9149,33 @@
             <w:r>
               <w:t>Enlace satelital mediante terminales de pequeña apertura (</w:t>
             </w:r>
+            <w:proofErr w:type="spellStart"/>
             <w:r>
               <w:rPr>
                 <w:rStyle w:val="nfasis"/>
               </w:rPr>
-              <w:t>Very Small Aperture Terminal</w:t>
+              <w:t>Very</w:t>
+            </w:r>
+            <w:proofErr w:type="spellEnd"/>
+            <w:r>
+              <w:rPr>
+                <w:rStyle w:val="nfasis"/>
+              </w:rPr>
+              <w:t xml:space="preserve"> Small </w:t>
+            </w:r>
+            <w:proofErr w:type="spellStart"/>
+            <w:r>
+              <w:rPr>
+                <w:rStyle w:val="nfasis"/>
+              </w:rPr>
+              <w:t>Aperture</w:t>
+            </w:r>
+            <w:proofErr w:type="spellEnd"/>
+            <w:r>
+              <w:rPr>
+                <w:rStyle w:val="nfasis"/>
+              </w:rPr>
+              <w:t xml:space="preserve"> Terminal</w:t>
             </w:r>
             <w:r>
               <w:t>).</w:t>
@@ -6202,7 +9366,23 @@
                 <w:b/>
                 <w:bCs/>
               </w:rPr>
-              <w:t>Fibra dedicada / Ethernet Private Line (EPL)</w:t>
+              <w:t xml:space="preserve">Fibra dedicada / Ethernet </w:t>
+            </w:r>
+            <w:proofErr w:type="spellStart"/>
+            <w:r>
+              <w:rPr>
+                <w:b/>
+                <w:bCs/>
+              </w:rPr>
+              <w:t>Private</w:t>
+            </w:r>
+            <w:proofErr w:type="spellEnd"/>
+            <w:r>
+              <w:rPr>
+                <w:b/>
+                <w:bCs/>
+              </w:rPr>
+              <w:t xml:space="preserve"> Line (EPL)</w:t>
             </w:r>
           </w:p>
         </w:tc>
@@ -6290,7 +9470,23 @@
               </w:rPr>
             </w:pPr>
             <w:r>
-              <w:t>Enlace WAN que utiliza la red celular LTE como medio principal o de respaldo para conectar una sede, router o gateway a la red de datos.</w:t>
+              <w:t xml:space="preserve">Enlace WAN que utiliza la red celular LTE como medio principal o de respaldo para conectar una sede, </w:t>
+            </w:r>
+            <w:proofErr w:type="spellStart"/>
+            <w:r>
+              <w:t>router</w:t>
+            </w:r>
+            <w:proofErr w:type="spellEnd"/>
+            <w:r>
+              <w:t xml:space="preserve"> o </w:t>
+            </w:r>
+            <w:proofErr w:type="spellStart"/>
+            <w:r>
+              <w:t>gateway</w:t>
+            </w:r>
+            <w:proofErr w:type="spellEnd"/>
+            <w:r>
+              <w:t xml:space="preserve"> a la red de datos.</w:t>
             </w:r>
           </w:p>
         </w:tc>
@@ -6306,7 +9502,15 @@
               </w:rPr>
             </w:pPr>
             <w:r>
-              <w:t>Un equipo con módem o gateway celular se registra en la red móvil del operador y cursa tráfico IP a través de ella. Su principal ventaja es la rapidez de despliegue y la independencia de cableado físico, aunque su rendimiento depende de la cobertura y de la carga de la red móvil.</w:t>
+              <w:t xml:space="preserve">Un equipo con módem o </w:t>
+            </w:r>
+            <w:proofErr w:type="spellStart"/>
+            <w:r>
+              <w:t>gateway</w:t>
+            </w:r>
+            <w:proofErr w:type="spellEnd"/>
+            <w:r>
+              <w:t xml:space="preserve"> celular se registra en la red móvil del operador y cursa tráfico IP a través de ella. Su principal ventaja es la rapidez de despliegue y la independencia de cableado físico, aunque su rendimiento depende de la cobertura y de la carga de la red móvil.</w:t>
             </w:r>
           </w:p>
         </w:tc>
@@ -6580,7 +9784,23 @@
                 <w:sz w:val="18"/>
                 <w:szCs w:val="18"/>
               </w:rPr>
-              <w:t>LAN to LAN (VPN)</w:t>
+              <w:t xml:space="preserve">LAN </w:t>
+            </w:r>
+            <w:proofErr w:type="spellStart"/>
+            <w:r>
+              <w:rPr>
+                <w:sz w:val="18"/>
+                <w:szCs w:val="18"/>
+              </w:rPr>
+              <w:t>to</w:t>
+            </w:r>
+            <w:proofErr w:type="spellEnd"/>
+            <w:r>
+              <w:rPr>
+                <w:sz w:val="18"/>
+                <w:szCs w:val="18"/>
+              </w:rPr>
+              <w:t xml:space="preserve"> LAN (VPN)</w:t>
             </w:r>
           </w:p>
         </w:tc>
@@ -7615,7 +10835,23 @@
           <w:b/>
           <w:bCs/>
         </w:rPr>
-        <w:t>LAN to LAN (VPN):</w:t>
+        <w:t xml:space="preserve">LAN </w:t>
+      </w:r>
+      <w:proofErr w:type="spellStart"/>
+      <w:r>
+        <w:rPr>
+          <w:b/>
+          <w:bCs/>
+        </w:rPr>
+        <w:t>to</w:t>
+      </w:r>
+      <w:proofErr w:type="spellEnd"/>
+      <w:r>
+        <w:rPr>
+          <w:b/>
+          <w:bCs/>
+        </w:rPr>
+        <w:t xml:space="preserve"> LAN (VPN):</w:t>
       </w:r>
       <w:r>
         <w:t xml:space="preserve"> suele ser lo más barato porque aprovecha Internet existente y solo requiere equipos/configuración de túneles. </w:t>
@@ -7864,7 +11100,23 @@
           <w:b/>
           <w:bCs/>
         </w:rPr>
-        <w:t>LAN to LAN</w:t>
+        <w:t xml:space="preserve">LAN </w:t>
+      </w:r>
+      <w:proofErr w:type="spellStart"/>
+      <w:r>
+        <w:rPr>
+          <w:b/>
+          <w:bCs/>
+        </w:rPr>
+        <w:t>to</w:t>
+      </w:r>
+      <w:proofErr w:type="spellEnd"/>
+      <w:r>
+        <w:rPr>
+          <w:b/>
+          <w:bCs/>
+        </w:rPr>
+        <w:t xml:space="preserve"> LAN</w:t>
       </w:r>
       <w:r>
         <w:t xml:space="preserve">: depende totalmente del Internet subyacente; menos predecible. </w:t>
@@ -7931,7 +11183,23 @@
           <w:b/>
           <w:bCs/>
         </w:rPr>
-        <w:t>ibra dedicada / Ethernet Private Line (EPL):</w:t>
+        <w:t xml:space="preserve">ibra dedicada / Ethernet </w:t>
+      </w:r>
+      <w:proofErr w:type="spellStart"/>
+      <w:r>
+        <w:rPr>
+          <w:b/>
+          <w:bCs/>
+        </w:rPr>
+        <w:t>Private</w:t>
+      </w:r>
+      <w:proofErr w:type="spellEnd"/>
+      <w:r>
+        <w:rPr>
+          <w:b/>
+          <w:bCs/>
+        </w:rPr>
+        <w:t xml:space="preserve"> Line (EPL):</w:t>
       </w:r>
       <w:r>
         <w:t xml:space="preserve"> </w:t>
@@ -8000,7 +11268,15 @@
         <w:t>mejoró bastante</w:t>
       </w:r>
       <w:r>
-        <w:t xml:space="preserve"> con LTE Advanced, </w:t>
+        <w:t xml:space="preserve"> con LTE </w:t>
+      </w:r>
+      <w:proofErr w:type="spellStart"/>
+      <w:r>
+        <w:t>Advanced</w:t>
+      </w:r>
+      <w:proofErr w:type="spellEnd"/>
+      <w:r>
+        <w:t xml:space="preserve">, </w:t>
       </w:r>
       <w:r>
         <w:t xml:space="preserve">aunque </w:t>
@@ -8022,7 +11298,23 @@
           <w:b/>
           <w:bCs/>
         </w:rPr>
-        <w:t xml:space="preserve">LAN to LAN: </w:t>
+        <w:t xml:space="preserve">LAN </w:t>
+      </w:r>
+      <w:proofErr w:type="spellStart"/>
+      <w:r>
+        <w:rPr>
+          <w:b/>
+          <w:bCs/>
+        </w:rPr>
+        <w:t>to</w:t>
+      </w:r>
+      <w:proofErr w:type="spellEnd"/>
+      <w:r>
+        <w:rPr>
+          <w:b/>
+          <w:bCs/>
+        </w:rPr>
+        <w:t xml:space="preserve"> LAN: </w:t>
       </w:r>
       <w:r>
         <w:t>su capacidad real depende por completo del acceso a Internet de ambos extremos y de la calidad del tránsito. Aunque el túnel aporte seguridad y conectividad lógica entre redes, no crea por sí mismo capacidad dedicada ni elimina la naturaleza compartida del medio de transporte.</w:t>
@@ -8096,7 +11388,23 @@
           <w:b/>
           <w:bCs/>
         </w:rPr>
-        <w:t>ibra dedicada / Ethernet Private Line (EPL)</w:t>
+        <w:t xml:space="preserve">ibra dedicada / Ethernet </w:t>
+      </w:r>
+      <w:proofErr w:type="spellStart"/>
+      <w:r>
+        <w:rPr>
+          <w:b/>
+          <w:bCs/>
+        </w:rPr>
+        <w:t>Private</w:t>
+      </w:r>
+      <w:proofErr w:type="spellEnd"/>
+      <w:r>
+        <w:rPr>
+          <w:b/>
+          <w:bCs/>
+        </w:rPr>
+        <w:t xml:space="preserve"> Line (EPL)</w:t>
       </w:r>
       <w:r>
         <w:rPr>
@@ -8106,7 +11414,15 @@
         <w:t xml:space="preserve">: </w:t>
       </w:r>
       <w:r>
-        <w:t>se trata de un circuito privado, punto a punto, con ancho de banda reservado y condiciones operativas muy controladas. En este tipo de servicio, el cliente trabaja sobre un medio esencialmente dedicado, con baja contención y con SLAs que suelen contemplar disponibilidad, latencia, pérdida de paquetes y tiempos de reparación.</w:t>
+        <w:t xml:space="preserve">se trata de un circuito privado, punto a punto, con ancho de banda reservado y condiciones operativas muy controladas. En este tipo de servicio, el cliente trabaja sobre un medio esencialmente dedicado, con baja contención y con </w:t>
+      </w:r>
+      <w:proofErr w:type="spellStart"/>
+      <w:r>
+        <w:t>SLAs</w:t>
+      </w:r>
+      <w:proofErr w:type="spellEnd"/>
+      <w:r>
+        <w:t xml:space="preserve"> que suelen contemplar disponibilidad, latencia, pérdida de paquetes y tiempos de reparación.</w:t>
       </w:r>
     </w:p>
     <w:p>
@@ -8128,7 +11444,15 @@
         <w:t xml:space="preserve">Es </w:t>
       </w:r>
       <w:r>
-        <w:t xml:space="preserve">fuerte en materia de clases de servicio, QoS, aislamiento lógico y cumplimiento de políticas definidas por el </w:t>
+        <w:t xml:space="preserve">fuerte en materia de clases de servicio, </w:t>
+      </w:r>
+      <w:proofErr w:type="spellStart"/>
+      <w:r>
+        <w:t>QoS</w:t>
+      </w:r>
+      <w:proofErr w:type="spellEnd"/>
+      <w:r>
+        <w:t xml:space="preserve">, aislamiento lógico y cumplimiento de políticas definidas por el </w:t>
       </w:r>
       <w:r>
         <w:t>proveedor</w:t>
@@ -8184,7 +11508,23 @@
           <w:b/>
           <w:bCs/>
         </w:rPr>
-        <w:t xml:space="preserve">LAN to LAN: </w:t>
+        <w:t xml:space="preserve">LAN </w:t>
+      </w:r>
+      <w:proofErr w:type="spellStart"/>
+      <w:r>
+        <w:rPr>
+          <w:b/>
+          <w:bCs/>
+        </w:rPr>
+        <w:t>to</w:t>
+      </w:r>
+      <w:proofErr w:type="spellEnd"/>
+      <w:r>
+        <w:rPr>
+          <w:b/>
+          <w:bCs/>
+        </w:rPr>
+        <w:t xml:space="preserve"> LAN: </w:t>
       </w:r>
       <w:r>
         <w:t xml:space="preserve">Permite aplicar seguridad, cifrado, rutas y filtrado en los extremos, </w:t>
@@ -8340,7 +11680,23 @@
           <w:b/>
           <w:bCs/>
         </w:rPr>
-        <w:t>LAN to LAN:</w:t>
+        <w:t xml:space="preserve">LAN </w:t>
+      </w:r>
+      <w:proofErr w:type="spellStart"/>
+      <w:r>
+        <w:rPr>
+          <w:b/>
+          <w:bCs/>
+        </w:rPr>
+        <w:t>to</w:t>
+      </w:r>
+      <w:proofErr w:type="spellEnd"/>
+      <w:r>
+        <w:rPr>
+          <w:b/>
+          <w:bCs/>
+        </w:rPr>
+        <w:t xml:space="preserve"> LAN:</w:t>
       </w:r>
       <w:r>
         <w:t xml:space="preserve"> virtualmente puede ser global, pero depende de Internet en ambos extremos. </w:t>
@@ -8497,7 +11853,23 @@
           <w:b/>
           <w:bCs/>
         </w:rPr>
-        <w:t>LAN to LAN:</w:t>
+        <w:t xml:space="preserve">LAN </w:t>
+      </w:r>
+      <w:proofErr w:type="spellStart"/>
+      <w:r>
+        <w:rPr>
+          <w:b/>
+          <w:bCs/>
+        </w:rPr>
+        <w:t>to</w:t>
+      </w:r>
+      <w:proofErr w:type="spellEnd"/>
+      <w:r>
+        <w:rPr>
+          <w:b/>
+          <w:bCs/>
+        </w:rPr>
+        <w:t xml:space="preserve"> LAN:</w:t>
       </w:r>
       <w:r>
         <w:t xml:space="preserve"> </w:t>
@@ -8590,7 +11962,15 @@
       </w:pPr>
       <w:bookmarkStart w:id="25" w:name="_Toc227879418"/>
       <w:r>
-        <w:t>d.1. Escenario: Call centers con data center central</w:t>
+        <w:t xml:space="preserve">d.1. Escenario: </w:t>
+      </w:r>
+      <w:proofErr w:type="spellStart"/>
+      <w:r>
+        <w:t>Call</w:t>
+      </w:r>
+      <w:proofErr w:type="spellEnd"/>
+      <w:r>
+        <w:t xml:space="preserve"> centers con data center central</w:t>
       </w:r>
       <w:bookmarkEnd w:id="25"/>
     </w:p>
@@ -8613,7 +11993,15 @@
         <w:t xml:space="preserve">: </w:t>
       </w:r>
       <w:r>
-        <w:t xml:space="preserve">Porque un call center suele priorizar </w:t>
+        <w:t xml:space="preserve">Porque un </w:t>
+      </w:r>
+      <w:proofErr w:type="spellStart"/>
+      <w:r>
+        <w:t>call</w:t>
+      </w:r>
+      <w:proofErr w:type="spellEnd"/>
+      <w:r>
+        <w:t xml:space="preserve"> center suele priorizar </w:t>
       </w:r>
       <w:r>
         <w:rPr>
@@ -8664,10 +12052,26 @@
         <w:t>:</w:t>
       </w:r>
       <w:r>
-        <w:t xml:space="preserve"> fibra dedicada o LAN-to-LAN sobre buena conectividad, si </w:t>
-      </w:r>
-      <w:r>
-        <w:t xml:space="preserve"> la cuestión</w:t>
+        <w:t xml:space="preserve"> fibra dedicada o LAN-</w:t>
+      </w:r>
+      <w:proofErr w:type="spellStart"/>
+      <w:r>
+        <w:t>to</w:t>
+      </w:r>
+      <w:proofErr w:type="spellEnd"/>
+      <w:r>
+        <w:t xml:space="preserve">-LAN sobre buena conectividad, </w:t>
+      </w:r>
+      <w:proofErr w:type="gramStart"/>
+      <w:r>
+        <w:t xml:space="preserve">si </w:t>
+      </w:r>
+      <w:r>
+        <w:t xml:space="preserve"> la</w:t>
+      </w:r>
+      <w:proofErr w:type="gramEnd"/>
+      <w:r>
+        <w:t xml:space="preserve"> cuestión</w:t>
       </w:r>
       <w:r>
         <w:t xml:space="preserve"> fuera costo.</w:t>
@@ -8923,7 +12327,39 @@
           <w:b/>
           <w:bCs/>
         </w:rPr>
-        <w:t>LTE (Long Term Evolution)</w:t>
+        <w:t xml:space="preserve">LTE (Long </w:t>
+      </w:r>
+      <w:proofErr w:type="spellStart"/>
+      <w:r>
+        <w:rPr>
+          <w:b/>
+          <w:bCs/>
+        </w:rPr>
+        <w:t>Term</w:t>
+      </w:r>
+      <w:proofErr w:type="spellEnd"/>
+      <w:r>
+        <w:rPr>
+          <w:b/>
+          <w:bCs/>
+        </w:rPr>
+        <w:t xml:space="preserve"> </w:t>
+      </w:r>
+      <w:proofErr w:type="spellStart"/>
+      <w:r>
+        <w:rPr>
+          <w:b/>
+          <w:bCs/>
+        </w:rPr>
+        <w:t>Evolution</w:t>
+      </w:r>
+      <w:proofErr w:type="spellEnd"/>
+      <w:r>
+        <w:rPr>
+          <w:b/>
+          <w:bCs/>
+        </w:rPr>
+        <w:t>)</w:t>
       </w:r>
       <w:r>
         <w:t xml:space="preserve"> es una tecnología de acceso móvil desarrollada dentro del ecosistema </w:t>
@@ -8978,7 +12414,39 @@
           <w:b/>
           <w:bCs/>
         </w:rPr>
-        <w:t>UE (User Equipment)</w:t>
+        <w:t>UE (</w:t>
+      </w:r>
+      <w:proofErr w:type="spellStart"/>
+      <w:r>
+        <w:rPr>
+          <w:b/>
+          <w:bCs/>
+        </w:rPr>
+        <w:t>User</w:t>
+      </w:r>
+      <w:proofErr w:type="spellEnd"/>
+      <w:r>
+        <w:rPr>
+          <w:b/>
+          <w:bCs/>
+        </w:rPr>
+        <w:t xml:space="preserve"> </w:t>
+      </w:r>
+      <w:proofErr w:type="spellStart"/>
+      <w:r>
+        <w:rPr>
+          <w:b/>
+          <w:bCs/>
+        </w:rPr>
+        <w:t>Equipment</w:t>
+      </w:r>
+      <w:proofErr w:type="spellEnd"/>
+      <w:r>
+        <w:rPr>
+          <w:b/>
+          <w:bCs/>
+        </w:rPr>
+        <w:t>)</w:t>
       </w:r>
       <w:r>
         <w:t xml:space="preserve">: el dispositivo del usuario. </w:t>
@@ -9002,6 +12470,7 @@
       <w:r>
         <w:t xml:space="preserve">: la red de acceso radio, formada por estaciones base llamadas </w:t>
       </w:r>
+      <w:proofErr w:type="spellStart"/>
       <w:r>
         <w:rPr>
           <w:b/>
@@ -9009,6 +12478,7 @@
         </w:rPr>
         <w:t>eNodeB</w:t>
       </w:r>
+      <w:proofErr w:type="spellEnd"/>
       <w:r>
         <w:t xml:space="preserve">. </w:t>
       </w:r>
@@ -9027,7 +12497,39 @@
           <w:bCs/>
         </w:rPr>
         <w:lastRenderedPageBreak/>
-        <w:t>EPC (Evolved Packet Core)</w:t>
+        <w:t>EPC (</w:t>
+      </w:r>
+      <w:proofErr w:type="spellStart"/>
+      <w:r>
+        <w:rPr>
+          <w:b/>
+          <w:bCs/>
+        </w:rPr>
+        <w:t>Evolved</w:t>
+      </w:r>
+      <w:proofErr w:type="spellEnd"/>
+      <w:r>
+        <w:rPr>
+          <w:b/>
+          <w:bCs/>
+        </w:rPr>
+        <w:t xml:space="preserve"> </w:t>
+      </w:r>
+      <w:proofErr w:type="spellStart"/>
+      <w:r>
+        <w:rPr>
+          <w:b/>
+          <w:bCs/>
+        </w:rPr>
+        <w:t>Packet</w:t>
+      </w:r>
+      <w:proofErr w:type="spellEnd"/>
+      <w:r>
+        <w:rPr>
+          <w:b/>
+          <w:bCs/>
+        </w:rPr>
+        <w:t xml:space="preserve"> Core)</w:t>
       </w:r>
       <w:r>
         <w:t xml:space="preserve">: el núcleo de red orientado a paquetes IP. </w:t>
@@ -9048,7 +12550,15 @@
         <w:t>OFDMA</w:t>
       </w:r>
       <w:r>
-        <w:t xml:space="preserve"> en downlink, </w:t>
+        <w:t xml:space="preserve"> en </w:t>
+      </w:r>
+      <w:proofErr w:type="spellStart"/>
+      <w:r>
+        <w:t>downlink</w:t>
+      </w:r>
+      <w:proofErr w:type="spellEnd"/>
+      <w:r>
+        <w:t xml:space="preserve">, </w:t>
       </w:r>
       <w:r>
         <w:rPr>
@@ -9058,7 +12568,15 @@
         <w:t>SC-FDMA</w:t>
       </w:r>
       <w:r>
-        <w:t xml:space="preserve"> en uplink, soporte de </w:t>
+        <w:t xml:space="preserve"> en </w:t>
+      </w:r>
+      <w:proofErr w:type="spellStart"/>
+      <w:r>
+        <w:t>uplink</w:t>
+      </w:r>
+      <w:proofErr w:type="spellEnd"/>
+      <w:r>
+        <w:t xml:space="preserve">, soporte de </w:t>
       </w:r>
       <w:r>
         <w:rPr>
@@ -9217,7 +12735,15 @@
         <w:t xml:space="preserve">23.  </w:t>
       </w:r>
       <w:r>
-        <w:t>Solución Microsoft Teams (u otra empresa)</w:t>
+        <w:t xml:space="preserve">Solución Microsoft </w:t>
+      </w:r>
+      <w:proofErr w:type="spellStart"/>
+      <w:r>
+        <w:t>Teams</w:t>
+      </w:r>
+      <w:proofErr w:type="spellEnd"/>
+      <w:r>
+        <w:t xml:space="preserve"> (u otra empresa)</w:t>
       </w:r>
       <w:bookmarkEnd w:id="29"/>
     </w:p>
@@ -9234,21 +12760,53 @@
         <w:spacing w:after="80"/>
       </w:pPr>
       <w:r>
-        <w:t>Microsoft Teams es una plataforma de comunicación y colaboración desarrollada por Microsoft, que permite a los usuarios intercambiar mensajes, realizar videollamadas, compartir archivos y trabajar en conjunto en tiempo real.</w:t>
+        <w:t xml:space="preserve">Microsoft </w:t>
+      </w:r>
+      <w:proofErr w:type="spellStart"/>
+      <w:r>
+        <w:t>Teams</w:t>
+      </w:r>
+      <w:proofErr w:type="spellEnd"/>
+      <w:r>
+        <w:t xml:space="preserve"> es una plataforma de comunicación y colaboración desarrollada por Microsoft, que permite a los usuarios intercambiar mensajes, realizar videollamadas, compartir archivos y trabajar en conjunto en tiempo real.</w:t>
       </w:r>
       <w:r>
         <w:br/>
       </w:r>
       <w:r>
         <w:br/>
-        <w:t>Funciona como una solución basada en la nube, lo que significa que los datos y servicios se alojan en servidores remotos y se accede a ellos a través de Internet. Utiliza protocolos de red como TCP/IP para la transmisión de datos, y tecnologías de streaming para videollamadas y conferencias.</w:t>
+        <w:t xml:space="preserve">Funciona como una solución basada en la nube, lo que significa que los datos y servicios se alojan en servidores remotos y se accede a ellos a través de Internet. Utiliza protocolos de red como TCP/IP para la transmisión de datos, y tecnologías de </w:t>
+      </w:r>
+      <w:proofErr w:type="spellStart"/>
+      <w:r>
+        <w:t>streaming</w:t>
+      </w:r>
+      <w:proofErr w:type="spellEnd"/>
+      <w:r>
+        <w:t xml:space="preserve"> para videollamadas y conferencias.</w:t>
       </w:r>
       <w:r>
         <w:br/>
       </w:r>
       <w:r>
         <w:br/>
-        <w:t>Desde el punto de vista de redes, Teams optimiza el uso del ancho de banda mediante técnicas de compresión de audio y video, y puede integrarse con políticas de calidad de servicio (QoS) para priorizar el tráfico en redes corporativas, especialmente en conexiones como MPLS.</w:t>
+        <w:t xml:space="preserve">Desde el punto de vista de redes, </w:t>
+      </w:r>
+      <w:proofErr w:type="spellStart"/>
+      <w:r>
+        <w:t>Teams</w:t>
+      </w:r>
+      <w:proofErr w:type="spellEnd"/>
+      <w:r>
+        <w:t xml:space="preserve"> optimiza el uso del ancho de banda mediante técnicas de compresión de audio y video, y puede integrarse con políticas de calidad de servicio (</w:t>
+      </w:r>
+      <w:proofErr w:type="spellStart"/>
+      <w:r>
+        <w:t>QoS</w:t>
+      </w:r>
+      <w:proofErr w:type="spellEnd"/>
+      <w:r>
+        <w:t>) para priorizar el tráfico en redes corporativas, especialmente en conexiones como MPLS.</w:t>
       </w:r>
       <w:r>
         <w:br/>
@@ -9262,7 +12820,15 @@
       </w:r>
       <w:r>
         <w:br/>
-        <w:t>Como alternativa, existen otras soluciones similares como Zoom o Slack, que también brindan servicios de comunicación sobre redes IP.</w:t>
+        <w:t xml:space="preserve">Como alternativa, existen otras soluciones similares como Zoom o </w:t>
+      </w:r>
+      <w:proofErr w:type="spellStart"/>
+      <w:r>
+        <w:t>Slack</w:t>
+      </w:r>
+      <w:proofErr w:type="spellEnd"/>
+      <w:r>
+        <w:t>, que también brindan servicios de comunicación sobre redes IP.</w:t>
       </w:r>
     </w:p>
     <w:p>
@@ -9363,14 +12929,54 @@
         <w:spacing w:after="80"/>
       </w:pPr>
       <w:r>
-        <w:t>En un enlace MPLS (Multi Protocol Label Switching), aplicar calidad de servicio (QoS) significa priorizar el tráfico crítico, como voz y video, sobre otros tipos de datos dentro de una red corporativa, asegurando así disponibilidad de ancho de banda, menor latencia y menor pérdida de paquetes.</w:t>
+        <w:t xml:space="preserve">En un enlace MPLS (Multi </w:t>
+      </w:r>
+      <w:proofErr w:type="spellStart"/>
+      <w:r>
+        <w:t>Protocol</w:t>
+      </w:r>
+      <w:proofErr w:type="spellEnd"/>
+      <w:r>
+        <w:t xml:space="preserve"> </w:t>
+      </w:r>
+      <w:proofErr w:type="spellStart"/>
+      <w:r>
+        <w:t>Label</w:t>
+      </w:r>
+      <w:proofErr w:type="spellEnd"/>
+      <w:r>
+        <w:t xml:space="preserve"> </w:t>
+      </w:r>
+      <w:proofErr w:type="spellStart"/>
+      <w:r>
+        <w:t>Switching</w:t>
+      </w:r>
+      <w:proofErr w:type="spellEnd"/>
+      <w:r>
+        <w:t>), aplicar calidad de servicio (</w:t>
+      </w:r>
+      <w:proofErr w:type="spellStart"/>
+      <w:r>
+        <w:t>QoS</w:t>
+      </w:r>
+      <w:proofErr w:type="spellEnd"/>
+      <w:r>
+        <w:t>) significa priorizar el tráfico crítico, como voz y video, sobre otros tipos de datos dentro de una red corporativa, asegurando así disponibilidad de ancho de banda, menor latencia y menor pérdida de paquetes.</w:t>
       </w:r>
       <w:r>
         <w:br/>
       </w:r>
       <w:r>
         <w:br/>
-        <w:t>Esto se logra mediante la clasificación y marcado del tráfico (por ejemplo, utilizando valores DSCP), permitiendo que la red trate de forma diferente cada tipo de dato según su importancia. MPLS facilita este proceso al permitir un encaminamiento eficiente mediante etiquetas, mientras que QoS gestiona la prioridad del tráfico para evitar congestiones y garantizar el rendimiento de aplicaciones sensibles al tiempo.</w:t>
+        <w:t xml:space="preserve">Esto se logra mediante la clasificación y marcado del tráfico (por ejemplo, utilizando valores DSCP), permitiendo que la red trate de forma diferente cada tipo de dato según su importancia. MPLS facilita este proceso al permitir un encaminamiento eficiente mediante etiquetas, mientras que </w:t>
+      </w:r>
+      <w:proofErr w:type="spellStart"/>
+      <w:r>
+        <w:t>QoS</w:t>
+      </w:r>
+      <w:proofErr w:type="spellEnd"/>
+      <w:r>
+        <w:t xml:space="preserve"> gestiona la prioridad del tráfico para evitar congestiones y garantizar el rendimiento de aplicaciones sensibles al tiempo.</w:t>
       </w:r>
     </w:p>
     <w:p>
@@ -9633,9 +13239,11 @@
             <w:pPr>
               <w:pStyle w:val="Contenidodelatabla"/>
             </w:pPr>
+            <w:proofErr w:type="spellStart"/>
             <w:r>
               <w:t>Asimetrico</w:t>
             </w:r>
+            <w:proofErr w:type="spellEnd"/>
           </w:p>
         </w:tc>
         <w:tc>
@@ -9650,8 +13258,13 @@
             <w:pPr>
               <w:pStyle w:val="Contenidodelatabla"/>
             </w:pPr>
-            <w:r>
-              <w:t>Simetrico en distancias cortas</w:t>
+            <w:proofErr w:type="spellStart"/>
+            <w:r>
+              <w:t>Simetrico</w:t>
+            </w:r>
+            <w:proofErr w:type="spellEnd"/>
+            <w:r>
+              <w:t xml:space="preserve"> en distancias cortas</w:t>
             </w:r>
           </w:p>
         </w:tc>
@@ -9668,9 +13281,11 @@
             <w:pPr>
               <w:pStyle w:val="Contenidodelatabla"/>
             </w:pPr>
+            <w:proofErr w:type="spellStart"/>
             <w:r>
               <w:t>Simetrico</w:t>
             </w:r>
+            <w:proofErr w:type="spellEnd"/>
           </w:p>
         </w:tc>
       </w:tr>
@@ -9794,8 +13409,13 @@
             <w:pPr>
               <w:pStyle w:val="Contenidodelatabla"/>
             </w:pPr>
-            <w:r>
-              <w:t>Suceptible a interferencias</w:t>
+            <w:proofErr w:type="spellStart"/>
+            <w:r>
+              <w:t>Suceptible</w:t>
+            </w:r>
+            <w:proofErr w:type="spellEnd"/>
+            <w:r>
+              <w:t xml:space="preserve"> a interferencias</w:t>
             </w:r>
           </w:p>
         </w:tc>
@@ -9811,8 +13431,13 @@
             <w:pPr>
               <w:pStyle w:val="Contenidodelatabla"/>
             </w:pPr>
-            <w:r>
-              <w:t>Suceptible a interferencias</w:t>
+            <w:proofErr w:type="spellStart"/>
+            <w:r>
+              <w:t>Suceptible</w:t>
+            </w:r>
+            <w:proofErr w:type="spellEnd"/>
+            <w:r>
+              <w:t xml:space="preserve"> a interferencias</w:t>
             </w:r>
           </w:p>
         </w:tc>
@@ -9830,8 +13455,13 @@
               <w:pStyle w:val="Contenidodelatabla"/>
             </w:pPr>
             <w:r>
-              <w:t>Inmune a interferencias electromagneticas</w:t>
-            </w:r>
+              <w:t xml:space="preserve">Inmune a interferencias </w:t>
+            </w:r>
+            <w:proofErr w:type="spellStart"/>
+            <w:r>
+              <w:t>electromagneticas</w:t>
+            </w:r>
+            <w:proofErr w:type="spellEnd"/>
           </w:p>
         </w:tc>
       </w:tr>
@@ -10002,9 +13632,14 @@
         <w:t xml:space="preserve">26.  </w:t>
       </w:r>
       <w:r>
-        <w:t>CCENT, CCNA y CCNP según Cisco — Tracks</w:t>
+        <w:t xml:space="preserve">CCENT, CCNA y CCNP según Cisco — </w:t>
+      </w:r>
+      <w:proofErr w:type="spellStart"/>
+      <w:r>
+        <w:t>Tracks</w:t>
       </w:r>
       <w:bookmarkEnd w:id="32"/>
+      <w:proofErr w:type="spellEnd"/>
     </w:p>
     <w:p>
       <w:pPr>
@@ -10026,29 +13661,165 @@
       </w:r>
       <w:r>
         <w:br/>
-        <w:t>CCENT (Cisco Certified Entry Networking Technician): certificación de nivel inicial que valida conocimientos básicos de redes, como conceptos de conectividad, direccionamiento IP y configuración simple de dispositivos.</w:t>
+        <w:t xml:space="preserve">CCENT (Cisco </w:t>
+      </w:r>
+      <w:proofErr w:type="spellStart"/>
+      <w:r>
+        <w:t>Certified</w:t>
+      </w:r>
+      <w:proofErr w:type="spellEnd"/>
+      <w:r>
+        <w:t xml:space="preserve"> </w:t>
+      </w:r>
+      <w:proofErr w:type="spellStart"/>
+      <w:r>
+        <w:t>Entry</w:t>
+      </w:r>
+      <w:proofErr w:type="spellEnd"/>
+      <w:r>
+        <w:t xml:space="preserve"> </w:t>
+      </w:r>
+      <w:proofErr w:type="spellStart"/>
+      <w:r>
+        <w:t>Networking</w:t>
+      </w:r>
+      <w:proofErr w:type="spellEnd"/>
+      <w:r>
+        <w:t xml:space="preserve"> </w:t>
+      </w:r>
+      <w:proofErr w:type="spellStart"/>
+      <w:r>
+        <w:t>Technician</w:t>
+      </w:r>
+      <w:proofErr w:type="spellEnd"/>
+      <w:r>
+        <w:t>): certificación de nivel inicial que valida conocimientos básicos de redes, como conceptos de conectividad, direccionamiento IP y configuración simple de dispositivos.</w:t>
       </w:r>
       <w:r>
         <w:br/>
-        <w:t>CCNA (Cisco Certified Network Associate): certificación de nivel intermedio que acredita habilidades para instalar, configurar y administrar redes pequeñas y medianas, incluyendo routing, switching, seguridad básica y troubleshooting.</w:t>
+        <w:t xml:space="preserve">CCNA (Cisco </w:t>
+      </w:r>
+      <w:proofErr w:type="spellStart"/>
+      <w:r>
+        <w:t>Certified</w:t>
+      </w:r>
+      <w:proofErr w:type="spellEnd"/>
+      <w:r>
+        <w:t xml:space="preserve"> Network </w:t>
+      </w:r>
+      <w:proofErr w:type="spellStart"/>
+      <w:r>
+        <w:t>Associate</w:t>
+      </w:r>
+      <w:proofErr w:type="spellEnd"/>
+      <w:r>
+        <w:t xml:space="preserve">): certificación de nivel intermedio que acredita habilidades para instalar, configurar y administrar redes pequeñas y medianas, incluyendo </w:t>
+      </w:r>
+      <w:proofErr w:type="spellStart"/>
+      <w:r>
+        <w:t>routing</w:t>
+      </w:r>
+      <w:proofErr w:type="spellEnd"/>
+      <w:r>
+        <w:t xml:space="preserve">, </w:t>
+      </w:r>
+      <w:proofErr w:type="spellStart"/>
+      <w:r>
+        <w:t>switching</w:t>
+      </w:r>
+      <w:proofErr w:type="spellEnd"/>
+      <w:r>
+        <w:t xml:space="preserve">, seguridad básica y </w:t>
+      </w:r>
+      <w:proofErr w:type="spellStart"/>
+      <w:r>
+        <w:t>troubleshooting</w:t>
+      </w:r>
+      <w:proofErr w:type="spellEnd"/>
+      <w:r>
+        <w:t>.</w:t>
       </w:r>
       <w:r>
         <w:br/>
-        <w:t>CCNP (Cisco Certified Network Professional): certificación de nivel avanzado orientada a profesionales que diseñan, implementan y gestionan redes complejas, con mayor profundidad en protocolos y soluciones empresariales.</w:t>
+        <w:t xml:space="preserve">CCNP (Cisco </w:t>
+      </w:r>
+      <w:proofErr w:type="spellStart"/>
+      <w:r>
+        <w:t>Certified</w:t>
+      </w:r>
+      <w:proofErr w:type="spellEnd"/>
+      <w:r>
+        <w:t xml:space="preserve"> Network Professional): certificación de nivel avanzado orientada a profesionales que diseñan, implementan y gestionan redes complejas, con mayor profundidad en protocolos y soluciones empresariales.</w:t>
       </w:r>
       <w:r>
         <w:br/>
       </w:r>
       <w:r>
         <w:br/>
-        <w:t>En cuanto a los tracks, el track Routing &amp; Switching se centra en el diseño, configuración y administración de redes cableadas, incluyendo routers y switches, protocolos de enrutamiento (como OSPF o EIGRP) y segmentación de redes.</w:t>
+        <w:t xml:space="preserve">En cuanto a los </w:t>
+      </w:r>
+      <w:proofErr w:type="spellStart"/>
+      <w:r>
+        <w:t>tracks</w:t>
+      </w:r>
+      <w:proofErr w:type="spellEnd"/>
+      <w:r>
+        <w:t xml:space="preserve">, el </w:t>
+      </w:r>
+      <w:proofErr w:type="spellStart"/>
+      <w:r>
+        <w:t>track</w:t>
+      </w:r>
+      <w:proofErr w:type="spellEnd"/>
+      <w:r>
+        <w:t xml:space="preserve"> </w:t>
+      </w:r>
+      <w:proofErr w:type="spellStart"/>
+      <w:r>
+        <w:t>Routing</w:t>
+      </w:r>
+      <w:proofErr w:type="spellEnd"/>
+      <w:r>
+        <w:t xml:space="preserve"> &amp; </w:t>
+      </w:r>
+      <w:proofErr w:type="spellStart"/>
+      <w:r>
+        <w:t>Switching</w:t>
+      </w:r>
+      <w:proofErr w:type="spellEnd"/>
+      <w:r>
+        <w:t xml:space="preserve"> se centra en el diseño, configuración y administración de redes cableadas, incluyendo </w:t>
+      </w:r>
+      <w:proofErr w:type="spellStart"/>
+      <w:r>
+        <w:t>routers</w:t>
+      </w:r>
+      <w:proofErr w:type="spellEnd"/>
+      <w:r>
+        <w:t xml:space="preserve"> y switches, protocolos de enrutamiento (como OSPF o EIGRP) y segmentación de redes.</w:t>
       </w:r>
       <w:r>
         <w:br/>
       </w:r>
       <w:r>
         <w:br/>
-        <w:t>Otro track importante es Security, que se enfoca en la protección de redes, incluyendo firewalls, VPNs, control de accesos y detección de amenazas, con el objetivo de garantizar la integridad y confidencialidad de la información.</w:t>
+        <w:t xml:space="preserve">Otro </w:t>
+      </w:r>
+      <w:proofErr w:type="spellStart"/>
+      <w:r>
+        <w:t>track</w:t>
+      </w:r>
+      <w:proofErr w:type="spellEnd"/>
+      <w:r>
+        <w:t xml:space="preserve"> importante es Security, que se enfoca en la protección de redes, incluyendo firewalls, </w:t>
+      </w:r>
+      <w:proofErr w:type="spellStart"/>
+      <w:r>
+        <w:t>VPNs</w:t>
+      </w:r>
+      <w:proofErr w:type="spellEnd"/>
+      <w:r>
+        <w:t>, control de accesos y detección de amenazas, con el objetivo de garantizar la integridad y confidencialidad de la información.</w:t>
       </w:r>
     </w:p>
     <w:p>
@@ -10096,7 +13867,35 @@
         <w:rPr>
           <w:color w:val="333333"/>
         </w:rPr>
-        <w:t>El modelo de interconexión de sistemas abiertos (Open Systems Interconnection, OSI) es un marco conceptual que divide las funciones de comunicaciones de red en siete capas. El envío de datos a través de una red es complejo porque varias tecnologías de hardware y software deben funcionar de manera consistente a través de las fronteras geográficas y políticas. El modelo de datos OSI proporciona un lenguaje universal para las redes informáticas, de modo que diversas tecnologías pueden comunicarse mediante protocolos o reglas de comunicación estándar. Cada tecnología de una capa específica debe proporcionar ciertas capacidades y realizar funciones específicas para ser útil en las redes. Las tecnologías de las capas superiores se benefician de la abstracción, ya que pueden utilizar tecnologías de nivel inferior sin tener que preocuparse por los detalles de implementación subyacentes.</w:t>
+        <w:t xml:space="preserve">El modelo de interconexión de sistemas abiertos (Open </w:t>
+      </w:r>
+      <w:proofErr w:type="spellStart"/>
+      <w:r>
+        <w:rPr>
+          <w:color w:val="333333"/>
+        </w:rPr>
+        <w:t>Systems</w:t>
+      </w:r>
+      <w:proofErr w:type="spellEnd"/>
+      <w:r>
+        <w:rPr>
+          <w:color w:val="333333"/>
+        </w:rPr>
+        <w:t xml:space="preserve"> </w:t>
+      </w:r>
+      <w:proofErr w:type="spellStart"/>
+      <w:r>
+        <w:rPr>
+          <w:color w:val="333333"/>
+        </w:rPr>
+        <w:t>Interconnection</w:t>
+      </w:r>
+      <w:proofErr w:type="spellEnd"/>
+      <w:r>
+        <w:rPr>
+          <w:color w:val="333333"/>
+        </w:rPr>
+        <w:t>, OSI) es un marco conceptual que divide las funciones de comunicaciones de red en siete capas. El envío de datos a través de una red es complejo porque varias tecnologías de hardware y software deben funcionar de manera consistente a través de las fronteras geográficas y políticas. El modelo de datos OSI proporciona un lenguaje universal para las redes informáticas, de modo que diversas tecnologías pueden comunicarse mediante protocolos o reglas de comunicación estándar. Cada tecnología de una capa específica debe proporcionar ciertas capacidades y realizar funciones específicas para ser útil en las redes. Las tecnologías de las capas superiores se benefician de la abstracción, ya que pueden utilizar tecnologías de nivel inferior sin tener que preocuparse por los detalles de implementación subyacentes.</w:t>
       </w:r>
     </w:p>
     <w:p>
@@ -10671,7 +14470,15 @@
         <w:t>H</w:t>
       </w:r>
       <w:r>
-        <w:t xml:space="preserve">oy por hoy mi experiencia no es amplia en términos laborales, pero sí tengo práctica en configuración básica de routers con DHCP y en resolver cuestiones de conectividad para familiares, amigos o entornos chicos. </w:t>
+        <w:t xml:space="preserve">oy por hoy mi experiencia no es amplia en términos laborales, pero sí tengo práctica en configuración básica de </w:t>
+      </w:r>
+      <w:proofErr w:type="spellStart"/>
+      <w:r>
+        <w:t>routers</w:t>
+      </w:r>
+      <w:proofErr w:type="spellEnd"/>
+      <w:r>
+        <w:t xml:space="preserve"> con DHCP y en resolver cuestiones de conectividad para familiares, amigos o entornos chicos. </w:t>
       </w:r>
       <w:r>
         <w:t xml:space="preserve">Diría que tengo bastante </w:t>
@@ -10695,7 +14502,15 @@
         <w:t>o</w:t>
       </w:r>
       <w:r>
-        <w:t xml:space="preserve"> que también me llevó a interesarme por las redes Wi-Fi, sus canales, el tráfico, la criptografía y la evolución de sus mecanismos de cifrado, desde WEP hasta WPA</w:t>
+        <w:t xml:space="preserve"> que también me llevó a interesarme por las redes </w:t>
+      </w:r>
+      <w:proofErr w:type="spellStart"/>
+      <w:r>
+        <w:t>Wi</w:t>
+      </w:r>
+      <w:proofErr w:type="spellEnd"/>
+      <w:r>
+        <w:t>-Fi, sus canales, el tráfico, la criptografía y la evolución de sus mecanismos de cifrado, desde WEP hasta WPA</w:t>
       </w:r>
       <w:r>
         <w:t>,</w:t>
@@ -10757,7 +14572,7 @@
       </w:pPr>
     </w:p>
     <w:sectPr>
-      <w:footerReference w:type="default" r:id="rId8"/>
+      <w:footerReference w:type="default" r:id="rId15"/>
       <w:pgSz w:w="11906" w:h="16838"/>
       <w:pgMar w:top="1134" w:right="1134" w:bottom="1134" w:left="1134" w:header="708" w:footer="708" w:gutter="0"/>
       <w:cols w:space="720"/>
@@ -10936,6 +14751,119 @@
     </w:lvl>
   </w:abstractNum>
   <w:abstractNum w:abstractNumId="1" w15:restartNumberingAfterBreak="0">
+    <w:nsid w:val="011663F6"/>
+    <w:multiLevelType w:val="hybridMultilevel"/>
+    <w:tmpl w:val="A4D4D462"/>
+    <w:lvl w:ilvl="0" w:tplc="2C0A0005">
+      <w:start w:val="1"/>
+      <w:numFmt w:val="bullet"/>
+      <w:lvlText w:val=""/>
+      <w:lvlJc w:val="left"/>
+      <w:pPr>
+        <w:ind w:left="720" w:hanging="360"/>
+      </w:pPr>
+      <w:rPr>
+        <w:rFonts w:ascii="Wingdings" w:hAnsi="Wingdings" w:hint="default"/>
+      </w:rPr>
+    </w:lvl>
+    <w:lvl w:ilvl="1" w:tplc="FFFFFFFF" w:tentative="1">
+      <w:start w:val="1"/>
+      <w:numFmt w:val="bullet"/>
+      <w:lvlText w:val="o"/>
+      <w:lvlJc w:val="left"/>
+      <w:pPr>
+        <w:ind w:left="1440" w:hanging="360"/>
+      </w:pPr>
+      <w:rPr>
+        <w:rFonts w:ascii="Courier New" w:hAnsi="Courier New" w:cs="Courier New" w:hint="default"/>
+      </w:rPr>
+    </w:lvl>
+    <w:lvl w:ilvl="2" w:tplc="FFFFFFFF" w:tentative="1">
+      <w:start w:val="1"/>
+      <w:numFmt w:val="bullet"/>
+      <w:lvlText w:val=""/>
+      <w:lvlJc w:val="left"/>
+      <w:pPr>
+        <w:ind w:left="2160" w:hanging="360"/>
+      </w:pPr>
+      <w:rPr>
+        <w:rFonts w:ascii="Wingdings" w:hAnsi="Wingdings" w:hint="default"/>
+      </w:rPr>
+    </w:lvl>
+    <w:lvl w:ilvl="3" w:tplc="FFFFFFFF" w:tentative="1">
+      <w:start w:val="1"/>
+      <w:numFmt w:val="bullet"/>
+      <w:lvlText w:val=""/>
+      <w:lvlJc w:val="left"/>
+      <w:pPr>
+        <w:ind w:left="2880" w:hanging="360"/>
+      </w:pPr>
+      <w:rPr>
+        <w:rFonts w:ascii="Symbol" w:hAnsi="Symbol" w:hint="default"/>
+      </w:rPr>
+    </w:lvl>
+    <w:lvl w:ilvl="4" w:tplc="FFFFFFFF" w:tentative="1">
+      <w:start w:val="1"/>
+      <w:numFmt w:val="bullet"/>
+      <w:lvlText w:val="o"/>
+      <w:lvlJc w:val="left"/>
+      <w:pPr>
+        <w:ind w:left="3600" w:hanging="360"/>
+      </w:pPr>
+      <w:rPr>
+        <w:rFonts w:ascii="Courier New" w:hAnsi="Courier New" w:cs="Courier New" w:hint="default"/>
+      </w:rPr>
+    </w:lvl>
+    <w:lvl w:ilvl="5" w:tplc="FFFFFFFF" w:tentative="1">
+      <w:start w:val="1"/>
+      <w:numFmt w:val="bullet"/>
+      <w:lvlText w:val=""/>
+      <w:lvlJc w:val="left"/>
+      <w:pPr>
+        <w:ind w:left="4320" w:hanging="360"/>
+      </w:pPr>
+      <w:rPr>
+        <w:rFonts w:ascii="Wingdings" w:hAnsi="Wingdings" w:hint="default"/>
+      </w:rPr>
+    </w:lvl>
+    <w:lvl w:ilvl="6" w:tplc="FFFFFFFF" w:tentative="1">
+      <w:start w:val="1"/>
+      <w:numFmt w:val="bullet"/>
+      <w:lvlText w:val=""/>
+      <w:lvlJc w:val="left"/>
+      <w:pPr>
+        <w:ind w:left="5040" w:hanging="360"/>
+      </w:pPr>
+      <w:rPr>
+        <w:rFonts w:ascii="Symbol" w:hAnsi="Symbol" w:hint="default"/>
+      </w:rPr>
+    </w:lvl>
+    <w:lvl w:ilvl="7" w:tplc="FFFFFFFF" w:tentative="1">
+      <w:start w:val="1"/>
+      <w:numFmt w:val="bullet"/>
+      <w:lvlText w:val="o"/>
+      <w:lvlJc w:val="left"/>
+      <w:pPr>
+        <w:ind w:left="5760" w:hanging="360"/>
+      </w:pPr>
+      <w:rPr>
+        <w:rFonts w:ascii="Courier New" w:hAnsi="Courier New" w:cs="Courier New" w:hint="default"/>
+      </w:rPr>
+    </w:lvl>
+    <w:lvl w:ilvl="8" w:tplc="FFFFFFFF" w:tentative="1">
+      <w:start w:val="1"/>
+      <w:numFmt w:val="bullet"/>
+      <w:lvlText w:val=""/>
+      <w:lvlJc w:val="left"/>
+      <w:pPr>
+        <w:ind w:left="6480" w:hanging="360"/>
+      </w:pPr>
+      <w:rPr>
+        <w:rFonts w:ascii="Wingdings" w:hAnsi="Wingdings" w:hint="default"/>
+      </w:rPr>
+    </w:lvl>
+  </w:abstractNum>
+  <w:abstractNum w:abstractNumId="2" w15:restartNumberingAfterBreak="0">
     <w:nsid w:val="02B57ECE"/>
     <w:multiLevelType w:val="multilevel"/>
     <w:tmpl w:val="029EE9F0"/>
@@ -11048,7 +14976,7 @@
       </w:rPr>
     </w:lvl>
   </w:abstractNum>
-  <w:abstractNum w:abstractNumId="2" w15:restartNumberingAfterBreak="0">
+  <w:abstractNum w:abstractNumId="3" w15:restartNumberingAfterBreak="0">
     <w:nsid w:val="07253B34"/>
     <w:multiLevelType w:val="multilevel"/>
     <w:tmpl w:val="DA8A8E96"/>
@@ -11188,7 +15116,233 @@
       </w:rPr>
     </w:lvl>
   </w:abstractNum>
-  <w:abstractNum w:abstractNumId="3" w15:restartNumberingAfterBreak="0">
+  <w:abstractNum w:abstractNumId="4" w15:restartNumberingAfterBreak="0">
+    <w:nsid w:val="0F9F0501"/>
+    <w:multiLevelType w:val="hybridMultilevel"/>
+    <w:tmpl w:val="D93C560A"/>
+    <w:lvl w:ilvl="0" w:tplc="2C0A0005">
+      <w:start w:val="1"/>
+      <w:numFmt w:val="bullet"/>
+      <w:lvlText w:val=""/>
+      <w:lvlJc w:val="left"/>
+      <w:pPr>
+        <w:ind w:left="720" w:hanging="360"/>
+      </w:pPr>
+      <w:rPr>
+        <w:rFonts w:ascii="Wingdings" w:hAnsi="Wingdings" w:hint="default"/>
+      </w:rPr>
+    </w:lvl>
+    <w:lvl w:ilvl="1" w:tplc="FFFFFFFF" w:tentative="1">
+      <w:start w:val="1"/>
+      <w:numFmt w:val="bullet"/>
+      <w:lvlText w:val="o"/>
+      <w:lvlJc w:val="left"/>
+      <w:pPr>
+        <w:ind w:left="1440" w:hanging="360"/>
+      </w:pPr>
+      <w:rPr>
+        <w:rFonts w:ascii="Courier New" w:hAnsi="Courier New" w:cs="Courier New" w:hint="default"/>
+      </w:rPr>
+    </w:lvl>
+    <w:lvl w:ilvl="2" w:tplc="FFFFFFFF" w:tentative="1">
+      <w:start w:val="1"/>
+      <w:numFmt w:val="bullet"/>
+      <w:lvlText w:val=""/>
+      <w:lvlJc w:val="left"/>
+      <w:pPr>
+        <w:ind w:left="2160" w:hanging="360"/>
+      </w:pPr>
+      <w:rPr>
+        <w:rFonts w:ascii="Wingdings" w:hAnsi="Wingdings" w:hint="default"/>
+      </w:rPr>
+    </w:lvl>
+    <w:lvl w:ilvl="3" w:tplc="FFFFFFFF" w:tentative="1">
+      <w:start w:val="1"/>
+      <w:numFmt w:val="bullet"/>
+      <w:lvlText w:val=""/>
+      <w:lvlJc w:val="left"/>
+      <w:pPr>
+        <w:ind w:left="2880" w:hanging="360"/>
+      </w:pPr>
+      <w:rPr>
+        <w:rFonts w:ascii="Symbol" w:hAnsi="Symbol" w:hint="default"/>
+      </w:rPr>
+    </w:lvl>
+    <w:lvl w:ilvl="4" w:tplc="FFFFFFFF" w:tentative="1">
+      <w:start w:val="1"/>
+      <w:numFmt w:val="bullet"/>
+      <w:lvlText w:val="o"/>
+      <w:lvlJc w:val="left"/>
+      <w:pPr>
+        <w:ind w:left="3600" w:hanging="360"/>
+      </w:pPr>
+      <w:rPr>
+        <w:rFonts w:ascii="Courier New" w:hAnsi="Courier New" w:cs="Courier New" w:hint="default"/>
+      </w:rPr>
+    </w:lvl>
+    <w:lvl w:ilvl="5" w:tplc="FFFFFFFF" w:tentative="1">
+      <w:start w:val="1"/>
+      <w:numFmt w:val="bullet"/>
+      <w:lvlText w:val=""/>
+      <w:lvlJc w:val="left"/>
+      <w:pPr>
+        <w:ind w:left="4320" w:hanging="360"/>
+      </w:pPr>
+      <w:rPr>
+        <w:rFonts w:ascii="Wingdings" w:hAnsi="Wingdings" w:hint="default"/>
+      </w:rPr>
+    </w:lvl>
+    <w:lvl w:ilvl="6" w:tplc="FFFFFFFF" w:tentative="1">
+      <w:start w:val="1"/>
+      <w:numFmt w:val="bullet"/>
+      <w:lvlText w:val=""/>
+      <w:lvlJc w:val="left"/>
+      <w:pPr>
+        <w:ind w:left="5040" w:hanging="360"/>
+      </w:pPr>
+      <w:rPr>
+        <w:rFonts w:ascii="Symbol" w:hAnsi="Symbol" w:hint="default"/>
+      </w:rPr>
+    </w:lvl>
+    <w:lvl w:ilvl="7" w:tplc="FFFFFFFF" w:tentative="1">
+      <w:start w:val="1"/>
+      <w:numFmt w:val="bullet"/>
+      <w:lvlText w:val="o"/>
+      <w:lvlJc w:val="left"/>
+      <w:pPr>
+        <w:ind w:left="5760" w:hanging="360"/>
+      </w:pPr>
+      <w:rPr>
+        <w:rFonts w:ascii="Courier New" w:hAnsi="Courier New" w:cs="Courier New" w:hint="default"/>
+      </w:rPr>
+    </w:lvl>
+    <w:lvl w:ilvl="8" w:tplc="FFFFFFFF" w:tentative="1">
+      <w:start w:val="1"/>
+      <w:numFmt w:val="bullet"/>
+      <w:lvlText w:val=""/>
+      <w:lvlJc w:val="left"/>
+      <w:pPr>
+        <w:ind w:left="6480" w:hanging="360"/>
+      </w:pPr>
+      <w:rPr>
+        <w:rFonts w:ascii="Wingdings" w:hAnsi="Wingdings" w:hint="default"/>
+      </w:rPr>
+    </w:lvl>
+  </w:abstractNum>
+  <w:abstractNum w:abstractNumId="5" w15:restartNumberingAfterBreak="0">
+    <w:nsid w:val="16754228"/>
+    <w:multiLevelType w:val="hybridMultilevel"/>
+    <w:tmpl w:val="E7EAACC8"/>
+    <w:lvl w:ilvl="0" w:tplc="2C0A0005">
+      <w:start w:val="1"/>
+      <w:numFmt w:val="bullet"/>
+      <w:lvlText w:val=""/>
+      <w:lvlJc w:val="left"/>
+      <w:pPr>
+        <w:ind w:left="720" w:hanging="360"/>
+      </w:pPr>
+      <w:rPr>
+        <w:rFonts w:ascii="Wingdings" w:hAnsi="Wingdings" w:hint="default"/>
+      </w:rPr>
+    </w:lvl>
+    <w:lvl w:ilvl="1" w:tplc="FFFFFFFF" w:tentative="1">
+      <w:start w:val="1"/>
+      <w:numFmt w:val="bullet"/>
+      <w:lvlText w:val="o"/>
+      <w:lvlJc w:val="left"/>
+      <w:pPr>
+        <w:ind w:left="1440" w:hanging="360"/>
+      </w:pPr>
+      <w:rPr>
+        <w:rFonts w:ascii="Courier New" w:hAnsi="Courier New" w:cs="Courier New" w:hint="default"/>
+      </w:rPr>
+    </w:lvl>
+    <w:lvl w:ilvl="2" w:tplc="FFFFFFFF" w:tentative="1">
+      <w:start w:val="1"/>
+      <w:numFmt w:val="bullet"/>
+      <w:lvlText w:val=""/>
+      <w:lvlJc w:val="left"/>
+      <w:pPr>
+        <w:ind w:left="2160" w:hanging="360"/>
+      </w:pPr>
+      <w:rPr>
+        <w:rFonts w:ascii="Wingdings" w:hAnsi="Wingdings" w:hint="default"/>
+      </w:rPr>
+    </w:lvl>
+    <w:lvl w:ilvl="3" w:tplc="FFFFFFFF" w:tentative="1">
+      <w:start w:val="1"/>
+      <w:numFmt w:val="bullet"/>
+      <w:lvlText w:val=""/>
+      <w:lvlJc w:val="left"/>
+      <w:pPr>
+        <w:ind w:left="2880" w:hanging="360"/>
+      </w:pPr>
+      <w:rPr>
+        <w:rFonts w:ascii="Symbol" w:hAnsi="Symbol" w:hint="default"/>
+      </w:rPr>
+    </w:lvl>
+    <w:lvl w:ilvl="4" w:tplc="FFFFFFFF" w:tentative="1">
+      <w:start w:val="1"/>
+      <w:numFmt w:val="bullet"/>
+      <w:lvlText w:val="o"/>
+      <w:lvlJc w:val="left"/>
+      <w:pPr>
+        <w:ind w:left="3600" w:hanging="360"/>
+      </w:pPr>
+      <w:rPr>
+        <w:rFonts w:ascii="Courier New" w:hAnsi="Courier New" w:cs="Courier New" w:hint="default"/>
+      </w:rPr>
+    </w:lvl>
+    <w:lvl w:ilvl="5" w:tplc="FFFFFFFF" w:tentative="1">
+      <w:start w:val="1"/>
+      <w:numFmt w:val="bullet"/>
+      <w:lvlText w:val=""/>
+      <w:lvlJc w:val="left"/>
+      <w:pPr>
+        <w:ind w:left="4320" w:hanging="360"/>
+      </w:pPr>
+      <w:rPr>
+        <w:rFonts w:ascii="Wingdings" w:hAnsi="Wingdings" w:hint="default"/>
+      </w:rPr>
+    </w:lvl>
+    <w:lvl w:ilvl="6" w:tplc="FFFFFFFF" w:tentative="1">
+      <w:start w:val="1"/>
+      <w:numFmt w:val="bullet"/>
+      <w:lvlText w:val=""/>
+      <w:lvlJc w:val="left"/>
+      <w:pPr>
+        <w:ind w:left="5040" w:hanging="360"/>
+      </w:pPr>
+      <w:rPr>
+        <w:rFonts w:ascii="Symbol" w:hAnsi="Symbol" w:hint="default"/>
+      </w:rPr>
+    </w:lvl>
+    <w:lvl w:ilvl="7" w:tplc="FFFFFFFF" w:tentative="1">
+      <w:start w:val="1"/>
+      <w:numFmt w:val="bullet"/>
+      <w:lvlText w:val="o"/>
+      <w:lvlJc w:val="left"/>
+      <w:pPr>
+        <w:ind w:left="5760" w:hanging="360"/>
+      </w:pPr>
+      <w:rPr>
+        <w:rFonts w:ascii="Courier New" w:hAnsi="Courier New" w:cs="Courier New" w:hint="default"/>
+      </w:rPr>
+    </w:lvl>
+    <w:lvl w:ilvl="8" w:tplc="FFFFFFFF" w:tentative="1">
+      <w:start w:val="1"/>
+      <w:numFmt w:val="bullet"/>
+      <w:lvlText w:val=""/>
+      <w:lvlJc w:val="left"/>
+      <w:pPr>
+        <w:ind w:left="6480" w:hanging="360"/>
+      </w:pPr>
+      <w:rPr>
+        <w:rFonts w:ascii="Wingdings" w:hAnsi="Wingdings" w:hint="default"/>
+      </w:rPr>
+    </w:lvl>
+  </w:abstractNum>
+  <w:abstractNum w:abstractNumId="6" w15:restartNumberingAfterBreak="0">
     <w:nsid w:val="1956209B"/>
     <w:multiLevelType w:val="multilevel"/>
     <w:tmpl w:val="074C3A08"/>
@@ -11337,7 +15491,456 @@
       </w:rPr>
     </w:lvl>
   </w:abstractNum>
-  <w:abstractNum w:abstractNumId="4" w15:restartNumberingAfterBreak="0">
+  <w:abstractNum w:abstractNumId="7" w15:restartNumberingAfterBreak="0">
+    <w:nsid w:val="1BEA11D4"/>
+    <w:multiLevelType w:val="hybridMultilevel"/>
+    <w:tmpl w:val="117C06BE"/>
+    <w:lvl w:ilvl="0" w:tplc="7E227EAA">
+      <w:start w:val="1"/>
+      <w:numFmt w:val="bullet"/>
+      <w:lvlText w:val="■"/>
+      <w:lvlJc w:val="left"/>
+      <w:pPr>
+        <w:ind w:left="720" w:hanging="360"/>
+      </w:pPr>
+    </w:lvl>
+    <w:lvl w:ilvl="1" w:tplc="2C0A0003" w:tentative="1">
+      <w:start w:val="1"/>
+      <w:numFmt w:val="bullet"/>
+      <w:lvlText w:val="o"/>
+      <w:lvlJc w:val="left"/>
+      <w:pPr>
+        <w:ind w:left="1440" w:hanging="360"/>
+      </w:pPr>
+      <w:rPr>
+        <w:rFonts w:ascii="Courier New" w:hAnsi="Courier New" w:cs="Courier New" w:hint="default"/>
+      </w:rPr>
+    </w:lvl>
+    <w:lvl w:ilvl="2" w:tplc="2C0A0005" w:tentative="1">
+      <w:start w:val="1"/>
+      <w:numFmt w:val="bullet"/>
+      <w:lvlText w:val=""/>
+      <w:lvlJc w:val="left"/>
+      <w:pPr>
+        <w:ind w:left="2160" w:hanging="360"/>
+      </w:pPr>
+      <w:rPr>
+        <w:rFonts w:ascii="Wingdings" w:hAnsi="Wingdings" w:hint="default"/>
+      </w:rPr>
+    </w:lvl>
+    <w:lvl w:ilvl="3" w:tplc="2C0A0001" w:tentative="1">
+      <w:start w:val="1"/>
+      <w:numFmt w:val="bullet"/>
+      <w:lvlText w:val=""/>
+      <w:lvlJc w:val="left"/>
+      <w:pPr>
+        <w:ind w:left="2880" w:hanging="360"/>
+      </w:pPr>
+      <w:rPr>
+        <w:rFonts w:ascii="Symbol" w:hAnsi="Symbol" w:hint="default"/>
+      </w:rPr>
+    </w:lvl>
+    <w:lvl w:ilvl="4" w:tplc="2C0A0003" w:tentative="1">
+      <w:start w:val="1"/>
+      <w:numFmt w:val="bullet"/>
+      <w:lvlText w:val="o"/>
+      <w:lvlJc w:val="left"/>
+      <w:pPr>
+        <w:ind w:left="3600" w:hanging="360"/>
+      </w:pPr>
+      <w:rPr>
+        <w:rFonts w:ascii="Courier New" w:hAnsi="Courier New" w:cs="Courier New" w:hint="default"/>
+      </w:rPr>
+    </w:lvl>
+    <w:lvl w:ilvl="5" w:tplc="2C0A0005" w:tentative="1">
+      <w:start w:val="1"/>
+      <w:numFmt w:val="bullet"/>
+      <w:lvlText w:val=""/>
+      <w:lvlJc w:val="left"/>
+      <w:pPr>
+        <w:ind w:left="4320" w:hanging="360"/>
+      </w:pPr>
+      <w:rPr>
+        <w:rFonts w:ascii="Wingdings" w:hAnsi="Wingdings" w:hint="default"/>
+      </w:rPr>
+    </w:lvl>
+    <w:lvl w:ilvl="6" w:tplc="2C0A0001" w:tentative="1">
+      <w:start w:val="1"/>
+      <w:numFmt w:val="bullet"/>
+      <w:lvlText w:val=""/>
+      <w:lvlJc w:val="left"/>
+      <w:pPr>
+        <w:ind w:left="5040" w:hanging="360"/>
+      </w:pPr>
+      <w:rPr>
+        <w:rFonts w:ascii="Symbol" w:hAnsi="Symbol" w:hint="default"/>
+      </w:rPr>
+    </w:lvl>
+    <w:lvl w:ilvl="7" w:tplc="2C0A0003" w:tentative="1">
+      <w:start w:val="1"/>
+      <w:numFmt w:val="bullet"/>
+      <w:lvlText w:val="o"/>
+      <w:lvlJc w:val="left"/>
+      <w:pPr>
+        <w:ind w:left="5760" w:hanging="360"/>
+      </w:pPr>
+      <w:rPr>
+        <w:rFonts w:ascii="Courier New" w:hAnsi="Courier New" w:cs="Courier New" w:hint="default"/>
+      </w:rPr>
+    </w:lvl>
+    <w:lvl w:ilvl="8" w:tplc="2C0A0005" w:tentative="1">
+      <w:start w:val="1"/>
+      <w:numFmt w:val="bullet"/>
+      <w:lvlText w:val=""/>
+      <w:lvlJc w:val="left"/>
+      <w:pPr>
+        <w:ind w:left="6480" w:hanging="360"/>
+      </w:pPr>
+      <w:rPr>
+        <w:rFonts w:ascii="Wingdings" w:hAnsi="Wingdings" w:hint="default"/>
+      </w:rPr>
+    </w:lvl>
+  </w:abstractNum>
+  <w:abstractNum w:abstractNumId="8" w15:restartNumberingAfterBreak="0">
+    <w:nsid w:val="206040F8"/>
+    <w:multiLevelType w:val="hybridMultilevel"/>
+    <w:tmpl w:val="45F4F3DE"/>
+    <w:lvl w:ilvl="0" w:tplc="2C0A0001">
+      <w:start w:val="1"/>
+      <w:numFmt w:val="bullet"/>
+      <w:lvlText w:val=""/>
+      <w:lvlJc w:val="left"/>
+      <w:pPr>
+        <w:ind w:left="720" w:hanging="360"/>
+      </w:pPr>
+      <w:rPr>
+        <w:rFonts w:ascii="Symbol" w:hAnsi="Symbol" w:hint="default"/>
+      </w:rPr>
+    </w:lvl>
+    <w:lvl w:ilvl="1" w:tplc="2C0A0003" w:tentative="1">
+      <w:start w:val="1"/>
+      <w:numFmt w:val="bullet"/>
+      <w:lvlText w:val="o"/>
+      <w:lvlJc w:val="left"/>
+      <w:pPr>
+        <w:ind w:left="1440" w:hanging="360"/>
+      </w:pPr>
+      <w:rPr>
+        <w:rFonts w:ascii="Courier New" w:hAnsi="Courier New" w:cs="Courier New" w:hint="default"/>
+      </w:rPr>
+    </w:lvl>
+    <w:lvl w:ilvl="2" w:tplc="2C0A0005" w:tentative="1">
+      <w:start w:val="1"/>
+      <w:numFmt w:val="bullet"/>
+      <w:lvlText w:val=""/>
+      <w:lvlJc w:val="left"/>
+      <w:pPr>
+        <w:ind w:left="2160" w:hanging="360"/>
+      </w:pPr>
+      <w:rPr>
+        <w:rFonts w:ascii="Wingdings" w:hAnsi="Wingdings" w:hint="default"/>
+      </w:rPr>
+    </w:lvl>
+    <w:lvl w:ilvl="3" w:tplc="2C0A0001" w:tentative="1">
+      <w:start w:val="1"/>
+      <w:numFmt w:val="bullet"/>
+      <w:lvlText w:val=""/>
+      <w:lvlJc w:val="left"/>
+      <w:pPr>
+        <w:ind w:left="2880" w:hanging="360"/>
+      </w:pPr>
+      <w:rPr>
+        <w:rFonts w:ascii="Symbol" w:hAnsi="Symbol" w:hint="default"/>
+      </w:rPr>
+    </w:lvl>
+    <w:lvl w:ilvl="4" w:tplc="2C0A0003" w:tentative="1">
+      <w:start w:val="1"/>
+      <w:numFmt w:val="bullet"/>
+      <w:lvlText w:val="o"/>
+      <w:lvlJc w:val="left"/>
+      <w:pPr>
+        <w:ind w:left="3600" w:hanging="360"/>
+      </w:pPr>
+      <w:rPr>
+        <w:rFonts w:ascii="Courier New" w:hAnsi="Courier New" w:cs="Courier New" w:hint="default"/>
+      </w:rPr>
+    </w:lvl>
+    <w:lvl w:ilvl="5" w:tplc="2C0A0005" w:tentative="1">
+      <w:start w:val="1"/>
+      <w:numFmt w:val="bullet"/>
+      <w:lvlText w:val=""/>
+      <w:lvlJc w:val="left"/>
+      <w:pPr>
+        <w:ind w:left="4320" w:hanging="360"/>
+      </w:pPr>
+      <w:rPr>
+        <w:rFonts w:ascii="Wingdings" w:hAnsi="Wingdings" w:hint="default"/>
+      </w:rPr>
+    </w:lvl>
+    <w:lvl w:ilvl="6" w:tplc="2C0A0001" w:tentative="1">
+      <w:start w:val="1"/>
+      <w:numFmt w:val="bullet"/>
+      <w:lvlText w:val=""/>
+      <w:lvlJc w:val="left"/>
+      <w:pPr>
+        <w:ind w:left="5040" w:hanging="360"/>
+      </w:pPr>
+      <w:rPr>
+        <w:rFonts w:ascii="Symbol" w:hAnsi="Symbol" w:hint="default"/>
+      </w:rPr>
+    </w:lvl>
+    <w:lvl w:ilvl="7" w:tplc="2C0A0003" w:tentative="1">
+      <w:start w:val="1"/>
+      <w:numFmt w:val="bullet"/>
+      <w:lvlText w:val="o"/>
+      <w:lvlJc w:val="left"/>
+      <w:pPr>
+        <w:ind w:left="5760" w:hanging="360"/>
+      </w:pPr>
+      <w:rPr>
+        <w:rFonts w:ascii="Courier New" w:hAnsi="Courier New" w:cs="Courier New" w:hint="default"/>
+      </w:rPr>
+    </w:lvl>
+    <w:lvl w:ilvl="8" w:tplc="2C0A0005" w:tentative="1">
+      <w:start w:val="1"/>
+      <w:numFmt w:val="bullet"/>
+      <w:lvlText w:val=""/>
+      <w:lvlJc w:val="left"/>
+      <w:pPr>
+        <w:ind w:left="6480" w:hanging="360"/>
+      </w:pPr>
+      <w:rPr>
+        <w:rFonts w:ascii="Wingdings" w:hAnsi="Wingdings" w:hint="default"/>
+      </w:rPr>
+    </w:lvl>
+  </w:abstractNum>
+  <w:abstractNum w:abstractNumId="9" w15:restartNumberingAfterBreak="0">
+    <w:nsid w:val="23390AB3"/>
+    <w:multiLevelType w:val="hybridMultilevel"/>
+    <w:tmpl w:val="7E7A879A"/>
+    <w:lvl w:ilvl="0" w:tplc="2C0A0005">
+      <w:start w:val="1"/>
+      <w:numFmt w:val="bullet"/>
+      <w:lvlText w:val=""/>
+      <w:lvlJc w:val="left"/>
+      <w:pPr>
+        <w:ind w:left="720" w:hanging="360"/>
+      </w:pPr>
+      <w:rPr>
+        <w:rFonts w:ascii="Wingdings" w:hAnsi="Wingdings" w:hint="default"/>
+      </w:rPr>
+    </w:lvl>
+    <w:lvl w:ilvl="1" w:tplc="FFFFFFFF" w:tentative="1">
+      <w:start w:val="1"/>
+      <w:numFmt w:val="bullet"/>
+      <w:lvlText w:val="o"/>
+      <w:lvlJc w:val="left"/>
+      <w:pPr>
+        <w:ind w:left="1440" w:hanging="360"/>
+      </w:pPr>
+      <w:rPr>
+        <w:rFonts w:ascii="Courier New" w:hAnsi="Courier New" w:cs="Courier New" w:hint="default"/>
+      </w:rPr>
+    </w:lvl>
+    <w:lvl w:ilvl="2" w:tplc="FFFFFFFF" w:tentative="1">
+      <w:start w:val="1"/>
+      <w:numFmt w:val="bullet"/>
+      <w:lvlText w:val=""/>
+      <w:lvlJc w:val="left"/>
+      <w:pPr>
+        <w:ind w:left="2160" w:hanging="360"/>
+      </w:pPr>
+      <w:rPr>
+        <w:rFonts w:ascii="Wingdings" w:hAnsi="Wingdings" w:hint="default"/>
+      </w:rPr>
+    </w:lvl>
+    <w:lvl w:ilvl="3" w:tplc="FFFFFFFF" w:tentative="1">
+      <w:start w:val="1"/>
+      <w:numFmt w:val="bullet"/>
+      <w:lvlText w:val=""/>
+      <w:lvlJc w:val="left"/>
+      <w:pPr>
+        <w:ind w:left="2880" w:hanging="360"/>
+      </w:pPr>
+      <w:rPr>
+        <w:rFonts w:ascii="Symbol" w:hAnsi="Symbol" w:hint="default"/>
+      </w:rPr>
+    </w:lvl>
+    <w:lvl w:ilvl="4" w:tplc="FFFFFFFF" w:tentative="1">
+      <w:start w:val="1"/>
+      <w:numFmt w:val="bullet"/>
+      <w:lvlText w:val="o"/>
+      <w:lvlJc w:val="left"/>
+      <w:pPr>
+        <w:ind w:left="3600" w:hanging="360"/>
+      </w:pPr>
+      <w:rPr>
+        <w:rFonts w:ascii="Courier New" w:hAnsi="Courier New" w:cs="Courier New" w:hint="default"/>
+      </w:rPr>
+    </w:lvl>
+    <w:lvl w:ilvl="5" w:tplc="FFFFFFFF" w:tentative="1">
+      <w:start w:val="1"/>
+      <w:numFmt w:val="bullet"/>
+      <w:lvlText w:val=""/>
+      <w:lvlJc w:val="left"/>
+      <w:pPr>
+        <w:ind w:left="4320" w:hanging="360"/>
+      </w:pPr>
+      <w:rPr>
+        <w:rFonts w:ascii="Wingdings" w:hAnsi="Wingdings" w:hint="default"/>
+      </w:rPr>
+    </w:lvl>
+    <w:lvl w:ilvl="6" w:tplc="FFFFFFFF" w:tentative="1">
+      <w:start w:val="1"/>
+      <w:numFmt w:val="bullet"/>
+      <w:lvlText w:val=""/>
+      <w:lvlJc w:val="left"/>
+      <w:pPr>
+        <w:ind w:left="5040" w:hanging="360"/>
+      </w:pPr>
+      <w:rPr>
+        <w:rFonts w:ascii="Symbol" w:hAnsi="Symbol" w:hint="default"/>
+      </w:rPr>
+    </w:lvl>
+    <w:lvl w:ilvl="7" w:tplc="FFFFFFFF" w:tentative="1">
+      <w:start w:val="1"/>
+      <w:numFmt w:val="bullet"/>
+      <w:lvlText w:val="o"/>
+      <w:lvlJc w:val="left"/>
+      <w:pPr>
+        <w:ind w:left="5760" w:hanging="360"/>
+      </w:pPr>
+      <w:rPr>
+        <w:rFonts w:ascii="Courier New" w:hAnsi="Courier New" w:cs="Courier New" w:hint="default"/>
+      </w:rPr>
+    </w:lvl>
+    <w:lvl w:ilvl="8" w:tplc="FFFFFFFF" w:tentative="1">
+      <w:start w:val="1"/>
+      <w:numFmt w:val="bullet"/>
+      <w:lvlText w:val=""/>
+      <w:lvlJc w:val="left"/>
+      <w:pPr>
+        <w:ind w:left="6480" w:hanging="360"/>
+      </w:pPr>
+      <w:rPr>
+        <w:rFonts w:ascii="Wingdings" w:hAnsi="Wingdings" w:hint="default"/>
+      </w:rPr>
+    </w:lvl>
+  </w:abstractNum>
+  <w:abstractNum w:abstractNumId="10" w15:restartNumberingAfterBreak="0">
+    <w:nsid w:val="2C1B43C1"/>
+    <w:multiLevelType w:val="hybridMultilevel"/>
+    <w:tmpl w:val="99C6B070"/>
+    <w:lvl w:ilvl="0" w:tplc="134EF772">
+      <w:start w:val="8"/>
+      <w:numFmt w:val="bullet"/>
+      <w:lvlText w:val="-"/>
+      <w:lvlJc w:val="left"/>
+      <w:pPr>
+        <w:ind w:left="720" w:hanging="360"/>
+      </w:pPr>
+      <w:rPr>
+        <w:rFonts w:ascii="Arial" w:eastAsia="Arial" w:hAnsi="Arial" w:cs="Arial" w:hint="default"/>
+      </w:rPr>
+    </w:lvl>
+    <w:lvl w:ilvl="1" w:tplc="2C0A0003" w:tentative="1">
+      <w:start w:val="1"/>
+      <w:numFmt w:val="bullet"/>
+      <w:lvlText w:val="o"/>
+      <w:lvlJc w:val="left"/>
+      <w:pPr>
+        <w:ind w:left="1440" w:hanging="360"/>
+      </w:pPr>
+      <w:rPr>
+        <w:rFonts w:ascii="Courier New" w:hAnsi="Courier New" w:cs="Courier New" w:hint="default"/>
+      </w:rPr>
+    </w:lvl>
+    <w:lvl w:ilvl="2" w:tplc="2C0A0005" w:tentative="1">
+      <w:start w:val="1"/>
+      <w:numFmt w:val="bullet"/>
+      <w:lvlText w:val=""/>
+      <w:lvlJc w:val="left"/>
+      <w:pPr>
+        <w:ind w:left="2160" w:hanging="360"/>
+      </w:pPr>
+      <w:rPr>
+        <w:rFonts w:ascii="Wingdings" w:hAnsi="Wingdings" w:hint="default"/>
+      </w:rPr>
+    </w:lvl>
+    <w:lvl w:ilvl="3" w:tplc="2C0A0001" w:tentative="1">
+      <w:start w:val="1"/>
+      <w:numFmt w:val="bullet"/>
+      <w:lvlText w:val=""/>
+      <w:lvlJc w:val="left"/>
+      <w:pPr>
+        <w:ind w:left="2880" w:hanging="360"/>
+      </w:pPr>
+      <w:rPr>
+        <w:rFonts w:ascii="Symbol" w:hAnsi="Symbol" w:hint="default"/>
+      </w:rPr>
+    </w:lvl>
+    <w:lvl w:ilvl="4" w:tplc="2C0A0003" w:tentative="1">
+      <w:start w:val="1"/>
+      <w:numFmt w:val="bullet"/>
+      <w:lvlText w:val="o"/>
+      <w:lvlJc w:val="left"/>
+      <w:pPr>
+        <w:ind w:left="3600" w:hanging="360"/>
+      </w:pPr>
+      <w:rPr>
+        <w:rFonts w:ascii="Courier New" w:hAnsi="Courier New" w:cs="Courier New" w:hint="default"/>
+      </w:rPr>
+    </w:lvl>
+    <w:lvl w:ilvl="5" w:tplc="2C0A0005" w:tentative="1">
+      <w:start w:val="1"/>
+      <w:numFmt w:val="bullet"/>
+      <w:lvlText w:val=""/>
+      <w:lvlJc w:val="left"/>
+      <w:pPr>
+        <w:ind w:left="4320" w:hanging="360"/>
+      </w:pPr>
+      <w:rPr>
+        <w:rFonts w:ascii="Wingdings" w:hAnsi="Wingdings" w:hint="default"/>
+      </w:rPr>
+    </w:lvl>
+    <w:lvl w:ilvl="6" w:tplc="2C0A0001" w:tentative="1">
+      <w:start w:val="1"/>
+      <w:numFmt w:val="bullet"/>
+      <w:lvlText w:val=""/>
+      <w:lvlJc w:val="left"/>
+      <w:pPr>
+        <w:ind w:left="5040" w:hanging="360"/>
+      </w:pPr>
+      <w:rPr>
+        <w:rFonts w:ascii="Symbol" w:hAnsi="Symbol" w:hint="default"/>
+      </w:rPr>
+    </w:lvl>
+    <w:lvl w:ilvl="7" w:tplc="2C0A0003" w:tentative="1">
+      <w:start w:val="1"/>
+      <w:numFmt w:val="bullet"/>
+      <w:lvlText w:val="o"/>
+      <w:lvlJc w:val="left"/>
+      <w:pPr>
+        <w:ind w:left="5760" w:hanging="360"/>
+      </w:pPr>
+      <w:rPr>
+        <w:rFonts w:ascii="Courier New" w:hAnsi="Courier New" w:cs="Courier New" w:hint="default"/>
+      </w:rPr>
+    </w:lvl>
+    <w:lvl w:ilvl="8" w:tplc="2C0A0005" w:tentative="1">
+      <w:start w:val="1"/>
+      <w:numFmt w:val="bullet"/>
+      <w:lvlText w:val=""/>
+      <w:lvlJc w:val="left"/>
+      <w:pPr>
+        <w:ind w:left="6480" w:hanging="360"/>
+      </w:pPr>
+      <w:rPr>
+        <w:rFonts w:ascii="Wingdings" w:hAnsi="Wingdings" w:hint="default"/>
+      </w:rPr>
+    </w:lvl>
+  </w:abstractNum>
+  <w:abstractNum w:abstractNumId="11" w15:restartNumberingAfterBreak="0">
     <w:nsid w:val="355E2225"/>
     <w:multiLevelType w:val="multilevel"/>
     <w:tmpl w:val="810C1CBA"/>
@@ -11454,7 +16057,233 @@
       </w:pPr>
     </w:lvl>
   </w:abstractNum>
-  <w:abstractNum w:abstractNumId="5" w15:restartNumberingAfterBreak="0">
+  <w:abstractNum w:abstractNumId="12" w15:restartNumberingAfterBreak="0">
+    <w:nsid w:val="3AB57F5D"/>
+    <w:multiLevelType w:val="hybridMultilevel"/>
+    <w:tmpl w:val="D8049E7E"/>
+    <w:lvl w:ilvl="0" w:tplc="2C0A0005">
+      <w:start w:val="1"/>
+      <w:numFmt w:val="bullet"/>
+      <w:lvlText w:val=""/>
+      <w:lvlJc w:val="left"/>
+      <w:pPr>
+        <w:ind w:left="1080" w:hanging="360"/>
+      </w:pPr>
+      <w:rPr>
+        <w:rFonts w:ascii="Wingdings" w:hAnsi="Wingdings" w:hint="default"/>
+      </w:rPr>
+    </w:lvl>
+    <w:lvl w:ilvl="1" w:tplc="2C0A0003" w:tentative="1">
+      <w:start w:val="1"/>
+      <w:numFmt w:val="bullet"/>
+      <w:lvlText w:val="o"/>
+      <w:lvlJc w:val="left"/>
+      <w:pPr>
+        <w:ind w:left="1800" w:hanging="360"/>
+      </w:pPr>
+      <w:rPr>
+        <w:rFonts w:ascii="Courier New" w:hAnsi="Courier New" w:cs="Courier New" w:hint="default"/>
+      </w:rPr>
+    </w:lvl>
+    <w:lvl w:ilvl="2" w:tplc="2C0A0005" w:tentative="1">
+      <w:start w:val="1"/>
+      <w:numFmt w:val="bullet"/>
+      <w:lvlText w:val=""/>
+      <w:lvlJc w:val="left"/>
+      <w:pPr>
+        <w:ind w:left="2520" w:hanging="360"/>
+      </w:pPr>
+      <w:rPr>
+        <w:rFonts w:ascii="Wingdings" w:hAnsi="Wingdings" w:hint="default"/>
+      </w:rPr>
+    </w:lvl>
+    <w:lvl w:ilvl="3" w:tplc="2C0A0001" w:tentative="1">
+      <w:start w:val="1"/>
+      <w:numFmt w:val="bullet"/>
+      <w:lvlText w:val=""/>
+      <w:lvlJc w:val="left"/>
+      <w:pPr>
+        <w:ind w:left="3240" w:hanging="360"/>
+      </w:pPr>
+      <w:rPr>
+        <w:rFonts w:ascii="Symbol" w:hAnsi="Symbol" w:hint="default"/>
+      </w:rPr>
+    </w:lvl>
+    <w:lvl w:ilvl="4" w:tplc="2C0A0003" w:tentative="1">
+      <w:start w:val="1"/>
+      <w:numFmt w:val="bullet"/>
+      <w:lvlText w:val="o"/>
+      <w:lvlJc w:val="left"/>
+      <w:pPr>
+        <w:ind w:left="3960" w:hanging="360"/>
+      </w:pPr>
+      <w:rPr>
+        <w:rFonts w:ascii="Courier New" w:hAnsi="Courier New" w:cs="Courier New" w:hint="default"/>
+      </w:rPr>
+    </w:lvl>
+    <w:lvl w:ilvl="5" w:tplc="2C0A0005" w:tentative="1">
+      <w:start w:val="1"/>
+      <w:numFmt w:val="bullet"/>
+      <w:lvlText w:val=""/>
+      <w:lvlJc w:val="left"/>
+      <w:pPr>
+        <w:ind w:left="4680" w:hanging="360"/>
+      </w:pPr>
+      <w:rPr>
+        <w:rFonts w:ascii="Wingdings" w:hAnsi="Wingdings" w:hint="default"/>
+      </w:rPr>
+    </w:lvl>
+    <w:lvl w:ilvl="6" w:tplc="2C0A0001" w:tentative="1">
+      <w:start w:val="1"/>
+      <w:numFmt w:val="bullet"/>
+      <w:lvlText w:val=""/>
+      <w:lvlJc w:val="left"/>
+      <w:pPr>
+        <w:ind w:left="5400" w:hanging="360"/>
+      </w:pPr>
+      <w:rPr>
+        <w:rFonts w:ascii="Symbol" w:hAnsi="Symbol" w:hint="default"/>
+      </w:rPr>
+    </w:lvl>
+    <w:lvl w:ilvl="7" w:tplc="2C0A0003" w:tentative="1">
+      <w:start w:val="1"/>
+      <w:numFmt w:val="bullet"/>
+      <w:lvlText w:val="o"/>
+      <w:lvlJc w:val="left"/>
+      <w:pPr>
+        <w:ind w:left="6120" w:hanging="360"/>
+      </w:pPr>
+      <w:rPr>
+        <w:rFonts w:ascii="Courier New" w:hAnsi="Courier New" w:cs="Courier New" w:hint="default"/>
+      </w:rPr>
+    </w:lvl>
+    <w:lvl w:ilvl="8" w:tplc="2C0A0005" w:tentative="1">
+      <w:start w:val="1"/>
+      <w:numFmt w:val="bullet"/>
+      <w:lvlText w:val=""/>
+      <w:lvlJc w:val="left"/>
+      <w:pPr>
+        <w:ind w:left="6840" w:hanging="360"/>
+      </w:pPr>
+      <w:rPr>
+        <w:rFonts w:ascii="Wingdings" w:hAnsi="Wingdings" w:hint="default"/>
+      </w:rPr>
+    </w:lvl>
+  </w:abstractNum>
+  <w:abstractNum w:abstractNumId="13" w15:restartNumberingAfterBreak="0">
+    <w:nsid w:val="3CAB3704"/>
+    <w:multiLevelType w:val="hybridMultilevel"/>
+    <w:tmpl w:val="1D6C2CCA"/>
+    <w:lvl w:ilvl="0" w:tplc="2C0A0005">
+      <w:start w:val="1"/>
+      <w:numFmt w:val="bullet"/>
+      <w:lvlText w:val=""/>
+      <w:lvlJc w:val="left"/>
+      <w:pPr>
+        <w:ind w:left="720" w:hanging="360"/>
+      </w:pPr>
+      <w:rPr>
+        <w:rFonts w:ascii="Wingdings" w:hAnsi="Wingdings" w:hint="default"/>
+      </w:rPr>
+    </w:lvl>
+    <w:lvl w:ilvl="1" w:tplc="FFFFFFFF" w:tentative="1">
+      <w:start w:val="1"/>
+      <w:numFmt w:val="bullet"/>
+      <w:lvlText w:val="o"/>
+      <w:lvlJc w:val="left"/>
+      <w:pPr>
+        <w:ind w:left="1440" w:hanging="360"/>
+      </w:pPr>
+      <w:rPr>
+        <w:rFonts w:ascii="Courier New" w:hAnsi="Courier New" w:cs="Courier New" w:hint="default"/>
+      </w:rPr>
+    </w:lvl>
+    <w:lvl w:ilvl="2" w:tplc="FFFFFFFF" w:tentative="1">
+      <w:start w:val="1"/>
+      <w:numFmt w:val="bullet"/>
+      <w:lvlText w:val=""/>
+      <w:lvlJc w:val="left"/>
+      <w:pPr>
+        <w:ind w:left="2160" w:hanging="360"/>
+      </w:pPr>
+      <w:rPr>
+        <w:rFonts w:ascii="Wingdings" w:hAnsi="Wingdings" w:hint="default"/>
+      </w:rPr>
+    </w:lvl>
+    <w:lvl w:ilvl="3" w:tplc="FFFFFFFF" w:tentative="1">
+      <w:start w:val="1"/>
+      <w:numFmt w:val="bullet"/>
+      <w:lvlText w:val=""/>
+      <w:lvlJc w:val="left"/>
+      <w:pPr>
+        <w:ind w:left="2880" w:hanging="360"/>
+      </w:pPr>
+      <w:rPr>
+        <w:rFonts w:ascii="Symbol" w:hAnsi="Symbol" w:hint="default"/>
+      </w:rPr>
+    </w:lvl>
+    <w:lvl w:ilvl="4" w:tplc="FFFFFFFF" w:tentative="1">
+      <w:start w:val="1"/>
+      <w:numFmt w:val="bullet"/>
+      <w:lvlText w:val="o"/>
+      <w:lvlJc w:val="left"/>
+      <w:pPr>
+        <w:ind w:left="3600" w:hanging="360"/>
+      </w:pPr>
+      <w:rPr>
+        <w:rFonts w:ascii="Courier New" w:hAnsi="Courier New" w:cs="Courier New" w:hint="default"/>
+      </w:rPr>
+    </w:lvl>
+    <w:lvl w:ilvl="5" w:tplc="FFFFFFFF" w:tentative="1">
+      <w:start w:val="1"/>
+      <w:numFmt w:val="bullet"/>
+      <w:lvlText w:val=""/>
+      <w:lvlJc w:val="left"/>
+      <w:pPr>
+        <w:ind w:left="4320" w:hanging="360"/>
+      </w:pPr>
+      <w:rPr>
+        <w:rFonts w:ascii="Wingdings" w:hAnsi="Wingdings" w:hint="default"/>
+      </w:rPr>
+    </w:lvl>
+    <w:lvl w:ilvl="6" w:tplc="FFFFFFFF" w:tentative="1">
+      <w:start w:val="1"/>
+      <w:numFmt w:val="bullet"/>
+      <w:lvlText w:val=""/>
+      <w:lvlJc w:val="left"/>
+      <w:pPr>
+        <w:ind w:left="5040" w:hanging="360"/>
+      </w:pPr>
+      <w:rPr>
+        <w:rFonts w:ascii="Symbol" w:hAnsi="Symbol" w:hint="default"/>
+      </w:rPr>
+    </w:lvl>
+    <w:lvl w:ilvl="7" w:tplc="FFFFFFFF" w:tentative="1">
+      <w:start w:val="1"/>
+      <w:numFmt w:val="bullet"/>
+      <w:lvlText w:val="o"/>
+      <w:lvlJc w:val="left"/>
+      <w:pPr>
+        <w:ind w:left="5760" w:hanging="360"/>
+      </w:pPr>
+      <w:rPr>
+        <w:rFonts w:ascii="Courier New" w:hAnsi="Courier New" w:cs="Courier New" w:hint="default"/>
+      </w:rPr>
+    </w:lvl>
+    <w:lvl w:ilvl="8" w:tplc="FFFFFFFF" w:tentative="1">
+      <w:start w:val="1"/>
+      <w:numFmt w:val="bullet"/>
+      <w:lvlText w:val=""/>
+      <w:lvlJc w:val="left"/>
+      <w:pPr>
+        <w:ind w:left="6480" w:hanging="360"/>
+      </w:pPr>
+      <w:rPr>
+        <w:rFonts w:ascii="Wingdings" w:hAnsi="Wingdings" w:hint="default"/>
+      </w:rPr>
+    </w:lvl>
+  </w:abstractNum>
+  <w:abstractNum w:abstractNumId="14" w15:restartNumberingAfterBreak="0">
     <w:nsid w:val="489D7267"/>
     <w:multiLevelType w:val="multilevel"/>
     <w:tmpl w:val="68A27DEC"/>
@@ -11567,7 +16396,346 @@
       </w:pPr>
     </w:lvl>
   </w:abstractNum>
-  <w:abstractNum w:abstractNumId="6" w15:restartNumberingAfterBreak="0">
+  <w:abstractNum w:abstractNumId="15" w15:restartNumberingAfterBreak="0">
+    <w:nsid w:val="4A333A90"/>
+    <w:multiLevelType w:val="hybridMultilevel"/>
+    <w:tmpl w:val="EF844040"/>
+    <w:lvl w:ilvl="0" w:tplc="2C0A0001">
+      <w:start w:val="1"/>
+      <w:numFmt w:val="bullet"/>
+      <w:lvlText w:val=""/>
+      <w:lvlJc w:val="left"/>
+      <w:pPr>
+        <w:ind w:left="720" w:hanging="360"/>
+      </w:pPr>
+      <w:rPr>
+        <w:rFonts w:ascii="Symbol" w:hAnsi="Symbol" w:hint="default"/>
+      </w:rPr>
+    </w:lvl>
+    <w:lvl w:ilvl="1" w:tplc="2C0A0003" w:tentative="1">
+      <w:start w:val="1"/>
+      <w:numFmt w:val="bullet"/>
+      <w:lvlText w:val="o"/>
+      <w:lvlJc w:val="left"/>
+      <w:pPr>
+        <w:ind w:left="1440" w:hanging="360"/>
+      </w:pPr>
+      <w:rPr>
+        <w:rFonts w:ascii="Courier New" w:hAnsi="Courier New" w:cs="Courier New" w:hint="default"/>
+      </w:rPr>
+    </w:lvl>
+    <w:lvl w:ilvl="2" w:tplc="2C0A0005" w:tentative="1">
+      <w:start w:val="1"/>
+      <w:numFmt w:val="bullet"/>
+      <w:lvlText w:val=""/>
+      <w:lvlJc w:val="left"/>
+      <w:pPr>
+        <w:ind w:left="2160" w:hanging="360"/>
+      </w:pPr>
+      <w:rPr>
+        <w:rFonts w:ascii="Wingdings" w:hAnsi="Wingdings" w:hint="default"/>
+      </w:rPr>
+    </w:lvl>
+    <w:lvl w:ilvl="3" w:tplc="2C0A0001" w:tentative="1">
+      <w:start w:val="1"/>
+      <w:numFmt w:val="bullet"/>
+      <w:lvlText w:val=""/>
+      <w:lvlJc w:val="left"/>
+      <w:pPr>
+        <w:ind w:left="2880" w:hanging="360"/>
+      </w:pPr>
+      <w:rPr>
+        <w:rFonts w:ascii="Symbol" w:hAnsi="Symbol" w:hint="default"/>
+      </w:rPr>
+    </w:lvl>
+    <w:lvl w:ilvl="4" w:tplc="2C0A0003" w:tentative="1">
+      <w:start w:val="1"/>
+      <w:numFmt w:val="bullet"/>
+      <w:lvlText w:val="o"/>
+      <w:lvlJc w:val="left"/>
+      <w:pPr>
+        <w:ind w:left="3600" w:hanging="360"/>
+      </w:pPr>
+      <w:rPr>
+        <w:rFonts w:ascii="Courier New" w:hAnsi="Courier New" w:cs="Courier New" w:hint="default"/>
+      </w:rPr>
+    </w:lvl>
+    <w:lvl w:ilvl="5" w:tplc="2C0A0005" w:tentative="1">
+      <w:start w:val="1"/>
+      <w:numFmt w:val="bullet"/>
+      <w:lvlText w:val=""/>
+      <w:lvlJc w:val="left"/>
+      <w:pPr>
+        <w:ind w:left="4320" w:hanging="360"/>
+      </w:pPr>
+      <w:rPr>
+        <w:rFonts w:ascii="Wingdings" w:hAnsi="Wingdings" w:hint="default"/>
+      </w:rPr>
+    </w:lvl>
+    <w:lvl w:ilvl="6" w:tplc="2C0A0001" w:tentative="1">
+      <w:start w:val="1"/>
+      <w:numFmt w:val="bullet"/>
+      <w:lvlText w:val=""/>
+      <w:lvlJc w:val="left"/>
+      <w:pPr>
+        <w:ind w:left="5040" w:hanging="360"/>
+      </w:pPr>
+      <w:rPr>
+        <w:rFonts w:ascii="Symbol" w:hAnsi="Symbol" w:hint="default"/>
+      </w:rPr>
+    </w:lvl>
+    <w:lvl w:ilvl="7" w:tplc="2C0A0003" w:tentative="1">
+      <w:start w:val="1"/>
+      <w:numFmt w:val="bullet"/>
+      <w:lvlText w:val="o"/>
+      <w:lvlJc w:val="left"/>
+      <w:pPr>
+        <w:ind w:left="5760" w:hanging="360"/>
+      </w:pPr>
+      <w:rPr>
+        <w:rFonts w:ascii="Courier New" w:hAnsi="Courier New" w:cs="Courier New" w:hint="default"/>
+      </w:rPr>
+    </w:lvl>
+    <w:lvl w:ilvl="8" w:tplc="2C0A0005" w:tentative="1">
+      <w:start w:val="1"/>
+      <w:numFmt w:val="bullet"/>
+      <w:lvlText w:val=""/>
+      <w:lvlJc w:val="left"/>
+      <w:pPr>
+        <w:ind w:left="6480" w:hanging="360"/>
+      </w:pPr>
+      <w:rPr>
+        <w:rFonts w:ascii="Wingdings" w:hAnsi="Wingdings" w:hint="default"/>
+      </w:rPr>
+    </w:lvl>
+  </w:abstractNum>
+  <w:abstractNum w:abstractNumId="16" w15:restartNumberingAfterBreak="0">
+    <w:nsid w:val="537A41CB"/>
+    <w:multiLevelType w:val="hybridMultilevel"/>
+    <w:tmpl w:val="795ADD42"/>
+    <w:lvl w:ilvl="0" w:tplc="2C0A0001">
+      <w:start w:val="1"/>
+      <w:numFmt w:val="bullet"/>
+      <w:lvlText w:val=""/>
+      <w:lvlJc w:val="left"/>
+      <w:pPr>
+        <w:ind w:left="720" w:hanging="360"/>
+      </w:pPr>
+      <w:rPr>
+        <w:rFonts w:ascii="Symbol" w:hAnsi="Symbol" w:hint="default"/>
+      </w:rPr>
+    </w:lvl>
+    <w:lvl w:ilvl="1" w:tplc="2C0A0003" w:tentative="1">
+      <w:start w:val="1"/>
+      <w:numFmt w:val="bullet"/>
+      <w:lvlText w:val="o"/>
+      <w:lvlJc w:val="left"/>
+      <w:pPr>
+        <w:ind w:left="1440" w:hanging="360"/>
+      </w:pPr>
+      <w:rPr>
+        <w:rFonts w:ascii="Courier New" w:hAnsi="Courier New" w:cs="Courier New" w:hint="default"/>
+      </w:rPr>
+    </w:lvl>
+    <w:lvl w:ilvl="2" w:tplc="2C0A0005" w:tentative="1">
+      <w:start w:val="1"/>
+      <w:numFmt w:val="bullet"/>
+      <w:lvlText w:val=""/>
+      <w:lvlJc w:val="left"/>
+      <w:pPr>
+        <w:ind w:left="2160" w:hanging="360"/>
+      </w:pPr>
+      <w:rPr>
+        <w:rFonts w:ascii="Wingdings" w:hAnsi="Wingdings" w:hint="default"/>
+      </w:rPr>
+    </w:lvl>
+    <w:lvl w:ilvl="3" w:tplc="2C0A0001" w:tentative="1">
+      <w:start w:val="1"/>
+      <w:numFmt w:val="bullet"/>
+      <w:lvlText w:val=""/>
+      <w:lvlJc w:val="left"/>
+      <w:pPr>
+        <w:ind w:left="2880" w:hanging="360"/>
+      </w:pPr>
+      <w:rPr>
+        <w:rFonts w:ascii="Symbol" w:hAnsi="Symbol" w:hint="default"/>
+      </w:rPr>
+    </w:lvl>
+    <w:lvl w:ilvl="4" w:tplc="2C0A0003" w:tentative="1">
+      <w:start w:val="1"/>
+      <w:numFmt w:val="bullet"/>
+      <w:lvlText w:val="o"/>
+      <w:lvlJc w:val="left"/>
+      <w:pPr>
+        <w:ind w:left="3600" w:hanging="360"/>
+      </w:pPr>
+      <w:rPr>
+        <w:rFonts w:ascii="Courier New" w:hAnsi="Courier New" w:cs="Courier New" w:hint="default"/>
+      </w:rPr>
+    </w:lvl>
+    <w:lvl w:ilvl="5" w:tplc="2C0A0005" w:tentative="1">
+      <w:start w:val="1"/>
+      <w:numFmt w:val="bullet"/>
+      <w:lvlText w:val=""/>
+      <w:lvlJc w:val="left"/>
+      <w:pPr>
+        <w:ind w:left="4320" w:hanging="360"/>
+      </w:pPr>
+      <w:rPr>
+        <w:rFonts w:ascii="Wingdings" w:hAnsi="Wingdings" w:hint="default"/>
+      </w:rPr>
+    </w:lvl>
+    <w:lvl w:ilvl="6" w:tplc="2C0A0001" w:tentative="1">
+      <w:start w:val="1"/>
+      <w:numFmt w:val="bullet"/>
+      <w:lvlText w:val=""/>
+      <w:lvlJc w:val="left"/>
+      <w:pPr>
+        <w:ind w:left="5040" w:hanging="360"/>
+      </w:pPr>
+      <w:rPr>
+        <w:rFonts w:ascii="Symbol" w:hAnsi="Symbol" w:hint="default"/>
+      </w:rPr>
+    </w:lvl>
+    <w:lvl w:ilvl="7" w:tplc="2C0A0003" w:tentative="1">
+      <w:start w:val="1"/>
+      <w:numFmt w:val="bullet"/>
+      <w:lvlText w:val="o"/>
+      <w:lvlJc w:val="left"/>
+      <w:pPr>
+        <w:ind w:left="5760" w:hanging="360"/>
+      </w:pPr>
+      <w:rPr>
+        <w:rFonts w:ascii="Courier New" w:hAnsi="Courier New" w:cs="Courier New" w:hint="default"/>
+      </w:rPr>
+    </w:lvl>
+    <w:lvl w:ilvl="8" w:tplc="2C0A0005" w:tentative="1">
+      <w:start w:val="1"/>
+      <w:numFmt w:val="bullet"/>
+      <w:lvlText w:val=""/>
+      <w:lvlJc w:val="left"/>
+      <w:pPr>
+        <w:ind w:left="6480" w:hanging="360"/>
+      </w:pPr>
+      <w:rPr>
+        <w:rFonts w:ascii="Wingdings" w:hAnsi="Wingdings" w:hint="default"/>
+      </w:rPr>
+    </w:lvl>
+  </w:abstractNum>
+  <w:abstractNum w:abstractNumId="17" w15:restartNumberingAfterBreak="0">
+    <w:nsid w:val="54422CEC"/>
+    <w:multiLevelType w:val="hybridMultilevel"/>
+    <w:tmpl w:val="0D06066C"/>
+    <w:lvl w:ilvl="0" w:tplc="2C0A0001">
+      <w:start w:val="1"/>
+      <w:numFmt w:val="bullet"/>
+      <w:lvlText w:val=""/>
+      <w:lvlJc w:val="left"/>
+      <w:pPr>
+        <w:ind w:left="720" w:hanging="360"/>
+      </w:pPr>
+      <w:rPr>
+        <w:rFonts w:ascii="Symbol" w:hAnsi="Symbol" w:hint="default"/>
+      </w:rPr>
+    </w:lvl>
+    <w:lvl w:ilvl="1" w:tplc="2C0A0003" w:tentative="1">
+      <w:start w:val="1"/>
+      <w:numFmt w:val="bullet"/>
+      <w:lvlText w:val="o"/>
+      <w:lvlJc w:val="left"/>
+      <w:pPr>
+        <w:ind w:left="1440" w:hanging="360"/>
+      </w:pPr>
+      <w:rPr>
+        <w:rFonts w:ascii="Courier New" w:hAnsi="Courier New" w:cs="Courier New" w:hint="default"/>
+      </w:rPr>
+    </w:lvl>
+    <w:lvl w:ilvl="2" w:tplc="2C0A0005" w:tentative="1">
+      <w:start w:val="1"/>
+      <w:numFmt w:val="bullet"/>
+      <w:lvlText w:val=""/>
+      <w:lvlJc w:val="left"/>
+      <w:pPr>
+        <w:ind w:left="2160" w:hanging="360"/>
+      </w:pPr>
+      <w:rPr>
+        <w:rFonts w:ascii="Wingdings" w:hAnsi="Wingdings" w:hint="default"/>
+      </w:rPr>
+    </w:lvl>
+    <w:lvl w:ilvl="3" w:tplc="2C0A0001" w:tentative="1">
+      <w:start w:val="1"/>
+      <w:numFmt w:val="bullet"/>
+      <w:lvlText w:val=""/>
+      <w:lvlJc w:val="left"/>
+      <w:pPr>
+        <w:ind w:left="2880" w:hanging="360"/>
+      </w:pPr>
+      <w:rPr>
+        <w:rFonts w:ascii="Symbol" w:hAnsi="Symbol" w:hint="default"/>
+      </w:rPr>
+    </w:lvl>
+    <w:lvl w:ilvl="4" w:tplc="2C0A0003" w:tentative="1">
+      <w:start w:val="1"/>
+      <w:numFmt w:val="bullet"/>
+      <w:lvlText w:val="o"/>
+      <w:lvlJc w:val="left"/>
+      <w:pPr>
+        <w:ind w:left="3600" w:hanging="360"/>
+      </w:pPr>
+      <w:rPr>
+        <w:rFonts w:ascii="Courier New" w:hAnsi="Courier New" w:cs="Courier New" w:hint="default"/>
+      </w:rPr>
+    </w:lvl>
+    <w:lvl w:ilvl="5" w:tplc="2C0A0005" w:tentative="1">
+      <w:start w:val="1"/>
+      <w:numFmt w:val="bullet"/>
+      <w:lvlText w:val=""/>
+      <w:lvlJc w:val="left"/>
+      <w:pPr>
+        <w:ind w:left="4320" w:hanging="360"/>
+      </w:pPr>
+      <w:rPr>
+        <w:rFonts w:ascii="Wingdings" w:hAnsi="Wingdings" w:hint="default"/>
+      </w:rPr>
+    </w:lvl>
+    <w:lvl w:ilvl="6" w:tplc="2C0A0001" w:tentative="1">
+      <w:start w:val="1"/>
+      <w:numFmt w:val="bullet"/>
+      <w:lvlText w:val=""/>
+      <w:lvlJc w:val="left"/>
+      <w:pPr>
+        <w:ind w:left="5040" w:hanging="360"/>
+      </w:pPr>
+      <w:rPr>
+        <w:rFonts w:ascii="Symbol" w:hAnsi="Symbol" w:hint="default"/>
+      </w:rPr>
+    </w:lvl>
+    <w:lvl w:ilvl="7" w:tplc="2C0A0003" w:tentative="1">
+      <w:start w:val="1"/>
+      <w:numFmt w:val="bullet"/>
+      <w:lvlText w:val="o"/>
+      <w:lvlJc w:val="left"/>
+      <w:pPr>
+        <w:ind w:left="5760" w:hanging="360"/>
+      </w:pPr>
+      <w:rPr>
+        <w:rFonts w:ascii="Courier New" w:hAnsi="Courier New" w:cs="Courier New" w:hint="default"/>
+      </w:rPr>
+    </w:lvl>
+    <w:lvl w:ilvl="8" w:tplc="2C0A0005" w:tentative="1">
+      <w:start w:val="1"/>
+      <w:numFmt w:val="bullet"/>
+      <w:lvlText w:val=""/>
+      <w:lvlJc w:val="left"/>
+      <w:pPr>
+        <w:ind w:left="6480" w:hanging="360"/>
+      </w:pPr>
+      <w:rPr>
+        <w:rFonts w:ascii="Wingdings" w:hAnsi="Wingdings" w:hint="default"/>
+      </w:rPr>
+    </w:lvl>
+  </w:abstractNum>
+  <w:abstractNum w:abstractNumId="18" w15:restartNumberingAfterBreak="0">
     <w:nsid w:val="5A0C40A2"/>
     <w:multiLevelType w:val="multilevel"/>
     <w:tmpl w:val="7B306E9A"/>
@@ -11680,7 +16848,685 @@
       </w:rPr>
     </w:lvl>
   </w:abstractNum>
-  <w:abstractNum w:abstractNumId="7" w15:restartNumberingAfterBreak="0">
+  <w:abstractNum w:abstractNumId="19" w15:restartNumberingAfterBreak="0">
+    <w:nsid w:val="5BDF55B0"/>
+    <w:multiLevelType w:val="hybridMultilevel"/>
+    <w:tmpl w:val="2D3C9ED0"/>
+    <w:lvl w:ilvl="0" w:tplc="2C0A0001">
+      <w:start w:val="1"/>
+      <w:numFmt w:val="bullet"/>
+      <w:lvlText w:val=""/>
+      <w:lvlJc w:val="left"/>
+      <w:pPr>
+        <w:ind w:left="720" w:hanging="360"/>
+      </w:pPr>
+      <w:rPr>
+        <w:rFonts w:ascii="Symbol" w:hAnsi="Symbol" w:hint="default"/>
+      </w:rPr>
+    </w:lvl>
+    <w:lvl w:ilvl="1" w:tplc="2C0A0003" w:tentative="1">
+      <w:start w:val="1"/>
+      <w:numFmt w:val="bullet"/>
+      <w:lvlText w:val="o"/>
+      <w:lvlJc w:val="left"/>
+      <w:pPr>
+        <w:ind w:left="1440" w:hanging="360"/>
+      </w:pPr>
+      <w:rPr>
+        <w:rFonts w:ascii="Courier New" w:hAnsi="Courier New" w:cs="Courier New" w:hint="default"/>
+      </w:rPr>
+    </w:lvl>
+    <w:lvl w:ilvl="2" w:tplc="2C0A0005" w:tentative="1">
+      <w:start w:val="1"/>
+      <w:numFmt w:val="bullet"/>
+      <w:lvlText w:val=""/>
+      <w:lvlJc w:val="left"/>
+      <w:pPr>
+        <w:ind w:left="2160" w:hanging="360"/>
+      </w:pPr>
+      <w:rPr>
+        <w:rFonts w:ascii="Wingdings" w:hAnsi="Wingdings" w:hint="default"/>
+      </w:rPr>
+    </w:lvl>
+    <w:lvl w:ilvl="3" w:tplc="2C0A0001" w:tentative="1">
+      <w:start w:val="1"/>
+      <w:numFmt w:val="bullet"/>
+      <w:lvlText w:val=""/>
+      <w:lvlJc w:val="left"/>
+      <w:pPr>
+        <w:ind w:left="2880" w:hanging="360"/>
+      </w:pPr>
+      <w:rPr>
+        <w:rFonts w:ascii="Symbol" w:hAnsi="Symbol" w:hint="default"/>
+      </w:rPr>
+    </w:lvl>
+    <w:lvl w:ilvl="4" w:tplc="2C0A0003" w:tentative="1">
+      <w:start w:val="1"/>
+      <w:numFmt w:val="bullet"/>
+      <w:lvlText w:val="o"/>
+      <w:lvlJc w:val="left"/>
+      <w:pPr>
+        <w:ind w:left="3600" w:hanging="360"/>
+      </w:pPr>
+      <w:rPr>
+        <w:rFonts w:ascii="Courier New" w:hAnsi="Courier New" w:cs="Courier New" w:hint="default"/>
+      </w:rPr>
+    </w:lvl>
+    <w:lvl w:ilvl="5" w:tplc="2C0A0005" w:tentative="1">
+      <w:start w:val="1"/>
+      <w:numFmt w:val="bullet"/>
+      <w:lvlText w:val=""/>
+      <w:lvlJc w:val="left"/>
+      <w:pPr>
+        <w:ind w:left="4320" w:hanging="360"/>
+      </w:pPr>
+      <w:rPr>
+        <w:rFonts w:ascii="Wingdings" w:hAnsi="Wingdings" w:hint="default"/>
+      </w:rPr>
+    </w:lvl>
+    <w:lvl w:ilvl="6" w:tplc="2C0A0001" w:tentative="1">
+      <w:start w:val="1"/>
+      <w:numFmt w:val="bullet"/>
+      <w:lvlText w:val=""/>
+      <w:lvlJc w:val="left"/>
+      <w:pPr>
+        <w:ind w:left="5040" w:hanging="360"/>
+      </w:pPr>
+      <w:rPr>
+        <w:rFonts w:ascii="Symbol" w:hAnsi="Symbol" w:hint="default"/>
+      </w:rPr>
+    </w:lvl>
+    <w:lvl w:ilvl="7" w:tplc="2C0A0003" w:tentative="1">
+      <w:start w:val="1"/>
+      <w:numFmt w:val="bullet"/>
+      <w:lvlText w:val="o"/>
+      <w:lvlJc w:val="left"/>
+      <w:pPr>
+        <w:ind w:left="5760" w:hanging="360"/>
+      </w:pPr>
+      <w:rPr>
+        <w:rFonts w:ascii="Courier New" w:hAnsi="Courier New" w:cs="Courier New" w:hint="default"/>
+      </w:rPr>
+    </w:lvl>
+    <w:lvl w:ilvl="8" w:tplc="2C0A0005" w:tentative="1">
+      <w:start w:val="1"/>
+      <w:numFmt w:val="bullet"/>
+      <w:lvlText w:val=""/>
+      <w:lvlJc w:val="left"/>
+      <w:pPr>
+        <w:ind w:left="6480" w:hanging="360"/>
+      </w:pPr>
+      <w:rPr>
+        <w:rFonts w:ascii="Wingdings" w:hAnsi="Wingdings" w:hint="default"/>
+      </w:rPr>
+    </w:lvl>
+  </w:abstractNum>
+  <w:abstractNum w:abstractNumId="20" w15:restartNumberingAfterBreak="0">
+    <w:nsid w:val="5C5D1D26"/>
+    <w:multiLevelType w:val="hybridMultilevel"/>
+    <w:tmpl w:val="2D4ACEAE"/>
+    <w:lvl w:ilvl="0" w:tplc="2C0A0005">
+      <w:start w:val="1"/>
+      <w:numFmt w:val="bullet"/>
+      <w:lvlText w:val=""/>
+      <w:lvlJc w:val="left"/>
+      <w:pPr>
+        <w:ind w:left="720" w:hanging="360"/>
+      </w:pPr>
+      <w:rPr>
+        <w:rFonts w:ascii="Wingdings" w:hAnsi="Wingdings" w:hint="default"/>
+      </w:rPr>
+    </w:lvl>
+    <w:lvl w:ilvl="1" w:tplc="FFFFFFFF" w:tentative="1">
+      <w:start w:val="1"/>
+      <w:numFmt w:val="bullet"/>
+      <w:lvlText w:val="o"/>
+      <w:lvlJc w:val="left"/>
+      <w:pPr>
+        <w:ind w:left="1440" w:hanging="360"/>
+      </w:pPr>
+      <w:rPr>
+        <w:rFonts w:ascii="Courier New" w:hAnsi="Courier New" w:cs="Courier New" w:hint="default"/>
+      </w:rPr>
+    </w:lvl>
+    <w:lvl w:ilvl="2" w:tplc="FFFFFFFF" w:tentative="1">
+      <w:start w:val="1"/>
+      <w:numFmt w:val="bullet"/>
+      <w:lvlText w:val=""/>
+      <w:lvlJc w:val="left"/>
+      <w:pPr>
+        <w:ind w:left="2160" w:hanging="360"/>
+      </w:pPr>
+      <w:rPr>
+        <w:rFonts w:ascii="Wingdings" w:hAnsi="Wingdings" w:hint="default"/>
+      </w:rPr>
+    </w:lvl>
+    <w:lvl w:ilvl="3" w:tplc="FFFFFFFF" w:tentative="1">
+      <w:start w:val="1"/>
+      <w:numFmt w:val="bullet"/>
+      <w:lvlText w:val=""/>
+      <w:lvlJc w:val="left"/>
+      <w:pPr>
+        <w:ind w:left="2880" w:hanging="360"/>
+      </w:pPr>
+      <w:rPr>
+        <w:rFonts w:ascii="Symbol" w:hAnsi="Symbol" w:hint="default"/>
+      </w:rPr>
+    </w:lvl>
+    <w:lvl w:ilvl="4" w:tplc="FFFFFFFF" w:tentative="1">
+      <w:start w:val="1"/>
+      <w:numFmt w:val="bullet"/>
+      <w:lvlText w:val="o"/>
+      <w:lvlJc w:val="left"/>
+      <w:pPr>
+        <w:ind w:left="3600" w:hanging="360"/>
+      </w:pPr>
+      <w:rPr>
+        <w:rFonts w:ascii="Courier New" w:hAnsi="Courier New" w:cs="Courier New" w:hint="default"/>
+      </w:rPr>
+    </w:lvl>
+    <w:lvl w:ilvl="5" w:tplc="FFFFFFFF" w:tentative="1">
+      <w:start w:val="1"/>
+      <w:numFmt w:val="bullet"/>
+      <w:lvlText w:val=""/>
+      <w:lvlJc w:val="left"/>
+      <w:pPr>
+        <w:ind w:left="4320" w:hanging="360"/>
+      </w:pPr>
+      <w:rPr>
+        <w:rFonts w:ascii="Wingdings" w:hAnsi="Wingdings" w:hint="default"/>
+      </w:rPr>
+    </w:lvl>
+    <w:lvl w:ilvl="6" w:tplc="FFFFFFFF" w:tentative="1">
+      <w:start w:val="1"/>
+      <w:numFmt w:val="bullet"/>
+      <w:lvlText w:val=""/>
+      <w:lvlJc w:val="left"/>
+      <w:pPr>
+        <w:ind w:left="5040" w:hanging="360"/>
+      </w:pPr>
+      <w:rPr>
+        <w:rFonts w:ascii="Symbol" w:hAnsi="Symbol" w:hint="default"/>
+      </w:rPr>
+    </w:lvl>
+    <w:lvl w:ilvl="7" w:tplc="FFFFFFFF" w:tentative="1">
+      <w:start w:val="1"/>
+      <w:numFmt w:val="bullet"/>
+      <w:lvlText w:val="o"/>
+      <w:lvlJc w:val="left"/>
+      <w:pPr>
+        <w:ind w:left="5760" w:hanging="360"/>
+      </w:pPr>
+      <w:rPr>
+        <w:rFonts w:ascii="Courier New" w:hAnsi="Courier New" w:cs="Courier New" w:hint="default"/>
+      </w:rPr>
+    </w:lvl>
+    <w:lvl w:ilvl="8" w:tplc="FFFFFFFF" w:tentative="1">
+      <w:start w:val="1"/>
+      <w:numFmt w:val="bullet"/>
+      <w:lvlText w:val=""/>
+      <w:lvlJc w:val="left"/>
+      <w:pPr>
+        <w:ind w:left="6480" w:hanging="360"/>
+      </w:pPr>
+      <w:rPr>
+        <w:rFonts w:ascii="Wingdings" w:hAnsi="Wingdings" w:hint="default"/>
+      </w:rPr>
+    </w:lvl>
+  </w:abstractNum>
+  <w:abstractNum w:abstractNumId="21" w15:restartNumberingAfterBreak="0">
+    <w:nsid w:val="5CEC1C81"/>
+    <w:multiLevelType w:val="hybridMultilevel"/>
+    <w:tmpl w:val="8E1C33F4"/>
+    <w:lvl w:ilvl="0" w:tplc="2C0A0001">
+      <w:start w:val="1"/>
+      <w:numFmt w:val="bullet"/>
+      <w:lvlText w:val=""/>
+      <w:lvlJc w:val="left"/>
+      <w:pPr>
+        <w:ind w:left="720" w:hanging="360"/>
+      </w:pPr>
+      <w:rPr>
+        <w:rFonts w:ascii="Symbol" w:hAnsi="Symbol" w:hint="default"/>
+      </w:rPr>
+    </w:lvl>
+    <w:lvl w:ilvl="1" w:tplc="2C0A0003" w:tentative="1">
+      <w:start w:val="1"/>
+      <w:numFmt w:val="bullet"/>
+      <w:lvlText w:val="o"/>
+      <w:lvlJc w:val="left"/>
+      <w:pPr>
+        <w:ind w:left="1440" w:hanging="360"/>
+      </w:pPr>
+      <w:rPr>
+        <w:rFonts w:ascii="Courier New" w:hAnsi="Courier New" w:cs="Courier New" w:hint="default"/>
+      </w:rPr>
+    </w:lvl>
+    <w:lvl w:ilvl="2" w:tplc="2C0A0005" w:tentative="1">
+      <w:start w:val="1"/>
+      <w:numFmt w:val="bullet"/>
+      <w:lvlText w:val=""/>
+      <w:lvlJc w:val="left"/>
+      <w:pPr>
+        <w:ind w:left="2160" w:hanging="360"/>
+      </w:pPr>
+      <w:rPr>
+        <w:rFonts w:ascii="Wingdings" w:hAnsi="Wingdings" w:hint="default"/>
+      </w:rPr>
+    </w:lvl>
+    <w:lvl w:ilvl="3" w:tplc="2C0A0001" w:tentative="1">
+      <w:start w:val="1"/>
+      <w:numFmt w:val="bullet"/>
+      <w:lvlText w:val=""/>
+      <w:lvlJc w:val="left"/>
+      <w:pPr>
+        <w:ind w:left="2880" w:hanging="360"/>
+      </w:pPr>
+      <w:rPr>
+        <w:rFonts w:ascii="Symbol" w:hAnsi="Symbol" w:hint="default"/>
+      </w:rPr>
+    </w:lvl>
+    <w:lvl w:ilvl="4" w:tplc="2C0A0003" w:tentative="1">
+      <w:start w:val="1"/>
+      <w:numFmt w:val="bullet"/>
+      <w:lvlText w:val="o"/>
+      <w:lvlJc w:val="left"/>
+      <w:pPr>
+        <w:ind w:left="3600" w:hanging="360"/>
+      </w:pPr>
+      <w:rPr>
+        <w:rFonts w:ascii="Courier New" w:hAnsi="Courier New" w:cs="Courier New" w:hint="default"/>
+      </w:rPr>
+    </w:lvl>
+    <w:lvl w:ilvl="5" w:tplc="2C0A0005" w:tentative="1">
+      <w:start w:val="1"/>
+      <w:numFmt w:val="bullet"/>
+      <w:lvlText w:val=""/>
+      <w:lvlJc w:val="left"/>
+      <w:pPr>
+        <w:ind w:left="4320" w:hanging="360"/>
+      </w:pPr>
+      <w:rPr>
+        <w:rFonts w:ascii="Wingdings" w:hAnsi="Wingdings" w:hint="default"/>
+      </w:rPr>
+    </w:lvl>
+    <w:lvl w:ilvl="6" w:tplc="2C0A0001" w:tentative="1">
+      <w:start w:val="1"/>
+      <w:numFmt w:val="bullet"/>
+      <w:lvlText w:val=""/>
+      <w:lvlJc w:val="left"/>
+      <w:pPr>
+        <w:ind w:left="5040" w:hanging="360"/>
+      </w:pPr>
+      <w:rPr>
+        <w:rFonts w:ascii="Symbol" w:hAnsi="Symbol" w:hint="default"/>
+      </w:rPr>
+    </w:lvl>
+    <w:lvl w:ilvl="7" w:tplc="2C0A0003" w:tentative="1">
+      <w:start w:val="1"/>
+      <w:numFmt w:val="bullet"/>
+      <w:lvlText w:val="o"/>
+      <w:lvlJc w:val="left"/>
+      <w:pPr>
+        <w:ind w:left="5760" w:hanging="360"/>
+      </w:pPr>
+      <w:rPr>
+        <w:rFonts w:ascii="Courier New" w:hAnsi="Courier New" w:cs="Courier New" w:hint="default"/>
+      </w:rPr>
+    </w:lvl>
+    <w:lvl w:ilvl="8" w:tplc="2C0A0005" w:tentative="1">
+      <w:start w:val="1"/>
+      <w:numFmt w:val="bullet"/>
+      <w:lvlText w:val=""/>
+      <w:lvlJc w:val="left"/>
+      <w:pPr>
+        <w:ind w:left="6480" w:hanging="360"/>
+      </w:pPr>
+      <w:rPr>
+        <w:rFonts w:ascii="Wingdings" w:hAnsi="Wingdings" w:hint="default"/>
+      </w:rPr>
+    </w:lvl>
+  </w:abstractNum>
+  <w:abstractNum w:abstractNumId="22" w15:restartNumberingAfterBreak="0">
+    <w:nsid w:val="69B21088"/>
+    <w:multiLevelType w:val="hybridMultilevel"/>
+    <w:tmpl w:val="0666BB86"/>
+    <w:lvl w:ilvl="0" w:tplc="2C0A0005">
+      <w:start w:val="1"/>
+      <w:numFmt w:val="bullet"/>
+      <w:lvlText w:val=""/>
+      <w:lvlJc w:val="left"/>
+      <w:pPr>
+        <w:ind w:left="720" w:hanging="360"/>
+      </w:pPr>
+      <w:rPr>
+        <w:rFonts w:ascii="Wingdings" w:hAnsi="Wingdings" w:hint="default"/>
+      </w:rPr>
+    </w:lvl>
+    <w:lvl w:ilvl="1" w:tplc="FFFFFFFF" w:tentative="1">
+      <w:start w:val="1"/>
+      <w:numFmt w:val="bullet"/>
+      <w:lvlText w:val="o"/>
+      <w:lvlJc w:val="left"/>
+      <w:pPr>
+        <w:ind w:left="1440" w:hanging="360"/>
+      </w:pPr>
+      <w:rPr>
+        <w:rFonts w:ascii="Courier New" w:hAnsi="Courier New" w:cs="Courier New" w:hint="default"/>
+      </w:rPr>
+    </w:lvl>
+    <w:lvl w:ilvl="2" w:tplc="FFFFFFFF" w:tentative="1">
+      <w:start w:val="1"/>
+      <w:numFmt w:val="bullet"/>
+      <w:lvlText w:val=""/>
+      <w:lvlJc w:val="left"/>
+      <w:pPr>
+        <w:ind w:left="2160" w:hanging="360"/>
+      </w:pPr>
+      <w:rPr>
+        <w:rFonts w:ascii="Wingdings" w:hAnsi="Wingdings" w:hint="default"/>
+      </w:rPr>
+    </w:lvl>
+    <w:lvl w:ilvl="3" w:tplc="FFFFFFFF" w:tentative="1">
+      <w:start w:val="1"/>
+      <w:numFmt w:val="bullet"/>
+      <w:lvlText w:val=""/>
+      <w:lvlJc w:val="left"/>
+      <w:pPr>
+        <w:ind w:left="2880" w:hanging="360"/>
+      </w:pPr>
+      <w:rPr>
+        <w:rFonts w:ascii="Symbol" w:hAnsi="Symbol" w:hint="default"/>
+      </w:rPr>
+    </w:lvl>
+    <w:lvl w:ilvl="4" w:tplc="FFFFFFFF" w:tentative="1">
+      <w:start w:val="1"/>
+      <w:numFmt w:val="bullet"/>
+      <w:lvlText w:val="o"/>
+      <w:lvlJc w:val="left"/>
+      <w:pPr>
+        <w:ind w:left="3600" w:hanging="360"/>
+      </w:pPr>
+      <w:rPr>
+        <w:rFonts w:ascii="Courier New" w:hAnsi="Courier New" w:cs="Courier New" w:hint="default"/>
+      </w:rPr>
+    </w:lvl>
+    <w:lvl w:ilvl="5" w:tplc="FFFFFFFF" w:tentative="1">
+      <w:start w:val="1"/>
+      <w:numFmt w:val="bullet"/>
+      <w:lvlText w:val=""/>
+      <w:lvlJc w:val="left"/>
+      <w:pPr>
+        <w:ind w:left="4320" w:hanging="360"/>
+      </w:pPr>
+      <w:rPr>
+        <w:rFonts w:ascii="Wingdings" w:hAnsi="Wingdings" w:hint="default"/>
+      </w:rPr>
+    </w:lvl>
+    <w:lvl w:ilvl="6" w:tplc="FFFFFFFF" w:tentative="1">
+      <w:start w:val="1"/>
+      <w:numFmt w:val="bullet"/>
+      <w:lvlText w:val=""/>
+      <w:lvlJc w:val="left"/>
+      <w:pPr>
+        <w:ind w:left="5040" w:hanging="360"/>
+      </w:pPr>
+      <w:rPr>
+        <w:rFonts w:ascii="Symbol" w:hAnsi="Symbol" w:hint="default"/>
+      </w:rPr>
+    </w:lvl>
+    <w:lvl w:ilvl="7" w:tplc="FFFFFFFF" w:tentative="1">
+      <w:start w:val="1"/>
+      <w:numFmt w:val="bullet"/>
+      <w:lvlText w:val="o"/>
+      <w:lvlJc w:val="left"/>
+      <w:pPr>
+        <w:ind w:left="5760" w:hanging="360"/>
+      </w:pPr>
+      <w:rPr>
+        <w:rFonts w:ascii="Courier New" w:hAnsi="Courier New" w:cs="Courier New" w:hint="default"/>
+      </w:rPr>
+    </w:lvl>
+    <w:lvl w:ilvl="8" w:tplc="FFFFFFFF" w:tentative="1">
+      <w:start w:val="1"/>
+      <w:numFmt w:val="bullet"/>
+      <w:lvlText w:val=""/>
+      <w:lvlJc w:val="left"/>
+      <w:pPr>
+        <w:ind w:left="6480" w:hanging="360"/>
+      </w:pPr>
+      <w:rPr>
+        <w:rFonts w:ascii="Wingdings" w:hAnsi="Wingdings" w:hint="default"/>
+      </w:rPr>
+    </w:lvl>
+  </w:abstractNum>
+  <w:abstractNum w:abstractNumId="23" w15:restartNumberingAfterBreak="0">
+    <w:nsid w:val="723A7007"/>
+    <w:multiLevelType w:val="hybridMultilevel"/>
+    <w:tmpl w:val="00C02218"/>
+    <w:lvl w:ilvl="0" w:tplc="2C0A0001">
+      <w:start w:val="1"/>
+      <w:numFmt w:val="bullet"/>
+      <w:lvlText w:val=""/>
+      <w:lvlJc w:val="left"/>
+      <w:pPr>
+        <w:ind w:left="720" w:hanging="360"/>
+      </w:pPr>
+      <w:rPr>
+        <w:rFonts w:ascii="Symbol" w:hAnsi="Symbol" w:hint="default"/>
+      </w:rPr>
+    </w:lvl>
+    <w:lvl w:ilvl="1" w:tplc="2C0A0003" w:tentative="1">
+      <w:start w:val="1"/>
+      <w:numFmt w:val="bullet"/>
+      <w:lvlText w:val="o"/>
+      <w:lvlJc w:val="left"/>
+      <w:pPr>
+        <w:ind w:left="1440" w:hanging="360"/>
+      </w:pPr>
+      <w:rPr>
+        <w:rFonts w:ascii="Courier New" w:hAnsi="Courier New" w:cs="Courier New" w:hint="default"/>
+      </w:rPr>
+    </w:lvl>
+    <w:lvl w:ilvl="2" w:tplc="2C0A0005" w:tentative="1">
+      <w:start w:val="1"/>
+      <w:numFmt w:val="bullet"/>
+      <w:lvlText w:val=""/>
+      <w:lvlJc w:val="left"/>
+      <w:pPr>
+        <w:ind w:left="2160" w:hanging="360"/>
+      </w:pPr>
+      <w:rPr>
+        <w:rFonts w:ascii="Wingdings" w:hAnsi="Wingdings" w:hint="default"/>
+      </w:rPr>
+    </w:lvl>
+    <w:lvl w:ilvl="3" w:tplc="2C0A0001" w:tentative="1">
+      <w:start w:val="1"/>
+      <w:numFmt w:val="bullet"/>
+      <w:lvlText w:val=""/>
+      <w:lvlJc w:val="left"/>
+      <w:pPr>
+        <w:ind w:left="2880" w:hanging="360"/>
+      </w:pPr>
+      <w:rPr>
+        <w:rFonts w:ascii="Symbol" w:hAnsi="Symbol" w:hint="default"/>
+      </w:rPr>
+    </w:lvl>
+    <w:lvl w:ilvl="4" w:tplc="2C0A0003" w:tentative="1">
+      <w:start w:val="1"/>
+      <w:numFmt w:val="bullet"/>
+      <w:lvlText w:val="o"/>
+      <w:lvlJc w:val="left"/>
+      <w:pPr>
+        <w:ind w:left="3600" w:hanging="360"/>
+      </w:pPr>
+      <w:rPr>
+        <w:rFonts w:ascii="Courier New" w:hAnsi="Courier New" w:cs="Courier New" w:hint="default"/>
+      </w:rPr>
+    </w:lvl>
+    <w:lvl w:ilvl="5" w:tplc="2C0A0005" w:tentative="1">
+      <w:start w:val="1"/>
+      <w:numFmt w:val="bullet"/>
+      <w:lvlText w:val=""/>
+      <w:lvlJc w:val="left"/>
+      <w:pPr>
+        <w:ind w:left="4320" w:hanging="360"/>
+      </w:pPr>
+      <w:rPr>
+        <w:rFonts w:ascii="Wingdings" w:hAnsi="Wingdings" w:hint="default"/>
+      </w:rPr>
+    </w:lvl>
+    <w:lvl w:ilvl="6" w:tplc="2C0A0001" w:tentative="1">
+      <w:start w:val="1"/>
+      <w:numFmt w:val="bullet"/>
+      <w:lvlText w:val=""/>
+      <w:lvlJc w:val="left"/>
+      <w:pPr>
+        <w:ind w:left="5040" w:hanging="360"/>
+      </w:pPr>
+      <w:rPr>
+        <w:rFonts w:ascii="Symbol" w:hAnsi="Symbol" w:hint="default"/>
+      </w:rPr>
+    </w:lvl>
+    <w:lvl w:ilvl="7" w:tplc="2C0A0003" w:tentative="1">
+      <w:start w:val="1"/>
+      <w:numFmt w:val="bullet"/>
+      <w:lvlText w:val="o"/>
+      <w:lvlJc w:val="left"/>
+      <w:pPr>
+        <w:ind w:left="5760" w:hanging="360"/>
+      </w:pPr>
+      <w:rPr>
+        <w:rFonts w:ascii="Courier New" w:hAnsi="Courier New" w:cs="Courier New" w:hint="default"/>
+      </w:rPr>
+    </w:lvl>
+    <w:lvl w:ilvl="8" w:tplc="2C0A0005" w:tentative="1">
+      <w:start w:val="1"/>
+      <w:numFmt w:val="bullet"/>
+      <w:lvlText w:val=""/>
+      <w:lvlJc w:val="left"/>
+      <w:pPr>
+        <w:ind w:left="6480" w:hanging="360"/>
+      </w:pPr>
+      <w:rPr>
+        <w:rFonts w:ascii="Wingdings" w:hAnsi="Wingdings" w:hint="default"/>
+      </w:rPr>
+    </w:lvl>
+  </w:abstractNum>
+  <w:abstractNum w:abstractNumId="24" w15:restartNumberingAfterBreak="0">
+    <w:nsid w:val="771C4799"/>
+    <w:multiLevelType w:val="hybridMultilevel"/>
+    <w:tmpl w:val="016CC52C"/>
+    <w:lvl w:ilvl="0" w:tplc="2C0A0001">
+      <w:start w:val="1"/>
+      <w:numFmt w:val="bullet"/>
+      <w:lvlText w:val=""/>
+      <w:lvlJc w:val="left"/>
+      <w:pPr>
+        <w:ind w:left="720" w:hanging="360"/>
+      </w:pPr>
+      <w:rPr>
+        <w:rFonts w:ascii="Symbol" w:hAnsi="Symbol" w:hint="default"/>
+      </w:rPr>
+    </w:lvl>
+    <w:lvl w:ilvl="1" w:tplc="2C0A0003" w:tentative="1">
+      <w:start w:val="1"/>
+      <w:numFmt w:val="bullet"/>
+      <w:lvlText w:val="o"/>
+      <w:lvlJc w:val="left"/>
+      <w:pPr>
+        <w:ind w:left="1440" w:hanging="360"/>
+      </w:pPr>
+      <w:rPr>
+        <w:rFonts w:ascii="Courier New" w:hAnsi="Courier New" w:cs="Courier New" w:hint="default"/>
+      </w:rPr>
+    </w:lvl>
+    <w:lvl w:ilvl="2" w:tplc="2C0A0005" w:tentative="1">
+      <w:start w:val="1"/>
+      <w:numFmt w:val="bullet"/>
+      <w:lvlText w:val=""/>
+      <w:lvlJc w:val="left"/>
+      <w:pPr>
+        <w:ind w:left="2160" w:hanging="360"/>
+      </w:pPr>
+      <w:rPr>
+        <w:rFonts w:ascii="Wingdings" w:hAnsi="Wingdings" w:hint="default"/>
+      </w:rPr>
+    </w:lvl>
+    <w:lvl w:ilvl="3" w:tplc="2C0A0001" w:tentative="1">
+      <w:start w:val="1"/>
+      <w:numFmt w:val="bullet"/>
+      <w:lvlText w:val=""/>
+      <w:lvlJc w:val="left"/>
+      <w:pPr>
+        <w:ind w:left="2880" w:hanging="360"/>
+      </w:pPr>
+      <w:rPr>
+        <w:rFonts w:ascii="Symbol" w:hAnsi="Symbol" w:hint="default"/>
+      </w:rPr>
+    </w:lvl>
+    <w:lvl w:ilvl="4" w:tplc="2C0A0003" w:tentative="1">
+      <w:start w:val="1"/>
+      <w:numFmt w:val="bullet"/>
+      <w:lvlText w:val="o"/>
+      <w:lvlJc w:val="left"/>
+      <w:pPr>
+        <w:ind w:left="3600" w:hanging="360"/>
+      </w:pPr>
+      <w:rPr>
+        <w:rFonts w:ascii="Courier New" w:hAnsi="Courier New" w:cs="Courier New" w:hint="default"/>
+      </w:rPr>
+    </w:lvl>
+    <w:lvl w:ilvl="5" w:tplc="2C0A0005" w:tentative="1">
+      <w:start w:val="1"/>
+      <w:numFmt w:val="bullet"/>
+      <w:lvlText w:val=""/>
+      <w:lvlJc w:val="left"/>
+      <w:pPr>
+        <w:ind w:left="4320" w:hanging="360"/>
+      </w:pPr>
+      <w:rPr>
+        <w:rFonts w:ascii="Wingdings" w:hAnsi="Wingdings" w:hint="default"/>
+      </w:rPr>
+    </w:lvl>
+    <w:lvl w:ilvl="6" w:tplc="2C0A0001" w:tentative="1">
+      <w:start w:val="1"/>
+      <w:numFmt w:val="bullet"/>
+      <w:lvlText w:val=""/>
+      <w:lvlJc w:val="left"/>
+      <w:pPr>
+        <w:ind w:left="5040" w:hanging="360"/>
+      </w:pPr>
+      <w:rPr>
+        <w:rFonts w:ascii="Symbol" w:hAnsi="Symbol" w:hint="default"/>
+      </w:rPr>
+    </w:lvl>
+    <w:lvl w:ilvl="7" w:tplc="2C0A0003" w:tentative="1">
+      <w:start w:val="1"/>
+      <w:numFmt w:val="bullet"/>
+      <w:lvlText w:val="o"/>
+      <w:lvlJc w:val="left"/>
+      <w:pPr>
+        <w:ind w:left="5760" w:hanging="360"/>
+      </w:pPr>
+      <w:rPr>
+        <w:rFonts w:ascii="Courier New" w:hAnsi="Courier New" w:cs="Courier New" w:hint="default"/>
+      </w:rPr>
+    </w:lvl>
+    <w:lvl w:ilvl="8" w:tplc="2C0A0005" w:tentative="1">
+      <w:start w:val="1"/>
+      <w:numFmt w:val="bullet"/>
+      <w:lvlText w:val=""/>
+      <w:lvlJc w:val="left"/>
+      <w:pPr>
+        <w:ind w:left="6480" w:hanging="360"/>
+      </w:pPr>
+      <w:rPr>
+        <w:rFonts w:ascii="Wingdings" w:hAnsi="Wingdings" w:hint="default"/>
+      </w:rPr>
+    </w:lvl>
+  </w:abstractNum>
+  <w:abstractNum w:abstractNumId="25" w15:restartNumberingAfterBreak="0">
     <w:nsid w:val="7A3632FD"/>
     <w:multiLevelType w:val="hybridMultilevel"/>
     <w:tmpl w:val="8D3482A4"/>
@@ -11766,7 +17612,120 @@
       </w:pPr>
     </w:lvl>
   </w:abstractNum>
-  <w:abstractNum w:abstractNumId="8" w15:restartNumberingAfterBreak="0">
+  <w:abstractNum w:abstractNumId="26" w15:restartNumberingAfterBreak="0">
+    <w:nsid w:val="7C0C2D63"/>
+    <w:multiLevelType w:val="hybridMultilevel"/>
+    <w:tmpl w:val="EC1E0186"/>
+    <w:lvl w:ilvl="0" w:tplc="2C0A0005">
+      <w:start w:val="1"/>
+      <w:numFmt w:val="bullet"/>
+      <w:lvlText w:val=""/>
+      <w:lvlJc w:val="left"/>
+      <w:pPr>
+        <w:ind w:left="720" w:hanging="360"/>
+      </w:pPr>
+      <w:rPr>
+        <w:rFonts w:ascii="Wingdings" w:hAnsi="Wingdings" w:hint="default"/>
+      </w:rPr>
+    </w:lvl>
+    <w:lvl w:ilvl="1" w:tplc="FFFFFFFF" w:tentative="1">
+      <w:start w:val="1"/>
+      <w:numFmt w:val="bullet"/>
+      <w:lvlText w:val="o"/>
+      <w:lvlJc w:val="left"/>
+      <w:pPr>
+        <w:ind w:left="1440" w:hanging="360"/>
+      </w:pPr>
+      <w:rPr>
+        <w:rFonts w:ascii="Courier New" w:hAnsi="Courier New" w:cs="Courier New" w:hint="default"/>
+      </w:rPr>
+    </w:lvl>
+    <w:lvl w:ilvl="2" w:tplc="FFFFFFFF" w:tentative="1">
+      <w:start w:val="1"/>
+      <w:numFmt w:val="bullet"/>
+      <w:lvlText w:val=""/>
+      <w:lvlJc w:val="left"/>
+      <w:pPr>
+        <w:ind w:left="2160" w:hanging="360"/>
+      </w:pPr>
+      <w:rPr>
+        <w:rFonts w:ascii="Wingdings" w:hAnsi="Wingdings" w:hint="default"/>
+      </w:rPr>
+    </w:lvl>
+    <w:lvl w:ilvl="3" w:tplc="FFFFFFFF" w:tentative="1">
+      <w:start w:val="1"/>
+      <w:numFmt w:val="bullet"/>
+      <w:lvlText w:val=""/>
+      <w:lvlJc w:val="left"/>
+      <w:pPr>
+        <w:ind w:left="2880" w:hanging="360"/>
+      </w:pPr>
+      <w:rPr>
+        <w:rFonts w:ascii="Symbol" w:hAnsi="Symbol" w:hint="default"/>
+      </w:rPr>
+    </w:lvl>
+    <w:lvl w:ilvl="4" w:tplc="FFFFFFFF" w:tentative="1">
+      <w:start w:val="1"/>
+      <w:numFmt w:val="bullet"/>
+      <w:lvlText w:val="o"/>
+      <w:lvlJc w:val="left"/>
+      <w:pPr>
+        <w:ind w:left="3600" w:hanging="360"/>
+      </w:pPr>
+      <w:rPr>
+        <w:rFonts w:ascii="Courier New" w:hAnsi="Courier New" w:cs="Courier New" w:hint="default"/>
+      </w:rPr>
+    </w:lvl>
+    <w:lvl w:ilvl="5" w:tplc="FFFFFFFF" w:tentative="1">
+      <w:start w:val="1"/>
+      <w:numFmt w:val="bullet"/>
+      <w:lvlText w:val=""/>
+      <w:lvlJc w:val="left"/>
+      <w:pPr>
+        <w:ind w:left="4320" w:hanging="360"/>
+      </w:pPr>
+      <w:rPr>
+        <w:rFonts w:ascii="Wingdings" w:hAnsi="Wingdings" w:hint="default"/>
+      </w:rPr>
+    </w:lvl>
+    <w:lvl w:ilvl="6" w:tplc="FFFFFFFF" w:tentative="1">
+      <w:start w:val="1"/>
+      <w:numFmt w:val="bullet"/>
+      <w:lvlText w:val=""/>
+      <w:lvlJc w:val="left"/>
+      <w:pPr>
+        <w:ind w:left="5040" w:hanging="360"/>
+      </w:pPr>
+      <w:rPr>
+        <w:rFonts w:ascii="Symbol" w:hAnsi="Symbol" w:hint="default"/>
+      </w:rPr>
+    </w:lvl>
+    <w:lvl w:ilvl="7" w:tplc="FFFFFFFF" w:tentative="1">
+      <w:start w:val="1"/>
+      <w:numFmt w:val="bullet"/>
+      <w:lvlText w:val="o"/>
+      <w:lvlJc w:val="left"/>
+      <w:pPr>
+        <w:ind w:left="5760" w:hanging="360"/>
+      </w:pPr>
+      <w:rPr>
+        <w:rFonts w:ascii="Courier New" w:hAnsi="Courier New" w:cs="Courier New" w:hint="default"/>
+      </w:rPr>
+    </w:lvl>
+    <w:lvl w:ilvl="8" w:tplc="FFFFFFFF" w:tentative="1">
+      <w:start w:val="1"/>
+      <w:numFmt w:val="bullet"/>
+      <w:lvlText w:val=""/>
+      <w:lvlJc w:val="left"/>
+      <w:pPr>
+        <w:ind w:left="6480" w:hanging="360"/>
+      </w:pPr>
+      <w:rPr>
+        <w:rFonts w:ascii="Wingdings" w:hAnsi="Wingdings" w:hint="default"/>
+      </w:rPr>
+    </w:lvl>
+  </w:abstractNum>
+  <w:abstractNum w:abstractNumId="27" w15:restartNumberingAfterBreak="0">
     <w:nsid w:val="7D2243C0"/>
     <w:multiLevelType w:val="multilevel"/>
     <w:tmpl w:val="D3109D0A"/>
@@ -11879,7 +17838,7 @@
       </w:rPr>
     </w:lvl>
   </w:abstractNum>
-  <w:abstractNum w:abstractNumId="9" w15:restartNumberingAfterBreak="0">
+  <w:abstractNum w:abstractNumId="28" w15:restartNumberingAfterBreak="0">
     <w:nsid w:val="7EC113F4"/>
     <w:multiLevelType w:val="multilevel"/>
     <w:tmpl w:val="56A6AC16"/>
@@ -11993,37 +17952,97 @@
     </w:lvl>
   </w:abstractNum>
   <w:num w:numId="1" w16cid:durableId="1266890059">
-    <w:abstractNumId w:val="7"/>
+    <w:abstractNumId w:val="25"/>
     <w:lvlOverride w:ilvl="0">
       <w:startOverride w:val="1"/>
     </w:lvlOverride>
   </w:num>
   <w:num w:numId="2" w16cid:durableId="835849177">
+    <w:abstractNumId w:val="3"/>
+  </w:num>
+  <w:num w:numId="3" w16cid:durableId="875234914">
+    <w:abstractNumId w:val="27"/>
+  </w:num>
+  <w:num w:numId="4" w16cid:durableId="2135783179">
+    <w:abstractNumId w:val="18"/>
+  </w:num>
+  <w:num w:numId="5" w16cid:durableId="1220019519">
     <w:abstractNumId w:val="2"/>
   </w:num>
-  <w:num w:numId="3" w16cid:durableId="875234914">
-    <w:abstractNumId w:val="8"/>
-  </w:num>
-  <w:num w:numId="4" w16cid:durableId="2135783179">
-    <w:abstractNumId w:val="6"/>
-  </w:num>
-  <w:num w:numId="5" w16cid:durableId="1220019519">
-    <w:abstractNumId w:val="1"/>
-  </w:num>
   <w:num w:numId="6" w16cid:durableId="1191796521">
-    <w:abstractNumId w:val="4"/>
+    <w:abstractNumId w:val="11"/>
   </w:num>
   <w:num w:numId="7" w16cid:durableId="958295259">
-    <w:abstractNumId w:val="9"/>
+    <w:abstractNumId w:val="28"/>
   </w:num>
   <w:num w:numId="8" w16cid:durableId="1892308696">
     <w:abstractNumId w:val="0"/>
   </w:num>
   <w:num w:numId="9" w16cid:durableId="336074998">
-    <w:abstractNumId w:val="5"/>
+    <w:abstractNumId w:val="14"/>
   </w:num>
   <w:num w:numId="10" w16cid:durableId="1396902758">
-    <w:abstractNumId w:val="3"/>
+    <w:abstractNumId w:val="6"/>
+  </w:num>
+  <w:num w:numId="11" w16cid:durableId="1551071323">
+    <w:abstractNumId w:val="21"/>
+  </w:num>
+  <w:num w:numId="12" w16cid:durableId="1052383789">
+    <w:abstractNumId w:val="8"/>
+  </w:num>
+  <w:num w:numId="13" w16cid:durableId="1864318913">
+    <w:abstractNumId w:val="10"/>
+  </w:num>
+  <w:num w:numId="14" w16cid:durableId="934705115">
+    <w:abstractNumId w:val="25"/>
+  </w:num>
+  <w:num w:numId="15" w16cid:durableId="564681270">
+    <w:abstractNumId w:val="7"/>
+  </w:num>
+  <w:num w:numId="16" w16cid:durableId="548690951">
+    <w:abstractNumId w:val="23"/>
+  </w:num>
+  <w:num w:numId="17" w16cid:durableId="1383288293">
+    <w:abstractNumId w:val="13"/>
+  </w:num>
+  <w:num w:numId="18" w16cid:durableId="2012564879">
+    <w:abstractNumId w:val="24"/>
+  </w:num>
+  <w:num w:numId="19" w16cid:durableId="74979136">
+    <w:abstractNumId w:val="20"/>
+  </w:num>
+  <w:num w:numId="20" w16cid:durableId="1684746103">
+    <w:abstractNumId w:val="16"/>
+  </w:num>
+  <w:num w:numId="21" w16cid:durableId="1247106948">
+    <w:abstractNumId w:val="12"/>
+  </w:num>
+  <w:num w:numId="22" w16cid:durableId="1861972225">
+    <w:abstractNumId w:val="17"/>
+  </w:num>
+  <w:num w:numId="23" w16cid:durableId="349647171">
+    <w:abstractNumId w:val="15"/>
+  </w:num>
+  <w:num w:numId="24" w16cid:durableId="1339502873">
+    <w:abstractNumId w:val="19"/>
+  </w:num>
+  <w:num w:numId="25" w16cid:durableId="636492092">
+    <w:abstractNumId w:val="9"/>
+  </w:num>
+  <w:num w:numId="26" w16cid:durableId="777456765">
+    <w:abstractNumId w:val="1"/>
+  </w:num>
+  <w:num w:numId="27" w16cid:durableId="569079715">
+    <w:abstractNumId w:val="4"/>
+  </w:num>
+  <w:num w:numId="28" w16cid:durableId="1582594105">
+    <w:abstractNumId w:val="26"/>
+  </w:num>
+  <w:num w:numId="29" w16cid:durableId="1575431964">
+    <w:abstractNumId w:val="22"/>
+  </w:num>
+  <w:num w:numId="30" w16cid:durableId="1231232441">
+    <w:abstractNumId w:val="5"/>
   </w:num>
 </w:numbering>
 </file>

--- a/TP_ProgramacionSobreRedes_2026.docx
+++ b/TP_ProgramacionSobreRedes_2026.docx
@@ -3203,7 +3203,6 @@
         <w:pStyle w:val="Ttulo1"/>
       </w:pPr>
       <w:bookmarkStart w:id="1" w:name="_Toc227879394"/>
-      <w:proofErr w:type="gramStart"/>
       <w:r>
         <w:rPr>
           <w:color w:val="2E75B6"/>
@@ -3212,11 +3211,7 @@
         <w:t xml:space="preserve">1.  </w:t>
       </w:r>
       <w:r>
-        <w:t>¿</w:t>
-      </w:r>
-      <w:proofErr w:type="gramEnd"/>
-      <w:r>
-        <w:t>Qué es una VLAN?</w:t>
+        <w:t>¿Qué es una VLAN?</w:t>
       </w:r>
       <w:bookmarkEnd w:id="1"/>
     </w:p>
@@ -3277,7 +3272,6 @@
         <w:pStyle w:val="Ttulo1"/>
       </w:pPr>
       <w:bookmarkStart w:id="2" w:name="_Toc227879395"/>
-      <w:proofErr w:type="gramStart"/>
       <w:r>
         <w:rPr>
           <w:color w:val="2E75B6"/>
@@ -3285,11 +3279,7 @@
         <w:t xml:space="preserve">2.  </w:t>
       </w:r>
       <w:r>
-        <w:t>¿</w:t>
-      </w:r>
-      <w:proofErr w:type="gramEnd"/>
-      <w:r>
-        <w:t>Qué es una VPN?</w:t>
+        <w:t>¿Qué es una VPN?</w:t>
       </w:r>
       <w:bookmarkEnd w:id="2"/>
     </w:p>
@@ -3309,10 +3299,7 @@
         <w:t>s una conexión privada entre su dispositivo y el resto de Internet. Las organizaciones modernas requieren que los empleados accedan a los datos empresariales confidenciales a través de Internet, por ejemplo, mientras trabajan de forma remota o mientras suben archivos a un servidor en la nube. La transferencia de datos a través de Internet crea riesgos de acceso no autorizado a los datos a medida que viajan por la red. Una VPN establece una conexión de red privada entre dispositivos a través de Internet, lo que permite a los usuarios transmitir datos de forma segura y anónima a través de redes públicas. Enmascara las direcciones IP de los usuarios y cifra los datos, lo que los hace ilegibles para cualquier persona no autorizada a recibirlos.</w:t>
       </w:r>
       <w:r>
-        <w:t xml:space="preserve"> Las VPN cumplen con tres funciones principales Privacidad, Anonimato y Seguridad</w:t>
-      </w:r>
-      <w:r>
-        <w:t>.</w:t>
+        <w:t xml:space="preserve"> Las VPN cumplen con tres funciones principales Privacidad, Anonimato y Seguridad.</w:t>
       </w:r>
     </w:p>
     <w:p>
@@ -3333,7 +3320,6 @@
         <w:pStyle w:val="Ttulo1"/>
       </w:pPr>
       <w:bookmarkStart w:id="3" w:name="_Toc227879396"/>
-      <w:proofErr w:type="gramStart"/>
       <w:r>
         <w:rPr>
           <w:color w:val="2E75B6"/>
@@ -3341,11 +3327,7 @@
         <w:t xml:space="preserve">3.  </w:t>
       </w:r>
       <w:r>
-        <w:t>¿</w:t>
-      </w:r>
-      <w:proofErr w:type="gramEnd"/>
-      <w:r>
-        <w:t>Qué es una SAN?</w:t>
+        <w:t>¿Qué es una SAN?</w:t>
       </w:r>
       <w:bookmarkEnd w:id="3"/>
     </w:p>
@@ -3909,7 +3891,6 @@
         <w:pStyle w:val="Ttulo1"/>
       </w:pPr>
       <w:bookmarkStart w:id="5" w:name="_Toc227879398"/>
-      <w:proofErr w:type="gramStart"/>
       <w:r>
         <w:rPr>
           <w:color w:val="2E75B6"/>
@@ -3917,11 +3898,7 @@
         <w:t xml:space="preserve">5.  </w:t>
       </w:r>
       <w:r>
-        <w:t>¿</w:t>
-      </w:r>
-      <w:proofErr w:type="gramEnd"/>
-      <w:r>
-        <w:t>Qué es un protocolo de comunicaciones?</w:t>
+        <w:t>¿Qué es un protocolo de comunicaciones?</w:t>
       </w:r>
       <w:bookmarkEnd w:id="5"/>
     </w:p>
@@ -5849,7 +5826,7 @@
           <w:noProof/>
         </w:rPr>
         <w:drawing>
-          <wp:inline distT="0" distB="0" distL="0" distR="0" wp14:anchorId="38E6062C" wp14:editId="3EB25C5D">
+          <wp:inline distT="0" distB="0" distL="0" distR="0" wp14:anchorId="38E6062C" wp14:editId="355BBCFF">
             <wp:extent cx="3066447" cy="2307047"/>
             <wp:effectExtent l="0" t="0" r="635" b="0"/>
             <wp:docPr id="3" name="Imagen 3"/>
@@ -6139,10 +6116,7 @@
         <w:contextualSpacing/>
       </w:pPr>
       <w:r>
-        <w:t>Los datos circulan en una dirección (o ambas en versiones modernas)</w:t>
-      </w:r>
-      <w:r>
-        <w:t>.</w:t>
+        <w:t>Los datos circulan en una dirección (o ambas en versiones modernas).</w:t>
       </w:r>
     </w:p>
     <w:p>
@@ -6156,10 +6130,7 @@
         <w:contextualSpacing/>
       </w:pPr>
       <w:r>
-        <w:t>Cada nodo actúa como repetidor</w:t>
-      </w:r>
-      <w:r>
-        <w:t>.</w:t>
+        <w:t>Cada nodo actúa como repetidor.</w:t>
       </w:r>
     </w:p>
     <w:p>
@@ -6173,10 +6144,7 @@
         <w:contextualSpacing/>
       </w:pPr>
       <w:r>
-        <w:t>Puede ser eficiente, pero una falla puede afectar toda la red</w:t>
-      </w:r>
-      <w:r>
-        <w:t>.</w:t>
+        <w:t>Puede ser eficiente, pero una falla puede afectar toda la red.</w:t>
       </w:r>
     </w:p>
     <w:p>
@@ -6346,7 +6314,7 @@
           <w:noProof/>
         </w:rPr>
         <w:drawing>
-          <wp:inline distT="0" distB="0" distL="0" distR="0" wp14:anchorId="3085046D" wp14:editId="7A4B8821">
+          <wp:inline distT="0" distB="0" distL="0" distR="0" wp14:anchorId="3085046D" wp14:editId="1AFEA063">
             <wp:extent cx="2996887" cy="1685925"/>
             <wp:effectExtent l="0" t="0" r="0" b="0"/>
             <wp:docPr id="6" name="Imagen 6" descr="Descubriendo las Características de la Topología Malla en Redes: Todo lo que Necesitas Saber - TMagazine - líder en noticias de tendencias"/>
@@ -6447,10 +6415,7 @@
         <w:contextualSpacing/>
       </w:pPr>
       <w:r>
-        <w:t>Muy utilizada en redes empresariales</w:t>
-      </w:r>
-      <w:r>
-        <w:t>.</w:t>
+        <w:t>Muy utilizada en redes empresariales.</w:t>
       </w:r>
     </w:p>
     <w:p>
@@ -6464,10 +6429,7 @@
         <w:contextualSpacing/>
       </w:pPr>
       <w:r>
-        <w:t>Permite segmentar y organizar la red</w:t>
-      </w:r>
-      <w:r>
-        <w:t>.</w:t>
+        <w:t>Permite segmentar y organizar la red.</w:t>
       </w:r>
     </w:p>
     <w:p>
@@ -6481,10 +6443,7 @@
         <w:contextualSpacing/>
       </w:pPr>
       <w:r>
-        <w:t>Depende de los nodos superiores</w:t>
-      </w:r>
-      <w:r>
-        <w:t>.</w:t>
+        <w:t>Depende de los nodos superiores.</w:t>
       </w:r>
     </w:p>
     <w:p>
@@ -6922,15 +6881,7 @@
       </w:r>
       <w:r>
         <w:br/>
-        <w:t xml:space="preserve"> Todas comparten la idea de </w:t>
-      </w:r>
-      <w:proofErr w:type="gramStart"/>
-      <w:r>
-        <w:t>modular datos</w:t>
-      </w:r>
-      <w:proofErr w:type="gramEnd"/>
-      <w:r>
-        <w:t xml:space="preserve"> sobre un medio electromagnético, pero difieren mucho en objetivos y diseño. Las principales familias son:</w:t>
+        <w:t xml:space="preserve"> Todas comparten la idea de modular datos sobre un medio electromagnético, pero difieren mucho en objetivos y diseño. Las principales familias son:</w:t>
       </w:r>
     </w:p>
     <w:p>
@@ -7239,12 +7190,6 @@
       </w:r>
     </w:p>
     <w:p>
-      <w:r>
-        <w:lastRenderedPageBreak/>
-        <w:br w:type="page"/>
-      </w:r>
-    </w:p>
-    <w:p>
       <w:pPr>
         <w:pBdr>
           <w:bottom w:val="single" w:sz="2" w:space="1" w:color="CCCCCC"/>
@@ -7262,7 +7207,6 @@
         <w:pStyle w:val="Ttulo1"/>
       </w:pPr>
       <w:bookmarkStart w:id="13" w:name="_Toc227879406"/>
-      <w:proofErr w:type="gramStart"/>
       <w:r>
         <w:rPr>
           <w:color w:val="2E75B6"/>
@@ -7270,11 +7214,7 @@
         <w:t xml:space="preserve">13.  </w:t>
       </w:r>
       <w:r>
-        <w:t>¿</w:t>
-      </w:r>
-      <w:proofErr w:type="gramEnd"/>
-      <w:r>
-        <w:t>Qué es un Proxy?</w:t>
+        <w:t>¿Qué es un Proxy?</w:t>
       </w:r>
       <w:bookmarkEnd w:id="13"/>
     </w:p>
@@ -7953,7 +7893,6 @@
         <w:pStyle w:val="Ttulo1"/>
       </w:pPr>
       <w:bookmarkStart w:id="17" w:name="_Toc227879410"/>
-      <w:proofErr w:type="gramStart"/>
       <w:r>
         <w:rPr>
           <w:color w:val="2E75B6"/>
@@ -7961,11 +7900,7 @@
         <w:t xml:space="preserve">17.  </w:t>
       </w:r>
       <w:r>
-        <w:t>¿</w:t>
-      </w:r>
-      <w:proofErr w:type="gramEnd"/>
-      <w:r>
-        <w:t>Qué es un Firewall?</w:t>
+        <w:t>¿Qué es un Firewall?</w:t>
       </w:r>
       <w:bookmarkEnd w:id="17"/>
     </w:p>
@@ -8115,7 +8050,6 @@
         <w:pStyle w:val="Ttulo1"/>
       </w:pPr>
       <w:bookmarkStart w:id="18" w:name="_Toc227879411"/>
-      <w:proofErr w:type="gramStart"/>
       <w:r>
         <w:rPr>
           <w:color w:val="2E75B6"/>
@@ -8123,11 +8057,7 @@
         <w:t xml:space="preserve">18.  </w:t>
       </w:r>
       <w:r>
-        <w:t>¿</w:t>
-      </w:r>
-      <w:proofErr w:type="gramEnd"/>
-      <w:r>
-        <w:t>Qué es una DMZ?</w:t>
+        <w:t>¿Qué es una DMZ?</w:t>
       </w:r>
       <w:bookmarkEnd w:id="18"/>
     </w:p>
@@ -8316,11 +8246,8 @@
     </w:p>
     <w:p>
       <w:pPr>
-        <w:numPr>
-          <w:ilvl w:val="0"/>
-          <w:numId w:val="5"/>
-        </w:numPr>
         <w:spacing w:line="276" w:lineRule="auto"/>
+        <w:ind w:left="720"/>
       </w:pPr>
     </w:p>
     <w:p>
@@ -8359,11 +8286,6 @@
       </w:r>
       <w:r>
         <w:t xml:space="preserve"> en la DMZ. El tráfico externo llega a ese proxy; desde ahí solo se permite comunicación estrictamente necesaria hacia los sistemas internos. Eso reduce superficie de ataque.</w:t>
-      </w:r>
-    </w:p>
-    <w:p>
-      <w:r>
-        <w:br w:type="page"/>
       </w:r>
     </w:p>
     <w:p>
@@ -8384,7 +8306,6 @@
         <w:pStyle w:val="Ttulo1"/>
       </w:pPr>
       <w:bookmarkStart w:id="19" w:name="_Toc227879412"/>
-      <w:proofErr w:type="gramStart"/>
       <w:r>
         <w:rPr>
           <w:color w:val="2E75B6"/>
@@ -8392,11 +8313,7 @@
         <w:t xml:space="preserve">19.  </w:t>
       </w:r>
       <w:r>
-        <w:t>¿</w:t>
-      </w:r>
-      <w:proofErr w:type="gramEnd"/>
-      <w:r>
-        <w:t>Qué es un Gateway?</w:t>
+        <w:t>¿Qué es un Gateway?</w:t>
       </w:r>
       <w:bookmarkEnd w:id="19"/>
     </w:p>
@@ -8472,6 +8389,7 @@
           <w:b/>
           <w:bCs/>
         </w:rPr>
+        <w:lastRenderedPageBreak/>
         <w:t>Funcionamiento:</w:t>
       </w:r>
       <w:r>
@@ -8547,7 +8465,6 @@
         <w:pStyle w:val="Ttulo1"/>
       </w:pPr>
       <w:bookmarkStart w:id="20" w:name="_Toc227879413"/>
-      <w:proofErr w:type="gramStart"/>
       <w:r>
         <w:rPr>
           <w:color w:val="2E75B6"/>
@@ -8555,11 +8472,7 @@
         <w:t xml:space="preserve">20.  </w:t>
       </w:r>
       <w:r>
-        <w:t>¿</w:t>
-      </w:r>
-      <w:proofErr w:type="gramEnd"/>
-      <w:r>
-        <w:t>Qué significa NBL según Microsoft?</w:t>
+        <w:t>¿Qué significa NBL según Microsoft?</w:t>
       </w:r>
       <w:bookmarkEnd w:id="20"/>
     </w:p>
@@ -8708,15 +8621,7 @@
         <w:spacing w:after="80"/>
       </w:pPr>
       <w:r>
-        <w:t xml:space="preserve">Desde el punto de vista interno, esto permite que distintos drivers —por </w:t>
-      </w:r>
-      <w:proofErr w:type="gramStart"/>
-      <w:r>
-        <w:t>ejemplo</w:t>
-      </w:r>
-      <w:proofErr w:type="gramEnd"/>
-      <w:r>
-        <w:t xml:space="preserve"> </w:t>
+        <w:t xml:space="preserve">Desde el punto de vista interno, esto permite que distintos drivers —por ejemplo </w:t>
       </w:r>
       <w:proofErr w:type="spellStart"/>
       <w:r>
@@ -12060,18 +11965,10 @@
       </w:r>
       <w:proofErr w:type="spellEnd"/>
       <w:r>
-        <w:t xml:space="preserve">-LAN sobre buena conectividad, </w:t>
-      </w:r>
-      <w:proofErr w:type="gramStart"/>
-      <w:r>
-        <w:t xml:space="preserve">si </w:t>
-      </w:r>
-      <w:r>
-        <w:t xml:space="preserve"> la</w:t>
-      </w:r>
-      <w:proofErr w:type="gramEnd"/>
-      <w:r>
-        <w:t xml:space="preserve"> cuestión</w:t>
+        <w:t xml:space="preserve">-LAN sobre buena conectividad, si </w:t>
+      </w:r>
+      <w:r>
+        <w:t xml:space="preserve"> la cuestión</w:t>
       </w:r>
       <w:r>
         <w:t xml:space="preserve"> fuera costo.</w:t>
@@ -13239,11 +13136,9 @@
             <w:pPr>
               <w:pStyle w:val="Contenidodelatabla"/>
             </w:pPr>
-            <w:proofErr w:type="spellStart"/>
-            <w:r>
-              <w:t>Asimetrico</w:t>
-            </w:r>
-            <w:proofErr w:type="spellEnd"/>
+            <w:r>
+              <w:t>Asimétrico</w:t>
+            </w:r>
           </w:p>
         </w:tc>
         <w:tc>
@@ -13258,11 +13153,9 @@
             <w:pPr>
               <w:pStyle w:val="Contenidodelatabla"/>
             </w:pPr>
-            <w:proofErr w:type="spellStart"/>
-            <w:r>
-              <w:t>Simetrico</w:t>
-            </w:r>
-            <w:proofErr w:type="spellEnd"/>
+            <w:r>
+              <w:t>Simétrico</w:t>
+            </w:r>
             <w:r>
               <w:t xml:space="preserve"> en distancias cortas</w:t>
             </w:r>
@@ -13281,11 +13174,9 @@
             <w:pPr>
               <w:pStyle w:val="Contenidodelatabla"/>
             </w:pPr>
-            <w:proofErr w:type="spellStart"/>
-            <w:r>
-              <w:t>Simetrico</w:t>
-            </w:r>
-            <w:proofErr w:type="spellEnd"/>
+            <w:r>
+              <w:t>Simétrico</w:t>
+            </w:r>
           </w:p>
         </w:tc>
       </w:tr>
@@ -13409,11 +13300,9 @@
             <w:pPr>
               <w:pStyle w:val="Contenidodelatabla"/>
             </w:pPr>
-            <w:proofErr w:type="spellStart"/>
-            <w:r>
-              <w:t>Suceptible</w:t>
-            </w:r>
-            <w:proofErr w:type="spellEnd"/>
+            <w:r>
+              <w:t>Susceptible</w:t>
+            </w:r>
             <w:r>
               <w:t xml:space="preserve"> a interferencias</w:t>
             </w:r>
@@ -13431,11 +13320,9 @@
             <w:pPr>
               <w:pStyle w:val="Contenidodelatabla"/>
             </w:pPr>
-            <w:proofErr w:type="spellStart"/>
-            <w:r>
-              <w:t>Suceptible</w:t>
-            </w:r>
-            <w:proofErr w:type="spellEnd"/>
+            <w:r>
+              <w:t>Susceptible</w:t>
+            </w:r>
             <w:r>
               <w:t xml:space="preserve"> a interferencias</w:t>
             </w:r>
@@ -13457,11 +13344,9 @@
             <w:r>
               <w:t xml:space="preserve">Inmune a interferencias </w:t>
             </w:r>
-            <w:proofErr w:type="spellStart"/>
-            <w:r>
-              <w:t>electromagneticas</w:t>
-            </w:r>
-            <w:proofErr w:type="spellEnd"/>
+            <w:r>
+              <w:t>electromagnéticas</w:t>
+            </w:r>
           </w:p>
         </w:tc>
       </w:tr>

--- a/TP_ProgramacionSobreRedes_2026.docx
+++ b/TP_ProgramacionSobreRedes_2026.docx
@@ -1,6 +1,6 @@
 
 <file path=word/document.xml><?xml version="1.0" encoding="utf-8"?>
-<w:document xmlns:wpc="http://schemas.microsoft.com/office/word/2010/wordprocessingCanvas" xmlns:cx="http://schemas.microsoft.com/office/drawing/2014/chartex" xmlns:cx1="http://schemas.microsoft.com/office/drawing/2015/9/8/chartex" xmlns:cx2="http://schemas.microsoft.com/office/drawing/2015/10/21/chartex" xmlns:cx3="http://schemas.microsoft.com/office/drawing/2016/5/9/chartex" xmlns:cx4="http://schemas.microsoft.com/office/drawing/2016/5/10/chartex" xmlns:cx5="http://schemas.microsoft.com/office/drawing/2016/5/11/chartex" xmlns:cx6="http://schemas.microsoft.com/office/drawing/2016/5/12/chartex" xmlns:cx7="http://schemas.microsoft.com/office/drawing/2016/5/13/chartex" xmlns:cx8="http://schemas.microsoft.com/office/drawing/2016/5/14/chartex" xmlns:mc="http://schemas.openxmlformats.org/markup-compatibility/2006" xmlns:aink="http://schemas.microsoft.com/office/drawing/2016/ink" xmlns:am3d="http://schemas.microsoft.com/office/drawing/2017/model3d" xmlns:o="urn:schemas-microsoft-com:office:office" xmlns:oel="http://schemas.microsoft.com/office/2019/extlst" xmlns:r="http://schemas.openxmlformats.org/officeDocument/2006/relationships" xmlns:m="http://schemas.openxmlformats.org/officeDocument/2006/math" xmlns:v="urn:schemas-microsoft-com:vml" xmlns:wp14="http://schemas.microsoft.com/office/word/2010/wordprocessingDrawing" xmlns:wp="http://schemas.openxmlformats.org/drawingml/2006/wordprocessingDrawing" xmlns:w10="urn:schemas-microsoft-com:office:word" xmlns:w="http://schemas.openxmlformats.org/wordprocessingml/2006/main" xmlns:w14="http://schemas.microsoft.com/office/word/2010/wordml" xmlns:w15="http://schemas.microsoft.com/office/word/2012/wordml" xmlns:w16cex="http://schemas.microsoft.com/office/word/2018/wordml/cex" xmlns:w16cid="http://schemas.microsoft.com/office/word/2016/wordml/cid" xmlns:w16="http://schemas.microsoft.com/office/word/2018/wordml" xmlns:w16sdtdh="http://schemas.microsoft.com/office/word/2020/wordml/sdtdatahash" xmlns:w16se="http://schemas.microsoft.com/office/word/2015/wordml/symex" xmlns:wpg="http://schemas.microsoft.com/office/word/2010/wordprocessingGroup" xmlns:wpi="http://schemas.microsoft.com/office/word/2010/wordprocessingInk" xmlns:wne="http://schemas.microsoft.com/office/word/2006/wordml" xmlns:wps="http://schemas.microsoft.com/office/word/2010/wordprocessingShape" mc:Ignorable="w14 w15 w16se w16cid w16 w16cex w16sdtdh wp14">
+<w:document xmlns:wpc="http://schemas.microsoft.com/office/word/2010/wordprocessingCanvas" xmlns:cx="http://schemas.microsoft.com/office/drawing/2014/chartex" xmlns:cx1="http://schemas.microsoft.com/office/drawing/2015/9/8/chartex" xmlns:cx2="http://schemas.microsoft.com/office/drawing/2015/10/21/chartex" xmlns:cx3="http://schemas.microsoft.com/office/drawing/2016/5/9/chartex" xmlns:cx4="http://schemas.microsoft.com/office/drawing/2016/5/10/chartex" xmlns:cx5="http://schemas.microsoft.com/office/drawing/2016/5/11/chartex" xmlns:cx6="http://schemas.microsoft.com/office/drawing/2016/5/12/chartex" xmlns:cx7="http://schemas.microsoft.com/office/drawing/2016/5/13/chartex" xmlns:cx8="http://schemas.microsoft.com/office/drawing/2016/5/14/chartex" xmlns:mc="http://schemas.openxmlformats.org/markup-compatibility/2006" xmlns:aink="http://schemas.microsoft.com/office/drawing/2016/ink" xmlns:am3d="http://schemas.microsoft.com/office/drawing/2017/model3d" xmlns:o="urn:schemas-microsoft-com:office:office" xmlns:r="http://schemas.openxmlformats.org/officeDocument/2006/relationships" xmlns:m="http://schemas.openxmlformats.org/officeDocument/2006/math" xmlns:v="urn:schemas-microsoft-com:vml" xmlns:wp14="http://schemas.microsoft.com/office/word/2010/wordprocessingDrawing" xmlns:wp="http://schemas.openxmlformats.org/drawingml/2006/wordprocessingDrawing" xmlns:w10="urn:schemas-microsoft-com:office:word" xmlns:w="http://schemas.openxmlformats.org/wordprocessingml/2006/main" xmlns:w14="http://schemas.microsoft.com/office/word/2010/wordml" xmlns:w15="http://schemas.microsoft.com/office/word/2012/wordml" xmlns:w16cex="http://schemas.microsoft.com/office/word/2018/wordml/cex" xmlns:w16cid="http://schemas.microsoft.com/office/word/2016/wordml/cid" xmlns:w16="http://schemas.microsoft.com/office/word/2018/wordml" xmlns:w16sdtdh="http://schemas.microsoft.com/office/word/2020/wordml/sdtdatahash" xmlns:w16se="http://schemas.microsoft.com/office/word/2015/wordml/symex" xmlns:wpg="http://schemas.microsoft.com/office/word/2010/wordprocessingGroup" xmlns:wpi="http://schemas.microsoft.com/office/word/2010/wordprocessingInk" xmlns:wne="http://schemas.microsoft.com/office/word/2006/wordml" xmlns:wps="http://schemas.microsoft.com/office/word/2010/wordprocessingShape" mc:Ignorable="w14 w15 w16se w16cid w16 w16cex w16sdtdh wp14">
   <w:body>
     <w:p>
       <w:pPr>
@@ -231,7 +231,14 @@
           <w:sz w:val="26"/>
           <w:szCs w:val="26"/>
         </w:rPr>
-        <w:t>OZUNA, Cristian Javier</w:t>
+        <w:t xml:space="preserve">OZUNA, </w:t>
+      </w:r>
+      <w:r>
+        <w:rPr>
+          <w:sz w:val="26"/>
+          <w:szCs w:val="26"/>
+        </w:rPr>
+        <w:t>Cristian Javier</w:t>
       </w:r>
     </w:p>
     <w:p>
@@ -3203,6 +3210,7 @@
         <w:pStyle w:val="Ttulo1"/>
       </w:pPr>
       <w:bookmarkStart w:id="1" w:name="_Toc227879394"/>
+      <w:proofErr w:type="gramStart"/>
       <w:r>
         <w:rPr>
           <w:color w:val="2E75B6"/>
@@ -3211,7 +3219,11 @@
         <w:t xml:space="preserve">1.  </w:t>
       </w:r>
       <w:r>
-        <w:t>¿Qué es una VLAN?</w:t>
+        <w:t>¿</w:t>
+      </w:r>
+      <w:proofErr w:type="gramEnd"/>
+      <w:r>
+        <w:t>Qué es una VLAN?</w:t>
       </w:r>
       <w:bookmarkEnd w:id="1"/>
     </w:p>
@@ -3272,6 +3284,7 @@
         <w:pStyle w:val="Ttulo1"/>
       </w:pPr>
       <w:bookmarkStart w:id="2" w:name="_Toc227879395"/>
+      <w:proofErr w:type="gramStart"/>
       <w:r>
         <w:rPr>
           <w:color w:val="2E75B6"/>
@@ -3279,7 +3292,11 @@
         <w:t xml:space="preserve">2.  </w:t>
       </w:r>
       <w:r>
-        <w:t>¿Qué es una VPN?</w:t>
+        <w:t>¿</w:t>
+      </w:r>
+      <w:proofErr w:type="gramEnd"/>
+      <w:r>
+        <w:t>Qué es una VPN?</w:t>
       </w:r>
       <w:bookmarkEnd w:id="2"/>
     </w:p>
@@ -3320,6 +3337,7 @@
         <w:pStyle w:val="Ttulo1"/>
       </w:pPr>
       <w:bookmarkStart w:id="3" w:name="_Toc227879396"/>
+      <w:proofErr w:type="gramStart"/>
       <w:r>
         <w:rPr>
           <w:color w:val="2E75B6"/>
@@ -3327,7 +3345,11 @@
         <w:t xml:space="preserve">3.  </w:t>
       </w:r>
       <w:r>
-        <w:t>¿Qué es una SAN?</w:t>
+        <w:t>¿</w:t>
+      </w:r>
+      <w:proofErr w:type="gramEnd"/>
+      <w:r>
+        <w:t>Qué es una SAN?</w:t>
       </w:r>
       <w:bookmarkEnd w:id="3"/>
     </w:p>
@@ -3891,6 +3913,7 @@
         <w:pStyle w:val="Ttulo1"/>
       </w:pPr>
       <w:bookmarkStart w:id="5" w:name="_Toc227879398"/>
+      <w:proofErr w:type="gramStart"/>
       <w:r>
         <w:rPr>
           <w:color w:val="2E75B6"/>
@@ -3898,7 +3921,11 @@
         <w:t xml:space="preserve">5.  </w:t>
       </w:r>
       <w:r>
-        <w:t>¿Qué es un protocolo de comunicaciones?</w:t>
+        <w:t>¿</w:t>
+      </w:r>
+      <w:proofErr w:type="gramEnd"/>
+      <w:r>
+        <w:t>Qué es un protocolo de comunicaciones?</w:t>
       </w:r>
       <w:bookmarkEnd w:id="5"/>
     </w:p>
@@ -4745,7 +4772,10 @@
         <w:t xml:space="preserve">7.  </w:t>
       </w:r>
       <w:r>
-        <w:t>Paquete de datos en TCP/IP y los '</w:t>
+        <w:t xml:space="preserve">Paquete de datos en TCP/IP </w:t>
+      </w:r>
+      <w:r>
+        <w:t>y los '</w:t>
       </w:r>
       <w:proofErr w:type="spellStart"/>
       <w:r>
@@ -6881,7 +6911,15 @@
       </w:r>
       <w:r>
         <w:br/>
-        <w:t xml:space="preserve"> Todas comparten la idea de modular datos sobre un medio electromagnético, pero difieren mucho en objetivos y diseño. Las principales familias son:</w:t>
+        <w:t xml:space="preserve"> Todas comparten la idea de </w:t>
+      </w:r>
+      <w:proofErr w:type="gramStart"/>
+      <w:r>
+        <w:t>modular datos</w:t>
+      </w:r>
+      <w:proofErr w:type="gramEnd"/>
+      <w:r>
+        <w:t xml:space="preserve"> sobre un medio electromagnético, pero difieren mucho en objetivos y diseño. Las principales familias son:</w:t>
       </w:r>
     </w:p>
     <w:p>
@@ -7207,6 +7245,7 @@
         <w:pStyle w:val="Ttulo1"/>
       </w:pPr>
       <w:bookmarkStart w:id="13" w:name="_Toc227879406"/>
+      <w:proofErr w:type="gramStart"/>
       <w:r>
         <w:rPr>
           <w:color w:val="2E75B6"/>
@@ -7214,7 +7253,11 @@
         <w:t xml:space="preserve">13.  </w:t>
       </w:r>
       <w:r>
-        <w:t>¿Qué es un Proxy?</w:t>
+        <w:t>¿</w:t>
+      </w:r>
+      <w:proofErr w:type="gramEnd"/>
+      <w:r>
+        <w:t>Qué es un Proxy?</w:t>
       </w:r>
       <w:bookmarkEnd w:id="13"/>
     </w:p>
@@ -7893,6 +7936,7 @@
         <w:pStyle w:val="Ttulo1"/>
       </w:pPr>
       <w:bookmarkStart w:id="17" w:name="_Toc227879410"/>
+      <w:proofErr w:type="gramStart"/>
       <w:r>
         <w:rPr>
           <w:color w:val="2E75B6"/>
@@ -7900,7 +7944,11 @@
         <w:t xml:space="preserve">17.  </w:t>
       </w:r>
       <w:r>
-        <w:t>¿Qué es un Firewall?</w:t>
+        <w:t>¿</w:t>
+      </w:r>
+      <w:proofErr w:type="gramEnd"/>
+      <w:r>
+        <w:t>Qué es un Firewall?</w:t>
       </w:r>
       <w:bookmarkEnd w:id="17"/>
     </w:p>
@@ -8050,6 +8098,7 @@
         <w:pStyle w:val="Ttulo1"/>
       </w:pPr>
       <w:bookmarkStart w:id="18" w:name="_Toc227879411"/>
+      <w:proofErr w:type="gramStart"/>
       <w:r>
         <w:rPr>
           <w:color w:val="2E75B6"/>
@@ -8057,7 +8106,11 @@
         <w:t xml:space="preserve">18.  </w:t>
       </w:r>
       <w:r>
-        <w:t>¿Qué es una DMZ?</w:t>
+        <w:t>¿</w:t>
+      </w:r>
+      <w:proofErr w:type="gramEnd"/>
+      <w:r>
+        <w:t>Qué es una DMZ?</w:t>
       </w:r>
       <w:bookmarkEnd w:id="18"/>
     </w:p>
@@ -8306,6 +8359,7 @@
         <w:pStyle w:val="Ttulo1"/>
       </w:pPr>
       <w:bookmarkStart w:id="19" w:name="_Toc227879412"/>
+      <w:proofErr w:type="gramStart"/>
       <w:r>
         <w:rPr>
           <w:color w:val="2E75B6"/>
@@ -8313,7 +8367,14 @@
         <w:t xml:space="preserve">19.  </w:t>
       </w:r>
       <w:r>
-        <w:t>¿Qué es un Gateway?</w:t>
+        <w:t>¿</w:t>
+      </w:r>
+      <w:proofErr w:type="gramEnd"/>
+      <w:r>
+        <w:t>Qué es un G</w:t>
+      </w:r>
+      <w:r>
+        <w:t>ateway?</w:t>
       </w:r>
       <w:bookmarkEnd w:id="19"/>
     </w:p>
@@ -8465,6 +8526,7 @@
         <w:pStyle w:val="Ttulo1"/>
       </w:pPr>
       <w:bookmarkStart w:id="20" w:name="_Toc227879413"/>
+      <w:proofErr w:type="gramStart"/>
       <w:r>
         <w:rPr>
           <w:color w:val="2E75B6"/>
@@ -8472,7 +8534,11 @@
         <w:t xml:space="preserve">20.  </w:t>
       </w:r>
       <w:r>
-        <w:t>¿Qué significa NBL según Microsoft?</w:t>
+        <w:t>¿</w:t>
+      </w:r>
+      <w:proofErr w:type="gramEnd"/>
+      <w:r>
+        <w:t>Qué significa NBL según Microsoft?</w:t>
       </w:r>
       <w:bookmarkEnd w:id="20"/>
     </w:p>
@@ -8621,7 +8687,15 @@
         <w:spacing w:after="80"/>
       </w:pPr>
       <w:r>
-        <w:t xml:space="preserve">Desde el punto de vista interno, esto permite que distintos drivers —por ejemplo </w:t>
+        <w:t xml:space="preserve">Desde el punto de vista interno, esto permite que distintos drivers —por </w:t>
+      </w:r>
+      <w:proofErr w:type="gramStart"/>
+      <w:r>
+        <w:t>ejemplo</w:t>
+      </w:r>
+      <w:proofErr w:type="gramEnd"/>
+      <w:r>
+        <w:t xml:space="preserve"> </w:t>
       </w:r>
       <w:proofErr w:type="spellStart"/>
       <w:r>
@@ -11965,10 +12039,18 @@
       </w:r>
       <w:proofErr w:type="spellEnd"/>
       <w:r>
-        <w:t xml:space="preserve">-LAN sobre buena conectividad, si </w:t>
-      </w:r>
-      <w:r>
-        <w:t xml:space="preserve"> la cuestión</w:t>
+        <w:t xml:space="preserve">-LAN sobre buena conectividad, </w:t>
+      </w:r>
+      <w:proofErr w:type="gramStart"/>
+      <w:r>
+        <w:t xml:space="preserve">si </w:t>
+      </w:r>
+      <w:r>
+        <w:t xml:space="preserve"> la</w:t>
+      </w:r>
+      <w:proofErr w:type="gramEnd"/>
+      <w:r>
+        <w:t xml:space="preserve"> cuestión</w:t>
       </w:r>
       <w:r>
         <w:t xml:space="preserve"> fuera costo.</w:t>
@@ -14422,13 +14504,32 @@
     </w:p>
     <w:p>
       <w:pPr>
+        <w:spacing w:after="60"/>
+      </w:pPr>
+    </w:p>
+    <w:p>
+      <w:pPr>
+        <w:spacing w:after="60"/>
+      </w:pPr>
+    </w:p>
+    <w:p>
+      <w:pPr>
+        <w:spacing w:after="60"/>
+      </w:pPr>
+    </w:p>
+    <w:p>
+      <w:pPr>
         <w:pStyle w:val="Ttulo2"/>
       </w:pPr>
       <w:bookmarkStart w:id="42" w:name="_Toc227879435"/>
       <w:r>
+        <w:lastRenderedPageBreak/>
         <w:t>RODRIGUEZ LEONEL FERNANDO</w:t>
       </w:r>
       <w:bookmarkEnd w:id="42"/>
+      <w:r>
+        <w:br/>
+      </w:r>
     </w:p>
     <w:p>
       <w:pPr>
@@ -14437,6 +14538,37 @@
         </w:pBdr>
         <w:spacing w:after="220"/>
       </w:pPr>
+      <w:r>
+        <w:t xml:space="preserve">Solo tengo experiencia en el sistema de administración de router, aperturas de puertos, generar un backdoor hacia una dirección </w:t>
+      </w:r>
+      <w:proofErr w:type="spellStart"/>
+      <w:r>
+        <w:t>ip</w:t>
+      </w:r>
+      <w:proofErr w:type="spellEnd"/>
+      <w:r>
+        <w:t xml:space="preserve"> especifica mediante la </w:t>
+      </w:r>
+      <w:proofErr w:type="spellStart"/>
+      <w:r>
+        <w:t>ip</w:t>
+      </w:r>
+      <w:proofErr w:type="spellEnd"/>
+      <w:r>
+        <w:t xml:space="preserve"> del </w:t>
+      </w:r>
+      <w:proofErr w:type="spellStart"/>
+      <w:r>
+        <w:t>router</w:t>
+      </w:r>
+      <w:proofErr w:type="spellEnd"/>
+      <w:r>
+        <w:t>, bloqueos de dispositivos por mac, captura de trafico para obtener un hash y vulnerar cifrados WPA2.</w:t>
+      </w:r>
+      <w:r>
+        <w:br/>
+        <w:t>También conectar un grupo de equipos por conexión de VPN.</w:t>
+      </w:r>
     </w:p>
     <w:p>
       <w:pPr>
@@ -14468,7 +14600,7 @@
 </file>
 
 <file path=word/endnotes.xml><?xml version="1.0" encoding="utf-8"?>
-<w:endnotes xmlns:wpc="http://schemas.microsoft.com/office/word/2010/wordprocessingCanvas" xmlns:cx="http://schemas.microsoft.com/office/drawing/2014/chartex" xmlns:cx1="http://schemas.microsoft.com/office/drawing/2015/9/8/chartex" xmlns:cx2="http://schemas.microsoft.com/office/drawing/2015/10/21/chartex" xmlns:cx3="http://schemas.microsoft.com/office/drawing/2016/5/9/chartex" xmlns:cx4="http://schemas.microsoft.com/office/drawing/2016/5/10/chartex" xmlns:cx5="http://schemas.microsoft.com/office/drawing/2016/5/11/chartex" xmlns:cx6="http://schemas.microsoft.com/office/drawing/2016/5/12/chartex" xmlns:cx7="http://schemas.microsoft.com/office/drawing/2016/5/13/chartex" xmlns:cx8="http://schemas.microsoft.com/office/drawing/2016/5/14/chartex" xmlns:mc="http://schemas.openxmlformats.org/markup-compatibility/2006" xmlns:aink="http://schemas.microsoft.com/office/drawing/2016/ink" xmlns:am3d="http://schemas.microsoft.com/office/drawing/2017/model3d" xmlns:o="urn:schemas-microsoft-com:office:office" xmlns:oel="http://schemas.microsoft.com/office/2019/extlst" xmlns:r="http://schemas.openxmlformats.org/officeDocument/2006/relationships" xmlns:m="http://schemas.openxmlformats.org/officeDocument/2006/math" xmlns:v="urn:schemas-microsoft-com:vml" xmlns:wp14="http://schemas.microsoft.com/office/word/2010/wordprocessingDrawing" xmlns:wp="http://schemas.openxmlformats.org/drawingml/2006/wordprocessingDrawing" xmlns:w10="urn:schemas-microsoft-com:office:word" xmlns:w="http://schemas.openxmlformats.org/wordprocessingml/2006/main" xmlns:w14="http://schemas.microsoft.com/office/word/2010/wordml" xmlns:w15="http://schemas.microsoft.com/office/word/2012/wordml" xmlns:w16cex="http://schemas.microsoft.com/office/word/2018/wordml/cex" xmlns:w16cid="http://schemas.microsoft.com/office/word/2016/wordml/cid" xmlns:w16="http://schemas.microsoft.com/office/word/2018/wordml" xmlns:w16sdtdh="http://schemas.microsoft.com/office/word/2020/wordml/sdtdatahash" xmlns:w16se="http://schemas.microsoft.com/office/word/2015/wordml/symex" xmlns:wpg="http://schemas.microsoft.com/office/word/2010/wordprocessingGroup" xmlns:wpi="http://schemas.microsoft.com/office/word/2010/wordprocessingInk" xmlns:wne="http://schemas.microsoft.com/office/word/2006/wordml" xmlns:wps="http://schemas.microsoft.com/office/word/2010/wordprocessingShape" mc:Ignorable="w14 w15 w16se w16cid w16 w16cex w16sdtdh wp14">
+<w:endnotes xmlns:wpc="http://schemas.microsoft.com/office/word/2010/wordprocessingCanvas" xmlns:cx="http://schemas.microsoft.com/office/drawing/2014/chartex" xmlns:cx1="http://schemas.microsoft.com/office/drawing/2015/9/8/chartex" xmlns:cx2="http://schemas.microsoft.com/office/drawing/2015/10/21/chartex" xmlns:cx3="http://schemas.microsoft.com/office/drawing/2016/5/9/chartex" xmlns:cx4="http://schemas.microsoft.com/office/drawing/2016/5/10/chartex" xmlns:cx5="http://schemas.microsoft.com/office/drawing/2016/5/11/chartex" xmlns:cx6="http://schemas.microsoft.com/office/drawing/2016/5/12/chartex" xmlns:cx7="http://schemas.microsoft.com/office/drawing/2016/5/13/chartex" xmlns:cx8="http://schemas.microsoft.com/office/drawing/2016/5/14/chartex" xmlns:mc="http://schemas.openxmlformats.org/markup-compatibility/2006" xmlns:aink="http://schemas.microsoft.com/office/drawing/2016/ink" xmlns:am3d="http://schemas.microsoft.com/office/drawing/2017/model3d" xmlns:o="urn:schemas-microsoft-com:office:office" xmlns:r="http://schemas.openxmlformats.org/officeDocument/2006/relationships" xmlns:m="http://schemas.openxmlformats.org/officeDocument/2006/math" xmlns:v="urn:schemas-microsoft-com:vml" xmlns:wp14="http://schemas.microsoft.com/office/word/2010/wordprocessingDrawing" xmlns:wp="http://schemas.openxmlformats.org/drawingml/2006/wordprocessingDrawing" xmlns:w10="urn:schemas-microsoft-com:office:word" xmlns:w="http://schemas.openxmlformats.org/wordprocessingml/2006/main" xmlns:w14="http://schemas.microsoft.com/office/word/2010/wordml" xmlns:w15="http://schemas.microsoft.com/office/word/2012/wordml" xmlns:w16cex="http://schemas.microsoft.com/office/word/2018/wordml/cex" xmlns:w16cid="http://schemas.microsoft.com/office/word/2016/wordml/cid" xmlns:w16="http://schemas.microsoft.com/office/word/2018/wordml" xmlns:w16sdtdh="http://schemas.microsoft.com/office/word/2020/wordml/sdtdatahash" xmlns:w16se="http://schemas.microsoft.com/office/word/2015/wordml/symex" xmlns:wpg="http://schemas.microsoft.com/office/word/2010/wordprocessingGroup" xmlns:wpi="http://schemas.microsoft.com/office/word/2010/wordprocessingInk" xmlns:wne="http://schemas.microsoft.com/office/word/2006/wordml" xmlns:wps="http://schemas.microsoft.com/office/word/2010/wordprocessingShape" mc:Ignorable="w14 w15 w16se w16cid w16 w16cex w16sdtdh wp14">
   <w:endnote w:type="separator" w:id="-1">
     <w:p>
       <w:r>
@@ -14487,7 +14619,7 @@
 </file>
 
 <file path=word/footer1.xml><?xml version="1.0" encoding="utf-8"?>
-<w:ftr xmlns:wpc="http://schemas.microsoft.com/office/word/2010/wordprocessingCanvas" xmlns:cx="http://schemas.microsoft.com/office/drawing/2014/chartex" xmlns:cx1="http://schemas.microsoft.com/office/drawing/2015/9/8/chartex" xmlns:cx2="http://schemas.microsoft.com/office/drawing/2015/10/21/chartex" xmlns:cx3="http://schemas.microsoft.com/office/drawing/2016/5/9/chartex" xmlns:cx4="http://schemas.microsoft.com/office/drawing/2016/5/10/chartex" xmlns:cx5="http://schemas.microsoft.com/office/drawing/2016/5/11/chartex" xmlns:cx6="http://schemas.microsoft.com/office/drawing/2016/5/12/chartex" xmlns:cx7="http://schemas.microsoft.com/office/drawing/2016/5/13/chartex" xmlns:cx8="http://schemas.microsoft.com/office/drawing/2016/5/14/chartex" xmlns:mc="http://schemas.openxmlformats.org/markup-compatibility/2006" xmlns:aink="http://schemas.microsoft.com/office/drawing/2016/ink" xmlns:am3d="http://schemas.microsoft.com/office/drawing/2017/model3d" xmlns:o="urn:schemas-microsoft-com:office:office" xmlns:oel="http://schemas.microsoft.com/office/2019/extlst" xmlns:r="http://schemas.openxmlformats.org/officeDocument/2006/relationships" xmlns:m="http://schemas.openxmlformats.org/officeDocument/2006/math" xmlns:v="urn:schemas-microsoft-com:vml" xmlns:wp14="http://schemas.microsoft.com/office/word/2010/wordprocessingDrawing" xmlns:wp="http://schemas.openxmlformats.org/drawingml/2006/wordprocessingDrawing" xmlns:w10="urn:schemas-microsoft-com:office:word" xmlns:w="http://schemas.openxmlformats.org/wordprocessingml/2006/main" xmlns:w14="http://schemas.microsoft.com/office/word/2010/wordml" xmlns:w15="http://schemas.microsoft.com/office/word/2012/wordml" xmlns:w16cex="http://schemas.microsoft.com/office/word/2018/wordml/cex" xmlns:w16cid="http://schemas.microsoft.com/office/word/2016/wordml/cid" xmlns:w16="http://schemas.microsoft.com/office/word/2018/wordml" xmlns:w16sdtdh="http://schemas.microsoft.com/office/word/2020/wordml/sdtdatahash" xmlns:w16se="http://schemas.microsoft.com/office/word/2015/wordml/symex" xmlns:wpg="http://schemas.microsoft.com/office/word/2010/wordprocessingGroup" xmlns:wpi="http://schemas.microsoft.com/office/word/2010/wordprocessingInk" xmlns:wne="http://schemas.microsoft.com/office/word/2006/wordml" xmlns:wps="http://schemas.microsoft.com/office/word/2010/wordprocessingShape" mc:Ignorable="w14 w15 w16se w16cid w16 w16cex w16sdtdh wp14">
+<w:ftr xmlns:wpc="http://schemas.microsoft.com/office/word/2010/wordprocessingCanvas" xmlns:cx="http://schemas.microsoft.com/office/drawing/2014/chartex" xmlns:cx1="http://schemas.microsoft.com/office/drawing/2015/9/8/chartex" xmlns:cx2="http://schemas.microsoft.com/office/drawing/2015/10/21/chartex" xmlns:cx3="http://schemas.microsoft.com/office/drawing/2016/5/9/chartex" xmlns:cx4="http://schemas.microsoft.com/office/drawing/2016/5/10/chartex" xmlns:cx5="http://schemas.microsoft.com/office/drawing/2016/5/11/chartex" xmlns:cx6="http://schemas.microsoft.com/office/drawing/2016/5/12/chartex" xmlns:cx7="http://schemas.microsoft.com/office/drawing/2016/5/13/chartex" xmlns:cx8="http://schemas.microsoft.com/office/drawing/2016/5/14/chartex" xmlns:mc="http://schemas.openxmlformats.org/markup-compatibility/2006" xmlns:aink="http://schemas.microsoft.com/office/drawing/2016/ink" xmlns:am3d="http://schemas.microsoft.com/office/drawing/2017/model3d" xmlns:o="urn:schemas-microsoft-com:office:office" xmlns:r="http://schemas.openxmlformats.org/officeDocument/2006/relationships" xmlns:m="http://schemas.openxmlformats.org/officeDocument/2006/math" xmlns:v="urn:schemas-microsoft-com:vml" xmlns:wp14="http://schemas.microsoft.com/office/word/2010/wordprocessingDrawing" xmlns:wp="http://schemas.openxmlformats.org/drawingml/2006/wordprocessingDrawing" xmlns:w10="urn:schemas-microsoft-com:office:word" xmlns:w="http://schemas.openxmlformats.org/wordprocessingml/2006/main" xmlns:w14="http://schemas.microsoft.com/office/word/2010/wordml" xmlns:w15="http://schemas.microsoft.com/office/word/2012/wordml" xmlns:w16cex="http://schemas.microsoft.com/office/word/2018/wordml/cex" xmlns:w16cid="http://schemas.microsoft.com/office/word/2016/wordml/cid" xmlns:w16="http://schemas.microsoft.com/office/word/2018/wordml" xmlns:w16sdtdh="http://schemas.microsoft.com/office/word/2020/wordml/sdtdatahash" xmlns:w16se="http://schemas.microsoft.com/office/word/2015/wordml/symex" xmlns:wpg="http://schemas.microsoft.com/office/word/2010/wordprocessingGroup" xmlns:wpi="http://schemas.microsoft.com/office/word/2010/wordprocessingInk" xmlns:wne="http://schemas.microsoft.com/office/word/2006/wordml" xmlns:wps="http://schemas.microsoft.com/office/word/2010/wordprocessingShape" mc:Ignorable="w14 w15 w16se w16cid w16 w16cex w16sdtdh wp14">
   <w:p>
     <w:pPr>
       <w:pStyle w:val="Piedepgina"/>
@@ -14498,7 +14630,7 @@
 </file>
 
 <file path=word/footnotes.xml><?xml version="1.0" encoding="utf-8"?>
-<w:footnotes xmlns:wpc="http://schemas.microsoft.com/office/word/2010/wordprocessingCanvas" xmlns:cx="http://schemas.microsoft.com/office/drawing/2014/chartex" xmlns:cx1="http://schemas.microsoft.com/office/drawing/2015/9/8/chartex" xmlns:cx2="http://schemas.microsoft.com/office/drawing/2015/10/21/chartex" xmlns:cx3="http://schemas.microsoft.com/office/drawing/2016/5/9/chartex" xmlns:cx4="http://schemas.microsoft.com/office/drawing/2016/5/10/chartex" xmlns:cx5="http://schemas.microsoft.com/office/drawing/2016/5/11/chartex" xmlns:cx6="http://schemas.microsoft.com/office/drawing/2016/5/12/chartex" xmlns:cx7="http://schemas.microsoft.com/office/drawing/2016/5/13/chartex" xmlns:cx8="http://schemas.microsoft.com/office/drawing/2016/5/14/chartex" xmlns:mc="http://schemas.openxmlformats.org/markup-compatibility/2006" xmlns:aink="http://schemas.microsoft.com/office/drawing/2016/ink" xmlns:am3d="http://schemas.microsoft.com/office/drawing/2017/model3d" xmlns:o="urn:schemas-microsoft-com:office:office" xmlns:oel="http://schemas.microsoft.com/office/2019/extlst" xmlns:r="http://schemas.openxmlformats.org/officeDocument/2006/relationships" xmlns:m="http://schemas.openxmlformats.org/officeDocument/2006/math" xmlns:v="urn:schemas-microsoft-com:vml" xmlns:wp14="http://schemas.microsoft.com/office/word/2010/wordprocessingDrawing" xmlns:wp="http://schemas.openxmlformats.org/drawingml/2006/wordprocessingDrawing" xmlns:w10="urn:schemas-microsoft-com:office:word" xmlns:w="http://schemas.openxmlformats.org/wordprocessingml/2006/main" xmlns:w14="http://schemas.microsoft.com/office/word/2010/wordml" xmlns:w15="http://schemas.microsoft.com/office/word/2012/wordml" xmlns:w16cex="http://schemas.microsoft.com/office/word/2018/wordml/cex" xmlns:w16cid="http://schemas.microsoft.com/office/word/2016/wordml/cid" xmlns:w16="http://schemas.microsoft.com/office/word/2018/wordml" xmlns:w16sdtdh="http://schemas.microsoft.com/office/word/2020/wordml/sdtdatahash" xmlns:w16se="http://schemas.microsoft.com/office/word/2015/wordml/symex" xmlns:wpg="http://schemas.microsoft.com/office/word/2010/wordprocessingGroup" xmlns:wpi="http://schemas.microsoft.com/office/word/2010/wordprocessingInk" xmlns:wne="http://schemas.microsoft.com/office/word/2006/wordml" xmlns:wps="http://schemas.microsoft.com/office/word/2010/wordprocessingShape" mc:Ignorable="w14 w15 w16se w16cid w16 w16cex w16sdtdh wp14">
+<w:footnotes xmlns:wpc="http://schemas.microsoft.com/office/word/2010/wordprocessingCanvas" xmlns:cx="http://schemas.microsoft.com/office/drawing/2014/chartex" xmlns:cx1="http://schemas.microsoft.com/office/drawing/2015/9/8/chartex" xmlns:cx2="http://schemas.microsoft.com/office/drawing/2015/10/21/chartex" xmlns:cx3="http://schemas.microsoft.com/office/drawing/2016/5/9/chartex" xmlns:cx4="http://schemas.microsoft.com/office/drawing/2016/5/10/chartex" xmlns:cx5="http://schemas.microsoft.com/office/drawing/2016/5/11/chartex" xmlns:cx6="http://schemas.microsoft.com/office/drawing/2016/5/12/chartex" xmlns:cx7="http://schemas.microsoft.com/office/drawing/2016/5/13/chartex" xmlns:cx8="http://schemas.microsoft.com/office/drawing/2016/5/14/chartex" xmlns:mc="http://schemas.openxmlformats.org/markup-compatibility/2006" xmlns:aink="http://schemas.microsoft.com/office/drawing/2016/ink" xmlns:am3d="http://schemas.microsoft.com/office/drawing/2017/model3d" xmlns:o="urn:schemas-microsoft-com:office:office" xmlns:r="http://schemas.openxmlformats.org/officeDocument/2006/relationships" xmlns:m="http://schemas.openxmlformats.org/officeDocument/2006/math" xmlns:v="urn:schemas-microsoft-com:vml" xmlns:wp14="http://schemas.microsoft.com/office/word/2010/wordprocessingDrawing" xmlns:wp="http://schemas.openxmlformats.org/drawingml/2006/wordprocessingDrawing" xmlns:w10="urn:schemas-microsoft-com:office:word" xmlns:w="http://schemas.openxmlformats.org/wordprocessingml/2006/main" xmlns:w14="http://schemas.microsoft.com/office/word/2010/wordml" xmlns:w15="http://schemas.microsoft.com/office/word/2012/wordml" xmlns:w16cex="http://schemas.microsoft.com/office/word/2018/wordml/cex" xmlns:w16cid="http://schemas.microsoft.com/office/word/2016/wordml/cid" xmlns:w16="http://schemas.microsoft.com/office/word/2018/wordml" xmlns:w16sdtdh="http://schemas.microsoft.com/office/word/2020/wordml/sdtdatahash" xmlns:w16se="http://schemas.microsoft.com/office/word/2015/wordml/symex" xmlns:wpg="http://schemas.microsoft.com/office/word/2010/wordprocessingGroup" xmlns:wpi="http://schemas.microsoft.com/office/word/2010/wordprocessingInk" xmlns:wne="http://schemas.microsoft.com/office/word/2006/wordml" xmlns:wps="http://schemas.microsoft.com/office/word/2010/wordprocessingShape" mc:Ignorable="w14 w15 w16se w16cid w16 w16cex w16sdtdh wp14">
   <w:footnote w:type="separator" w:id="-1">
     <w:p>
       <w:r>
@@ -14517,7 +14649,7 @@
 </file>
 
 <file path=word/numbering.xml><?xml version="1.0" encoding="utf-8"?>
-<w:numbering xmlns:wpc="http://schemas.microsoft.com/office/word/2010/wordprocessingCanvas" xmlns:cx="http://schemas.microsoft.com/office/drawing/2014/chartex" xmlns:cx1="http://schemas.microsoft.com/office/drawing/2015/9/8/chartex" xmlns:cx2="http://schemas.microsoft.com/office/drawing/2015/10/21/chartex" xmlns:cx3="http://schemas.microsoft.com/office/drawing/2016/5/9/chartex" xmlns:cx4="http://schemas.microsoft.com/office/drawing/2016/5/10/chartex" xmlns:cx5="http://schemas.microsoft.com/office/drawing/2016/5/11/chartex" xmlns:cx6="http://schemas.microsoft.com/office/drawing/2016/5/12/chartex" xmlns:cx7="http://schemas.microsoft.com/office/drawing/2016/5/13/chartex" xmlns:cx8="http://schemas.microsoft.com/office/drawing/2016/5/14/chartex" xmlns:mc="http://schemas.openxmlformats.org/markup-compatibility/2006" xmlns:aink="http://schemas.microsoft.com/office/drawing/2016/ink" xmlns:am3d="http://schemas.microsoft.com/office/drawing/2017/model3d" xmlns:o="urn:schemas-microsoft-com:office:office" xmlns:oel="http://schemas.microsoft.com/office/2019/extlst" xmlns:r="http://schemas.openxmlformats.org/officeDocument/2006/relationships" xmlns:m="http://schemas.openxmlformats.org/officeDocument/2006/math" xmlns:v="urn:schemas-microsoft-com:vml" xmlns:wp14="http://schemas.microsoft.com/office/word/2010/wordprocessingDrawing" xmlns:wp="http://schemas.openxmlformats.org/drawingml/2006/wordprocessingDrawing" xmlns:w10="urn:schemas-microsoft-com:office:word" xmlns:w="http://schemas.openxmlformats.org/wordprocessingml/2006/main" xmlns:w14="http://schemas.microsoft.com/office/word/2010/wordml" xmlns:w15="http://schemas.microsoft.com/office/word/2012/wordml" xmlns:w16cex="http://schemas.microsoft.com/office/word/2018/wordml/cex" xmlns:w16cid="http://schemas.microsoft.com/office/word/2016/wordml/cid" xmlns:w16="http://schemas.microsoft.com/office/word/2018/wordml" xmlns:w16sdtdh="http://schemas.microsoft.com/office/word/2020/wordml/sdtdatahash" xmlns:w16se="http://schemas.microsoft.com/office/word/2015/wordml/symex" xmlns:wpg="http://schemas.microsoft.com/office/word/2010/wordprocessingGroup" xmlns:wpi="http://schemas.microsoft.com/office/word/2010/wordprocessingInk" xmlns:wne="http://schemas.microsoft.com/office/word/2006/wordml" xmlns:wps="http://schemas.microsoft.com/office/word/2010/wordprocessingShape" mc:Ignorable="w14 w15 w16se w16cid w16 w16cex w16sdtdh wp14">
+<w:numbering xmlns:wpc="http://schemas.microsoft.com/office/word/2010/wordprocessingCanvas" xmlns:cx="http://schemas.microsoft.com/office/drawing/2014/chartex" xmlns:cx1="http://schemas.microsoft.com/office/drawing/2015/9/8/chartex" xmlns:cx2="http://schemas.microsoft.com/office/drawing/2015/10/21/chartex" xmlns:cx3="http://schemas.microsoft.com/office/drawing/2016/5/9/chartex" xmlns:cx4="http://schemas.microsoft.com/office/drawing/2016/5/10/chartex" xmlns:cx5="http://schemas.microsoft.com/office/drawing/2016/5/11/chartex" xmlns:cx6="http://schemas.microsoft.com/office/drawing/2016/5/12/chartex" xmlns:cx7="http://schemas.microsoft.com/office/drawing/2016/5/13/chartex" xmlns:cx8="http://schemas.microsoft.com/office/drawing/2016/5/14/chartex" xmlns:mc="http://schemas.openxmlformats.org/markup-compatibility/2006" xmlns:aink="http://schemas.microsoft.com/office/drawing/2016/ink" xmlns:am3d="http://schemas.microsoft.com/office/drawing/2017/model3d" xmlns:o="urn:schemas-microsoft-com:office:office" xmlns:r="http://schemas.openxmlformats.org/officeDocument/2006/relationships" xmlns:m="http://schemas.openxmlformats.org/officeDocument/2006/math" xmlns:v="urn:schemas-microsoft-com:vml" xmlns:wp14="http://schemas.microsoft.com/office/word/2010/wordprocessingDrawing" xmlns:wp="http://schemas.openxmlformats.org/drawingml/2006/wordprocessingDrawing" xmlns:w10="urn:schemas-microsoft-com:office:word" xmlns:w="http://schemas.openxmlformats.org/wordprocessingml/2006/main" xmlns:w14="http://schemas.microsoft.com/office/word/2010/wordml" xmlns:w15="http://schemas.microsoft.com/office/word/2012/wordml" xmlns:w16cex="http://schemas.microsoft.com/office/word/2018/wordml/cex" xmlns:w16cid="http://schemas.microsoft.com/office/word/2016/wordml/cid" xmlns:w16="http://schemas.microsoft.com/office/word/2018/wordml" xmlns:w16sdtdh="http://schemas.microsoft.com/office/word/2020/wordml/sdtdatahash" xmlns:w16se="http://schemas.microsoft.com/office/word/2015/wordml/symex" xmlns:wpg="http://schemas.microsoft.com/office/word/2010/wordprocessingGroup" xmlns:wpi="http://schemas.microsoft.com/office/word/2010/wordprocessingInk" xmlns:wne="http://schemas.microsoft.com/office/word/2006/wordml" xmlns:wps="http://schemas.microsoft.com/office/word/2010/wordprocessingShape" mc:Ignorable="w14 w15 w16se w16cid w16 w16cex w16sdtdh wp14">
   <w:abstractNum w:abstractNumId="0" w15:restartNumberingAfterBreak="0">
     <w:nsid w:val="00F13D17"/>
     <w:multiLevelType w:val="multilevel"/>
@@ -17836,97 +17968,97 @@
       </w:pPr>
     </w:lvl>
   </w:abstractNum>
-  <w:num w:numId="1" w16cid:durableId="1266890059">
+  <w:num w:numId="1">
     <w:abstractNumId w:val="25"/>
     <w:lvlOverride w:ilvl="0">
       <w:startOverride w:val="1"/>
     </w:lvlOverride>
   </w:num>
-  <w:num w:numId="2" w16cid:durableId="835849177">
+  <w:num w:numId="2">
     <w:abstractNumId w:val="3"/>
   </w:num>
-  <w:num w:numId="3" w16cid:durableId="875234914">
+  <w:num w:numId="3">
     <w:abstractNumId w:val="27"/>
   </w:num>
-  <w:num w:numId="4" w16cid:durableId="2135783179">
+  <w:num w:numId="4">
     <w:abstractNumId w:val="18"/>
   </w:num>
-  <w:num w:numId="5" w16cid:durableId="1220019519">
+  <w:num w:numId="5">
     <w:abstractNumId w:val="2"/>
   </w:num>
-  <w:num w:numId="6" w16cid:durableId="1191796521">
+  <w:num w:numId="6">
     <w:abstractNumId w:val="11"/>
   </w:num>
-  <w:num w:numId="7" w16cid:durableId="958295259">
+  <w:num w:numId="7">
     <w:abstractNumId w:val="28"/>
   </w:num>
-  <w:num w:numId="8" w16cid:durableId="1892308696">
+  <w:num w:numId="8">
     <w:abstractNumId w:val="0"/>
   </w:num>
-  <w:num w:numId="9" w16cid:durableId="336074998">
+  <w:num w:numId="9">
     <w:abstractNumId w:val="14"/>
   </w:num>
-  <w:num w:numId="10" w16cid:durableId="1396902758">
+  <w:num w:numId="10">
     <w:abstractNumId w:val="6"/>
   </w:num>
-  <w:num w:numId="11" w16cid:durableId="1551071323">
+  <w:num w:numId="11">
     <w:abstractNumId w:val="21"/>
   </w:num>
-  <w:num w:numId="12" w16cid:durableId="1052383789">
+  <w:num w:numId="12">
     <w:abstractNumId w:val="8"/>
   </w:num>
-  <w:num w:numId="13" w16cid:durableId="1864318913">
+  <w:num w:numId="13">
     <w:abstractNumId w:val="10"/>
   </w:num>
-  <w:num w:numId="14" w16cid:durableId="934705115">
+  <w:num w:numId="14">
     <w:abstractNumId w:val="25"/>
   </w:num>
-  <w:num w:numId="15" w16cid:durableId="564681270">
+  <w:num w:numId="15">
     <w:abstractNumId w:val="7"/>
   </w:num>
-  <w:num w:numId="16" w16cid:durableId="548690951">
+  <w:num w:numId="16">
     <w:abstractNumId w:val="23"/>
   </w:num>
-  <w:num w:numId="17" w16cid:durableId="1383288293">
+  <w:num w:numId="17">
     <w:abstractNumId w:val="13"/>
   </w:num>
-  <w:num w:numId="18" w16cid:durableId="2012564879">
+  <w:num w:numId="18">
     <w:abstractNumId w:val="24"/>
   </w:num>
-  <w:num w:numId="19" w16cid:durableId="74979136">
+  <w:num w:numId="19">
     <w:abstractNumId w:val="20"/>
   </w:num>
-  <w:num w:numId="20" w16cid:durableId="1684746103">
+  <w:num w:numId="20">
     <w:abstractNumId w:val="16"/>
   </w:num>
-  <w:num w:numId="21" w16cid:durableId="1247106948">
+  <w:num w:numId="21">
     <w:abstractNumId w:val="12"/>
   </w:num>
-  <w:num w:numId="22" w16cid:durableId="1861972225">
+  <w:num w:numId="22">
     <w:abstractNumId w:val="17"/>
   </w:num>
-  <w:num w:numId="23" w16cid:durableId="349647171">
+  <w:num w:numId="23">
     <w:abstractNumId w:val="15"/>
   </w:num>
-  <w:num w:numId="24" w16cid:durableId="1339502873">
+  <w:num w:numId="24">
     <w:abstractNumId w:val="19"/>
   </w:num>
-  <w:num w:numId="25" w16cid:durableId="636492092">
+  <w:num w:numId="25">
     <w:abstractNumId w:val="9"/>
   </w:num>
-  <w:num w:numId="26" w16cid:durableId="777456765">
+  <w:num w:numId="26">
     <w:abstractNumId w:val="1"/>
   </w:num>
-  <w:num w:numId="27" w16cid:durableId="569079715">
+  <w:num w:numId="27">
     <w:abstractNumId w:val="4"/>
   </w:num>
-  <w:num w:numId="28" w16cid:durableId="1582594105">
+  <w:num w:numId="28">
     <w:abstractNumId w:val="26"/>
   </w:num>
-  <w:num w:numId="29" w16cid:durableId="1575431964">
+  <w:num w:numId="29">
     <w:abstractNumId w:val="22"/>
   </w:num>
-  <w:num w:numId="30" w16cid:durableId="1231232441">
+  <w:num w:numId="30">
     <w:abstractNumId w:val="5"/>
   </w:num>
 </w:numbering>
